--- a/output/交付物/中国人形机器人产业链研究.docx
+++ b/output/交付物/中国人形机器人产业链研究.docx
@@ -2504,7 +2504,7 @@
                 <w:sz w:val="24"/>
                 <w:szCs w:val="24"/>
               </w:rPr>
-              <w:t>24</w:t>
+              <w:t>26</w:t>
             </w:r>
             <w:r>
               <w:rPr>
@@ -2593,7 +2593,7 @@
                 <w:sz w:val="24"/>
                 <w:szCs w:val="24"/>
               </w:rPr>
-              <w:t>24</w:t>
+              <w:t>27</w:t>
             </w:r>
             <w:r>
               <w:rPr>
@@ -2682,7 +2682,7 @@
                 <w:sz w:val="24"/>
                 <w:szCs w:val="24"/>
               </w:rPr>
-              <w:t>26</w:t>
+              <w:t>28</w:t>
             </w:r>
             <w:r>
               <w:rPr>
@@ -2763,7 +2763,7 @@
                 <w:sz w:val="24"/>
                 <w:szCs w:val="24"/>
               </w:rPr>
-              <w:t>26</w:t>
+              <w:t>29</w:t>
             </w:r>
             <w:r>
               <w:rPr>
@@ -2851,7 +2851,7 @@
                 <w:sz w:val="24"/>
                 <w:szCs w:val="24"/>
               </w:rPr>
-              <w:t>27</w:t>
+              <w:t>29</w:t>
             </w:r>
             <w:r>
               <w:rPr>
@@ -2940,7 +2940,7 @@
                 <w:sz w:val="24"/>
                 <w:szCs w:val="24"/>
               </w:rPr>
-              <w:t>29</w:t>
+              <w:t>31</w:t>
             </w:r>
             <w:r>
               <w:rPr>
@@ -3029,7 +3029,7 @@
                 <w:sz w:val="24"/>
                 <w:szCs w:val="24"/>
               </w:rPr>
-              <w:t>30</w:t>
+              <w:t>32</w:t>
             </w:r>
             <w:r>
               <w:rPr>
@@ -3118,7 +3118,7 @@
                 <w:sz w:val="24"/>
                 <w:szCs w:val="24"/>
               </w:rPr>
-              <w:t>31</w:t>
+              <w:t>33</w:t>
             </w:r>
             <w:r>
               <w:rPr>
@@ -3207,7 +3207,7 @@
                 <w:sz w:val="24"/>
                 <w:szCs w:val="24"/>
               </w:rPr>
-              <w:t>32</w:t>
+              <w:t>34</w:t>
             </w:r>
             <w:r>
               <w:rPr>
@@ -3296,7 +3296,7 @@
                 <w:sz w:val="24"/>
                 <w:szCs w:val="24"/>
               </w:rPr>
-              <w:t>32</w:t>
+              <w:t>34</w:t>
             </w:r>
             <w:r>
               <w:rPr>
@@ -3377,7 +3377,7 @@
                 <w:sz w:val="24"/>
                 <w:szCs w:val="24"/>
               </w:rPr>
-              <w:t>33</w:t>
+              <w:t>35</w:t>
             </w:r>
             <w:r>
               <w:rPr>
@@ -3465,7 +3465,7 @@
                 <w:sz w:val="24"/>
                 <w:szCs w:val="24"/>
               </w:rPr>
-              <w:t>33</w:t>
+              <w:t>35</w:t>
             </w:r>
             <w:r>
               <w:rPr>
@@ -3554,7 +3554,7 @@
                 <w:sz w:val="24"/>
                 <w:szCs w:val="24"/>
               </w:rPr>
-              <w:t>34</w:t>
+              <w:t>36</w:t>
             </w:r>
             <w:r>
               <w:rPr>
@@ -3643,7 +3643,7 @@
                 <w:sz w:val="24"/>
                 <w:szCs w:val="24"/>
               </w:rPr>
-              <w:t>34</w:t>
+              <w:t>36</w:t>
             </w:r>
             <w:r>
               <w:rPr>
@@ -3732,7 +3732,7 @@
                 <w:sz w:val="24"/>
                 <w:szCs w:val="24"/>
               </w:rPr>
-              <w:t>35</w:t>
+              <w:t>37</w:t>
             </w:r>
             <w:r>
               <w:rPr>
@@ -3821,7 +3821,7 @@
                 <w:sz w:val="24"/>
                 <w:szCs w:val="24"/>
               </w:rPr>
-              <w:t>35</w:t>
+              <w:t>37</w:t>
             </w:r>
             <w:r>
               <w:rPr>
@@ -3910,7 +3910,7 @@
                 <w:sz w:val="24"/>
                 <w:szCs w:val="24"/>
               </w:rPr>
-              <w:t>36</w:t>
+              <w:t>39</w:t>
             </w:r>
             <w:r>
               <w:rPr>
@@ -3991,7 +3991,7 @@
                 <w:sz w:val="24"/>
                 <w:szCs w:val="24"/>
               </w:rPr>
-              <w:t>37</w:t>
+              <w:t>39</w:t>
             </w:r>
             <w:r>
               <w:rPr>
@@ -4079,7 +4079,7 @@
                 <w:sz w:val="24"/>
                 <w:szCs w:val="24"/>
               </w:rPr>
-              <w:t>37</w:t>
+              <w:t>39</w:t>
             </w:r>
             <w:r>
               <w:rPr>
@@ -4168,7 +4168,7 @@
                 <w:sz w:val="24"/>
                 <w:szCs w:val="24"/>
               </w:rPr>
-              <w:t>38</w:t>
+              <w:t>40</w:t>
             </w:r>
             <w:r>
               <w:rPr>
@@ -4257,7 +4257,7 @@
                 <w:sz w:val="24"/>
                 <w:szCs w:val="24"/>
               </w:rPr>
-              <w:t>38</w:t>
+              <w:t>40</w:t>
             </w:r>
             <w:r>
               <w:rPr>
@@ -4346,7 +4346,7 @@
                 <w:sz w:val="24"/>
                 <w:szCs w:val="24"/>
               </w:rPr>
-              <w:t>40</w:t>
+              <w:t>42</w:t>
             </w:r>
             <w:r>
               <w:rPr>
@@ -4427,7 +4427,7 @@
                 <w:sz w:val="24"/>
                 <w:szCs w:val="24"/>
               </w:rPr>
-              <w:t>40</w:t>
+              <w:t>42</w:t>
             </w:r>
             <w:r>
               <w:rPr>
@@ -5093,10 +5093,13 @@
     <w:p>
       <w:pPr>
         <w:pStyle w:val="a6"/>
+        <w:jc w:val="center"/>
       </w:pPr>
       <w:r>
         <w:rPr>
           <w:rFonts w:hint="eastAsia"/>
+          <w:sz w:val="11"/>
+          <w:szCs w:val="11"/>
         </w:rPr>
         <w:t>资料来源：各公司官网及公开产品资料、世界机器人大会展商资料、公开新闻报道，本报告整理。</w:t>
       </w:r>
@@ -5744,10 +5747,13 @@
     <w:p>
       <w:pPr>
         <w:pStyle w:val="a6"/>
+        <w:jc w:val="center"/>
       </w:pPr>
       <w:r>
         <w:rPr>
           <w:rFonts w:hint="eastAsia"/>
+          <w:sz w:val="11"/>
+          <w:szCs w:val="11"/>
         </w:rPr>
         <w:t>资料来源：公开技术资料、行业白皮书及券商研究报告，本报告整理。</w:t>
       </w:r>
@@ -5876,10 +5882,13 @@
     <w:p>
       <w:pPr>
         <w:pStyle w:val="a6"/>
+        <w:jc w:val="center"/>
       </w:pPr>
       <w:r>
         <w:rPr>
           <w:rFonts w:hint="eastAsia"/>
+          <w:sz w:val="11"/>
+          <w:szCs w:val="11"/>
         </w:rPr>
         <w:t>数据来源：券商研究报告及觅途咨询（M2）《2026年全球及中国人形机器人关节模组市场发展白皮书》等公开测算，本报告整理。各机构口径存在差异，本图用于观察价值量的相对集中度，不作为精确成本拆分依据。</w:t>
       </w:r>
@@ -5991,10 +6000,13 @@
     <w:p>
       <w:pPr>
         <w:pStyle w:val="a6"/>
+        <w:jc w:val="center"/>
       </w:pPr>
       <w:r>
         <w:rPr>
           <w:rFonts w:hint="eastAsia"/>
+          <w:sz w:val="11"/>
+          <w:szCs w:val="11"/>
         </w:rPr>
         <w:t>数据来源：高工机器人（GGII）《全球谐波减速器市场"沉浮录"》，2025年6月11日。左图为国产厂商在谐波减速器市场的份额，右图为全球工业机器人用谐波减速器TOP4厂商合计份额，两者统计边界不同，不可直接换算。</w:t>
       </w:r>
@@ -6066,10 +6078,13 @@
     <w:p>
       <w:pPr>
         <w:pStyle w:val="a6"/>
+        <w:jc w:val="center"/>
       </w:pPr>
       <w:r>
         <w:rPr>
           <w:rFonts w:hint="eastAsia"/>
+          <w:sz w:val="11"/>
+          <w:szCs w:val="11"/>
         </w:rPr>
         <w:t>数据来源：绿的谐波（688017.SH）2025年年度报告、来福谐波（03952.HK）港交所上市文件及相关媒体报道。绿的谐波销量口径为"谐波减速器及金属部件"，来福谐波为"谐波减速器"，两者口径不完全一致。</w:t>
       </w:r>
@@ -6655,10 +6670,13 @@
     <w:p>
       <w:pPr>
         <w:pStyle w:val="a6"/>
+        <w:jc w:val="center"/>
       </w:pPr>
       <w:r>
         <w:rPr>
           <w:rFonts w:hint="eastAsia"/>
+          <w:sz w:val="11"/>
+          <w:szCs w:val="11"/>
         </w:rPr>
         <w:t>数据来源：MIR DATABANK、各公司公开披露及投资者交流记录、行业媒体报道，本报告整理。</w:t>
       </w:r>
@@ -7266,10 +7284,13 @@
     <w:p>
       <w:pPr>
         <w:pStyle w:val="a6"/>
+        <w:jc w:val="center"/>
       </w:pPr>
       <w:r>
         <w:rPr>
           <w:rFonts w:hint="eastAsia"/>
+          <w:sz w:val="11"/>
+          <w:szCs w:val="11"/>
         </w:rPr>
         <w:t>资料来源：行业白皮书、各公司公开披露及公开新闻报道，本报告整理。</w:t>
       </w:r>
@@ -7822,10 +7843,13 @@
     <w:p>
       <w:pPr>
         <w:pStyle w:val="a6"/>
+        <w:jc w:val="center"/>
       </w:pPr>
       <w:r>
         <w:rPr>
           <w:rFonts w:hint="eastAsia"/>
+          <w:sz w:val="11"/>
+          <w:szCs w:val="11"/>
         </w:rPr>
         <w:t>数据来源：各细分行业研究报告、券商研究报告及公开新闻报道，本报告整理。</w:t>
       </w:r>
@@ -8538,10 +8562,13 @@
     <w:p>
       <w:pPr>
         <w:pStyle w:val="a6"/>
+        <w:jc w:val="center"/>
       </w:pPr>
       <w:r>
         <w:rPr>
           <w:rFonts w:hint="eastAsia"/>
+          <w:sz w:val="11"/>
+          <w:szCs w:val="11"/>
         </w:rPr>
         <w:t>数据来源：新战略咨询与人形机器人场景应用联盟《2025—2026年度人形机器人产业发展研究报告》，2026年3月30日发布，本报告整理。</w:t>
       </w:r>
@@ -8670,10 +8697,13 @@
     <w:p>
       <w:pPr>
         <w:pStyle w:val="a6"/>
+        <w:jc w:val="center"/>
       </w:pPr>
       <w:r>
         <w:rPr>
           <w:rFonts w:hint="eastAsia"/>
+          <w:sz w:val="11"/>
+          <w:szCs w:val="11"/>
         </w:rPr>
         <w:t>数据来源：2024—2025年实际值取新战略咨询与人形机器人场景应用联盟《2025—2026年度人形机器人产业发展研究报告》（2026年3月30日）口径；2026年预测值分别取中商产业研究院与摩根士丹利。2024年数值系按该报告披露的2025年出货2万台、同比增长614.29%倒算，为估算值。作为对照，GGII口径为2024年2,400台、2025年约1.8万台。2026年上半年实际出货已超4万台（工业和信息化主管部门数据），高于图中年初预测。</w:t>
       </w:r>
@@ -8792,10 +8822,13 @@
     <w:p>
       <w:pPr>
         <w:pStyle w:val="a6"/>
+        <w:jc w:val="center"/>
       </w:pPr>
       <w:r>
         <w:rPr>
           <w:rFonts w:hint="eastAsia"/>
+          <w:sz w:val="11"/>
+          <w:szCs w:val="11"/>
         </w:rPr>
         <w:t>数据来源：新战略咨询与人形机器人场景应用联盟《2025—2026年度人形机器人产业发展研究报告》，2026年3月30日发布。</w:t>
       </w:r>
@@ -9055,10 +9088,13 @@
     <w:p>
       <w:pPr>
         <w:pStyle w:val="a6"/>
+        <w:jc w:val="center"/>
       </w:pPr>
       <w:r>
         <w:rPr>
           <w:rFonts w:hint="eastAsia"/>
+          <w:sz w:val="11"/>
+          <w:szCs w:val="11"/>
         </w:rPr>
         <w:t>数据来源：北京赛迪出版传媒与中国电子报《2025年人形机器人市场研究报告》。需要说明的是，各机构对第二梯队企业的出货口径差异较大：IDC统计银河通用、优必选、众擎、星尘智能等厂商出货在400台至1,000台之间；优必选2025年年报披露全尺寸具身智能人形机器人销量1,079台；新战略咨询口径下智元为5,168台。本图仅用于观察行业集中度，不作为单家企业出货量的依据。</w:t>
       </w:r>
@@ -9314,7 +9350,7 @@
         <w:rPr>
           <w:rFonts w:hint="eastAsia"/>
         </w:rPr>
-        <w:t>智元机器人（智元创新（上海）科技股份有限公司）成立于2023年2月，由前华为"天才少年"彭志辉（稚晖君）与原华为高管邓泰华共同创立，是国内产品矩阵最完整、量产爬坡最快的整机企业之一，也是本次拜访标的可以直接对接的下游客户资源。公司近期已将自身定位由"人形机器人本体厂商"调整为"具身智能基础模型公司"，强调本体、模型与生态的一体化输出。</w:t>
+        <w:t>智元机器人（智元创新（上海）科技股份有限公司）成立于2023年2月，是国内产品矩阵最完整、量产爬坡最快的整机企业之一，也是本次拜访标的可以直接对接的下游客户资源。公司近期已将自身定位由"人形机器人本体厂商"调整为"具身智能基础模型公司"，强调本体、模型与生态的一体化输出。鉴于其对无锡巨蟹的直接业务相关性，本节从创始团队与组织、产品线、软件与模型、研发管理机制、供应链体系、资本化六个维度展开。</w:t>
       </w:r>
     </w:p>
     <w:p>
@@ -9325,7 +9361,7 @@
         <w:rPr>
           <w:rFonts w:hint="eastAsia"/>
         </w:rPr>
-        <w:t>（一）产品线。公司形成远征、灵犀、精灵三大系列，覆盖全尺寸双足、中小尺寸双足、轮式双臂和臂台一体等多种形态：远征系列（A1/A2）为全尺寸双足机型，强调长距离行走与复杂环境适应，面向工业搬运、巡检、导览和展示场景，2024年8月发布第二代远征A2并宣布正式进入商用交付；灵犀系列（X1/X2以及D1 Ultra／Pro等）覆盖人形、轮式和臂台一体设备，其中灵犀X2身高约1.3米，适合仓储、制造和服务场景中的操作与搬取任务；精灵系列（G1/G2）为中小型轮式双臂机型，偏向开发、教学与实验验证，是高校和企业的具身智能研究平台。三条产品线的出货较为均衡，反映的是"多形态覆盖多场景"而非押注单一形态的策略。</w:t>
+        <w:t>（一）创始团队与组织模式。公司由邓泰华与彭志辉（B站知名UP主"稚晖君"）共同创立，两人构成较为典型的互补结构：邓泰华任创始人、董事长兼CEO，在华为工作二十余年、由技术岗做到计算产品线总裁，负责统筹战略、资本运作与AI生态；彭志辉任联合创始人、总裁兼CTO，2020年加入华为从事昇腾AI芯片与AI算法研究，主攻机器人全栈研发。此外，姜青松、姚卯青分别负责ToB运营与智能驾驶级业务落地。据公司首次披露的合伙人名单，核心管理层扩容至9人，其中华为背景成员占5席。</w:t>
       </w:r>
     </w:p>
     <w:p>
@@ -9336,7 +9372,7 @@
         <w:rPr>
           <w:rFonts w:hint="eastAsia"/>
         </w:rPr>
-        <w:t>（二）软件与模型体系。公司自研灵渠OS，为原生适配具身智能的开源操作系统，面向具身智能全链路做性能优化；2026年3月10日发布首个通用具身基座模型启元大模型（GenieOperator-1），技术框架融合多模态大模型与混合专家系统。2026年公司提出进入"部署态"阶段，推出AIMA全栈生态开发平台，并全面开放"1+3+X"架构。这一套"本体＋操作系统＋基座模型＋开发平台"的组合，意味着智元对关节等硬件部件的要求不只是性能指标，还包括总线协议兼容性、状态数据可读性和与其控制框架的适配程度——这一点对零部件供应商的接口能力提出了额外要求。</w:t>
+        <w:t>组织管理上，公司较为明显地借鉴了华为的模式——分工规范严谨、员工手册详细明确且公开，华为体系的痕迹贯穿组织设计。这一点对供应商有直接含义：与之对接时，采购、质量、技术接口的分工与流程更接近成熟大型制造企业的规范，而非创业公司的灵活模式，供应商需要以相应的体系化能力配合。</w:t>
       </w:r>
     </w:p>
     <w:p>
@@ -9347,7 +9383,722 @@
         <w:rPr>
           <w:rFonts w:hint="eastAsia"/>
         </w:rPr>
-        <w:t>（三）出货与经营。据公司公开披露，累计量产下线台数由2023年的首台样机增至2025年12月8日的5,000台（其中灵犀X1/X2系列1,846台、远征A1/A2系列1,742台、精灵G1/G2系列1,412台），2026年3月30日突破10,000台，2026年6月28日达到15,000台，三年时间由6台增至1.5万台。收入端，公司2023年营业收入约30万元，2024年约0.6亿元，2025年突破10.5亿元，较2024年增长近20倍。</w:t>
+        <w:t>（二）研发管理的"双套机制"。这是智元组织设计中较有特色的一项安排，用以回应"创新与落地两难"。公司内部并行运行两套机制：一套适用于规模仅数十人的"创新团队"，不设置任何OKR或KPI，也不背负商业化目标，专注从0到1的前沿探索；另一套适用于Genie、通用、灵犀等大部分团队，专注从1到N的落地，把前者的成果打磨成产品并推进规模化交付。此外，公司设有平台管理部，类似技术中台，负责软硬件基础能力研发并复用到不同产品线。这一机制解释了智元为何能在保持高自由度研发环境的同时，实现较快的产品迭代与量产验证节奏，也意味着其对供应商的要求会随所对接团队的不同而分化——面向创新团队时更看重快速打样与配合意愿，面向产品团队时则以一致性、良率和交付节奏为核心。</w:t>
+      </w:r>
+    </w:p>
+    <w:p>
+      <w:pPr>
+        <w:pStyle w:val="a0"/>
+      </w:pPr>
+      <w:r>
+        <w:rPr>
+          <w:rFonts w:hint="eastAsia"/>
+        </w:rPr>
+        <w:t>（三）产品线。公司形成远征、灵犀、精灵三大系列，覆盖全尺寸双足、半尺寸双足、轮式双臂和四足等形态，2025年8月18日全系产品正式开售。各系列的定位、参数与定价如下：</w:t>
+      </w:r>
+    </w:p>
+    <w:p>
+      <w:pPr>
+        <w:keepNext/>
+        <w:jc w:val="center"/>
+      </w:pPr>
+      <w:r>
+        <w:rPr>
+          <w:rFonts w:hint="eastAsia"/>
+          <w:b/>
+          <w:sz w:val="21"/>
+        </w:rPr>
+        <w:t>表7  智元机器人产品线概览</w:t>
+      </w:r>
+    </w:p>
+    <w:tbl>
+      <w:tblPr>
+        <w:tblW w:w="5352" w:type="pct"/>
+        <w:jc w:val="center"/>
+        <w:tblBorders>
+          <w:top w:val="single" w:sz="12" w:space="0" w:color="010000"/>
+          <w:left w:val="single" w:sz="12" w:space="0" w:color="010000"/>
+          <w:bottom w:val="single" w:sz="12" w:space="0" w:color="010000"/>
+          <w:right w:val="single" w:sz="12" w:space="0" w:color="010000"/>
+          <w:insideH w:val="single" w:sz="4" w:space="0" w:color="010000"/>
+          <w:insideV w:val="single" w:sz="4" w:space="0" w:color="010000"/>
+        </w:tblBorders>
+        <w:tblLook w:firstColumn="1" w:firstRow="1" w:lastColumn="0" w:lastRow="0" w:noHBand="0" w:noVBand="1" w:val="04A0"/>
+      </w:tblPr>
+      <w:tblGrid>
+        <w:gridCol w:w="1661"/>
+        <w:gridCol w:w="1661"/>
+        <w:gridCol w:w="1661"/>
+        <w:gridCol w:w="1661"/>
+        <w:gridCol w:w="1661"/>
+      </w:tblGrid>
+      <w:tr>
+        <w:trPr>
+          <w:cantSplit/>
+          <w:tblHeader/>
+          <w:jc w:val="center"/>
+        </w:trPr>
+        <w:tc>
+          <w:tcPr>
+            <w:tcW w:w="588" w:type="pct"/>
+            <w:tcBorders>
+              <w:top w:val="single" w:sz="12" w:space="0" w:color="010000"/>
+              <w:bottom w:val="single" w:sz="4" w:space="0" w:color="010000"/>
+            </w:tcBorders>
+            <w:vAlign w:val="center"/>
+          </w:tcPr>
+          <w:p>
+            <w:pPr>
+              <w:keepNext/>
+              <w:jc w:val="center"/>
+            </w:pPr>
+            <w:r/>
+            <w:r>
+              <w:rPr>
+                <w:rFonts w:hint="eastAsia"/>
+                <w:b/>
+                <w:color w:val="000000"/>
+                <w:sz w:val="21"/>
+              </w:rPr>
+              <w:t>产品系列</w:t>
+            </w:r>
+          </w:p>
+        </w:tc>
+        <w:tc>
+          <w:tcPr>
+            <w:tcW w:w="662" w:type="pct"/>
+            <w:tcBorders>
+              <w:top w:val="single" w:sz="12" w:space="0" w:color="010000"/>
+              <w:bottom w:val="single" w:sz="4" w:space="0" w:color="010000"/>
+            </w:tcBorders>
+            <w:vAlign w:val="center"/>
+          </w:tcPr>
+          <w:p>
+            <w:pPr>
+              <w:keepNext/>
+              <w:jc w:val="center"/>
+            </w:pPr>
+            <w:r/>
+            <w:r>
+              <w:rPr>
+                <w:rFonts w:hint="eastAsia"/>
+                <w:b/>
+                <w:color w:val="000000"/>
+                <w:sz w:val="21"/>
+              </w:rPr>
+              <w:t>代表机型</w:t>
+            </w:r>
+          </w:p>
+        </w:tc>
+        <w:tc>
+          <w:tcPr>
+            <w:tcW w:w="2206" w:type="pct"/>
+            <w:tcBorders>
+              <w:top w:val="single" w:sz="12" w:space="0" w:color="010000"/>
+              <w:bottom w:val="single" w:sz="4" w:space="0" w:color="010000"/>
+            </w:tcBorders>
+            <w:vAlign w:val="center"/>
+          </w:tcPr>
+          <w:p>
+            <w:pPr>
+              <w:keepNext/>
+              <w:jc w:val="center"/>
+            </w:pPr>
+            <w:r/>
+            <w:r>
+              <w:rPr>
+                <w:rFonts w:hint="eastAsia"/>
+                <w:b/>
+                <w:color w:val="000000"/>
+                <w:sz w:val="21"/>
+              </w:rPr>
+              <w:t>形态与关键参数</w:t>
+            </w:r>
+          </w:p>
+        </w:tc>
+        <w:tc>
+          <w:tcPr>
+            <w:tcW w:w="588" w:type="pct"/>
+            <w:tcBorders>
+              <w:top w:val="single" w:sz="12" w:space="0" w:color="010000"/>
+              <w:bottom w:val="single" w:sz="4" w:space="0" w:color="010000"/>
+            </w:tcBorders>
+            <w:vAlign w:val="center"/>
+          </w:tcPr>
+          <w:p>
+            <w:pPr>
+              <w:keepNext/>
+              <w:jc w:val="center"/>
+            </w:pPr>
+            <w:r/>
+            <w:r>
+              <w:rPr>
+                <w:rFonts w:hint="eastAsia"/>
+                <w:b/>
+                <w:color w:val="000000"/>
+                <w:sz w:val="21"/>
+              </w:rPr>
+              <w:t>公开定价</w:t>
+            </w:r>
+          </w:p>
+        </w:tc>
+        <w:tc>
+          <w:tcPr>
+            <w:tcW w:w="956" w:type="pct"/>
+            <w:tcBorders>
+              <w:top w:val="single" w:sz="12" w:space="0" w:color="010000"/>
+              <w:bottom w:val="single" w:sz="4" w:space="0" w:color="010000"/>
+            </w:tcBorders>
+            <w:vAlign w:val="center"/>
+          </w:tcPr>
+          <w:p>
+            <w:pPr>
+              <w:keepNext/>
+              <w:jc w:val="center"/>
+            </w:pPr>
+            <w:r/>
+            <w:r>
+              <w:rPr>
+                <w:rFonts w:hint="eastAsia"/>
+                <w:b/>
+                <w:color w:val="000000"/>
+                <w:sz w:val="21"/>
+              </w:rPr>
+              <w:t>主要应用场景</w:t>
+            </w:r>
+          </w:p>
+        </w:tc>
+      </w:tr>
+      <w:tr>
+        <w:trPr>
+          <w:cantSplit/>
+          <w:jc w:val="center"/>
+        </w:trPr>
+        <w:tc>
+          <w:tcPr>
+            <w:tcW w:w="588" w:type="pct"/>
+            <w:tcBorders>
+              <w:top w:val="single" w:sz="4" w:space="0" w:color="010000"/>
+            </w:tcBorders>
+            <w:vAlign w:val="center"/>
+          </w:tcPr>
+          <w:p>
+            <w:pPr>
+              <w:jc w:val="left"/>
+            </w:pPr>
+            <w:r/>
+            <w:r>
+              <w:rPr>
+                <w:rFonts w:hint="eastAsia"/>
+                <w:color w:val="000000"/>
+                <w:sz w:val="21"/>
+              </w:rPr>
+              <w:t>远征系列</w:t>
+            </w:r>
+          </w:p>
+        </w:tc>
+        <w:tc>
+          <w:tcPr>
+            <w:tcW w:w="662" w:type="pct"/>
+            <w:tcBorders>
+              <w:top w:val="single" w:sz="4" w:space="0" w:color="010000"/>
+            </w:tcBorders>
+            <w:vAlign w:val="center"/>
+          </w:tcPr>
+          <w:p>
+            <w:pPr>
+              <w:jc w:val="left"/>
+            </w:pPr>
+            <w:r/>
+            <w:r>
+              <w:rPr>
+                <w:rFonts w:hint="eastAsia"/>
+                <w:color w:val="000000"/>
+                <w:sz w:val="21"/>
+              </w:rPr>
+              <w:t>远征A1、远征A2</w:t>
+            </w:r>
+          </w:p>
+        </w:tc>
+        <w:tc>
+          <w:tcPr>
+            <w:tcW w:w="2206" w:type="pct"/>
+            <w:tcBorders>
+              <w:top w:val="single" w:sz="4" w:space="0" w:color="010000"/>
+            </w:tcBorders>
+            <w:vAlign w:val="center"/>
+          </w:tcPr>
+          <w:p>
+            <w:pPr>
+              <w:jc w:val="left"/>
+            </w:pPr>
+            <w:r/>
+            <w:r>
+              <w:rPr>
+                <w:rFonts w:hint="eastAsia"/>
+                <w:color w:val="000000"/>
+                <w:sz w:val="21"/>
+              </w:rPr>
+              <w:t>全尺寸双足人形。A2具备10余种微表情、100余种拟人动作、360°自主行走避障能力，可完成太极、打鼓、京剧、电吉他等数十种表演；曾完成百公里跨省行走。</w:t>
+            </w:r>
+          </w:p>
+        </w:tc>
+        <w:tc>
+          <w:tcPr>
+            <w:tcW w:w="588" w:type="pct"/>
+            <w:tcBorders>
+              <w:top w:val="single" w:sz="4" w:space="0" w:color="010000"/>
+            </w:tcBorders>
+            <w:vAlign w:val="center"/>
+          </w:tcPr>
+          <w:p>
+            <w:pPr>
+              <w:jc w:val="left"/>
+            </w:pPr>
+            <w:r/>
+            <w:r>
+              <w:rPr>
+                <w:rFonts w:hint="eastAsia"/>
+                <w:color w:val="000000"/>
+                <w:sz w:val="21"/>
+              </w:rPr>
+              <w:t>远征A2青春版16.8万元</w:t>
+            </w:r>
+          </w:p>
+        </w:tc>
+        <w:tc>
+          <w:tcPr>
+            <w:tcW w:w="956" w:type="pct"/>
+            <w:tcBorders>
+              <w:top w:val="single" w:sz="4" w:space="0" w:color="010000"/>
+            </w:tcBorders>
+            <w:vAlign w:val="center"/>
+          </w:tcPr>
+          <w:p>
+            <w:pPr>
+              <w:jc w:val="left"/>
+            </w:pPr>
+            <w:r/>
+            <w:r>
+              <w:rPr>
+                <w:rFonts w:hint="eastAsia"/>
+                <w:color w:val="000000"/>
+                <w:sz w:val="21"/>
+              </w:rPr>
+              <w:t>工业搬运、巡检、导览、展厅讲解、贵宾服务及文娱表演</w:t>
+            </w:r>
+          </w:p>
+        </w:tc>
+      </w:tr>
+      <w:tr>
+        <w:trPr>
+          <w:cantSplit/>
+          <w:jc w:val="center"/>
+        </w:trPr>
+        <w:tc>
+          <w:tcPr>
+            <w:tcW w:w="588" w:type="pct"/>
+            <w:tcBorders>
+              <w:top w:val="single" w:sz="4" w:space="0" w:color="010000"/>
+            </w:tcBorders>
+            <w:vAlign w:val="center"/>
+          </w:tcPr>
+          <w:p>
+            <w:pPr>
+              <w:jc w:val="left"/>
+            </w:pPr>
+            <w:r/>
+            <w:r>
+              <w:rPr>
+                <w:rFonts w:hint="eastAsia"/>
+                <w:color w:val="000000"/>
+                <w:sz w:val="21"/>
+              </w:rPr>
+              <w:t>灵犀系列（双足）</w:t>
+            </w:r>
+          </w:p>
+        </w:tc>
+        <w:tc>
+          <w:tcPr>
+            <w:tcW w:w="662" w:type="pct"/>
+            <w:tcBorders>
+              <w:top w:val="single" w:sz="4" w:space="0" w:color="010000"/>
+            </w:tcBorders>
+            <w:vAlign w:val="center"/>
+          </w:tcPr>
+          <w:p>
+            <w:pPr>
+              <w:jc w:val="left"/>
+            </w:pPr>
+            <w:r/>
+            <w:r>
+              <w:rPr>
+                <w:rFonts w:hint="eastAsia"/>
+                <w:color w:val="000000"/>
+                <w:sz w:val="21"/>
+              </w:rPr>
+              <w:t>灵犀X1、灵犀X2</w:t>
+            </w:r>
+          </w:p>
+        </w:tc>
+        <w:tc>
+          <w:tcPr>
+            <w:tcW w:w="2206" w:type="pct"/>
+            <w:tcBorders>
+              <w:top w:val="single" w:sz="4" w:space="0" w:color="010000"/>
+            </w:tcBorders>
+            <w:vAlign w:val="center"/>
+          </w:tcPr>
+          <w:p>
+            <w:pPr>
+              <w:jc w:val="left"/>
+            </w:pPr>
+            <w:r/>
+            <w:r>
+              <w:rPr>
+                <w:rFonts w:hint="eastAsia"/>
+                <w:color w:val="000000"/>
+                <w:sz w:val="21"/>
+              </w:rPr>
+              <w:t>半尺寸双足人形，X2身高约1.31米。青春版为27自由度仿生关节、30余种微表情、20种预设动作库；探索版为31自由度模块化架构，支持末端执行器与感知交互器件更换。</w:t>
+            </w:r>
+          </w:p>
+        </w:tc>
+        <w:tc>
+          <w:tcPr>
+            <w:tcW w:w="588" w:type="pct"/>
+            <w:tcBorders>
+              <w:top w:val="single" w:sz="4" w:space="0" w:color="010000"/>
+            </w:tcBorders>
+            <w:vAlign w:val="center"/>
+          </w:tcPr>
+          <w:p>
+            <w:pPr>
+              <w:jc w:val="left"/>
+            </w:pPr>
+            <w:r/>
+            <w:r>
+              <w:rPr>
+                <w:rFonts w:hint="eastAsia"/>
+                <w:color w:val="000000"/>
+                <w:sz w:val="21"/>
+              </w:rPr>
+              <w:t>灵犀X2青春版9.8万元</w:t>
+            </w:r>
+          </w:p>
+        </w:tc>
+        <w:tc>
+          <w:tcPr>
+            <w:tcW w:w="956" w:type="pct"/>
+            <w:tcBorders>
+              <w:top w:val="single" w:sz="4" w:space="0" w:color="010000"/>
+            </w:tcBorders>
+            <w:vAlign w:val="center"/>
+          </w:tcPr>
+          <w:p>
+            <w:pPr>
+              <w:jc w:val="left"/>
+            </w:pPr>
+            <w:r/>
+            <w:r>
+              <w:rPr>
+                <w:rFonts w:hint="eastAsia"/>
+                <w:color w:val="000000"/>
+                <w:sz w:val="21"/>
+              </w:rPr>
+              <w:t>文娱商演、科研教育、门店服务</w:t>
+            </w:r>
+          </w:p>
+        </w:tc>
+      </w:tr>
+      <w:tr>
+        <w:trPr>
+          <w:cantSplit/>
+          <w:jc w:val="center"/>
+        </w:trPr>
+        <w:tc>
+          <w:tcPr>
+            <w:tcW w:w="588" w:type="pct"/>
+            <w:tcBorders>
+              <w:top w:val="single" w:sz="4" w:space="0" w:color="010000"/>
+            </w:tcBorders>
+            <w:vAlign w:val="center"/>
+          </w:tcPr>
+          <w:p>
+            <w:pPr>
+              <w:jc w:val="left"/>
+            </w:pPr>
+            <w:r/>
+            <w:r>
+              <w:rPr>
+                <w:rFonts w:hint="eastAsia"/>
+                <w:color w:val="000000"/>
+                <w:sz w:val="21"/>
+              </w:rPr>
+              <w:t>灵犀系列（四足/其他）</w:t>
+            </w:r>
+          </w:p>
+        </w:tc>
+        <w:tc>
+          <w:tcPr>
+            <w:tcW w:w="662" w:type="pct"/>
+            <w:tcBorders>
+              <w:top w:val="single" w:sz="4" w:space="0" w:color="010000"/>
+            </w:tcBorders>
+            <w:vAlign w:val="center"/>
+          </w:tcPr>
+          <w:p>
+            <w:pPr>
+              <w:jc w:val="left"/>
+            </w:pPr>
+            <w:r/>
+            <w:r>
+              <w:rPr>
+                <w:rFonts w:hint="eastAsia"/>
+                <w:color w:val="000000"/>
+                <w:sz w:val="21"/>
+              </w:rPr>
+              <w:t>D1 Pro、D1 EDU、D1 Ultra</w:t>
+            </w:r>
+          </w:p>
+        </w:tc>
+        <w:tc>
+          <w:tcPr>
+            <w:tcW w:w="2206" w:type="pct"/>
+            <w:tcBorders>
+              <w:top w:val="single" w:sz="4" w:space="0" w:color="010000"/>
+            </w:tcBorders>
+            <w:vAlign w:val="center"/>
+          </w:tcPr>
+          <w:p>
+            <w:pPr>
+              <w:jc w:val="left"/>
+            </w:pPr>
+            <w:r/>
+            <w:r>
+              <w:rPr>
+                <w:rFonts w:hint="eastAsia"/>
+                <w:color w:val="000000"/>
+                <w:sz w:val="21"/>
+              </w:rPr>
+              <w:t>采用强化学习运控算法，可连续攀爬16厘米台阶，续航1—2小时。</w:t>
+            </w:r>
+          </w:p>
+        </w:tc>
+        <w:tc>
+          <w:tcPr>
+            <w:tcW w:w="588" w:type="pct"/>
+            <w:tcBorders>
+              <w:top w:val="single" w:sz="4" w:space="0" w:color="010000"/>
+            </w:tcBorders>
+            <w:vAlign w:val="center"/>
+          </w:tcPr>
+          <w:p>
+            <w:pPr>
+              <w:jc w:val="left"/>
+            </w:pPr>
+            <w:r/>
+            <w:r>
+              <w:rPr>
+                <w:rFonts w:hint="eastAsia"/>
+                <w:color w:val="000000"/>
+                <w:sz w:val="21"/>
+              </w:rPr>
+              <w:t>—</w:t>
+            </w:r>
+          </w:p>
+        </w:tc>
+        <w:tc>
+          <w:tcPr>
+            <w:tcW w:w="956" w:type="pct"/>
+            <w:tcBorders>
+              <w:top w:val="single" w:sz="4" w:space="0" w:color="010000"/>
+            </w:tcBorders>
+            <w:vAlign w:val="center"/>
+          </w:tcPr>
+          <w:p>
+            <w:pPr>
+              <w:jc w:val="left"/>
+            </w:pPr>
+            <w:r/>
+            <w:r>
+              <w:rPr>
+                <w:rFonts w:hint="eastAsia"/>
+                <w:color w:val="000000"/>
+                <w:sz w:val="21"/>
+              </w:rPr>
+              <w:t>巡检、科研教育及复杂地形作业</w:t>
+            </w:r>
+          </w:p>
+        </w:tc>
+      </w:tr>
+      <w:tr>
+        <w:trPr>
+          <w:cantSplit/>
+          <w:jc w:val="center"/>
+        </w:trPr>
+        <w:tc>
+          <w:tcPr>
+            <w:tcW w:w="588" w:type="pct"/>
+            <w:tcBorders>
+              <w:top w:val="single" w:sz="4" w:space="0" w:color="010000"/>
+            </w:tcBorders>
+            <w:vAlign w:val="center"/>
+          </w:tcPr>
+          <w:p>
+            <w:pPr>
+              <w:jc w:val="left"/>
+            </w:pPr>
+            <w:r/>
+            <w:r>
+              <w:rPr>
+                <w:rFonts w:hint="eastAsia"/>
+                <w:color w:val="000000"/>
+                <w:sz w:val="21"/>
+              </w:rPr>
+              <w:t>精灵系列</w:t>
+            </w:r>
+          </w:p>
+        </w:tc>
+        <w:tc>
+          <w:tcPr>
+            <w:tcW w:w="662" w:type="pct"/>
+            <w:tcBorders>
+              <w:top w:val="single" w:sz="4" w:space="0" w:color="010000"/>
+            </w:tcBorders>
+            <w:vAlign w:val="center"/>
+          </w:tcPr>
+          <w:p>
+            <w:pPr>
+              <w:jc w:val="left"/>
+            </w:pPr>
+            <w:r/>
+            <w:r>
+              <w:rPr>
+                <w:rFonts w:hint="eastAsia"/>
+                <w:color w:val="000000"/>
+                <w:sz w:val="21"/>
+              </w:rPr>
+              <w:t>精灵G1、精灵G2</w:t>
+            </w:r>
+          </w:p>
+        </w:tc>
+        <w:tc>
+          <w:tcPr>
+            <w:tcW w:w="2206" w:type="pct"/>
+            <w:tcBorders>
+              <w:top w:val="single" w:sz="4" w:space="0" w:color="010000"/>
+            </w:tcBorders>
+            <w:vAlign w:val="center"/>
+          </w:tcPr>
+          <w:p>
+            <w:pPr>
+              <w:jc w:val="left"/>
+            </w:pPr>
+            <w:r/>
+            <w:r>
+              <w:rPr>
+                <w:rFonts w:hint="eastAsia"/>
+                <w:color w:val="000000"/>
+                <w:sz w:val="21"/>
+              </w:rPr>
+              <w:t>轮式双臂机型，以轮式底盘换取稳定性、续航与成本优势。</w:t>
+            </w:r>
+          </w:p>
+        </w:tc>
+        <w:tc>
+          <w:tcPr>
+            <w:tcW w:w="588" w:type="pct"/>
+            <w:tcBorders>
+              <w:top w:val="single" w:sz="4" w:space="0" w:color="010000"/>
+            </w:tcBorders>
+            <w:vAlign w:val="center"/>
+          </w:tcPr>
+          <w:p>
+            <w:pPr>
+              <w:jc w:val="left"/>
+            </w:pPr>
+            <w:r/>
+            <w:r>
+              <w:rPr>
+                <w:rFonts w:hint="eastAsia"/>
+                <w:color w:val="000000"/>
+                <w:sz w:val="21"/>
+              </w:rPr>
+              <w:t>精灵G1售价45万元</w:t>
+            </w:r>
+          </w:p>
+        </w:tc>
+        <w:tc>
+          <w:tcPr>
+            <w:tcW w:w="956" w:type="pct"/>
+            <w:tcBorders>
+              <w:top w:val="single" w:sz="4" w:space="0" w:color="010000"/>
+            </w:tcBorders>
+            <w:vAlign w:val="center"/>
+          </w:tcPr>
+          <w:p>
+            <w:pPr>
+              <w:jc w:val="left"/>
+            </w:pPr>
+            <w:r/>
+            <w:r>
+              <w:rPr>
+                <w:rFonts w:hint="eastAsia"/>
+                <w:color w:val="000000"/>
+                <w:sz w:val="21"/>
+              </w:rPr>
+              <w:t>工业物流、商用服务，以及高校与企业的具身智能开发、教学与实验验证平台</w:t>
+            </w:r>
+          </w:p>
+        </w:tc>
+      </w:tr>
+    </w:tbl>
+    <w:p>
+      <w:pPr>
+        <w:pStyle w:val="a6"/>
+        <w:jc w:val="center"/>
+      </w:pPr>
+      <w:r>
+        <w:rPr>
+          <w:rFonts w:hint="eastAsia"/>
+          <w:sz w:val="11"/>
+          <w:szCs w:val="11"/>
+        </w:rPr>
+        <w:t>资料来源：智元机器人官网及产品发布信息、公开报道，本报告整理。定价为公开披露的对外售价，实际成交价可能因配置与批量而异。</w:t>
+      </w:r>
+    </w:p>
+    <w:p>
+      <w:pPr>
+        <w:pStyle w:val="a0"/>
+      </w:pPr>
+      <w:r>
+        <w:rPr>
+          <w:rFonts w:hint="eastAsia"/>
+        </w:rPr>
+        <w:t>三条产品线的出货较为均衡——截至2025年12月8日的5,000台中，灵犀系列1,846台、远征系列1,742台、精灵系列1,412台——反映的是"多形态覆盖多场景"而非押注单一形态的策略。从零部件需求角度看，这意味着智元对关节规格的需求谱系较宽：全尺寸机型需要大扭矩髋、膝关节，半尺寸机型需要小型化的颈、腕关节，轮式机型则集中于双臂关节，与无锡巨蟹R48至R120的系列化谱系存在多点对接可能。</w:t>
+      </w:r>
+    </w:p>
+    <w:p>
+      <w:pPr>
+        <w:pStyle w:val="a0"/>
+      </w:pPr>
+      <w:r>
+        <w:rPr>
+          <w:rFonts w:hint="eastAsia"/>
+        </w:rPr>
+        <w:t>（四）软件与模型体系。公司自研灵渠OS，为原生适配具身智能的开源操作系统，面向具身智能全链路做性能优化；2026年3月10日发布首个通用具身基座模型启元大模型（GenieOperator-1），技术框架融合多模态大模型与混合专家系统。2026年公司提出进入"部署态"阶段，推出AIMA全栈生态开发平台，并全面开放"1+3+X"架构。这一套"本体＋操作系统＋基座模型＋开发平台"的组合，意味着智元对关节等硬件部件的要求不只是性能指标，还包括总线协议兼容性、状态数据可读性以及与其控制框架的适配程度——对零部件供应商而言，这是一项在传统工业机器人配套中不常见的额外要求。</w:t>
+      </w:r>
+    </w:p>
+    <w:p>
+      <w:pPr>
+        <w:pStyle w:val="a0"/>
+      </w:pPr>
+      <w:r>
+        <w:rPr>
+          <w:rFonts w:hint="eastAsia"/>
+        </w:rPr>
+        <w:t>（五）出货与经营。据公司公开披露，累计量产下线台数由2023年的首台样机增至2025年12月8日的5,000台，2026年3月30日突破10,000台，2026年6月28日达到15,000台，三年时间由6台增至1.5万台。收入端，公司2023年营业收入约30万元，2024年约0.6亿元，2025年突破10.5亿元，较2024年增长近20倍。</w:t>
       </w:r>
     </w:p>
     <w:p>
@@ -9406,10 +10157,13 @@
     <w:p>
       <w:pPr>
         <w:pStyle w:val="a6"/>
+        <w:jc w:val="center"/>
       </w:pPr>
       <w:r>
         <w:rPr>
           <w:rFonts w:hint="eastAsia"/>
+          <w:sz w:val="11"/>
+          <w:szCs w:val="11"/>
         </w:rPr>
         <w:t>数据来源：智元机器人公开披露及媒体报道（2025年12月、2026年3月、2026年6月）。"6台"为公司披露的初期样机数量，用于反映爬坡起点，与后续累计量产口径不完全一致。</w:t>
       </w:r>
@@ -9422,7 +10176,7 @@
         <w:rPr>
           <w:rFonts w:hint="eastAsia"/>
         </w:rPr>
-        <w:t>（四）供应链体系。这是智元区别于多数同行的一项特征。公司提出建立"全球首个具身智能机器人标准化供应链体系"（A链），覆盖机器人上下游全环节的合作生态；量产爬坡在很大程度上依托上海本地的"半小时供应链"，即核心零部件供应商在半小时车程范围内形成配套圈，以缩短样件迭代和产能爬坡周期。据公开报道，公司目前的年度具身智能机器人订单需求超过10万台，对应规划产能亦达10万台级；同时有报道指出，1.5万台量产的背后产业链已出现承压迹象。对无锡巨蟹这类关节模组供应商而言，这意味着两点：一是智元的采购量级已进入万台级，单一规格关节的年需求可达数十万件，具备规模化配套价值；二是其供应链偏好本地化快速响应，无锡与上海同处长三角、车程在合理半径内，区位上不构成劣势，但需要在样件交付速度和一致性上达到其节奏要求。</w:t>
+        <w:t>（六）供应链体系。这是智元区别于多数同行、也与本次拜访最直接相关的一项特征。公司创始人邓泰华在合作伙伴大会上首次系统提出打造"A链"的战略构想，即以"高质量、创新性、全球化"为核心特征的供应商伙伴体系，被称为全球首个具身智能机器人标准化供应链体系，覆盖机器人上下游全环节；目前订单驱动型的柔性生产与交付能力可达年10万台以上，年度订单需求亦超过10万台。量产爬坡在很大程度上依托上海本地的"半小时供应链"，即核心供应商在半小时车程范围内形成配套圈，以缩短样件迭代与产能爬坡周期。</w:t>
       </w:r>
     </w:p>
     <w:p>
@@ -9433,7 +10187,7 @@
         <w:rPr>
           <w:rFonts w:hint="eastAsia"/>
         </w:rPr>
-        <w:t>（五）资本化。公司采取"控股上市公司＋境外IPO"的双轨路径。2025年7月起，通过"协议转让＋部分要约收购"取得科创板上市公司上纬新材（688585.SH）控制权，2025年9月23日完成过户登记，智元恒岳及一致行动人最终合计持股比例达63.62%，公司董事长、CEO邓泰华成为上市公司实际控制人；公司回应称该交易不构成重组上市。2026年7月24日，公司正式宣布启动赴港上市流程，由中金公司、中信证券和摩根士丹利共同负责承销，投资人称目标估值400亿至500亿港元（约合人民币363亿至455亿元），亦有市场传闻按约200亿美元估值推进。在合并前，国泰君安创新投资曾参投智元机器人的融资，与国泰海通体系存在既有联系。</w:t>
+        <w:t>从已公开的供应商结构看，A链核心合作伙伴包括宁波华翔、立讯精密、博众精工、领益智造、蓝思科技、卧龙电驱和均普智能；关键零部件方面，谐波减速器由绿的谐波供应，行星减速器来自中大力德，关节模组由富临精工提供，3D视觉传感器来自奥比中光，IMU由华依科技研发；代工环节由均普智能负责本体代工、蓝思科技承担灵犀X1代工、宁波华翔提供本体代工支持。2025年下半年至2026年新增的代表性核心厂商包括雷赛智能、江苏雷利、龙溪股份、威孚高科、鸣志电器、爱仕达、沪光股份等。</w:t>
       </w:r>
     </w:p>
     <w:p>
@@ -9444,7 +10198,73 @@
         <w:rPr>
           <w:rFonts w:hint="eastAsia"/>
         </w:rPr>
-        <w:t>（六）生态投入与对上游的含义。公司启动"元苼生态计划"，未来五年投入20多亿元，扶持科研学术创新、教育人才培养、生态伙伴发展与开发者社区运营。综合来看，智元是当前国内最具备"把关节模组需求放大到万台量级"能力的整机企业之一，且其技术路线已在下肢采用准直驱方案、上半身保留谐波方案，与无锡巨蟹的产品谱系存在明确的对接空间；但同时，其供应链体系高度标准化且强调本地化响应，进入门槛体现在批量一致性、接口适配和交付节奏三个方面，而非单点性能指标。</w:t>
+        <w:t>需要特别注意的是智元供应链绑定的方式。与传统采购关系不同，公司采用"投资＋入股＋采购"的三重绑定：接受投资的供应商同时成为其股东与客户，形成多层次绑定。据公开统计，公司成立不到三年已投资近30家公司、成立17家合资公司，例如2025年6月与地方国资及Hope Robotics共同成立浙江杭绍具身智能技术创新有限公司并持股30%；公司还成为高瓴的LP。这一模式对无锡巨蟹有两层含义：一方面，进入智元供应链有可能同时获得战略投资，对处于A轮阶段的公司是一条可考虑的融资与绑定路径；另一方面，绿的谐波已是其谐波减速器供应商、富临精工已供应关节模组，说明该环节的位置并非空白，进入需要有明确的差异化理由——微型化规格、双编码器方案、自研编码器与驱动器带来的成本或性能优势，或是特种场景（如防爆）的既有验证经验。</w:t>
+      </w:r>
+    </w:p>
+    <w:p>
+      <w:pPr>
+        <w:pStyle w:val="a0"/>
+      </w:pPr>
+      <w:r>
+        <w:rPr>
+          <w:rFonts w:hint="eastAsia"/>
+        </w:rPr>
+        <w:t>另有一点值得在拜访中求证：有报道指出，1.5万台量产的背后产业链已出现承压迹象，实际需求大于现有供应能力。若属实，则意味着智元在产能爬坡期存在补充供应商的现实需求，这对新进入者是一个时间窗口。</w:t>
+      </w:r>
+    </w:p>
+    <w:p>
+      <w:pPr>
+        <w:pStyle w:val="a0"/>
+      </w:pPr>
+      <w:r>
+        <w:rPr>
+          <w:rFonts w:hint="eastAsia"/>
+        </w:rPr>
+        <w:t>（七）资本化。公司采取"境内控股上市公司＋境外IPO"的双轨路径，同时资本运作节奏在同类企业中最为密集。</w:t>
+      </w:r>
+    </w:p>
+    <w:p>
+      <w:pPr>
+        <w:pStyle w:val="a0"/>
+      </w:pPr>
+      <w:r>
+        <w:rPr>
+          <w:rFonts w:hint="eastAsia"/>
+        </w:rPr>
+        <w:t>融资方面，公司成立不到一年即在2023年完成5轮融资，2024年完成2轮，2025年3月由腾讯投资领投新一轮（为腾讯投资首次进入具身智能领域），5月新增京东与上海具身智能基金，红杉中国、TCL创投、沃赋创投、尚颀资本等老股东跟投；截至2025年8月累计完成11轮融资、累计融资超30亿元。股东阵容由三类构成：财务投资人（高瓴、蓝驰创投、中科创星、沃赋创投、奇绩创坛等）、产业股东（上汽、比亚迪、京东、腾讯、三花控股等）与国际投资人（正大集团、韩国LG电子、韩国未来资产等）；股改后马化腾、王传福等亦位列股东名单。</w:t>
+      </w:r>
+    </w:p>
+    <w:p>
+      <w:pPr>
+        <w:pStyle w:val="a0"/>
+      </w:pPr>
+      <w:r>
+        <w:rPr>
+          <w:rFonts w:hint="eastAsia"/>
+        </w:rPr>
+        <w:t>估值方面，公开报道显示的轨迹为：2024年底A轮阶段估值超70亿元，2025年5月完成B+轮后达150亿元，2025年11月的最新一轮约520亿元；2026年7月启动赴港上市时，投资人称目标估值为400亿至500亿港元（约合人民币363亿至455亿元），亦有市场传闻按约200亿美元估值推进。需要提示的是，上述数字来自不同时点的市场消息，港元与人民币口径混用，且"目标估值"低于此前报道的一级市场估值，彼此并不自洽，引用时应连同来源与时点一并标注，不宜直接比较。</w:t>
+      </w:r>
+    </w:p>
+    <w:p>
+      <w:pPr>
+        <w:pStyle w:val="a0"/>
+      </w:pPr>
+      <w:r>
+        <w:rPr>
+          <w:rFonts w:hint="eastAsia"/>
+        </w:rPr>
+        <w:t>境内平台方面，2025年7月8日公司先通过协议转让取得科创板上市公司上纬新材（688585.SH）29.99%股份；9月23日完成过户登记，以"协议转让＋部分要约收购"合计21亿元对价取得控股权，智元恒岳及一致行动人最终合计持股比例达63.62%，公司董事长、CEO邓泰华成为上市公司实际控制人，公司回应称该交易不构成重组上市。境外方面，2026年7月24日公司正式宣布启动赴港上市流程，由中金公司、中信证券和摩根士丹利共同负责承销。在合并前，国泰君安创新投资曾参投智元机器人的融资，与国泰海通体系存在既有联系。</w:t>
+      </w:r>
+    </w:p>
+    <w:p>
+      <w:pPr>
+        <w:pStyle w:val="a0"/>
+      </w:pPr>
+      <w:r>
+        <w:rPr>
+          <w:rFonts w:hint="eastAsia"/>
+        </w:rPr>
+        <w:t>（八）生态投入与对上游的综合判断。公司启动"元苼生态计划"，未来五年投入20多亿元，扶持科研学术创新、教育人才培养、生态伙伴发展与开发者社区运营，并公开表达"饱和式投入、不闭门造机器人"的生态打法。综合来看，智元是当前国内最具备把关节模组需求放大到万台量级能力的整机企业之一，其技术路线在下肢采用准直驱方案、上半身保留谐波方案，与无锡巨蟹的产品谱系存在明确的对接空间；但进入门槛体现在三个方面——一是批量一致性、接口适配与交付节奏，而非单点性能指标；二是该环节已有绿的谐波、富临精工等在位供应商，需要明确的差异化理由；三是其"投资＋入股＋采购"的绑定模式意味着供应关系往往伴随股权安排，对拟独立推进资本化的企业需要提前评估影响。</w:t>
       </w:r>
     </w:p>
     <w:p>
@@ -9538,7 +10358,7 @@
           <w:b/>
           <w:sz w:val="21"/>
         </w:rPr>
-        <w:t>表7  第二梯队及新兴人形机器人整机企业概览</w:t>
+        <w:t>表8  第二梯队及新兴人形机器人整机企业概览</w:t>
       </w:r>
     </w:p>
     <w:tbl>
@@ -10656,10 +11476,13 @@
     <w:p>
       <w:pPr>
         <w:pStyle w:val="a6"/>
+        <w:jc w:val="center"/>
       </w:pPr>
       <w:r>
         <w:rPr>
           <w:rFonts w:hint="eastAsia"/>
+          <w:sz w:val="11"/>
+          <w:szCs w:val="11"/>
         </w:rPr>
         <w:t>数据来源：各公司公开披露、交易所受理及问询公告、第三方统计（IDC、高工机器人）及公开新闻报道，本报告整理。各企业出货量口径不完全一致，与第4.1节的份额图存在差异。</w:t>
       </w:r>
@@ -10761,7 +11584,7 @@
           <w:b/>
           <w:sz w:val="21"/>
         </w:rPr>
-        <w:t>表8  已上市或已完成发行的人形机器人产业链企业</w:t>
+        <w:t>表9  已上市或已完成发行的人形机器人产业链企业</w:t>
       </w:r>
     </w:p>
     <w:tbl>
@@ -12257,10 +13080,13 @@
     <w:p>
       <w:pPr>
         <w:pStyle w:val="a6"/>
+        <w:jc w:val="center"/>
       </w:pPr>
       <w:r>
         <w:rPr>
           <w:rFonts w:hint="eastAsia"/>
+          <w:sz w:val="11"/>
+          <w:szCs w:val="11"/>
         </w:rPr>
         <w:t>数据来源：委托方提供的Wind金融数据库整理成果；上交所、深交所、北交所、港交所公开披露文件；各公司年报及公告；公开新闻报道。本报告经复核后补充三瑞智能、兆威机电、来福谐波三家，并订正绿的谐波与步科股份的保荐机构归属。</w:t>
       </w:r>
@@ -12294,7 +13120,7 @@
           <w:b/>
           <w:sz w:val="21"/>
         </w:rPr>
-        <w:t>表9  在审、已受理或已递表的人形机器人产业链企业</w:t>
+        <w:t>表10  在审、已受理或已递表的人形机器人产业链企业</w:t>
       </w:r>
     </w:p>
     <w:tbl>
@@ -13185,10 +14011,13 @@
     <w:p>
       <w:pPr>
         <w:pStyle w:val="a6"/>
+        <w:jc w:val="center"/>
       </w:pPr>
       <w:r>
         <w:rPr>
           <w:rFonts w:hint="eastAsia"/>
+          <w:sz w:val="11"/>
+          <w:szCs w:val="11"/>
         </w:rPr>
         <w:t>数据来源：委托方提供的Wind整理成果；深交所、上交所、港交所公开披露；公开新闻报道。本报告复核后补充智元机器人承销团完整名单（原表仅列中信证券）及乐聚智能出货口径说明。</w:t>
       </w:r>
@@ -13222,7 +14051,7 @@
           <w:b/>
           <w:sz w:val="21"/>
         </w:rPr>
-        <w:t>表10  正在辅导备案或已完成股改的人形机器人产业链企业</w:t>
+        <w:t>表11  正在辅导备案或已完成股改的人形机器人产业链企业</w:t>
       </w:r>
     </w:p>
     <w:tbl>
@@ -14438,10 +15267,13 @@
     <w:p>
       <w:pPr>
         <w:pStyle w:val="a6"/>
+        <w:jc w:val="center"/>
       </w:pPr>
       <w:r>
         <w:rPr>
           <w:rFonts w:hint="eastAsia"/>
+          <w:sz w:val="11"/>
+          <w:szCs w:val="11"/>
         </w:rPr>
         <w:t>数据来源：委托方提供的Wind整理成果；中国证监会及各地证监局辅导备案公示；公开融资报道。本报告复核后订正首形科技的主营业务（原表述为"人形机器人核心部件"，实为超仿生类人机器人／仿生情感交互）及其A2轮跟投主体（为国泰君安创新投）。</w:t>
       </w:r>
@@ -14601,7 +15433,7 @@
           <w:b/>
           <w:sz w:val="21"/>
         </w:rPr>
-        <w:t>表11  国泰海通券商谱系与产业链关系</w:t>
+        <w:t>表12  国泰海通券商谱系与产业链关系</w:t>
       </w:r>
     </w:p>
     <w:tbl>
@@ -15087,10 +15919,13 @@
     <w:p>
       <w:pPr>
         <w:pStyle w:val="a6"/>
+        <w:jc w:val="center"/>
       </w:pPr>
       <w:r>
         <w:rPr>
           <w:rFonts w:hint="eastAsia"/>
+          <w:sz w:val="11"/>
+          <w:szCs w:val="11"/>
         </w:rPr>
         <w:t>资料来源：各券商公开披露及公开报道，本报告整理。需要说明的是，国泰证券与君安证券的存续期（1992—1999年）远早于人形机器人产业兴起，本章所述关联均发生于国泰君安（1999—2025年）、海通证券（1988—2025年）及国泰海通（2025年至今）期间。</w:t>
       </w:r>
@@ -15162,12 +15997,15 @@
     <w:p>
       <w:pPr>
         <w:pStyle w:val="a6"/>
+        <w:jc w:val="center"/>
       </w:pPr>
       <w:r>
         <w:rPr>
           <w:rFonts w:hint="eastAsia"/>
+          <w:sz w:val="11"/>
+          <w:szCs w:val="11"/>
         </w:rPr>
-        <w:t>数据来源：本报告基于表12至表14统计。"已保荐上市"含国泰君安、海通证券及国泰君安国际、海通国际作为保荐人或联席保荐人的项目；"产业基金覆盖"为只数而非家数。</w:t>
+        <w:t>数据来源：本报告基于表13至表16统计。"已保荐上市"含国泰君安、海通证券及国泰君安国际、海通国际作为保荐人或联席保荐人的项目；"产业基金覆盖"为只数而非家数。</w:t>
       </w:r>
     </w:p>
     <w:p>
@@ -15199,7 +16037,7 @@
           <w:b/>
           <w:sz w:val="21"/>
         </w:rPr>
-        <w:t>表12  国泰海通系已保荐上市的人形机器人产业链公司</w:t>
+        <w:t>表13  国泰海通系已保荐上市的人形机器人产业链公司</w:t>
       </w:r>
     </w:p>
     <w:tbl>
@@ -16332,10 +17170,13 @@
     <w:p>
       <w:pPr>
         <w:pStyle w:val="a6"/>
+        <w:jc w:val="center"/>
       </w:pPr>
       <w:r>
         <w:rPr>
           <w:rFonts w:hint="eastAsia"/>
+          <w:sz w:val="11"/>
+          <w:szCs w:val="11"/>
         </w:rPr>
         <w:t>数据来源：委托方提供的Wind整理成果；上交所、深交所、北交所、港交所公开披露文件。本报告复核后补充三瑞智能一家。</w:t>
       </w:r>
@@ -16369,7 +17210,7 @@
           <w:b/>
           <w:sz w:val="21"/>
         </w:rPr>
-        <w:t>表13  国泰海通系正在保荐、在审或辅导的相关公司</w:t>
+        <w:t>表14  国泰海通系正在保荐、在审或辅导的相关公司</w:t>
       </w:r>
     </w:p>
     <w:tbl>
@@ -17260,10 +18101,13 @@
     <w:p>
       <w:pPr>
         <w:pStyle w:val="a6"/>
+        <w:jc w:val="center"/>
       </w:pPr>
       <w:r>
         <w:rPr>
           <w:rFonts w:hint="eastAsia"/>
+          <w:sz w:val="11"/>
+          <w:szCs w:val="11"/>
         </w:rPr>
         <w:t>数据来源：委托方提供的Wind整理成果；交易所公开披露；中国证监会及各地证监局辅导备案公示。本报告复核后补充晋拓股份、智谱、镭神技术三家。其中晋拓股份为铝合金精密压铸件企业，已服务UR、云迹、节卡等协作机器人厂商并布局人形机器人零部件；智谱为人工智能大模型企业，与具身智能"大脑"层相关；镭神技术主营光通信与半导体精密装备，与机器人产业链非直接相关，列出以反映国泰海通在精密制造领域的辅导布局。</w:t>
       </w:r>
@@ -17326,7 +18170,7 @@
           <w:b/>
           <w:sz w:val="21"/>
         </w:rPr>
-        <w:t>表14  国泰海通系已投资参股的机器人产业链公司</w:t>
+        <w:t>表15  国泰海通系已投资参股的机器人产业链公司</w:t>
       </w:r>
     </w:p>
     <w:tbl>
@@ -18338,10 +19182,13 @@
     <w:p>
       <w:pPr>
         <w:pStyle w:val="a6"/>
+        <w:jc w:val="center"/>
       </w:pPr>
       <w:r>
         <w:rPr>
           <w:rFonts w:hint="eastAsia"/>
+          <w:sz w:val="11"/>
+          <w:szCs w:val="11"/>
         </w:rPr>
         <w:t>数据来源：委托方提供的Wind整理成果；公开融资报道。本报告复核后补充飒智智能一家，并将首形科技的跟投主体由"国泰海通"具体化为"国泰君安创新投"。证券公司私募股权子公司的投资组合并非全部对外披露，本表不构成完整清单。</w:t>
       </w:r>
@@ -18357,7 +19204,7 @@
           <w:b/>
           <w:sz w:val="21"/>
         </w:rPr>
-        <w:t>表15  国泰海通系与机器人相关的产业基金布局</w:t>
+        <w:t>表16  国泰海通系与机器人相关的产业基金布局</w:t>
       </w:r>
     </w:p>
     <w:tbl>
@@ -19369,10 +20216,13 @@
     <w:p>
       <w:pPr>
         <w:pStyle w:val="a6"/>
+        <w:jc w:val="center"/>
       </w:pPr>
       <w:r>
         <w:rPr>
           <w:rFonts w:hint="eastAsia"/>
+          <w:sz w:val="11"/>
+          <w:szCs w:val="11"/>
         </w:rPr>
         <w:t>数据来源：委托方提供的Wind整理成果；公开报道。需要说明的是，上述基金多为综合性股权投资基金，机器人仅为其投资方向之一，各只基金的规模不宜简单加总视为对机器人产业链的投入金额。</w:t>
       </w:r>
@@ -19587,7 +20437,7 @@
           <w:b/>
           <w:sz w:val="21"/>
         </w:rPr>
-        <w:t>表16  无锡巨蟹拜访关注要点</w:t>
+        <w:t>表17  无锡巨蟹拜访关注要点</w:t>
       </w:r>
     </w:p>
     <w:tbl>
@@ -20448,10 +21298,13 @@
     <w:p>
       <w:pPr>
         <w:pStyle w:val="a6"/>
+        <w:jc w:val="center"/>
       </w:pPr>
       <w:r>
         <w:rPr>
           <w:rFonts w:hint="eastAsia"/>
+          <w:sz w:val="11"/>
+          <w:szCs w:val="11"/>
         </w:rPr>
         <w:t>资料来源：本报告基于前述行业分析整理。</w:t>
       </w:r>

--- a/output/交付物/中国人形机器人产业链研究.docx
+++ b/output/交付物/中国人形机器人产业链研究.docx
@@ -790,7 +790,7 @@
                 <w:sz w:val="24"/>
                 <w:szCs w:val="24"/>
               </w:rPr>
-              <w:t xml:space="preserve">2.3 上游核心环节（二）：电机、驱动器与编码器</w:t>
+              <w:t xml:space="preserve">2.3 上游核心环节（二）：电机、驱动器、编码器与力矩传感器</w:t>
             </w:r>
             <w:r>
               <w:rPr>
@@ -968,7 +968,7 @@
                 <w:sz w:val="24"/>
                 <w:szCs w:val="24"/>
               </w:rPr>
-              <w:t xml:space="preserve">2.5 上游其他环节：丝杠、轴承、灵巧手、传感器与芯片</w:t>
+              <w:t xml:space="preserve">2.5 上游其他环节：丝杠、轴承、灵巧手与芯片</w:t>
             </w:r>
             <w:r>
               <w:rPr>
@@ -1196,7 +1196,7 @@
                 <w:sz w:val="24"/>
                 <w:szCs w:val="24"/>
               </w:rPr>
-              <w:t>14</w:t>
+              <w:t>13</w:t>
             </w:r>
             <w:r>
               <w:rPr>
@@ -1277,7 +1277,7 @@
                 <w:sz w:val="24"/>
                 <w:szCs w:val="24"/>
               </w:rPr>
-              <w:t>14</w:t>
+              <w:t>15</w:t>
             </w:r>
             <w:r>
               <w:rPr>
@@ -1365,7 +1365,7 @@
                 <w:sz w:val="24"/>
                 <w:szCs w:val="24"/>
               </w:rPr>
-              <w:t>14</w:t>
+              <w:t>15</w:t>
             </w:r>
             <w:r>
               <w:rPr>
@@ -1454,7 +1454,7 @@
                 <w:sz w:val="24"/>
                 <w:szCs w:val="24"/>
               </w:rPr>
-              <w:t>15</w:t>
+              <w:t>16</w:t>
             </w:r>
             <w:r>
               <w:rPr>
@@ -1721,7 +1721,7 @@
                 <w:sz w:val="24"/>
                 <w:szCs w:val="24"/>
               </w:rPr>
-              <w:t>17</w:t>
+              <w:t>18</w:t>
             </w:r>
             <w:r>
               <w:rPr>
@@ -1891,7 +1891,7 @@
                 <w:sz w:val="24"/>
                 <w:szCs w:val="24"/>
               </w:rPr>
-              <w:t>18</w:t>
+              <w:t>19</w:t>
             </w:r>
             <w:r>
               <w:rPr>
@@ -1979,7 +1979,7 @@
                 <w:sz w:val="24"/>
                 <w:szCs w:val="24"/>
               </w:rPr>
-              <w:t>18</w:t>
+              <w:t>19</w:t>
             </w:r>
             <w:r>
               <w:rPr>
@@ -2068,7 +2068,7 @@
                 <w:sz w:val="24"/>
                 <w:szCs w:val="24"/>
               </w:rPr>
-              <w:t>19</w:t>
+              <w:t>20</w:t>
             </w:r>
             <w:r>
               <w:rPr>
@@ -2504,7 +2504,7 @@
                 <w:sz w:val="24"/>
                 <w:szCs w:val="24"/>
               </w:rPr>
-              <w:t>26</w:t>
+              <w:t>27</w:t>
             </w:r>
             <w:r>
               <w:rPr>
@@ -2682,7 +2682,7 @@
                 <w:sz w:val="24"/>
                 <w:szCs w:val="24"/>
               </w:rPr>
-              <w:t>28</w:t>
+              <w:t>29</w:t>
             </w:r>
             <w:r>
               <w:rPr>
@@ -2940,7 +2940,7 @@
                 <w:sz w:val="24"/>
                 <w:szCs w:val="24"/>
               </w:rPr>
-              <w:t>31</w:t>
+              <w:t>33</w:t>
             </w:r>
             <w:r>
               <w:rPr>
@@ -3029,7 +3029,7 @@
                 <w:sz w:val="24"/>
                 <w:szCs w:val="24"/>
               </w:rPr>
-              <w:t>32</w:t>
+              <w:t>34</w:t>
             </w:r>
             <w:r>
               <w:rPr>
@@ -3118,7 +3118,7 @@
                 <w:sz w:val="24"/>
                 <w:szCs w:val="24"/>
               </w:rPr>
-              <w:t>33</w:t>
+              <w:t>35</w:t>
             </w:r>
             <w:r>
               <w:rPr>
@@ -3207,7 +3207,7 @@
                 <w:sz w:val="24"/>
                 <w:szCs w:val="24"/>
               </w:rPr>
-              <w:t>34</w:t>
+              <w:t>36</w:t>
             </w:r>
             <w:r>
               <w:rPr>
@@ -3296,7 +3296,7 @@
                 <w:sz w:val="24"/>
                 <w:szCs w:val="24"/>
               </w:rPr>
-              <w:t>34</w:t>
+              <w:t>36</w:t>
             </w:r>
             <w:r>
               <w:rPr>
@@ -3377,7 +3377,7 @@
                 <w:sz w:val="24"/>
                 <w:szCs w:val="24"/>
               </w:rPr>
-              <w:t>35</w:t>
+              <w:t>37</w:t>
             </w:r>
             <w:r>
               <w:rPr>
@@ -3415,7 +3415,7 @@
                 <w:sz w:val="24"/>
                 <w:szCs w:val="24"/>
               </w:rPr>
-              <w:t xml:space="preserve">7.1 券商谱系与整体投行位置</w:t>
+              <w:t xml:space="preserve">7.1 券商谱系</w:t>
             </w:r>
             <w:r>
               <w:rPr>
@@ -3465,7 +3465,7 @@
                 <w:sz w:val="24"/>
                 <w:szCs w:val="24"/>
               </w:rPr>
-              <w:t>35</w:t>
+              <w:t>37</w:t>
             </w:r>
             <w:r>
               <w:rPr>
@@ -3554,7 +3554,7 @@
                 <w:sz w:val="24"/>
                 <w:szCs w:val="24"/>
               </w:rPr>
-              <w:t>36</w:t>
+              <w:t>38</w:t>
             </w:r>
             <w:r>
               <w:rPr>
@@ -3643,7 +3643,7 @@
                 <w:sz w:val="24"/>
                 <w:szCs w:val="24"/>
               </w:rPr>
-              <w:t>36</w:t>
+              <w:t>38</w:t>
             </w:r>
             <w:r>
               <w:rPr>
@@ -3732,7 +3732,7 @@
                 <w:sz w:val="24"/>
                 <w:szCs w:val="24"/>
               </w:rPr>
-              <w:t>37</w:t>
+              <w:t>39</w:t>
             </w:r>
             <w:r>
               <w:rPr>
@@ -3821,7 +3821,7 @@
                 <w:sz w:val="24"/>
                 <w:szCs w:val="24"/>
               </w:rPr>
-              <w:t>37</w:t>
+              <w:t>39</w:t>
             </w:r>
             <w:r>
               <w:rPr>
@@ -3910,7 +3910,7 @@
                 <w:sz w:val="24"/>
                 <w:szCs w:val="24"/>
               </w:rPr>
-              <w:t>39</w:t>
+              <w:t>40</w:t>
             </w:r>
             <w:r>
               <w:rPr>
@@ -3991,7 +3991,7 @@
                 <w:sz w:val="24"/>
                 <w:szCs w:val="24"/>
               </w:rPr>
-              <w:t>39</w:t>
+              <w:t>41</w:t>
             </w:r>
             <w:r>
               <w:rPr>
@@ -4079,7 +4079,7 @@
                 <w:sz w:val="24"/>
                 <w:szCs w:val="24"/>
               </w:rPr>
-              <w:t>39</w:t>
+              <w:t>41</w:t>
             </w:r>
             <w:r>
               <w:rPr>
@@ -4168,7 +4168,7 @@
                 <w:sz w:val="24"/>
                 <w:szCs w:val="24"/>
               </w:rPr>
-              <w:t>40</w:t>
+              <w:t>42</w:t>
             </w:r>
             <w:r>
               <w:rPr>
@@ -4257,7 +4257,7 @@
                 <w:sz w:val="24"/>
                 <w:szCs w:val="24"/>
               </w:rPr>
-              <w:t>40</w:t>
+              <w:t>42</w:t>
             </w:r>
             <w:r>
               <w:rPr>
@@ -4346,7 +4346,7 @@
                 <w:sz w:val="24"/>
                 <w:szCs w:val="24"/>
               </w:rPr>
-              <w:t>42</w:t>
+              <w:t>44</w:t>
             </w:r>
             <w:r>
               <w:rPr>
@@ -4427,7 +4427,7 @@
                 <w:sz w:val="24"/>
                 <w:szCs w:val="24"/>
               </w:rPr>
-              <w:t>42</w:t>
+              <w:t>44</w:t>
             </w:r>
             <w:r>
               <w:rPr>
@@ -5130,7 +5130,7 @@
         <w:rPr>
           <w:rFonts w:hint="eastAsia"/>
         </w:rPr>
-        <w:t>人形机器人本体由执行系统、感知系统、计算系统、结构件与能源系统共同构成。其中执行系统是价值量最高、技术壁垒最集中的部分，也是无锡巨蟹智能驱动科技有限公司（以下简称"无锡巨蟹"）所处的环节。执行系统按运动形式分为旋转执行器（旋转关节）和线性执行器（直线关节）两类：旋转关节以"电机＋减速器＋编码器＋驱动器"为基本结构，广泛用于颈部、肩、肘、腕、腰和髋等部位；线性执行器以"力矩电机＋行星滚柱丝杠"为主，主要用于膝、踝等需要大推力和高刚度的部位。</w:t>
+        <w:t>人形机器人本体由执行系统、感知系统、计算系统、结构件与能源系统共同构成。其中执行系统是价值量最高、技术壁垒最集中的部分，也是无锡巨蟹智能驱动科技有限公司（以下简称"无锡巨蟹"）所处的环节。执行系统按运动形式分为旋转执行器（旋转关节）和线性执行器（直线关节）两类：旋转关节以"电机＋减速器＋编码器＋驱动器＋力矩传感器"为基本结构，广泛用于颈部、肩、肘、腕、腰和髋等部位；线性执行器以"力矩电机＋行星滚柱丝杠"为主，主要用于膝、踝等需要大推力和高刚度的部位。</w:t>
       </w:r>
     </w:p>
     <w:p>
@@ -5141,7 +5141,7 @@
         <w:rPr>
           <w:rFonts w:hint="eastAsia"/>
         </w:rPr>
-        <w:t>以旋转关节为例，各组成部分的功能分工如下：无框力矩电机（或空心杯电机）提供原始扭矩和转速；谐波减速器将高转速低扭矩转换为低转速高扭矩输出，同时保证极小的回差和较高的传动精度；编码器分别安装在电机端和输出端（即"双编码器"配置），前者用于电流环和速度环换向控制，后者用于消除减速器柔性变形和回差带来的位置误差，实现输出端的高精度闭环；驱动器完成电流采样、功率放大、力矩控制和总线通信，是关节的"神经末梢"；制动器、力矩传感器和散热结构则用于保障断电安全、力控性能和连续工作能力。</w:t>
+        <w:t>以旋转关节为例，各组成部分的功能分工如下：无框力矩电机（或空心杯电机）提供原始扭矩和转速；谐波减速器将高转速低扭矩转换为低转速高扭矩输出，同时保证极小的回差和较高的传动精度；编码器分别安装在电机端和输出端（即"双编码器"配置），前者用于电流环和速度环换向控制，后者用于消除减速器柔性变形和回差带来的位置误差，实现输出端的高精度闭环；驱动器完成电流采样、功率放大、力矩控制和总线通信，是关节的"神经末梢"；力矩传感器直接测量关节输出端的真实力矩，使机器人能够感知接触力并实现柔顺控制、碰撞检测和人机安全交互，是关节由"位置控制"走向"力控"的关键部件；制动器和散热结构则用于保障断电安全和连续工作能力。</w:t>
       </w:r>
     </w:p>
     <w:p>
@@ -5152,7 +5152,7 @@
         <w:rPr>
           <w:rFonts w:hint="eastAsia"/>
         </w:rPr>
-        <w:t>所谓"一体化动力关节模组"，是指把上述部件在机械、电气和控制三个层面深度集成为一个可直接装配的标准单元，对外只保留机械安装面、动力线和通信总线接口。相较于整机厂自行采购分立部件再装配，一体化模组能够显著缩短本体开发周期，减少装配公差累积，降低线束数量和整机重量，并把关节层面的标定、补偿和保护逻辑固化在模组内部。据行业白皮书判断，一体化设计是规模化量产的必选项，无法提供一体化方案的模组厂商在未来两年将快速边缘化。无锡巨蟹的产品体系正是沿着"自研谐波减速器＋自研微型低压驱动器＋自研编码器→系列化一体化关节模组→上肢平台/机械臂"这条路径展开的。</w:t>
+        <w:t>所谓"一体化动力关节模组"，是指把上述部件在机械、电气和控制三个层面深度集成为一个可直接装配的标准单元，对外只保留机械安装面、动力线和通信总线接口。就无锡巨蟹的产品而言，其集成范围涵盖谐波减速器、驱动器、双编码器、力矩传感器和制动器五类部件。相较于整机厂自行采购分立部件再装配，一体化模组能够显著缩短本体开发周期，减少装配公差累积，降低线束数量和整机重量，并把关节层面的标定、补偿和保护逻辑固化在模组内部。据行业白皮书判断，一体化设计是规模化量产的必选项，无法提供一体化方案的模组厂商在未来两年将快速边缘化。无锡巨蟹的产品体系正是沿着"自研谐波减速器＋自研微型低压驱动器＋自研编码器→系列化一体化关节模组→上肢平台/机械臂"这条路径展开的，其中力矩传感器与编码器同为关节的感知部件，共同决定关节的闭环控制能力。</w:t>
       </w:r>
     </w:p>
     <w:p>
@@ -6114,7 +6114,7 @@
         <w:rPr>
           <w:rFonts w:hint="eastAsia"/>
         </w:rPr>
-        <w:t>2.3 上游核心环节（二）：电机、驱动器与编码器</w:t>
+        <w:t>2.3 上游核心环节（二）：电机、驱动器、编码器与力矩传感器</w:t>
       </w:r>
       <w:bookmarkEnd w:id="1008"/>
     </w:p>
@@ -6126,7 +6126,7 @@
         <w:rPr>
           <w:rFonts w:hint="eastAsia"/>
         </w:rPr>
-        <w:t>电机、驱动器与编码器是关节模组中除减速器外的三大核心部件，也是无锡巨蟹自研产品覆盖的环节。三者在技术路线、竞争格局和国产化程度上差异明显：电机环节国产替代进展最快、增速最高；驱动器环节标准化程度较高但小型化和高集成度产品仍有壁垒；编码器环节国产化程度最低，仍以外资品牌为主。</w:t>
+        <w:t>电机、驱动器、编码器与力矩传感器是关节模组中除减速器外的四大核心部件，也是无锡巨蟹自研产品覆盖的环节。四者在技术路线、竞争格局和国产化程度上差异明显：电机环节国产替代进展最快、增速最高；驱动器环节标准化程度较高但小型化和高集成度产品仍有壁垒；编码器环节国产化程度最低，仍以外资品牌为主；力矩传感器则处于技术路线切换期，是决定关节能否实现力控的关键部件。</w:t>
       </w:r>
     </w:p>
     <w:p>
@@ -6140,7 +6140,7 @@
           <w:b/>
           <w:sz w:val="21"/>
         </w:rPr>
-        <w:t>表3  人形机器人电机、驱动器与编码器环节比较</w:t>
+        <w:t>表3  人形机器人电机、驱动器、编码器与力矩传感器环节比较</w:t>
       </w:r>
     </w:p>
     <w:tbl>
@@ -6666,6 +6666,104 @@
           </w:p>
         </w:tc>
       </w:tr>
+      <w:tr>
+        <w:trPr>
+          <w:cantSplit/>
+          <w:jc w:val="center"/>
+        </w:trPr>
+        <w:tc>
+          <w:tcPr>
+            <w:tcW w:w="500" w:type="pct"/>
+            <w:tcBorders>
+              <w:top w:val="single" w:sz="4" w:space="0" w:color="010000"/>
+            </w:tcBorders>
+            <w:vAlign w:val="center"/>
+          </w:tcPr>
+          <w:p>
+            <w:pPr>
+              <w:jc w:val="left"/>
+            </w:pPr>
+            <w:r/>
+            <w:r>
+              <w:rPr>
+                <w:rFonts w:hint="eastAsia"/>
+                <w:color w:val="000000"/>
+                <w:sz w:val="21"/>
+              </w:rPr>
+              <w:t>力/力矩传感器</w:t>
+            </w:r>
+          </w:p>
+        </w:tc>
+        <w:tc>
+          <w:tcPr>
+            <w:tcW w:w="1643" w:type="pct"/>
+            <w:tcBorders>
+              <w:top w:val="single" w:sz="4" w:space="0" w:color="010000"/>
+            </w:tcBorders>
+            <w:vAlign w:val="center"/>
+          </w:tcPr>
+          <w:p>
+            <w:pPr>
+              <w:jc w:val="left"/>
+            </w:pPr>
+            <w:r/>
+            <w:r>
+              <w:rPr>
+                <w:rFonts w:hint="eastAsia"/>
+                <w:color w:val="000000"/>
+                <w:sz w:val="21"/>
+              </w:rPr>
+              <w:t>按测量维度分为一维力矩传感器与六维力/力矩传感器。关节内置的一维力矩传感器直接测量输出端力矩，是关节实现力控、柔顺控制与碰撞检测的基础；六维力传感器多用于腕部、踝部等末端，用于末端力控和整机平衡。技术上以应变片方案为主，MEMS方案正在兴起。</w:t>
+            </w:r>
+          </w:p>
+        </w:tc>
+        <w:tc>
+          <w:tcPr>
+            <w:tcW w:w="1857" w:type="pct"/>
+            <w:tcBorders>
+              <w:top w:val="single" w:sz="4" w:space="0" w:color="010000"/>
+            </w:tcBorders>
+            <w:vAlign w:val="center"/>
+          </w:tcPr>
+          <w:p>
+            <w:pPr>
+              <w:jc w:val="left"/>
+            </w:pPr>
+            <w:r/>
+            <w:r>
+              <w:rPr>
+                <w:rFonts w:hint="eastAsia"/>
+                <w:color w:val="000000"/>
+                <w:sz w:val="21"/>
+              </w:rPr>
+              <w:t>关节内置力矩传感器目前多由关节模组厂商自研并随模组交付，独立外售规模有限；六维力传感器则已形成独立市场，2025年中国市场规模超3亿元，2026年预计约3.88亿元。当前应变片技术占80%以上份额，MEMS路线可将体积降至传统产品的十分之一，宇立仪器、坤维科技等已在开发。算法能力正成为竞争要点，蓝点触控在53万个样本点上训练高维解耦模型，坤维科技开发六轴联合加载标定技术。</w:t>
+            </w:r>
+          </w:p>
+        </w:tc>
+        <w:tc>
+          <w:tcPr>
+            <w:tcW w:w="1000" w:type="pct"/>
+            <w:tcBorders>
+              <w:top w:val="single" w:sz="4" w:space="0" w:color="010000"/>
+            </w:tcBorders>
+            <w:vAlign w:val="center"/>
+          </w:tcPr>
+          <w:p>
+            <w:pPr>
+              <w:jc w:val="left"/>
+            </w:pPr>
+            <w:r/>
+            <w:r>
+              <w:rPr>
+                <w:rFonts w:hint="eastAsia"/>
+                <w:color w:val="000000"/>
+                <w:sz w:val="21"/>
+              </w:rPr>
+              <w:t>六维力传感器：坤维科技、宇立仪器、蓝点触控、柯力传感、安培龙等；关节内置力矩传感器：无锡巨蟹、绿的谐波等关节模组厂商自研。</w:t>
+            </w:r>
+          </w:p>
+        </w:tc>
+      </w:tr>
     </w:tbl>
     <w:p>
       <w:pPr>
@@ -6678,7 +6776,7 @@
           <w:sz w:val="11"/>
           <w:szCs w:val="11"/>
         </w:rPr>
-        <w:t>数据来源：MIR DATABANK、各公司公开披露及投资者交流记录、行业媒体报道，本报告整理。</w:t>
+        <w:t>数据来源：MIR DATABANK、各细分行业研究报告、各公司公开披露及投资者交流记录、行业媒体报道，本报告整理。</w:t>
       </w:r>
     </w:p>
     <w:p>
@@ -6689,7 +6787,7 @@
         <w:rPr>
           <w:rFonts w:hint="eastAsia"/>
         </w:rPr>
-        <w:t>从经营模式看，电机和编码器环节的规模效应明显，头部企业通过标准化产品和产能扩张摊薄成本；驱动器环节则更依赖与整机控制架构的深度耦合，单独销售的溢价空间有限，更多作为关节模组的组成部分实现价值。这一特征解释了为什么以谐波减速器起家的企业普遍向"减速器＋驱动＋编码器＋电机"的一体化模组延伸——把三个单独议价能力有限的部件，通过集成转化为一个具备系统性能承诺的整体产品。</w:t>
+        <w:t>从经营模式看，电机和编码器环节的规模效应明显，头部企业通过标准化产品和产能扩张摊薄成本；驱动器环节则更依赖与整机控制架构的深度耦合，单独销售的溢价空间有限，更多作为关节模组的组成部分实现价值。这一特征解释了为什么以谐波减速器起家的企业普遍向"减速器＋驱动＋编码器＋电机"的一体化模组延伸——把几个单独议价能力有限的部件，通过集成转化为一个具备系统性能承诺的整体产品。力矩传感器在这一集成中的作用尤为特殊：它本身外售规模有限，但决定了关节能否提供力控能力，而力控正是人形机器人区别于传统工业机器人的核心要求之一，因此自研力矩传感器的模组厂商在产品定义上具有更大的自由度。</w:t>
       </w:r>
     </w:p>
     <w:p>
@@ -6935,7 +7033,7 @@
                 <w:color w:val="000000"/>
                 <w:sz w:val="21"/>
               </w:rPr>
-              <w:t>掌握模组中壁垒最高的减速器环节，向下集成电机、编码器和驱动的边际成本相对可控；能够以整体性能指标（扭矩密度、精度、寿命）对外承诺，摆脱单一部件的价格竞争。</w:t>
+              <w:t>掌握模组中壁垒最高的减速器环节，向下集成电机、编码器、驱动器和力矩传感器的边际成本相对可控；能够以整体性能指标（扭矩密度、精度、寿命）对外承诺，摆脱单一部件的价格竞争。</w:t>
             </w:r>
           </w:p>
         </w:tc>
@@ -7297,28 +7395,6 @@
     </w:p>
     <w:p>
       <w:pPr>
-        <w:pStyle w:val="a0"/>
-      </w:pPr>
-      <w:r>
-        <w:rPr>
-          <w:rFonts w:hint="eastAsia"/>
-        </w:rPr>
-        <w:t>无锡巨蟹在这一环节的定位属于第一类。据公开资料，公司成立于2019年4月26日，位于无锡，创始人赵伟为东南大学仪器科学与工程学院2016级博士，公司拥有约8,000平方米研制基地，系江苏省重点智能制造企业。公司以谐波减速器为核心，同时自研微型低压驱动器、编码器与力传感器，并将上述部件集成为可直接装配的人形关节模组；产品体系包含R48、R58、R68、R83、R102、R120六大系列，覆盖头部、肩部、腕部、腰部、髋部等多自由度场景，全系标配双编码器。以2025年推出的R48-Lite集成式谐波减速关节模组为例，体积为Ø48×45.5毫米，重量0.26公斤，额定扭矩5N·m、峰值扭矩11±0.5N·m，减速比101:1，额定转速3,000转/分，主要面向机器人颈部、手腕等对空间和精度要求较高的部位。</w:t>
-      </w:r>
-    </w:p>
-    <w:p>
-      <w:pPr>
-        <w:pStyle w:val="a0"/>
-      </w:pPr>
-      <w:r>
-        <w:rPr>
-          <w:rFonts w:hint="eastAsia"/>
-        </w:rPr>
-        <w:t>商业进展方面，据公开报道，无锡巨蟹已完成人形机器人专用模组1,320套的交付，为全球首款防爆人形机器人"天魁1号"（由天创机器人推出，IIC T6级防爆、负载15公斤、续航5小时）提供了除手部以外的上肢，并中标哈尔滨电机厂发电机组智能检查机器人项目，2025年4月获得"LeadeRobot 2025年度人形机器人核心供应商"称号。融资方面，公司于2025年10月宣布完成近亿元人民币A轮融资，由扫地机器人龙头科沃斯的战略投资平台领投，上海宁玮仁、上海湖银等产业资源方跟投，资金用于动力模组研发与产能扩建。上述数字表明，公司当前处于"从样机验证走向小批量交付"的阶段，交付量级与头部模组厂商仍有明显差距，但已进入整机厂的供应体系。</w:t>
-      </w:r>
-    </w:p>
-    <w:p>
-      <w:pPr>
         <w:pStyle w:val="3"/>
         <w:numPr>
           <w:ilvl w:val="0"/>
@@ -7331,7 +7407,7 @@
         <w:rPr>
           <w:rFonts w:hint="eastAsia"/>
         </w:rPr>
-        <w:t>2.5 上游其他环节：丝杠、轴承、灵巧手、传感器与芯片</w:t>
+        <w:t>2.5 上游其他环节：丝杠、轴承、灵巧手与芯片</w:t>
       </w:r>
       <w:bookmarkEnd w:id="1010"/>
     </w:p>
@@ -7343,7 +7419,7 @@
         <w:rPr>
           <w:rFonts w:hint="eastAsia"/>
         </w:rPr>
-        <w:t>除上述与无锡巨蟹直接相关的环节外，人形机器人上游还包括行星滚柱丝杠、精密轴承、灵巧手、力/触觉传感器以及主控与算力芯片等环节。这些环节与无锡巨蟹的业务相关度较低，此处从简介绍，供产业链完整性参考。</w:t>
+        <w:t>除上述与无锡巨蟹直接相关的环节外，人形机器人上游还包括行星滚柱丝杠、精密轴承、灵巧手以及主控与算力芯片等环节（力与力矩传感器因与无锡巨蟹直接相关，已在2.3节中详述）。这些环节与无锡巨蟹的业务相关度较低，此处从简介绍，供产业链完整性参考。</w:t>
       </w:r>
     </w:p>
     <w:p>
@@ -7685,81 +7761,6 @@
                 <w:sz w:val="21"/>
               </w:rPr>
               <w:t>灵心巧手、因时机器人、帕西尼感知、兆威机电、智元机器人。</w:t>
-            </w:r>
-          </w:p>
-        </w:tc>
-      </w:tr>
-      <w:tr>
-        <w:trPr>
-          <w:cantSplit/>
-          <w:jc w:val="center"/>
-        </w:trPr>
-        <w:tc>
-          <w:tcPr>
-            <w:tcW w:w="625" w:type="pct"/>
-            <w:tcBorders>
-              <w:top w:val="single" w:sz="4" w:space="0" w:color="010000"/>
-            </w:tcBorders>
-            <w:vAlign w:val="center"/>
-          </w:tcPr>
-          <w:p>
-            <w:pPr>
-              <w:jc w:val="left"/>
-            </w:pPr>
-            <w:r/>
-            <w:r>
-              <w:rPr>
-                <w:rFonts w:hint="eastAsia"/>
-                <w:color w:val="000000"/>
-                <w:sz w:val="21"/>
-              </w:rPr>
-              <w:t>力与触觉传感器</w:t>
-            </w:r>
-          </w:p>
-        </w:tc>
-        <w:tc>
-          <w:tcPr>
-            <w:tcW w:w="3125" w:type="pct"/>
-            <w:tcBorders>
-              <w:top w:val="single" w:sz="4" w:space="0" w:color="010000"/>
-            </w:tcBorders>
-            <w:vAlign w:val="center"/>
-          </w:tcPr>
-          <w:p>
-            <w:pPr>
-              <w:jc w:val="left"/>
-            </w:pPr>
-            <w:r/>
-            <w:r>
-              <w:rPr>
-                <w:rFonts w:hint="eastAsia"/>
-                <w:color w:val="000000"/>
-                <w:sz w:val="21"/>
-              </w:rPr>
-              <w:t>六维力传感器用于末端力控和整机平衡，2025年中国六维力传感器市场规模超3亿元，2026年预计约3.88亿元。当前应变片技术占80%以上份额，MEMS路线正在兴起，可将体积降至传统产品的十分之一。</w:t>
-            </w:r>
-          </w:p>
-        </w:tc>
-        <w:tc>
-          <w:tcPr>
-            <w:tcW w:w="1250" w:type="pct"/>
-            <w:tcBorders>
-              <w:top w:val="single" w:sz="4" w:space="0" w:color="010000"/>
-            </w:tcBorders>
-            <w:vAlign w:val="center"/>
-          </w:tcPr>
-          <w:p>
-            <w:pPr>
-              <w:jc w:val="left"/>
-            </w:pPr>
-            <w:r/>
-            <w:r>
-              <w:rPr>
-                <w:rFonts w:hint="eastAsia"/>
-                <w:color w:val="000000"/>
-                <w:sz w:val="21"/>
-              </w:rPr>
-              <w:t>坤维科技、宇立仪器、蓝点触控、柯力传感、安培龙等。</w:t>
             </w:r>
           </w:p>
         </w:tc>
@@ -7920,7 +7921,29 @@
         <w:rPr>
           <w:rFonts w:hint="eastAsia"/>
         </w:rPr>
-        <w:t>下游通过具体场景把机器人能力转化为付费需求。据上述报告，2025年中国人形机器人已形成教育科研、数据采集、交互服务、工业物流和娱乐表演五大应用场景，各场景在采购主体、采购规模、单价和服务占比上差异明显，因而出货量结构与市场规模结构并不一致。</w:t>
+        <w:t>下游通过具体场景把机器人能力转化为付费需求。目前行业存在两套并行的场景分类方式，二者视角不同，宜结合使用。</w:t>
+      </w:r>
+    </w:p>
+    <w:p>
+      <w:pPr>
+        <w:pStyle w:val="a0"/>
+      </w:pPr>
+      <w:r>
+        <w:rPr>
+          <w:rFonts w:hint="eastAsia"/>
+        </w:rPr>
+        <w:t>一是企业惯用的三分类，以宇树科技招股文件的口径为代表，按客户属性把市场分为科研教育、商业消费和行业应用三类：科研教育面向高校与科研机构，是当前人形机器人最主要的付费来源；商业消费面向零售、文旅、展演等C端或准C端场景；行业应用面向工业制造、智能巡检、消防应急等B端作业场景，是单价最高但目前规模最小的一类。这套分类的价值在于能够直接对应企业的收入结构。据宇树科技招股文件，2025年前三季度其人形机器人收入中科研教育占73.6%，工业商用场景占比仅约9%；同期其针对行业应用、商业消费的定制开发产品占比为1.71%，客户主要来自智能制造、智能巡检、消防应急等领域。对照其四足机器人业务，商业消费与行业应用的收入同比增速明显高于科研教育，行业应用收入占比呈快速上升趋势——这提示人形机器人的场景重心大概率会沿四足产品走过的路径迁移。</w:t>
+      </w:r>
+    </w:p>
+    <w:p>
+      <w:pPr>
+        <w:pStyle w:val="a0"/>
+      </w:pPr>
+      <w:r>
+        <w:rPr>
+          <w:rFonts w:hint="eastAsia"/>
+        </w:rPr>
+        <w:t>二是第三方统计机构的五分类，据新战略咨询与人形机器人场景应用联盟的研究，2025年中国人形机器人已形成教育科研、数据采集、交互服务、工业物流和娱乐表演五大应用场景。这套分类更细，能够反映采购主体和采购特征的差异，但与企业收入口径不完全对应。两套分类的对应关系与各自特征如下：</w:t>
       </w:r>
     </w:p>
     <w:p>
@@ -7934,7 +7957,7 @@
           <w:b/>
           <w:sz w:val="21"/>
         </w:rPr>
-        <w:t>表6  2025年中国人形机器人五大应用场景比较</w:t>
+        <w:t>表6  人形机器人下游应用场景的两套分类及规模参考</w:t>
       </w:r>
     </w:p>
     <w:tbl>
@@ -7952,10 +7975,11 @@
         <w:tblLook w:firstColumn="1" w:firstRow="1" w:lastColumn="0" w:lastRow="0" w:noHBand="0" w:noVBand="1" w:val="04A0"/>
       </w:tblPr>
       <w:tblGrid>
-        <w:gridCol w:w="2076"/>
-        <w:gridCol w:w="2076"/>
-        <w:gridCol w:w="2076"/>
-        <w:gridCol w:w="2076"/>
+        <w:gridCol w:w="1661"/>
+        <w:gridCol w:w="1661"/>
+        <w:gridCol w:w="1661"/>
+        <w:gridCol w:w="1661"/>
+        <w:gridCol w:w="1661"/>
       </w:tblGrid>
       <w:tr>
         <w:trPr>
@@ -7965,7 +7989,7 @@
         </w:trPr>
         <w:tc>
           <w:tcPr>
-            <w:tcW w:w="597" w:type="pct"/>
+            <w:tcW w:w="556" w:type="pct"/>
             <w:tcBorders>
               <w:top w:val="single" w:sz="12" w:space="0" w:color="010000"/>
               <w:bottom w:val="single" w:sz="4" w:space="0" w:color="010000"/>
@@ -7985,13 +8009,13 @@
                 <w:color w:val="000000"/>
                 <w:sz w:val="21"/>
               </w:rPr>
-              <w:t>应用场景</w:t>
-            </w:r>
-          </w:p>
-        </w:tc>
-        <w:tc>
-          <w:tcPr>
-            <w:tcW w:w="970" w:type="pct"/>
+              <w:t>三分类（企业口径）</w:t>
+            </w:r>
+          </w:p>
+        </w:tc>
+        <w:tc>
+          <w:tcPr>
+            <w:tcW w:w="625" w:type="pct"/>
             <w:tcBorders>
               <w:top w:val="single" w:sz="12" w:space="0" w:color="010000"/>
               <w:bottom w:val="single" w:sz="4" w:space="0" w:color="010000"/>
@@ -8011,13 +8035,13 @@
                 <w:color w:val="000000"/>
                 <w:sz w:val="21"/>
               </w:rPr>
-              <w:t>主要采购方</w:t>
-            </w:r>
-          </w:p>
-        </w:tc>
-        <w:tc>
-          <w:tcPr>
-            <w:tcW w:w="1866" w:type="pct"/>
+              <w:t>对应的五分类场景</w:t>
+            </w:r>
+          </w:p>
+        </w:tc>
+        <w:tc>
+          <w:tcPr>
+            <w:tcW w:w="1528" w:type="pct"/>
             <w:tcBorders>
               <w:top w:val="single" w:sz="12" w:space="0" w:color="010000"/>
               <w:bottom w:val="single" w:sz="4" w:space="0" w:color="010000"/>
@@ -8037,13 +8061,39 @@
                 <w:color w:val="000000"/>
                 <w:sz w:val="21"/>
               </w:rPr>
-              <w:t>采购特征</w:t>
-            </w:r>
-          </w:p>
-        </w:tc>
-        <w:tc>
-          <w:tcPr>
-            <w:tcW w:w="1567" w:type="pct"/>
+              <w:t>采购主体与特征</w:t>
+            </w:r>
+          </w:p>
+        </w:tc>
+        <w:tc>
+          <w:tcPr>
+            <w:tcW w:w="1042" w:type="pct"/>
+            <w:tcBorders>
+              <w:top w:val="single" w:sz="12" w:space="0" w:color="010000"/>
+              <w:bottom w:val="single" w:sz="4" w:space="0" w:color="010000"/>
+            </w:tcBorders>
+            <w:vAlign w:val="center"/>
+          </w:tcPr>
+          <w:p>
+            <w:pPr>
+              <w:keepNext/>
+              <w:jc w:val="center"/>
+            </w:pPr>
+            <w:r/>
+            <w:r>
+              <w:rPr>
+                <w:rFonts w:hint="eastAsia"/>
+                <w:b/>
+                <w:color w:val="000000"/>
+                <w:sz w:val="21"/>
+              </w:rPr>
+              <w:t>规模/占比参考</w:t>
+            </w:r>
+          </w:p>
+        </w:tc>
+        <w:tc>
+          <w:tcPr>
+            <w:tcW w:w="1250" w:type="pct"/>
             <w:tcBorders>
               <w:top w:val="single" w:sz="12" w:space="0" w:color="010000"/>
               <w:bottom w:val="single" w:sz="4" w:space="0" w:color="010000"/>
@@ -8075,93 +8125,116 @@
         </w:trPr>
         <w:tc>
           <w:tcPr>
-            <w:tcW w:w="597" w:type="pct"/>
-            <w:tcBorders>
-              <w:top w:val="single" w:sz="4" w:space="0" w:color="010000"/>
-            </w:tcBorders>
-            <w:vAlign w:val="center"/>
-          </w:tcPr>
-          <w:p>
-            <w:pPr>
-              <w:jc w:val="left"/>
-            </w:pPr>
-            <w:r/>
-            <w:r>
-              <w:rPr>
-                <w:rFonts w:hint="eastAsia"/>
-                <w:color w:val="000000"/>
-                <w:sz w:val="21"/>
-              </w:rPr>
-              <w:t>教育科研</w:t>
-            </w:r>
-          </w:p>
-        </w:tc>
-        <w:tc>
-          <w:tcPr>
-            <w:tcW w:w="970" w:type="pct"/>
-            <w:tcBorders>
-              <w:top w:val="single" w:sz="4" w:space="0" w:color="010000"/>
-            </w:tcBorders>
-            <w:vAlign w:val="center"/>
-          </w:tcPr>
-          <w:p>
-            <w:pPr>
-              <w:jc w:val="left"/>
-            </w:pPr>
-            <w:r/>
-            <w:r>
-              <w:rPr>
-                <w:rFonts w:hint="eastAsia"/>
-                <w:color w:val="000000"/>
-                <w:sz w:val="21"/>
-              </w:rPr>
-              <w:t>高校、职业院校及科研机构</w:t>
-            </w:r>
-          </w:p>
-        </w:tc>
-        <w:tc>
-          <w:tcPr>
-            <w:tcW w:w="1866" w:type="pct"/>
-            <w:tcBorders>
-              <w:top w:val="single" w:sz="4" w:space="0" w:color="010000"/>
-            </w:tcBorders>
-            <w:vAlign w:val="center"/>
-          </w:tcPr>
-          <w:p>
-            <w:pPr>
-              <w:jc w:val="left"/>
-            </w:pPr>
-            <w:r/>
-            <w:r>
-              <w:rPr>
-                <w:rFonts w:hint="eastAsia"/>
-                <w:color w:val="000000"/>
-                <w:sz w:val="21"/>
-              </w:rPr>
-              <w:t>采购频次高但单次规模小，单价从几万元到一二十万元不等；出货量大而市场规模相对较小。</w:t>
-            </w:r>
-          </w:p>
-        </w:tc>
-        <w:tc>
-          <w:tcPr>
-            <w:tcW w:w="1567" w:type="pct"/>
-            <w:tcBorders>
-              <w:top w:val="single" w:sz="4" w:space="0" w:color="010000"/>
-            </w:tcBorders>
-            <w:vAlign w:val="center"/>
-          </w:tcPr>
-          <w:p>
-            <w:pPr>
-              <w:jc w:val="left"/>
-            </w:pPr>
-            <w:r/>
-            <w:r>
-              <w:rPr>
-                <w:rFonts w:hint="eastAsia"/>
-                <w:color w:val="000000"/>
-                <w:sz w:val="21"/>
-              </w:rPr>
-              <w:t>拉动中小尺寸机型和低成本关节模组需求，对价格敏感度最高。</w:t>
+            <w:tcW w:w="556" w:type="pct"/>
+            <w:tcBorders>
+              <w:top w:val="single" w:sz="4" w:space="0" w:color="010000"/>
+            </w:tcBorders>
+            <w:vAlign w:val="center"/>
+          </w:tcPr>
+          <w:p>
+            <w:pPr>
+              <w:jc w:val="left"/>
+            </w:pPr>
+            <w:r/>
+            <w:r>
+              <w:rPr>
+                <w:rFonts w:hint="eastAsia"/>
+                <w:color w:val="000000"/>
+                <w:sz w:val="21"/>
+              </w:rPr>
+              <w:t>科研教育</w:t>
+            </w:r>
+          </w:p>
+        </w:tc>
+        <w:tc>
+          <w:tcPr>
+            <w:tcW w:w="625" w:type="pct"/>
+            <w:tcBorders>
+              <w:top w:val="single" w:sz="4" w:space="0" w:color="010000"/>
+            </w:tcBorders>
+            <w:vAlign w:val="center"/>
+          </w:tcPr>
+          <w:p>
+            <w:pPr>
+              <w:jc w:val="left"/>
+            </w:pPr>
+            <w:r/>
+            <w:r>
+              <w:rPr>
+                <w:rFonts w:hint="eastAsia"/>
+                <w:color w:val="000000"/>
+                <w:sz w:val="21"/>
+              </w:rPr>
+              <w:t>教育科研、数据采集</w:t>
+            </w:r>
+          </w:p>
+        </w:tc>
+        <w:tc>
+          <w:tcPr>
+            <w:tcW w:w="1528" w:type="pct"/>
+            <w:tcBorders>
+              <w:top w:val="single" w:sz="4" w:space="0" w:color="010000"/>
+            </w:tcBorders>
+            <w:vAlign w:val="center"/>
+          </w:tcPr>
+          <w:p>
+            <w:pPr>
+              <w:jc w:val="left"/>
+            </w:pPr>
+            <w:r/>
+            <w:r>
+              <w:rPr>
+                <w:rFonts w:hint="eastAsia"/>
+                <w:color w:val="000000"/>
+                <w:sz w:val="21"/>
+              </w:rPr>
+              <w:t>高校、职业院校、科研机构，以及政务平台与国资产业基地。教育科研采购频次高但单次规模小，单价几万元至一二十万元；数据采集单次采购常在百台以上、服务占比高。</w:t>
+            </w:r>
+          </w:p>
+        </w:tc>
+        <w:tc>
+          <w:tcPr>
+            <w:tcW w:w="1042" w:type="pct"/>
+            <w:tcBorders>
+              <w:top w:val="single" w:sz="4" w:space="0" w:color="010000"/>
+            </w:tcBorders>
+            <w:vAlign w:val="center"/>
+          </w:tcPr>
+          <w:p>
+            <w:pPr>
+              <w:jc w:val="left"/>
+            </w:pPr>
+            <w:r/>
+            <w:r>
+              <w:rPr>
+                <w:rFonts w:hint="eastAsia"/>
+                <w:color w:val="000000"/>
+                <w:sz w:val="21"/>
+              </w:rPr>
+              <w:t>宇树科技2025年前三季度人形机器人收入中科研教育占73.6%；数据采集是2025年千万元级与亿元级订单的主要来源。</w:t>
+            </w:r>
+          </w:p>
+        </w:tc>
+        <w:tc>
+          <w:tcPr>
+            <w:tcW w:w="1250" w:type="pct"/>
+            <w:tcBorders>
+              <w:top w:val="single" w:sz="4" w:space="0" w:color="010000"/>
+            </w:tcBorders>
+            <w:vAlign w:val="center"/>
+          </w:tcPr>
+          <w:p>
+            <w:pPr>
+              <w:jc w:val="left"/>
+            </w:pPr>
+            <w:r/>
+            <w:r>
+              <w:rPr>
+                <w:rFonts w:hint="eastAsia"/>
+                <w:color w:val="000000"/>
+                <w:sz w:val="21"/>
+              </w:rPr>
+              <w:t>出货量占比最高但单价最低，拉动中小尺寸机型和低成本关节模组需求，对价格最敏感；数据采集项目则带动整机厂产能爬坡与关节模组批量采购。</w:t>
             </w:r>
           </w:p>
         </w:tc>
@@ -8173,93 +8246,116 @@
         </w:trPr>
         <w:tc>
           <w:tcPr>
-            <w:tcW w:w="597" w:type="pct"/>
-            <w:tcBorders>
-              <w:top w:val="single" w:sz="4" w:space="0" w:color="010000"/>
-            </w:tcBorders>
-            <w:vAlign w:val="center"/>
-          </w:tcPr>
-          <w:p>
-            <w:pPr>
-              <w:jc w:val="left"/>
-            </w:pPr>
-            <w:r/>
-            <w:r>
-              <w:rPr>
-                <w:rFonts w:hint="eastAsia"/>
-                <w:color w:val="000000"/>
-                <w:sz w:val="21"/>
-              </w:rPr>
-              <w:t>数据采集</w:t>
-            </w:r>
-          </w:p>
-        </w:tc>
-        <w:tc>
-          <w:tcPr>
-            <w:tcW w:w="970" w:type="pct"/>
-            <w:tcBorders>
-              <w:top w:val="single" w:sz="4" w:space="0" w:color="010000"/>
-            </w:tcBorders>
-            <w:vAlign w:val="center"/>
-          </w:tcPr>
-          <w:p>
-            <w:pPr>
-              <w:jc w:val="left"/>
-            </w:pPr>
-            <w:r/>
-            <w:r>
-              <w:rPr>
-                <w:rFonts w:hint="eastAsia"/>
-                <w:color w:val="000000"/>
-                <w:sz w:val="21"/>
-              </w:rPr>
-              <w:t>政务平台与国资产业基地</w:t>
-            </w:r>
-          </w:p>
-        </w:tc>
-        <w:tc>
-          <w:tcPr>
-            <w:tcW w:w="1866" w:type="pct"/>
-            <w:tcBorders>
-              <w:top w:val="single" w:sz="4" w:space="0" w:color="010000"/>
-            </w:tcBorders>
-            <w:vAlign w:val="center"/>
-          </w:tcPr>
-          <w:p>
-            <w:pPr>
-              <w:jc w:val="left"/>
-            </w:pPr>
-            <w:r/>
-            <w:r>
-              <w:rPr>
-                <w:rFonts w:hint="eastAsia"/>
-                <w:color w:val="000000"/>
-                <w:sz w:val="21"/>
-              </w:rPr>
-              <w:t>单次采购规模一般在百台以上，采购金额较大，服务占比高。</w:t>
-            </w:r>
-          </w:p>
-        </w:tc>
-        <w:tc>
-          <w:tcPr>
-            <w:tcW w:w="1567" w:type="pct"/>
-            <w:tcBorders>
-              <w:top w:val="single" w:sz="4" w:space="0" w:color="010000"/>
-            </w:tcBorders>
-            <w:vAlign w:val="center"/>
-          </w:tcPr>
-          <w:p>
-            <w:pPr>
-              <w:jc w:val="left"/>
-            </w:pPr>
-            <w:r/>
-            <w:r>
-              <w:rPr>
-                <w:rFonts w:hint="eastAsia"/>
-                <w:color w:val="000000"/>
-                <w:sz w:val="21"/>
-              </w:rPr>
-              <w:t>是2025年千万元级和亿元级订单的主要来源，带动整机厂产能爬坡和关节模组批量采购。</w:t>
+            <w:tcW w:w="556" w:type="pct"/>
+            <w:tcBorders>
+              <w:top w:val="single" w:sz="4" w:space="0" w:color="010000"/>
+            </w:tcBorders>
+            <w:vAlign w:val="center"/>
+          </w:tcPr>
+          <w:p>
+            <w:pPr>
+              <w:jc w:val="left"/>
+            </w:pPr>
+            <w:r/>
+            <w:r>
+              <w:rPr>
+                <w:rFonts w:hint="eastAsia"/>
+                <w:color w:val="000000"/>
+                <w:sz w:val="21"/>
+              </w:rPr>
+              <w:t>商业消费</w:t>
+            </w:r>
+          </w:p>
+        </w:tc>
+        <w:tc>
+          <w:tcPr>
+            <w:tcW w:w="625" w:type="pct"/>
+            <w:tcBorders>
+              <w:top w:val="single" w:sz="4" w:space="0" w:color="010000"/>
+            </w:tcBorders>
+            <w:vAlign w:val="center"/>
+          </w:tcPr>
+          <w:p>
+            <w:pPr>
+              <w:jc w:val="left"/>
+            </w:pPr>
+            <w:r/>
+            <w:r>
+              <w:rPr>
+                <w:rFonts w:hint="eastAsia"/>
+                <w:color w:val="000000"/>
+                <w:sz w:val="21"/>
+              </w:rPr>
+              <w:t>交互服务、娱乐表演</w:t>
+            </w:r>
+          </w:p>
+        </w:tc>
+        <w:tc>
+          <w:tcPr>
+            <w:tcW w:w="1528" w:type="pct"/>
+            <w:tcBorders>
+              <w:top w:val="single" w:sz="4" w:space="0" w:color="010000"/>
+            </w:tcBorders>
+            <w:vAlign w:val="center"/>
+          </w:tcPr>
+          <w:p>
+            <w:pPr>
+              <w:jc w:val="left"/>
+            </w:pPr>
+            <w:r/>
+            <w:r>
+              <w:rPr>
+                <w:rFonts w:hint="eastAsia"/>
+                <w:color w:val="000000"/>
+                <w:sz w:val="21"/>
+              </w:rPr>
+              <w:t>企业展厅、博物馆、文旅场所，以及租赁与商演公司。以展示、导览和短周期活动为主，对可靠性和外观要求高、对负载要求低，需求弹性大。</w:t>
+            </w:r>
+          </w:p>
+        </w:tc>
+        <w:tc>
+          <w:tcPr>
+            <w:tcW w:w="1042" w:type="pct"/>
+            <w:tcBorders>
+              <w:top w:val="single" w:sz="4" w:space="0" w:color="010000"/>
+            </w:tcBorders>
+            <w:vAlign w:val="center"/>
+          </w:tcPr>
+          <w:p>
+            <w:pPr>
+              <w:jc w:val="left"/>
+            </w:pPr>
+            <w:r/>
+            <w:r>
+              <w:rPr>
+                <w:rFonts w:hint="eastAsia"/>
+                <w:color w:val="000000"/>
+                <w:sz w:val="21"/>
+              </w:rPr>
+              <w:t>宇树四足机器人在商业消费领域收入增速明显高于科研教育；人形机器人在该类的占比尚未单独披露。</w:t>
+            </w:r>
+          </w:p>
+        </w:tc>
+        <w:tc>
+          <w:tcPr>
+            <w:tcW w:w="1250" w:type="pct"/>
+            <w:tcBorders>
+              <w:top w:val="single" w:sz="4" w:space="0" w:color="010000"/>
+            </w:tcBorders>
+            <w:vAlign w:val="center"/>
+          </w:tcPr>
+          <w:p>
+            <w:pPr>
+              <w:jc w:val="left"/>
+            </w:pPr>
+            <w:r/>
+            <w:r>
+              <w:rPr>
+                <w:rFonts w:hint="eastAsia"/>
+                <w:color w:val="000000"/>
+                <w:sz w:val="21"/>
+              </w:rPr>
+              <w:t>拉动中小尺寸双足与轮式机型，对关节的静音、轻量化有额外要求；需求波动大，对成本与售后响应速度敏感。</w:t>
             </w:r>
           </w:p>
         </w:tc>
@@ -8271,105 +8367,30 @@
         </w:trPr>
         <w:tc>
           <w:tcPr>
-            <w:tcW w:w="597" w:type="pct"/>
-            <w:tcBorders>
-              <w:top w:val="single" w:sz="4" w:space="0" w:color="010000"/>
-            </w:tcBorders>
-            <w:vAlign w:val="center"/>
-          </w:tcPr>
-          <w:p>
-            <w:pPr>
-              <w:jc w:val="left"/>
-            </w:pPr>
-            <w:r/>
-            <w:r>
-              <w:rPr>
-                <w:rFonts w:hint="eastAsia"/>
-                <w:color w:val="000000"/>
-                <w:sz w:val="21"/>
-              </w:rPr>
-              <w:t>交互服务</w:t>
-            </w:r>
-          </w:p>
-        </w:tc>
-        <w:tc>
-          <w:tcPr>
-            <w:tcW w:w="970" w:type="pct"/>
-            <w:tcBorders>
-              <w:top w:val="single" w:sz="4" w:space="0" w:color="010000"/>
-            </w:tcBorders>
-            <w:vAlign w:val="center"/>
-          </w:tcPr>
-          <w:p>
-            <w:pPr>
-              <w:jc w:val="left"/>
-            </w:pPr>
-            <w:r/>
-            <w:r>
-              <w:rPr>
-                <w:rFonts w:hint="eastAsia"/>
-                <w:color w:val="000000"/>
-                <w:sz w:val="21"/>
-              </w:rPr>
-              <w:t>企业展厅、博物馆及文旅场所</w:t>
-            </w:r>
-          </w:p>
-        </w:tc>
-        <w:tc>
-          <w:tcPr>
-            <w:tcW w:w="1866" w:type="pct"/>
-            <w:tcBorders>
-              <w:top w:val="single" w:sz="4" w:space="0" w:color="010000"/>
-            </w:tcBorders>
-            <w:vAlign w:val="center"/>
-          </w:tcPr>
-          <w:p>
-            <w:pPr>
-              <w:jc w:val="left"/>
-            </w:pPr>
-            <w:r/>
-            <w:r>
-              <w:rPr>
-                <w:rFonts w:hint="eastAsia"/>
-                <w:color w:val="000000"/>
-                <w:sz w:val="21"/>
-              </w:rPr>
-              <w:t>以展示和导览为主，对可靠性和外观要求高，对负载要求低。</w:t>
-            </w:r>
-          </w:p>
-        </w:tc>
-        <w:tc>
-          <w:tcPr>
-            <w:tcW w:w="1567" w:type="pct"/>
-            <w:tcBorders>
-              <w:top w:val="single" w:sz="4" w:space="0" w:color="010000"/>
-            </w:tcBorders>
-            <w:vAlign w:val="center"/>
-          </w:tcPr>
-          <w:p>
-            <w:pPr>
-              <w:jc w:val="left"/>
-            </w:pPr>
-            <w:r/>
-            <w:r>
-              <w:rPr>
-                <w:rFonts w:hint="eastAsia"/>
-                <w:color w:val="000000"/>
-                <w:sz w:val="21"/>
-              </w:rPr>
-              <w:t>拉动中小尺寸双足和轮式机型，对关节的静音、轻量化有额外要求。</w:t>
-            </w:r>
-          </w:p>
-        </w:tc>
-      </w:tr>
-      <w:tr>
-        <w:trPr>
-          <w:cantSplit/>
-          <w:jc w:val="center"/>
-        </w:trPr>
-        <w:tc>
-          <w:tcPr>
-            <w:tcW w:w="597" w:type="pct"/>
+            <w:tcW w:w="556" w:type="pct"/>
+            <w:tcBorders>
+              <w:top w:val="single" w:sz="4" w:space="0" w:color="010000"/>
+            </w:tcBorders>
+            <w:vAlign w:val="center"/>
+          </w:tcPr>
+          <w:p>
+            <w:pPr>
+              <w:jc w:val="left"/>
+            </w:pPr>
+            <w:r/>
+            <w:r>
+              <w:rPr>
+                <w:rFonts w:hint="eastAsia"/>
+                <w:color w:val="000000"/>
+                <w:sz w:val="21"/>
+              </w:rPr>
+              <w:t>行业应用</w:t>
+            </w:r>
+          </w:p>
+        </w:tc>
+        <w:tc>
+          <w:tcPr>
+            <w:tcW w:w="625" w:type="pct"/>
             <w:tcBorders>
               <w:top w:val="single" w:sz="4" w:space="0" w:color="010000"/>
             </w:tcBorders>
@@ -8392,168 +8413,70 @@
         </w:tc>
         <w:tc>
           <w:tcPr>
-            <w:tcW w:w="970" w:type="pct"/>
-            <w:tcBorders>
-              <w:top w:val="single" w:sz="4" w:space="0" w:color="010000"/>
-            </w:tcBorders>
-            <w:vAlign w:val="center"/>
-          </w:tcPr>
-          <w:p>
-            <w:pPr>
-              <w:jc w:val="left"/>
-            </w:pPr>
-            <w:r/>
-            <w:r>
-              <w:rPr>
-                <w:rFonts w:hint="eastAsia"/>
-                <w:color w:val="000000"/>
-                <w:sz w:val="21"/>
-              </w:rPr>
-              <w:t>大型制造与物流企业</w:t>
-            </w:r>
-          </w:p>
-        </w:tc>
-        <w:tc>
-          <w:tcPr>
-            <w:tcW w:w="1866" w:type="pct"/>
-            <w:tcBorders>
-              <w:top w:val="single" w:sz="4" w:space="0" w:color="010000"/>
-            </w:tcBorders>
-            <w:vAlign w:val="center"/>
-          </w:tcPr>
-          <w:p>
-            <w:pPr>
-              <w:jc w:val="left"/>
-            </w:pPr>
-            <w:r/>
-            <w:r>
-              <w:rPr>
-                <w:rFonts w:hint="eastAsia"/>
-                <w:color w:val="000000"/>
-                <w:sz w:val="21"/>
-              </w:rPr>
-              <w:t>单价较高、服务占比高，但目前仍处于试点阶段，整体规模较小。</w:t>
-            </w:r>
-          </w:p>
-        </w:tc>
-        <w:tc>
-          <w:tcPr>
-            <w:tcW w:w="1567" w:type="pct"/>
-            <w:tcBorders>
-              <w:top w:val="single" w:sz="4" w:space="0" w:color="010000"/>
-            </w:tcBorders>
-            <w:vAlign w:val="center"/>
-          </w:tcPr>
-          <w:p>
-            <w:pPr>
-              <w:jc w:val="left"/>
-            </w:pPr>
-            <w:r/>
-            <w:r>
-              <w:rPr>
-                <w:rFonts w:hint="eastAsia"/>
-                <w:color w:val="000000"/>
-                <w:sz w:val="21"/>
-              </w:rPr>
-              <w:t>对关节的扭矩、寿命、防护等级和连续作业能力要求最高，是高规格关节模组的主要潜在市场。</w:t>
-            </w:r>
-          </w:p>
-        </w:tc>
-      </w:tr>
-      <w:tr>
-        <w:trPr>
-          <w:cantSplit/>
-          <w:jc w:val="center"/>
-        </w:trPr>
-        <w:tc>
-          <w:tcPr>
-            <w:tcW w:w="597" w:type="pct"/>
-            <w:tcBorders>
-              <w:top w:val="single" w:sz="4" w:space="0" w:color="010000"/>
-            </w:tcBorders>
-            <w:vAlign w:val="center"/>
-          </w:tcPr>
-          <w:p>
-            <w:pPr>
-              <w:jc w:val="left"/>
-            </w:pPr>
-            <w:r/>
-            <w:r>
-              <w:rPr>
-                <w:rFonts w:hint="eastAsia"/>
-                <w:color w:val="000000"/>
-                <w:sz w:val="21"/>
-              </w:rPr>
-              <w:t>娱乐表演</w:t>
-            </w:r>
-          </w:p>
-        </w:tc>
-        <w:tc>
-          <w:tcPr>
-            <w:tcW w:w="970" w:type="pct"/>
-            <w:tcBorders>
-              <w:top w:val="single" w:sz="4" w:space="0" w:color="010000"/>
-            </w:tcBorders>
-            <w:vAlign w:val="center"/>
-          </w:tcPr>
-          <w:p>
-            <w:pPr>
-              <w:jc w:val="left"/>
-            </w:pPr>
-            <w:r/>
-            <w:r>
-              <w:rPr>
-                <w:rFonts w:hint="eastAsia"/>
-                <w:color w:val="000000"/>
-                <w:sz w:val="21"/>
-              </w:rPr>
-              <w:t>租赁及商演公司</w:t>
-            </w:r>
-          </w:p>
-        </w:tc>
-        <w:tc>
-          <w:tcPr>
-            <w:tcW w:w="1866" w:type="pct"/>
-            <w:tcBorders>
-              <w:top w:val="single" w:sz="4" w:space="0" w:color="010000"/>
-            </w:tcBorders>
-            <w:vAlign w:val="center"/>
-          </w:tcPr>
-          <w:p>
-            <w:pPr>
-              <w:jc w:val="left"/>
-            </w:pPr>
-            <w:r/>
-            <w:r>
-              <w:rPr>
-                <w:rFonts w:hint="eastAsia"/>
-                <w:color w:val="000000"/>
-                <w:sz w:val="21"/>
-              </w:rPr>
-              <w:t>以短周期租赁和活动为主，对整机数量弹性大。</w:t>
-            </w:r>
-          </w:p>
-        </w:tc>
-        <w:tc>
-          <w:tcPr>
-            <w:tcW w:w="1567" w:type="pct"/>
-            <w:tcBorders>
-              <w:top w:val="single" w:sz="4" w:space="0" w:color="010000"/>
-            </w:tcBorders>
-            <w:vAlign w:val="center"/>
-          </w:tcPr>
-          <w:p>
-            <w:pPr>
-              <w:jc w:val="left"/>
-            </w:pPr>
-            <w:r/>
-            <w:r>
-              <w:rPr>
-                <w:rFonts w:hint="eastAsia"/>
-                <w:color w:val="000000"/>
-                <w:sz w:val="21"/>
-              </w:rPr>
-              <w:t>需求波动大，对成本和售后响应速度敏感。</w:t>
+            <w:tcW w:w="1528" w:type="pct"/>
+            <w:tcBorders>
+              <w:top w:val="single" w:sz="4" w:space="0" w:color="010000"/>
+            </w:tcBorders>
+            <w:vAlign w:val="center"/>
+          </w:tcPr>
+          <w:p>
+            <w:pPr>
+              <w:jc w:val="left"/>
+            </w:pPr>
+            <w:r/>
+            <w:r>
+              <w:rPr>
+                <w:rFonts w:hint="eastAsia"/>
+                <w:color w:val="000000"/>
+                <w:sz w:val="21"/>
+              </w:rPr>
+              <w:t>大型制造与物流企业，以及智能巡检、消防应急等特种作业主体。单价最高、服务占比高，但仍处试点阶段，整体规模最小。</w:t>
+            </w:r>
+          </w:p>
+        </w:tc>
+        <w:tc>
+          <w:tcPr>
+            <w:tcW w:w="1042" w:type="pct"/>
+            <w:tcBorders>
+              <w:top w:val="single" w:sz="4" w:space="0" w:color="010000"/>
+            </w:tcBorders>
+            <w:vAlign w:val="center"/>
+          </w:tcPr>
+          <w:p>
+            <w:pPr>
+              <w:jc w:val="left"/>
+            </w:pPr>
+            <w:r/>
+            <w:r>
+              <w:rPr>
+                <w:rFonts w:hint="eastAsia"/>
+                <w:color w:val="000000"/>
+                <w:sz w:val="21"/>
+              </w:rPr>
+              <w:t>宇树科技2025年前三季度人形机器人收入中工业商用场景占比约9%；定制开发产品占比1.71%。</w:t>
+            </w:r>
+          </w:p>
+        </w:tc>
+        <w:tc>
+          <w:tcPr>
+            <w:tcW w:w="1250" w:type="pct"/>
+            <w:tcBorders>
+              <w:top w:val="single" w:sz="4" w:space="0" w:color="010000"/>
+            </w:tcBorders>
+            <w:vAlign w:val="center"/>
+          </w:tcPr>
+          <w:p>
+            <w:pPr>
+              <w:jc w:val="left"/>
+            </w:pPr>
+            <w:r/>
+            <w:r>
+              <w:rPr>
+                <w:rFonts w:hint="eastAsia"/>
+                <w:color w:val="000000"/>
+                <w:sz w:val="21"/>
+              </w:rPr>
+              <w:t>对关节的扭矩、寿命、防护等级和连续作业能力要求最高，是高规格关节模组和防爆等特种型号的主要潜在市场。</w:t>
             </w:r>
           </w:p>
         </w:tc>
@@ -8570,7 +8493,18 @@
           <w:sz w:val="11"/>
           <w:szCs w:val="11"/>
         </w:rPr>
-        <w:t>数据来源：新战略咨询与人形机器人场景应用联盟《2025—2026年度人形机器人产业发展研究报告》，2026年3月30日发布，本报告整理。</w:t>
+        <w:t>数据来源：宇树科技科创板IPO招股文件（三分类及收入占比）；新战略咨询与人形机器人场景应用联盟《2025—2026年度人形机器人产业发展研究报告》（五分类及采购特征）。两套分类的统计口径不同，占比数据为宇树单家公司口径，不代表全行业结构。</w:t>
+      </w:r>
+    </w:p>
+    <w:p>
+      <w:pPr>
+        <w:pStyle w:val="a0"/>
+      </w:pPr>
+      <w:r>
+        <w:rPr>
+          <w:rFonts w:hint="eastAsia"/>
+        </w:rPr>
+        <w:t>需要说明的是，目前尚无机构按统一口径披露全行业各场景的出货量或市场规模占比，本报告以宇树科技的单家公司收入结构作为可获得的最接近替代。从中可以得到的判断是：当前人形机器人的真实付费能力仍高度集中于科研教育与由地方国资主导的数据采集项目，工业场景占比不足一成；对上游而言，这意味着近一两年的订单结构仍将以中小尺寸、成本敏感的机型为主，高规格关节的放量取决于行业应用场景何时真正打开。</w:t>
       </w:r>
     </w:p>
     <w:p/>
@@ -9231,18 +9165,7 @@
         <w:rPr>
           <w:rFonts w:hint="eastAsia"/>
         </w:rPr>
-        <w:t>第三，绑定区域整机生态并沿链条向上。无锡本地已聚集13家整机企业并形成全产业链集群，2026年产业链伙伴大会签约总额超57亿元。对本地零部件企业而言，区位带来的联合开发、快速联调和物流响应优势具有实际价值；同时，向上从关节模组延伸到机械臂、上肢平台乃至半身平台（公司已有通用型上肢硬件平台和人形机械臂产品），能够提高单客户价值量，并在整机厂尚未定型时更早介入产品定义。</w:t>
-      </w:r>
-    </w:p>
-    <w:p>
-      <w:pPr>
-        <w:pStyle w:val="a0"/>
-      </w:pPr>
-      <w:r>
-        <w:rPr>
-          <w:rFonts w:hint="eastAsia"/>
-        </w:rPr>
-        <w:t>第四，为规模化交付做好制造与质量体系准备。2026年全球头部整机企业合计规划产能突破10万台、实际交付预计4万—6万台，2027年后行业集中度将进一步提升。这一阶段供应商的核心竞争力是产能爬坡速度、批次一致性和不良率控制，以及与之匹配的检测能力（回差、传动精度、疲劳寿命的批量抽检）。对处于A轮阶段、累计交付1,320套模组的企业而言，从"能做"到"能稳定量产"的跨越，是未来两年最主要的经营挑战，也是本次拜访中需要重点了解的内容。</w:t>
+        <w:t>第三，为规模化交付做好制造与质量体系准备。2026年全球头部整机企业合计规划产能突破10万台、实际交付预计4万—6万台，2027年后行业集中度将进一步提升。这一阶段供应商的核心竞争力是产能爬坡速度、批次一致性和不良率控制，以及与之匹配的检测能力（回差、传动精度、疲劳寿命的批量抽检）。</w:t>
       </w:r>
     </w:p>
     <w:p/>
@@ -12587,7 +12510,7 @@
                 <w:color w:val="000000"/>
                 <w:sz w:val="21"/>
               </w:rPr>
-              <w:t>工业机器人控制系统，国家级高新技术企业，从受理到上市约12个月。</w:t>
+              <w:t>全称临海市新睿电子科技股份有限公司，位于浙江省台州市临海市。主营工业机器人控制系统及部件、伺服系统及部件的研发、生产和销售，产品包括成套控制系统、驱控一体控制系统、控制系统单机，以及伺服驱动器、电机、编码器等，是国内较早开展工业机器人控制系统研发的企业之一。2023—2025年营业收入分别为2.04亿元、3.01亿元、3.18亿元，归母净利润0.31亿元、0.55亿元、0.59亿元；同期控制系统销量3.87万套、6.78万套、8.44万套。截至招股说明书签署日拥有专利58项（其中发明专利27项）、软件著作权146项。其伺服驱动器、电机与编码器产品与无锡巨蟹的自研部件存在重合。</w:t>
             </w:r>
           </w:p>
         </w:tc>
@@ -12708,7 +12631,7 @@
                 <w:color w:val="000000"/>
                 <w:sz w:val="21"/>
               </w:rPr>
-              <w:t>民用无人机电动动力系统及机器人动力系统（电机、模组）。发行4,001万股；按2024年销售额计，全球民用无人机电动动力系统份额7.1%、排名第二。</w:t>
+              <w:t>全称南昌三瑞智能科技股份有限公司，成立于2009年。主营无人机电动动力系统及机器人动力系统的研发、生产和销售，并布局eVTOL动力系统。无人机动力系统拥有60余个系列、400余款产品，涵盖电机、电子调速器、螺旋桨、一体化动力系统全品类，应用于农林植保、工业巡检、测绘、快递物流、应急救援、安防监控、航模与灯光秀等领域；机器人动力系统产品为电机与模组。据弗若斯特沙利文，公司为全球最大的独立第三方民用无人机动力系统供应商，2024年全球民用无人机电动动力系统（不含电池）份额7.1%、排名第二。本次发行4,001万股。其机器人动力系统的电机与模组与无锡巨蟹所处环节部分重合。</w:t>
             </w:r>
           </w:p>
         </w:tc>
@@ -14278,7 +14201,7 @@
                 <w:color w:val="000000"/>
                 <w:sz w:val="21"/>
               </w:rPr>
-              <w:t>精密传动部件（RV减速器等）。</w:t>
+              <w:t>精密传动部件（RV减速器等），与无锡巨蟹同属精密传动环节。</w:t>
             </w:r>
           </w:p>
         </w:tc>
@@ -14428,7 +14351,7 @@
                 <w:color w:val="000000"/>
                 <w:sz w:val="21"/>
               </w:rPr>
-              <w:t>完成E轮融资与股改，已启动科创板辅导准备</w:t>
+              <w:t>完成E轮融资与股改，已启动科创板辅导准备与申报</w:t>
             </w:r>
           </w:p>
         </w:tc>
@@ -14451,7 +14374,7 @@
                 <w:color w:val="000000"/>
                 <w:sz w:val="21"/>
               </w:rPr>
-              <w:t>—</w:t>
+              <w:t>尚未公开披露</w:t>
             </w:r>
           </w:p>
         </w:tc>
@@ -14549,7 +14472,7 @@
                 <w:color w:val="000000"/>
                 <w:sz w:val="21"/>
               </w:rPr>
-              <w:t>—</w:t>
+              <w:t>尚未公开披露（拟境外上市，境内辅导非必经程序）</w:t>
             </w:r>
           </w:p>
         </w:tc>
@@ -14624,7 +14547,7 @@
                 <w:color w:val="000000"/>
                 <w:sz w:val="21"/>
               </w:rPr>
-              <w:t>已完成股改，最新一轮被视为Pre-IPO轮</w:t>
+              <w:t>已完成股改，最新一轮被视为Pre-IPO轮，计划2026年四季度上市</w:t>
             </w:r>
           </w:p>
         </w:tc>
@@ -14647,7 +14570,7 @@
                 <w:color w:val="000000"/>
                 <w:sz w:val="21"/>
               </w:rPr>
-              <w:t>—</w:t>
+              <w:t>尚未公开披露</w:t>
             </w:r>
           </w:p>
         </w:tc>
@@ -14745,7 +14668,7 @@
                 <w:color w:val="000000"/>
                 <w:sz w:val="21"/>
               </w:rPr>
-              <w:t>—</w:t>
+              <w:t>尚未公开披露</w:t>
             </w:r>
           </w:p>
         </w:tc>
@@ -14843,7 +14766,7 @@
                 <w:color w:val="000000"/>
                 <w:sz w:val="21"/>
               </w:rPr>
-              <w:t>—</w:t>
+              <w:t>尚未公开披露</w:t>
             </w:r>
           </w:p>
         </w:tc>
@@ -14941,7 +14864,7 @@
                 <w:color w:val="000000"/>
                 <w:sz w:val="21"/>
               </w:rPr>
-              <w:t>—</w:t>
+              <w:t>尚未公开披露</w:t>
             </w:r>
           </w:p>
         </w:tc>
@@ -15039,7 +14962,7 @@
                 <w:color w:val="000000"/>
                 <w:sz w:val="21"/>
               </w:rPr>
-              <w:t>—</w:t>
+              <w:t>尚未公开披露</w:t>
             </w:r>
           </w:p>
         </w:tc>
@@ -15137,7 +15060,7 @@
                 <w:color w:val="000000"/>
                 <w:sz w:val="21"/>
               </w:rPr>
-              <w:t>—</w:t>
+              <w:t>尚未公开披露</w:t>
             </w:r>
           </w:p>
         </w:tc>
@@ -15235,7 +15158,7 @@
                 <w:color w:val="000000"/>
                 <w:sz w:val="21"/>
               </w:rPr>
-              <w:t>—</w:t>
+              <w:t>尚未公开披露</w:t>
             </w:r>
           </w:p>
         </w:tc>
@@ -15275,7 +15198,7 @@
           <w:sz w:val="11"/>
           <w:szCs w:val="11"/>
         </w:rPr>
-        <w:t>数据来源：委托方提供的Wind整理成果；中国证监会及各地证监局辅导备案公示；公开融资报道。本报告复核后订正首形科技的主营业务（原表述为"人形机器人核心部件"，实为超仿生类人机器人／仿生情感交互）及其A2轮跟投主体（为国泰君安创新投）。</w:t>
+        <w:t>数据来源：委托方提供的Wind整理成果；中国证监会及各地证监局辅导备案公示；公开融资报道。辅导机构一栏中，仅纽氏达特与天链机器人已完成辅导备案并公示辅导机构；其余企业目前仅完成股份制改造，尚未提交辅导备案，故辅导机构未公开披露，本报告不作推测。本报告复核后订正首形科技的主营业务（原表述为"人形机器人核心部件"，实为超仿生类人机器人／仿生情感交互）及其A2轮跟投主体（为国泰君安创新投）。</w:t>
       </w:r>
     </w:p>
     <w:p>
@@ -15418,7 +15341,7 @@
         <w:rPr>
           <w:rFonts w:hint="eastAsia"/>
         </w:rPr>
-        <w:t>7.1 券商谱系与整体投行位置</w:t>
+        <w:t>7.1 券商谱系</w:t>
       </w:r>
       <w:bookmarkEnd w:id="1038"/>
     </w:p>
@@ -15928,17 +15851,6 @@
           <w:szCs w:val="11"/>
         </w:rPr>
         <w:t>资料来源：各券商公开披露及公开报道，本报告整理。需要说明的是，国泰证券与君安证券的存续期（1992—1999年）远早于人形机器人产业兴起，本章所述关联均发生于国泰君安（1999—2025年）、海通证券（1988—2025年）及国泰海通（2025年至今）期间。</w:t>
-      </w:r>
-    </w:p>
-    <w:p>
-      <w:pPr>
-        <w:pStyle w:val="a0"/>
-      </w:pPr>
-      <w:r>
-        <w:rPr>
-          <w:rFonts w:hint="eastAsia"/>
-        </w:rPr>
-        <w:t>从整体投行位置看，国泰海通2026年上半年以13单A股IPO保荐上市数量居行业首位、市占率约18.3%，承销646亿元列行业第三，受理与在审家数与华泰联合并列前二。公司披露，其在人工智能、集成电路等前沿产业累计投资项目305个、投资规模约200亿元，累计服务107家企业登陆科创板、承销规模超2,100亿元，居行业第一。这一体量意味着在2026—2027年人形机器人产业链集中IPO的窗口期，国泰海通具备较强的项目承接能力。</w:t>
       </w:r>
     </w:p>
     <w:p>
@@ -20253,7 +20165,7 @@
         <w:rPr>
           <w:rFonts w:hint="eastAsia"/>
         </w:rPr>
-        <w:t>把保荐、辅导与投资三条线合起来看，国泰海通系在人形机器人产业链的关联可以概括为：已保荐上市8家，正在保荐或辅导6家（含定增1家、辅导2家），曾保荐但终止1家，股权投资参股7家（含1家未披露名称的协作机器人企业），并通过7只产业基金形成覆盖。这一布局深度在头部券商中处于前列，且呈现出明显的合并协同效应——合并前国泰君安在港股机器人IPO领域领先（优必选、越疆科技），海通证券在A股零部件领域有优势（步科股份、新睿电子）；合并后在乐动机器人（海通国际＋国泰君安国际联席保荐）和越疆科技A股（国泰海通独家保荐）等项目上展现了双方资源的整合。</w:t>
+        <w:t>国泰海通系在本产业链已保荐上市8家、正在保荐或辅导6家、曾保荐但终止1家、股权投资参股7家，并通过7只产业基金形成覆盖。保荐项目覆盖上游核心零部件（绿的谐波、步科股份、新睿电子、三瑞智能、晋拓股份）与中游本体及感知（优必选、越疆科技、乐动机器人、珞石机器人、卡诺普、卧安机器人），投资侧集中于整机与具身智能（智元、智平方、宇树、银河通用、首形科技、飒智智能）。</w:t>
       </w:r>
     </w:p>
     <w:p>
@@ -20264,29 +20176,7 @@
         <w:rPr>
           <w:rFonts w:hint="eastAsia"/>
         </w:rPr>
-        <w:t>从产业链环节分布看，国泰海通系的保荐项目覆盖上游核心零部件（绿的谐波—谐波减速器、步科股份—伺服与无框力矩电机、新睿电子—控制系统、三瑞智能—电机与动力模组、晋拓股份—精密结构件）、中游本体与感知（优必选、越疆科技、乐动机器人、珞石机器人、卡诺普、卧安机器人），投资侧则集中于整机与具身智能（智元、智平方、宇树、银河通用、首形科技、飒智智能）。</w:t>
-      </w:r>
-    </w:p>
-    <w:p>
-      <w:pPr>
-        <w:pStyle w:val="a0"/>
-      </w:pPr>
-      <w:r>
-        <w:rPr>
-          <w:rFonts w:hint="eastAsia"/>
-        </w:rPr>
-        <w:t>需要指出的一个空白：截至本报告统计日，国泰海通系在谐波减速器环节的关联仅有绿的谐波一家且为2020年的IPO项目（后续定增已由中信证券承做），在编码器和一体化关节模组环节则未见保荐、辅导或投资案例。换言之，无锡巨蟹所处的"谐波减速器＋驱动器＋编码器＋一体化关节模组"这一环节，恰是国泰海通现有机器人项目储备中相对薄弱的部分；同时该环节已有绿的谐波（科创板）、来福谐波（港股）等可比上市公司作为估值参照，纽氏达特、新剑传动、智同科技等同类企业亦已进入辅导阶段，资本化路径较为清晰。</w:t>
-      </w:r>
-    </w:p>
-    <w:p>
-      <w:pPr>
-        <w:pStyle w:val="a0"/>
-      </w:pPr>
-      <w:r>
-        <w:rPr>
-          <w:rFonts w:hint="eastAsia"/>
-        </w:rPr>
-        <w:t>还有一点值得注意：三瑞智能虽以无人机电动动力系统为主业，但其机器人动力系统产品（电机、模组）与无锡巨蟹所处环节存在部分重合，且已由国泰海通保荐上市。这一案例既提供了同类企业的审核与估值参照，也提示在推进类似项目时需要提前厘清与既有客户的潜在竞争关系。</w:t>
+        <w:t>但谐波减速器环节仅有绿的谐波一家且为2020年的IPO项目，编码器与一体化关节模组环节则未见保荐、辅导或投资案例。无锡巨蟹所处的环节，恰是国泰海通现有项目储备中相对薄弱的部分；该环节已有绿的谐波、来福谐波作为估值参照，纽氏达特、新剑传动、智同科技等同类企业亦已进入辅导阶段。需要注意的是，已由国泰海通保荐上市的三瑞智能与新睿电子，其产品均包含电机、编码器等与无锡巨蟹重合的部件，推进类似项目时需提前厘清潜在竞争关系。</w:t>
       </w:r>
     </w:p>
     <w:p/>
@@ -20332,7 +20222,7 @@
         <w:rPr>
           <w:rFonts w:hint="eastAsia"/>
         </w:rPr>
-        <w:t>无锡巨蟹智能驱动科技有限公司成立于2019年4月26日，位于无锡，系江苏省重点智能制造企业，拥有约8,000平方米研制基地，创始人赵伟为东南大学仪器科学与工程学院2016级博士。公司以谐波减速器为核心，自主研发微型低压驱动器、编码器与力传感器，并将上述部件高度集成为可直接装配的人形关节模组，产品线还包括通用型上肢硬件平台和人形机械臂。</w:t>
+        <w:t>无锡巨蟹智能驱动科技有限公司成立于2019年4月26日，位于无锡，系江苏省重点智能制造企业，拥有约8,000平方米研制基地，创始人赵伟为东南大学仪器科学与工程学院2016级博士。公司以谐波减速器为核心，自主研发微型低压驱动器、编码器与力矩传感器，并将谐波减速器、驱动器、双编码器、力矩传感器和制动器五类部件高度集成为可直接装配的即插即用关节模组，产品线还包括通用型上肢硬件平台和人形机械臂。公司自成立之初即投入数年时间研发关节中壁垒最高的谐波减速器，已掌握原材料、热处理、加工工艺、设计仿真等关键技术，并形成了从减速机到驱动再到编码器的集成化、信息化和小型化研发体系。</w:t>
       </w:r>
     </w:p>
     <w:p>
@@ -20343,7 +20233,7 @@
         <w:rPr>
           <w:rFonts w:hint="eastAsia"/>
         </w:rPr>
-        <w:t>关节模组产品体系包含R48、R58、R68、R83、R102、R120六大系列，全系标配双编码器：R48、R58系列适用于头部和腕关节，R83系列适用于肩、肘、膝关节及腰部，R120系列适用于髋关节和腰部。以R48-Lite集成式谐波减速关节模组为例，体积Ø48×45.5毫米、重量0.26公斤、额定扭矩5N·m、峰值扭矩11±0.5N·m、减速比101:1、额定转速3,000转/分，较前代产品长度缩短8毫米，主要面向机器人颈部、手腕等对空间和精度要求较高的部位。公司公开宣称已打破国外品牌在机器人谐波减速器领域的长期垄断，并具备非金属谐波减速器的制造能力。</w:t>
+        <w:t>关节模组产品体系包含R48、R58、R68、R83、R102、R120六大系列，并按性能分为基础版、高性能版与腰部专用版；全系采用高扭矩电机与自研谐波减速机，标配双编码器设计，并结合高分辨率力矩传感器，实现对位置、速度与力矩的精确控制。公司于2024年6月发布的第三代关节即以融入力传感器为主要改进方向。各系列适用部位如下：R48、R58系列适用于头部和腕关节，R83系列适用于肩、肘、膝关节及腰部，R120系列适用于髋关节和腰部。以R48-Lite集成式谐波减速关节模组为例，体积Ø48×45.5毫米、重量0.26公斤、额定扭矩5N·m、峰值扭矩11±0.5N·m、减速比101:1、额定转速3,000转/分，较前代产品长度缩短8毫米，主要面向机器人颈部、手腕等对空间和精度要求较高的部位。公司公开宣称已打破国外品牌在机器人谐波减速器领域的长期垄断，并具备非金属谐波减速器的制造能力。</w:t>
       </w:r>
     </w:p>
     <w:p>
@@ -20383,7 +20273,7 @@
         <w:rPr>
           <w:rFonts w:hint="eastAsia"/>
         </w:rPr>
-        <w:t>按照本报告第2.4节的分类，无锡巨蟹属于"减速器企业向上集成关节模组"这一类型，与绿的谐波、来福谐波、中大力德处于同一竞争象限。与这些企业相比，无锡巨蟹的特点是：核心部件自研覆盖面更宽（减速器、驱动器、编码器、力传感器四项自研，其中编码器自研在国内同类企业中相对少见）、产品直接以人形机器人关节模组系列化谱系呈现、并已延伸至上肢平台层面；但在收入体量、出货规模和客户结构上与可比公司差距明显——绿的谐波2025年营业收入5.71亿元、销量42.52万台，来福谐波营业收入2.61亿元、谐波减速器销量29.15万台，而无锡巨蟹目前公开的累计模组交付量为1,320套。</w:t>
+        <w:t>按照本报告第2.4节的分类，无锡巨蟹属于"减速器企业向上集成关节模组"这一类型，与绿的谐波、来福谐波、中大力德处于同一竞争象限。与这些企业相比，无锡巨蟹的特点是：核心部件自研覆盖面更宽（减速器、驱动器、编码器、力矩传感器四项自研，其中编码器与力矩传感器的自研在国内同类企业中相对少见）、产品直接以人形机器人关节模组系列化谱系呈现、并已延伸至上肢平台层面；但在收入体量、出货规模和客户结构上与可比公司差距明显——绿的谐波2025年营业收入5.71亿元、销量42.52万台，来福谐波营业收入2.61亿元、谐波减速器销量29.15万台，而无锡巨蟹目前公开的累计模组交付量为1,320套。</w:t>
       </w:r>
     </w:p>
     <w:p>
@@ -20868,7 +20758,7 @@
                 <w:color w:val="000000"/>
                 <w:sz w:val="21"/>
               </w:rPr>
-              <w:t>自研编码器与驱动器的实际水平</w:t>
+              <w:t>自研编码器、驱动器与力矩传感器的实际水平</w:t>
             </w:r>
           </w:p>
         </w:tc>
@@ -20891,7 +20781,7 @@
                 <w:color w:val="000000"/>
                 <w:sz w:val="21"/>
               </w:rPr>
-              <w:t>自研编码器的类型（光电/磁电、绝对值/增量）、分辨率、精度与温漂指标？与多摩川、海德汉、禹衡光学同规格产品的对比数据？自研驱动器的功率密度、总线协议与实时性？是否全部自用还是也对外单独销售？</w:t>
+              <w:t>自研编码器的类型（光电/磁电、绝对值/增量）、分辨率、精度与温漂指标？与多摩川、海德汉、禹衡光学同规格产品的对比数据？自研驱动器的功率密度、总线协议与实时性？力矩传感器的量程、分辨率、非线性度、温漂与串扰指标，采用应变片还是其他方案？三者是全部自用还是也对外单独销售？</w:t>
             </w:r>
           </w:p>
         </w:tc>
@@ -20914,7 +20804,7 @@
                 <w:color w:val="000000"/>
                 <w:sz w:val="21"/>
               </w:rPr>
-              <w:t>编码器是核心零部件中国产化程度最低的环节（国内前五仅一家内资），自研编码器若确有竞争力，是区别于同类模组厂商的关键差异点。</w:t>
+              <w:t>编码器是核心零部件中国产化程度最低的环节（国内前五仅一家内资）；力矩传感器决定关节能否实现力控，而力控是人形机器人区别于传统工业机器人的核心要求。二者的自研若确有竞争力，是区别于同类模组厂商的关键差异点。</w:t>
             </w:r>
           </w:p>
         </w:tc>
@@ -21335,7 +21225,7 @@
         <w:rPr>
           <w:rFonts w:hint="eastAsia"/>
         </w:rPr>
-        <w:t>综合来看，无锡巨蟹处在人形机器人产业链中价值量最高、竞争也最激烈的环节，其"四项核心部件自研＋系列化一体化模组＋上肢平台"的产品结构在技术路径上是正确的，符合行业向一体化和系统承诺迁移的方向；自研编码器和非金属谐波减速器构成了区别于多数同类企业的潜在差异点；无锡本地的整机集群和科沃斯的战略投资为其提供了区位与生态支撑。</w:t>
+        <w:t>综合来看，无锡巨蟹处在人形机器人产业链中价值量最高、竞争也最激烈的环节，其"四项核心部件自研＋系列化一体化模组＋上肢平台"的产品结构在技术路径上是正确的，符合行业向一体化和系统承诺迁移的方向；自研编码器、自研力矩传感器和非金属谐波减速器构成了区别于多数同类企业的潜在差异点；无锡本地的整机集群和科沃斯的战略投资为其提供了区位与生态支撑。</w:t>
       </w:r>
     </w:p>
     <w:p>

--- a/output/交付物/中国人形机器人产业链研究.docx
+++ b/output/交付物/中国人形机器人产业链研究.docx
@@ -1543,7 +1543,7 @@
                 <w:sz w:val="24"/>
                 <w:szCs w:val="24"/>
               </w:rPr>
-              <w:t>16</w:t>
+              <w:t>17</w:t>
             </w:r>
             <w:r>
               <w:rPr>
@@ -1810,7 +1810,7 @@
                 <w:sz w:val="24"/>
                 <w:szCs w:val="24"/>
               </w:rPr>
-              <w:t>18</w:t>
+              <w:t>19</w:t>
             </w:r>
             <w:r>
               <w:rPr>
@@ -2157,7 +2157,7 @@
                 <w:sz w:val="24"/>
                 <w:szCs w:val="24"/>
               </w:rPr>
-              <w:t>20</w:t>
+              <w:t>21</w:t>
             </w:r>
             <w:r>
               <w:rPr>
@@ -2326,7 +2326,7 @@
                 <w:sz w:val="24"/>
                 <w:szCs w:val="24"/>
               </w:rPr>
-              <w:t>21</w:t>
+              <w:t>22</w:t>
             </w:r>
             <w:r>
               <w:rPr>
@@ -2851,7 +2851,7 @@
                 <w:sz w:val="24"/>
                 <w:szCs w:val="24"/>
               </w:rPr>
-              <w:t>29</w:t>
+              <w:t>30</w:t>
             </w:r>
             <w:r>
               <w:rPr>
@@ -7921,7 +7921,74 @@
         <w:rPr>
           <w:rFonts w:hint="eastAsia"/>
         </w:rPr>
-        <w:t>下游通过具体场景把机器人能力转化为付费需求。目前行业存在两套并行的场景分类方式，二者视角不同，宜结合使用。</w:t>
+        <w:t>下游通过具体场景把机器人能力转化为付费需求。据新战略咨询（新战略机器人产业研究所）与人形机器人场景应用联盟《2025—2026年度人形机器人产业发展研究报告》，2025年中国人形机器人已形成教育科研、数据采集、交互服务、工业物流和娱乐表演五大应用场景，并按统一口径披露了各场景的出货量结构：教育科研占42%，数据采集占19%，交互服务占19%，娱乐表演占16%，工业物流约占4%（轧差）。</w:t>
+      </w:r>
+    </w:p>
+    <w:p>
+      <w:pPr>
+        <w:keepNext/>
+        <w:jc w:val="center"/>
+      </w:pPr>
+      <w:r>
+        <w:drawing>
+          <wp:inline xmlns:a="http://schemas.openxmlformats.org/drawingml/2006/main" xmlns:pic="http://schemas.openxmlformats.org/drawingml/2006/picture">
+            <wp:extent cx="5074920" cy="2429482"/>
+            <wp:docPr id="4" name="Picture 4"/>
+            <wp:cNvGraphicFramePr>
+              <a:graphicFrameLocks noChangeAspect="1"/>
+            </wp:cNvGraphicFramePr>
+            <a:graphic>
+              <a:graphicData uri="http://schemas.openxmlformats.org/drawingml/2006/picture">
+                <pic:pic>
+                  <pic:nvPicPr>
+                    <pic:cNvPr id="0" name="fig9.png"/>
+                    <pic:cNvPicPr/>
+                  </pic:nvPicPr>
+                  <pic:blipFill>
+                    <a:blip r:embed="rId19"/>
+                    <a:stretch>
+                      <a:fillRect/>
+                    </a:stretch>
+                  </pic:blipFill>
+                  <pic:spPr>
+                    <a:xfrm>
+                      <a:off x="0" y="0"/>
+                      <a:ext cx="5074920" cy="2429482"/>
+                    </a:xfrm>
+                    <a:prstGeom prst="rect"/>
+                  </pic:spPr>
+                </pic:pic>
+              </a:graphicData>
+            </a:graphic>
+          </wp:inline>
+        </w:drawing>
+      </w:r>
+    </w:p>
+    <w:p>
+      <w:pPr>
+        <w:jc w:val="center"/>
+      </w:pPr>
+      <w:r>
+        <w:rPr>
+          <w:rFonts w:hint="eastAsia"/>
+          <w:b/>
+          <w:sz w:val="21"/>
+        </w:rPr>
+        <w:t>图4  2025年中国人形机器人出货量的应用场景结构</w:t>
+      </w:r>
+    </w:p>
+    <w:p>
+      <w:pPr>
+        <w:pStyle w:val="a6"/>
+        <w:jc w:val="center"/>
+      </w:pPr>
+      <w:r>
+        <w:rPr>
+          <w:rFonts w:hint="eastAsia"/>
+          <w:sz w:val="11"/>
+          <w:szCs w:val="11"/>
+        </w:rPr>
+        <w:t>数据来源：新战略咨询与人形机器人场景应用联盟《2025—2026年度人形机器人产业发展研究报告》，2026年3月30日发布。教育科研、数据采集、交互服务、娱乐表演四项为该报告披露值，工业物流4%为100%减去上述四项的轧差值。该口径与本报告3.1节的2万台出货量为同一来源。</w:t>
       </w:r>
     </w:p>
     <w:p>
@@ -7932,7 +7999,7 @@
         <w:rPr>
           <w:rFonts w:hint="eastAsia"/>
         </w:rPr>
-        <w:t>一是企业惯用的三分类，以宇树科技招股文件的口径为代表，按客户属性把市场分为科研教育、商业消费和行业应用三类：科研教育面向高校与科研机构，是当前人形机器人最主要的付费来源；商业消费面向零售、文旅、展演等C端或准C端场景；行业应用面向工业制造、智能巡检、消防应急等B端作业场景，是单价最高但目前规模最小的一类。这套分类的价值在于能够直接对应企业的收入结构。据宇树科技招股文件，2025年前三季度其人形机器人收入中科研教育占73.6%，工业商用场景占比仅约9%；同期其针对行业应用、商业消费的定制开发产品占比为1.71%，客户主要来自智能制造、智能巡检、消防应急等领域。对照其四足机器人业务，商业消费与行业应用的收入同比增速明显高于科研教育，行业应用收入占比呈快速上升趋势——这提示人形机器人的场景重心大概率会沿四足产品走过的路径迁移。</w:t>
+        <w:t>需要特别注意的是，出货量结构与市场规模结构并不一致。同一份报告指出，按市场规模口径，数据采集、教育科研、交互服务是规模最大的三个场景，合计支撑超过80%的市场需求。二者背离的原因在于各场景的产品与服务价值量不同：教育科研的采购方为高校和科研机构，单次采购规模小、单价低（通常几万元至一二十万元），因而出货量占比最高但市场规模占比相对较小；数据采集的采购方为政务平台与国资产业基地，单次采购规模一般在百台以上、采购金额大且服务占比高，因而以19%的出货量占比贡献了更大的规模份额。</w:t>
       </w:r>
     </w:p>
     <w:p>
@@ -7943,7 +8010,7 @@
         <w:rPr>
           <w:rFonts w:hint="eastAsia"/>
         </w:rPr>
-        <w:t>二是第三方统计机构的五分类，据新战略咨询与人形机器人场景应用联盟的研究，2025年中国人形机器人已形成教育科研、数据采集、交互服务、工业物流和娱乐表演五大应用场景。这套分类更细，能够反映采购主体和采购特征的差异，但与企业收入口径不完全对应。两套分类的对应关系与各自特征如下：</w:t>
+        <w:t>除上述五分类外，企业在收入披露中更常使用科研教育、商业消费、行业应用的三分类，以宇树科技招股文件为代表。两套分类的对应关系、特征与规模参考如下：</w:t>
       </w:r>
     </w:p>
     <w:p>
@@ -7957,7 +8024,7 @@
           <w:b/>
           <w:sz w:val="21"/>
         </w:rPr>
-        <w:t>表6  人形机器人下游应用场景的两套分类及规模参考</w:t>
+        <w:t>表6  2025年中国人形机器人下游应用场景结构</w:t>
       </w:r>
     </w:p>
     <w:tbl>
@@ -7989,7 +8056,7 @@
         </w:trPr>
         <w:tc>
           <w:tcPr>
-            <w:tcW w:w="556" w:type="pct"/>
+            <w:tcW w:w="548" w:type="pct"/>
             <w:tcBorders>
               <w:top w:val="single" w:sz="12" w:space="0" w:color="010000"/>
               <w:bottom w:val="single" w:sz="4" w:space="0" w:color="010000"/>
@@ -8015,7 +8082,7 @@
         </w:tc>
         <w:tc>
           <w:tcPr>
-            <w:tcW w:w="625" w:type="pct"/>
+            <w:tcW w:w="616" w:type="pct"/>
             <w:tcBorders>
               <w:top w:val="single" w:sz="12" w:space="0" w:color="010000"/>
               <w:bottom w:val="single" w:sz="4" w:space="0" w:color="010000"/>
@@ -8041,7 +8108,7 @@
         </w:tc>
         <w:tc>
           <w:tcPr>
-            <w:tcW w:w="1528" w:type="pct"/>
+            <w:tcW w:w="753" w:type="pct"/>
             <w:tcBorders>
               <w:top w:val="single" w:sz="12" w:space="0" w:color="010000"/>
               <w:bottom w:val="single" w:sz="4" w:space="0" w:color="010000"/>
@@ -8061,13 +8128,13 @@
                 <w:color w:val="000000"/>
                 <w:sz w:val="21"/>
               </w:rPr>
-              <w:t>采购主体与特征</w:t>
-            </w:r>
-          </w:p>
-        </w:tc>
-        <w:tc>
-          <w:tcPr>
-            <w:tcW w:w="1042" w:type="pct"/>
+              <w:t>出货量占比</w:t>
+            </w:r>
+          </w:p>
+        </w:tc>
+        <w:tc>
+          <w:tcPr>
+            <w:tcW w:w="1575" w:type="pct"/>
             <w:tcBorders>
               <w:top w:val="single" w:sz="12" w:space="0" w:color="010000"/>
               <w:bottom w:val="single" w:sz="4" w:space="0" w:color="010000"/>
@@ -8087,13 +8154,13 @@
                 <w:color w:val="000000"/>
                 <w:sz w:val="21"/>
               </w:rPr>
-              <w:t>规模/占比参考</w:t>
-            </w:r>
-          </w:p>
-        </w:tc>
-        <w:tc>
-          <w:tcPr>
-            <w:tcW w:w="1250" w:type="pct"/>
+              <w:t>采购主体与特征</w:t>
+            </w:r>
+          </w:p>
+        </w:tc>
+        <w:tc>
+          <w:tcPr>
+            <w:tcW w:w="1507" w:type="pct"/>
             <w:tcBorders>
               <w:top w:val="single" w:sz="12" w:space="0" w:color="010000"/>
               <w:bottom w:val="single" w:sz="4" w:space="0" w:color="010000"/>
@@ -8113,7 +8180,7 @@
                 <w:color w:val="000000"/>
                 <w:sz w:val="21"/>
               </w:rPr>
-              <w:t>对上游的影响</w:t>
+              <w:t>市场规模口径下的地位</w:t>
             </w:r>
           </w:p>
         </w:tc>
@@ -8125,7 +8192,7 @@
         </w:trPr>
         <w:tc>
           <w:tcPr>
-            <w:tcW w:w="556" w:type="pct"/>
+            <w:tcW w:w="548" w:type="pct"/>
             <w:tcBorders>
               <w:top w:val="single" w:sz="4" w:space="0" w:color="010000"/>
             </w:tcBorders>
@@ -8148,7 +8215,7 @@
         </w:tc>
         <w:tc>
           <w:tcPr>
-            <w:tcW w:w="625" w:type="pct"/>
+            <w:tcW w:w="616" w:type="pct"/>
             <w:tcBorders>
               <w:top w:val="single" w:sz="4" w:space="0" w:color="010000"/>
             </w:tcBorders>
@@ -8171,70 +8238,70 @@
         </w:tc>
         <w:tc>
           <w:tcPr>
-            <w:tcW w:w="1528" w:type="pct"/>
-            <w:tcBorders>
-              <w:top w:val="single" w:sz="4" w:space="0" w:color="010000"/>
-            </w:tcBorders>
-            <w:vAlign w:val="center"/>
-          </w:tcPr>
-          <w:p>
-            <w:pPr>
-              <w:jc w:val="left"/>
-            </w:pPr>
-            <w:r/>
-            <w:r>
-              <w:rPr>
-                <w:rFonts w:hint="eastAsia"/>
-                <w:color w:val="000000"/>
-                <w:sz w:val="21"/>
-              </w:rPr>
-              <w:t>高校、职业院校、科研机构，以及政务平台与国资产业基地。教育科研采购频次高但单次规模小，单价几万元至一二十万元；数据采集单次采购常在百台以上、服务占比高。</w:t>
-            </w:r>
-          </w:p>
-        </w:tc>
-        <w:tc>
-          <w:tcPr>
-            <w:tcW w:w="1042" w:type="pct"/>
-            <w:tcBorders>
-              <w:top w:val="single" w:sz="4" w:space="0" w:color="010000"/>
-            </w:tcBorders>
-            <w:vAlign w:val="center"/>
-          </w:tcPr>
-          <w:p>
-            <w:pPr>
-              <w:jc w:val="left"/>
-            </w:pPr>
-            <w:r/>
-            <w:r>
-              <w:rPr>
-                <w:rFonts w:hint="eastAsia"/>
-                <w:color w:val="000000"/>
-                <w:sz w:val="21"/>
-              </w:rPr>
-              <w:t>宇树科技2025年前三季度人形机器人收入中科研教育占73.6%；数据采集是2025年千万元级与亿元级订单的主要来源。</w:t>
-            </w:r>
-          </w:p>
-        </w:tc>
-        <w:tc>
-          <w:tcPr>
-            <w:tcW w:w="1250" w:type="pct"/>
-            <w:tcBorders>
-              <w:top w:val="single" w:sz="4" w:space="0" w:color="010000"/>
-            </w:tcBorders>
-            <w:vAlign w:val="center"/>
-          </w:tcPr>
-          <w:p>
-            <w:pPr>
-              <w:jc w:val="left"/>
-            </w:pPr>
-            <w:r/>
-            <w:r>
-              <w:rPr>
-                <w:rFonts w:hint="eastAsia"/>
-                <w:color w:val="000000"/>
-                <w:sz w:val="21"/>
-              </w:rPr>
-              <w:t>出货量占比最高但单价最低，拉动中小尺寸机型和低成本关节模组需求，对价格最敏感；数据采集项目则带动整机厂产能爬坡与关节模组批量采购。</w:t>
+            <w:tcW w:w="753" w:type="pct"/>
+            <w:tcBorders>
+              <w:top w:val="single" w:sz="4" w:space="0" w:color="010000"/>
+            </w:tcBorders>
+            <w:vAlign w:val="center"/>
+          </w:tcPr>
+          <w:p>
+            <w:pPr>
+              <w:jc w:val="left"/>
+            </w:pPr>
+            <w:r/>
+            <w:r>
+              <w:rPr>
+                <w:rFonts w:hint="eastAsia"/>
+                <w:color w:val="000000"/>
+                <w:sz w:val="21"/>
+              </w:rPr>
+              <w:t>合计61%（教育科研42%＋数据采集19%）</w:t>
+            </w:r>
+          </w:p>
+        </w:tc>
+        <w:tc>
+          <w:tcPr>
+            <w:tcW w:w="1575" w:type="pct"/>
+            <w:tcBorders>
+              <w:top w:val="single" w:sz="4" w:space="0" w:color="010000"/>
+            </w:tcBorders>
+            <w:vAlign w:val="center"/>
+          </w:tcPr>
+          <w:p>
+            <w:pPr>
+              <w:jc w:val="left"/>
+            </w:pPr>
+            <w:r/>
+            <w:r>
+              <w:rPr>
+                <w:rFonts w:hint="eastAsia"/>
+                <w:color w:val="000000"/>
+                <w:sz w:val="21"/>
+              </w:rPr>
+              <w:t>高校、职业院校、科研机构，以及政务平台与国资产业基地。教育科研采购频次高但单次规模小；数据采集单次常在百台以上、服务占比高。</w:t>
+            </w:r>
+          </w:p>
+        </w:tc>
+        <w:tc>
+          <w:tcPr>
+            <w:tcW w:w="1507" w:type="pct"/>
+            <w:tcBorders>
+              <w:top w:val="single" w:sz="4" w:space="0" w:color="010000"/>
+            </w:tcBorders>
+            <w:vAlign w:val="center"/>
+          </w:tcPr>
+          <w:p>
+            <w:pPr>
+              <w:jc w:val="left"/>
+            </w:pPr>
+            <w:r/>
+            <w:r>
+              <w:rPr>
+                <w:rFonts w:hint="eastAsia"/>
+                <w:color w:val="000000"/>
+                <w:sz w:val="21"/>
+              </w:rPr>
+              <w:t>两者均属规模最大的三个场景。数据采集是2025年千万元级与亿元级订单的主要来源。作为参照，宇树科技2025年前三季度人形机器人收入中科研教育占73.6%。</w:t>
             </w:r>
           </w:p>
         </w:tc>
@@ -8246,7 +8313,7 @@
         </w:trPr>
         <w:tc>
           <w:tcPr>
-            <w:tcW w:w="556" w:type="pct"/>
+            <w:tcW w:w="548" w:type="pct"/>
             <w:tcBorders>
               <w:top w:val="single" w:sz="4" w:space="0" w:color="010000"/>
             </w:tcBorders>
@@ -8269,7 +8336,7 @@
         </w:tc>
         <w:tc>
           <w:tcPr>
-            <w:tcW w:w="625" w:type="pct"/>
+            <w:tcW w:w="616" w:type="pct"/>
             <w:tcBorders>
               <w:top w:val="single" w:sz="4" w:space="0" w:color="010000"/>
             </w:tcBorders>
@@ -8292,70 +8359,70 @@
         </w:tc>
         <w:tc>
           <w:tcPr>
-            <w:tcW w:w="1528" w:type="pct"/>
-            <w:tcBorders>
-              <w:top w:val="single" w:sz="4" w:space="0" w:color="010000"/>
-            </w:tcBorders>
-            <w:vAlign w:val="center"/>
-          </w:tcPr>
-          <w:p>
-            <w:pPr>
-              <w:jc w:val="left"/>
-            </w:pPr>
-            <w:r/>
-            <w:r>
-              <w:rPr>
-                <w:rFonts w:hint="eastAsia"/>
-                <w:color w:val="000000"/>
-                <w:sz w:val="21"/>
-              </w:rPr>
-              <w:t>企业展厅、博物馆、文旅场所，以及租赁与商演公司。以展示、导览和短周期活动为主，对可靠性和外观要求高、对负载要求低，需求弹性大。</w:t>
-            </w:r>
-          </w:p>
-        </w:tc>
-        <w:tc>
-          <w:tcPr>
-            <w:tcW w:w="1042" w:type="pct"/>
-            <w:tcBorders>
-              <w:top w:val="single" w:sz="4" w:space="0" w:color="010000"/>
-            </w:tcBorders>
-            <w:vAlign w:val="center"/>
-          </w:tcPr>
-          <w:p>
-            <w:pPr>
-              <w:jc w:val="left"/>
-            </w:pPr>
-            <w:r/>
-            <w:r>
-              <w:rPr>
-                <w:rFonts w:hint="eastAsia"/>
-                <w:color w:val="000000"/>
-                <w:sz w:val="21"/>
-              </w:rPr>
-              <w:t>宇树四足机器人在商业消费领域收入增速明显高于科研教育；人形机器人在该类的占比尚未单独披露。</w:t>
-            </w:r>
-          </w:p>
-        </w:tc>
-        <w:tc>
-          <w:tcPr>
-            <w:tcW w:w="1250" w:type="pct"/>
-            <w:tcBorders>
-              <w:top w:val="single" w:sz="4" w:space="0" w:color="010000"/>
-            </w:tcBorders>
-            <w:vAlign w:val="center"/>
-          </w:tcPr>
-          <w:p>
-            <w:pPr>
-              <w:jc w:val="left"/>
-            </w:pPr>
-            <w:r/>
-            <w:r>
-              <w:rPr>
-                <w:rFonts w:hint="eastAsia"/>
-                <w:color w:val="000000"/>
-                <w:sz w:val="21"/>
-              </w:rPr>
-              <w:t>拉动中小尺寸双足与轮式机型，对关节的静音、轻量化有额外要求；需求波动大，对成本与售后响应速度敏感。</w:t>
+            <w:tcW w:w="753" w:type="pct"/>
+            <w:tcBorders>
+              <w:top w:val="single" w:sz="4" w:space="0" w:color="010000"/>
+            </w:tcBorders>
+            <w:vAlign w:val="center"/>
+          </w:tcPr>
+          <w:p>
+            <w:pPr>
+              <w:jc w:val="left"/>
+            </w:pPr>
+            <w:r/>
+            <w:r>
+              <w:rPr>
+                <w:rFonts w:hint="eastAsia"/>
+                <w:color w:val="000000"/>
+                <w:sz w:val="21"/>
+              </w:rPr>
+              <w:t>合计35%（交互服务19%＋娱乐表演16%）</w:t>
+            </w:r>
+          </w:p>
+        </w:tc>
+        <w:tc>
+          <w:tcPr>
+            <w:tcW w:w="1575" w:type="pct"/>
+            <w:tcBorders>
+              <w:top w:val="single" w:sz="4" w:space="0" w:color="010000"/>
+            </w:tcBorders>
+            <w:vAlign w:val="center"/>
+          </w:tcPr>
+          <w:p>
+            <w:pPr>
+              <w:jc w:val="left"/>
+            </w:pPr>
+            <w:r/>
+            <w:r>
+              <w:rPr>
+                <w:rFonts w:hint="eastAsia"/>
+                <w:color w:val="000000"/>
+                <w:sz w:val="21"/>
+              </w:rPr>
+              <w:t>企业展厅、博物馆、文旅场所，以及租赁与商演公司。以展示、导览和短周期活动为主，对可靠性与外观要求高、对负载要求低，需求弹性大。</w:t>
+            </w:r>
+          </w:p>
+        </w:tc>
+        <w:tc>
+          <w:tcPr>
+            <w:tcW w:w="1507" w:type="pct"/>
+            <w:tcBorders>
+              <w:top w:val="single" w:sz="4" w:space="0" w:color="010000"/>
+            </w:tcBorders>
+            <w:vAlign w:val="center"/>
+          </w:tcPr>
+          <w:p>
+            <w:pPr>
+              <w:jc w:val="left"/>
+            </w:pPr>
+            <w:r/>
+            <w:r>
+              <w:rPr>
+                <w:rFonts w:hint="eastAsia"/>
+                <w:color w:val="000000"/>
+                <w:sz w:val="21"/>
+              </w:rPr>
+              <w:t>交互服务属规模最大的三个场景之一；娱乐表演因单价与服务占比较低，规模份额小于其出货量份额。</w:t>
             </w:r>
           </w:p>
         </w:tc>
@@ -8367,7 +8434,7 @@
         </w:trPr>
         <w:tc>
           <w:tcPr>
-            <w:tcW w:w="556" w:type="pct"/>
+            <w:tcW w:w="548" w:type="pct"/>
             <w:tcBorders>
               <w:top w:val="single" w:sz="4" w:space="0" w:color="010000"/>
             </w:tcBorders>
@@ -8390,7 +8457,7 @@
         </w:tc>
         <w:tc>
           <w:tcPr>
-            <w:tcW w:w="625" w:type="pct"/>
+            <w:tcW w:w="616" w:type="pct"/>
             <w:tcBorders>
               <w:top w:val="single" w:sz="4" w:space="0" w:color="010000"/>
             </w:tcBorders>
@@ -8413,70 +8480,70 @@
         </w:tc>
         <w:tc>
           <w:tcPr>
-            <w:tcW w:w="1528" w:type="pct"/>
-            <w:tcBorders>
-              <w:top w:val="single" w:sz="4" w:space="0" w:color="010000"/>
-            </w:tcBorders>
-            <w:vAlign w:val="center"/>
-          </w:tcPr>
-          <w:p>
-            <w:pPr>
-              <w:jc w:val="left"/>
-            </w:pPr>
-            <w:r/>
-            <w:r>
-              <w:rPr>
-                <w:rFonts w:hint="eastAsia"/>
-                <w:color w:val="000000"/>
-                <w:sz w:val="21"/>
-              </w:rPr>
-              <w:t>大型制造与物流企业，以及智能巡检、消防应急等特种作业主体。单价最高、服务占比高，但仍处试点阶段，整体规模最小。</w:t>
-            </w:r>
-          </w:p>
-        </w:tc>
-        <w:tc>
-          <w:tcPr>
-            <w:tcW w:w="1042" w:type="pct"/>
-            <w:tcBorders>
-              <w:top w:val="single" w:sz="4" w:space="0" w:color="010000"/>
-            </w:tcBorders>
-            <w:vAlign w:val="center"/>
-          </w:tcPr>
-          <w:p>
-            <w:pPr>
-              <w:jc w:val="left"/>
-            </w:pPr>
-            <w:r/>
-            <w:r>
-              <w:rPr>
-                <w:rFonts w:hint="eastAsia"/>
-                <w:color w:val="000000"/>
-                <w:sz w:val="21"/>
-              </w:rPr>
-              <w:t>宇树科技2025年前三季度人形机器人收入中工业商用场景占比约9%；定制开发产品占比1.71%。</w:t>
-            </w:r>
-          </w:p>
-        </w:tc>
-        <w:tc>
-          <w:tcPr>
-            <w:tcW w:w="1250" w:type="pct"/>
-            <w:tcBorders>
-              <w:top w:val="single" w:sz="4" w:space="0" w:color="010000"/>
-            </w:tcBorders>
-            <w:vAlign w:val="center"/>
-          </w:tcPr>
-          <w:p>
-            <w:pPr>
-              <w:jc w:val="left"/>
-            </w:pPr>
-            <w:r/>
-            <w:r>
-              <w:rPr>
-                <w:rFonts w:hint="eastAsia"/>
-                <w:color w:val="000000"/>
-                <w:sz w:val="21"/>
-              </w:rPr>
-              <w:t>对关节的扭矩、寿命、防护等级和连续作业能力要求最高，是高规格关节模组和防爆等特种型号的主要潜在市场。</w:t>
+            <w:tcW w:w="753" w:type="pct"/>
+            <w:tcBorders>
+              <w:top w:val="single" w:sz="4" w:space="0" w:color="010000"/>
+            </w:tcBorders>
+            <w:vAlign w:val="center"/>
+          </w:tcPr>
+          <w:p>
+            <w:pPr>
+              <w:jc w:val="left"/>
+            </w:pPr>
+            <w:r/>
+            <w:r>
+              <w:rPr>
+                <w:rFonts w:hint="eastAsia"/>
+                <w:color w:val="000000"/>
+                <w:sz w:val="21"/>
+              </w:rPr>
+              <w:t>约4%（轧差）</w:t>
+            </w:r>
+          </w:p>
+        </w:tc>
+        <w:tc>
+          <w:tcPr>
+            <w:tcW w:w="1575" w:type="pct"/>
+            <w:tcBorders>
+              <w:top w:val="single" w:sz="4" w:space="0" w:color="010000"/>
+            </w:tcBorders>
+            <w:vAlign w:val="center"/>
+          </w:tcPr>
+          <w:p>
+            <w:pPr>
+              <w:jc w:val="left"/>
+            </w:pPr>
+            <w:r/>
+            <w:r>
+              <w:rPr>
+                <w:rFonts w:hint="eastAsia"/>
+                <w:color w:val="000000"/>
+                <w:sz w:val="21"/>
+              </w:rPr>
+              <w:t>大型制造与物流企业，以及智能巡检、消防应急等特种作业主体。单价最高、服务占比高，但仍处试点阶段。</w:t>
+            </w:r>
+          </w:p>
+        </w:tc>
+        <w:tc>
+          <w:tcPr>
+            <w:tcW w:w="1507" w:type="pct"/>
+            <w:tcBorders>
+              <w:top w:val="single" w:sz="4" w:space="0" w:color="010000"/>
+            </w:tcBorders>
+            <w:vAlign w:val="center"/>
+          </w:tcPr>
+          <w:p>
+            <w:pPr>
+              <w:jc w:val="left"/>
+            </w:pPr>
+            <w:r/>
+            <w:r>
+              <w:rPr>
+                <w:rFonts w:hint="eastAsia"/>
+                <w:color w:val="000000"/>
+                <w:sz w:val="21"/>
+              </w:rPr>
+              <w:t>规模占比最小。作为参照，宇树科技2025年前三季度人形机器人收入中工业商用场景约占9%，定制开发产品占比1.71%。</w:t>
             </w:r>
           </w:p>
         </w:tc>
@@ -8493,7 +8560,7 @@
           <w:sz w:val="11"/>
           <w:szCs w:val="11"/>
         </w:rPr>
-        <w:t>数据来源：宇树科技科创板IPO招股文件（三分类及收入占比）；新战略咨询与人形机器人场景应用联盟《2025—2026年度人形机器人产业发展研究报告》（五分类及采购特征）。两套分类的统计口径不同，占比数据为宇树单家公司口径，不代表全行业结构。</w:t>
+        <w:t>数据来源：出货量占比及市场规模排序取自新战略咨询与人形机器人场景应用联盟《2025—2026年度人形机器人产业发展研究报告》（2026年3月30日）；三分类框架及宇树单家公司收入占比取自宇树科技科创板IPO招股文件。两套分类的统计口径不同，不宜混用。</w:t>
       </w:r>
     </w:p>
     <w:p>
@@ -8504,7 +8571,7 @@
         <w:rPr>
           <w:rFonts w:hint="eastAsia"/>
         </w:rPr>
-        <w:t>需要说明的是，目前尚无机构按统一口径披露全行业各场景的出货量或市场规模占比，本报告以宇树科技的单家公司收入结构作为可获得的最接近替代。从中可以得到的判断是：当前人形机器人的真实付费能力仍高度集中于科研教育与由地方国资主导的数据采集项目，工业场景占比不足一成；对上游而言，这意味着近一两年的订单结构仍将以中小尺寸、成本敏感的机型为主，高规格关节的放量取决于行业应用场景何时真正打开。</w:t>
+        <w:t>对上游而言，这一结构有三层含义。第一，占出货量六成的科研教育与数据采集场景，需求集中在中小尺寸、成本敏感的机型上，拉动的是小规格谐波减速器、低压驱动器和微型编码器，对价格最为敏感；其中数据采集项目的百台级批量采购，是带动整机厂产能爬坡和关节模组批量采购的主要力量。第二，占出货量三分之一的商业消费场景，对关节的静音、轻量化和外观一致性有额外要求，但对扭矩和寿命要求不高。第三，真正对关节扭矩、寿命、防护等级和连续作业能力提出最高要求的工业物流场景，目前出货量占比仅约4%——这意味着高规格关节模组和防爆等特种型号的放量，取决于行业应用场景何时真正打开，而非当前的出货规模。</w:t>
       </w:r>
     </w:p>
     <w:p/>
@@ -8584,7 +8651,7 @@
         <w:drawing>
           <wp:inline xmlns:a="http://schemas.openxmlformats.org/drawingml/2006/main" xmlns:pic="http://schemas.openxmlformats.org/drawingml/2006/picture">
             <wp:extent cx="5074920" cy="2105551"/>
-            <wp:docPr id="4" name="Picture 4"/>
+            <wp:docPr id="5" name="Picture 5"/>
             <wp:cNvGraphicFramePr>
               <a:graphicFrameLocks noChangeAspect="1"/>
             </wp:cNvGraphicFramePr>
@@ -8596,7 +8663,7 @@
                     <pic:cNvPicPr/>
                   </pic:nvPicPr>
                   <pic:blipFill>
-                    <a:blip r:embed="rId19"/>
+                    <a:blip r:embed="rId20"/>
                     <a:stretch>
                       <a:fillRect/>
                     </a:stretch>
@@ -8625,7 +8692,7 @@
           <w:b/>
           <w:sz w:val="21"/>
         </w:rPr>
-        <w:t>图4  中国人形机器人出货量：历史实际与2026年预测</w:t>
+        <w:t>图5  中国人形机器人出货量：历史实际与2026年预测</w:t>
       </w:r>
     </w:p>
     <w:p>
@@ -8668,7 +8735,7 @@
         <w:rPr>
           <w:rFonts w:hint="eastAsia"/>
         </w:rPr>
-        <w:t>据新战略咨询与人形机器人场景应用联盟《2025—2026年度人形机器人产业发展研究报告》，2025年国内人形机器人的出货结构与市场规模结构存在明显错配。教育科研场景采购量最大但单价最低，贡献了大部分出货量而非大部分收入；数据采集场景单次采购规模在百台以上、服务占比高，是千万元级和亿元级订单的主要来源；工业物流场景单价最高但仍处试点，规模有限。这一结构说明，当前行业的真实付费能力主要来自政府和国资平台主导的示范性项目，而非完全市场化的产业需求，这也是判断2026—2027年需求持续性时需要重点跟踪的变量。</w:t>
+        <w:t>2025年国内人形机器人的出货结构与市场规模结构存在明显错配，各场景的出货量占比与市场规模地位详见本报告2.7节及图4。这一错配说明，当前行业的真实付费能力主要来自政府和国资平台主导的数据采集与示范性项目，而非完全市场化的产业需求，这也是判断2026—2027年需求持续性时需要重点跟踪的变量。</w:t>
       </w:r>
     </w:p>
     <w:p>
@@ -8709,7 +8776,7 @@
         <w:drawing>
           <wp:inline xmlns:a="http://schemas.openxmlformats.org/drawingml/2006/main" xmlns:pic="http://schemas.openxmlformats.org/drawingml/2006/picture">
             <wp:extent cx="5074920" cy="2105551"/>
-            <wp:docPr id="5" name="Picture 5"/>
+            <wp:docPr id="6" name="Picture 6"/>
             <wp:cNvGraphicFramePr>
               <a:graphicFrameLocks noChangeAspect="1"/>
             </wp:cNvGraphicFramePr>
@@ -8721,7 +8788,7 @@
                     <pic:cNvPicPr/>
                   </pic:nvPicPr>
                   <pic:blipFill>
-                    <a:blip r:embed="rId20"/>
+                    <a:blip r:embed="rId21"/>
                     <a:stretch>
                       <a:fillRect/>
                     </a:stretch>
@@ -8750,7 +8817,7 @@
           <w:b/>
           <w:sz w:val="21"/>
         </w:rPr>
-        <w:t>图5  2025年中国人形机器人中标项目金额分布</w:t>
+        <w:t>图6  2025年中国人形机器人中标项目金额分布</w:t>
       </w:r>
     </w:p>
     <w:p>
@@ -8975,7 +9042,7 @@
         <w:drawing>
           <wp:inline xmlns:a="http://schemas.openxmlformats.org/drawingml/2006/main" xmlns:pic="http://schemas.openxmlformats.org/drawingml/2006/picture">
             <wp:extent cx="5074920" cy="2483471"/>
-            <wp:docPr id="6" name="Picture 6"/>
+            <wp:docPr id="7" name="Picture 7"/>
             <wp:cNvGraphicFramePr>
               <a:graphicFrameLocks noChangeAspect="1"/>
             </wp:cNvGraphicFramePr>
@@ -8987,7 +9054,7 @@
                     <pic:cNvPicPr/>
                   </pic:nvPicPr>
                   <pic:blipFill>
-                    <a:blip r:embed="rId21"/>
+                    <a:blip r:embed="rId22"/>
                     <a:stretch>
                       <a:fillRect/>
                     </a:stretch>
@@ -9016,7 +9083,7 @@
           <w:b/>
           <w:sz w:val="21"/>
         </w:rPr>
-        <w:t>图6  2025年全球人形机器人出货量企业份额</w:t>
+        <w:t>图7  2025年全球人形机器人出货量企业份额</w:t>
       </w:r>
     </w:p>
     <w:p>
@@ -10033,7 +10100,7 @@
         <w:drawing>
           <wp:inline xmlns:a="http://schemas.openxmlformats.org/drawingml/2006/main" xmlns:pic="http://schemas.openxmlformats.org/drawingml/2006/picture">
             <wp:extent cx="5074920" cy="2105551"/>
-            <wp:docPr id="7" name="Picture 7"/>
+            <wp:docPr id="8" name="Picture 8"/>
             <wp:cNvGraphicFramePr>
               <a:graphicFrameLocks noChangeAspect="1"/>
             </wp:cNvGraphicFramePr>
@@ -10045,7 +10112,7 @@
                     <pic:cNvPicPr/>
                   </pic:nvPicPr>
                   <pic:blipFill>
-                    <a:blip r:embed="rId22"/>
+                    <a:blip r:embed="rId23"/>
                     <a:stretch>
                       <a:fillRect/>
                     </a:stretch>
@@ -10074,7 +10141,7 @@
           <w:b/>
           <w:sz w:val="21"/>
         </w:rPr>
-        <w:t>图7  智元机器人累计量产下线台数</w:t>
+        <w:t>图8  智元机器人累计量产下线台数</w:t>
       </w:r>
     </w:p>
     <w:p>
@@ -15862,7 +15929,7 @@
         <w:drawing>
           <wp:inline xmlns:a="http://schemas.openxmlformats.org/drawingml/2006/main" xmlns:pic="http://schemas.openxmlformats.org/drawingml/2006/picture">
             <wp:extent cx="5074920" cy="2105551"/>
-            <wp:docPr id="8" name="Picture 8"/>
+            <wp:docPr id="9" name="Picture 9"/>
             <wp:cNvGraphicFramePr>
               <a:graphicFrameLocks noChangeAspect="1"/>
             </wp:cNvGraphicFramePr>
@@ -15874,7 +15941,7 @@
                     <pic:cNvPicPr/>
                   </pic:nvPicPr>
                   <pic:blipFill>
-                    <a:blip r:embed="rId23"/>
+                    <a:blip r:embed="rId24"/>
                     <a:stretch>
                       <a:fillRect/>
                     </a:stretch>
@@ -15903,7 +15970,7 @@
           <w:b/>
           <w:sz w:val="21"/>
         </w:rPr>
-        <w:t>图8  国泰海通系与人形机器人产业链公司的关联分布</w:t>
+        <w:t>图9  国泰海通系与人形机器人产业链公司的关联分布</w:t>
       </w:r>
     </w:p>
     <w:p>

--- a/output/交付物/中国人形机器人产业链研究.docx
+++ b/output/交付物/中国人形机器人产业链研究.docx
@@ -2890,7 +2890,7 @@
                 <w:sz w:val="24"/>
                 <w:szCs w:val="24"/>
               </w:rPr>
-              <w:t xml:space="preserve">6.2 在审、已受理或已递表的企业</w:t>
+              <w:t xml:space="preserve">6.2 已上市的产业链相关公司一览（按环节）</w:t>
             </w:r>
             <w:r>
               <w:rPr>
@@ -2979,7 +2979,7 @@
                 <w:sz w:val="24"/>
                 <w:szCs w:val="24"/>
               </w:rPr>
-              <w:t xml:space="preserve">6.3 辅导备案或已完成股改的企业</w:t>
+              <w:t xml:space="preserve">6.3 在审、已受理或已递表的企业</w:t>
             </w:r>
             <w:r>
               <w:rPr>
@@ -3068,7 +3068,7 @@
                 <w:sz w:val="24"/>
                 <w:szCs w:val="24"/>
               </w:rPr>
-              <w:t xml:space="preserve">6.4 通过上市公司平台实现资本化的企业</w:t>
+              <w:t xml:space="preserve">6.4 辅导备案或已完成股改的企业</w:t>
             </w:r>
             <w:r>
               <w:rPr>
@@ -3118,7 +3118,7 @@
                 <w:sz w:val="24"/>
                 <w:szCs w:val="24"/>
               </w:rPr>
-              <w:t>35</w:t>
+              <w:t>36</w:t>
             </w:r>
             <w:r>
               <w:rPr>
@@ -3157,7 +3157,7 @@
                 <w:sz w:val="24"/>
                 <w:szCs w:val="24"/>
               </w:rPr>
-              <w:t xml:space="preserve">6.5 IPO终止或撤回的企业</w:t>
+              <w:t xml:space="preserve">6.5 通过上市公司平台实现资本化的企业</w:t>
             </w:r>
             <w:r>
               <w:rPr>
@@ -3207,7 +3207,7 @@
                 <w:sz w:val="24"/>
                 <w:szCs w:val="24"/>
               </w:rPr>
-              <w:t>36</w:t>
+              <w:t>38</w:t>
             </w:r>
             <w:r>
               <w:rPr>
@@ -3246,7 +3246,7 @@
                 <w:sz w:val="24"/>
                 <w:szCs w:val="24"/>
               </w:rPr>
-              <w:t xml:space="preserve">6.6 资本化特征小结</w:t>
+              <w:t xml:space="preserve">6.6 IPO终止或撤回的企业</w:t>
             </w:r>
             <w:r>
               <w:rPr>
@@ -3296,91 +3296,11 @@
                 <w:sz w:val="24"/>
                 <w:szCs w:val="24"/>
               </w:rPr>
-              <w:t>36</w:t>
-            </w:r>
-            <w:r>
-              <w:rPr>
-                <w:rFonts w:eastAsia="宋体"/>
-                <w:webHidden/>
-                <w:noProof/>
-                <w:sz w:val="24"/>
-                <w:szCs w:val="24"/>
-              </w:rPr>
-              <w:fldChar w:fldCharType="end"/>
-            </w:r>
-          </w:hyperlink>
-        </w:p>
-        <w:p>
-          <w:pPr>
-            <w:pStyle w:val="TOC1"/>
-            <w:tabs>
-              <w:tab w:val="right" w:leader="dot" w:pos="8299"/>
-            </w:tabs>
-            <w:spacing w:line="360" w:lineRule="auto"/>
-            <w:rPr>
-              <w:noProof/>
-              <w:sz w:val="24"/>
-              <w:szCs w:val="24"/>
-            </w:rPr>
-          </w:pPr>
-          <w:hyperlink w:anchor="_Toc900037" w:history="1">
-            <w:r>
-              <w:rPr>
-                <w:rStyle w:val="a5"/>
-                <w:bCs w:val="0"/>
-                <w:noProof/>
-                <w:sz w:val="24"/>
-                <w:szCs w:val="24"/>
-              </w:rPr>
-              <w:t xml:space="preserve">七、 与国泰海通相关的产业链公司</w:t>
-            </w:r>
-            <w:r>
-              <w:rPr>
-                <w:webHidden/>
-                <w:noProof/>
-                <w:sz w:val="24"/>
-                <w:szCs w:val="24"/>
-              </w:rPr>
-              <w:tab/>
-            </w:r>
-            <w:r>
-              <w:rPr>
-                <w:webHidden/>
-                <w:noProof/>
-                <w:sz w:val="24"/>
-                <w:szCs w:val="24"/>
-              </w:rPr>
-              <w:fldChar w:fldCharType="begin"/>
-            </w:r>
-            <w:r>
-              <w:rPr>
-                <w:webHidden/>
-                <w:noProof/>
-                <w:sz w:val="24"/>
-                <w:szCs w:val="24"/>
-              </w:rPr>
-              <w:instrText xml:space="preserve"> PAGEREF _Toc900037 \h </w:instrText>
-            </w:r>
-            <w:r>
-              <w:rPr>
-                <w:webHidden/>
-                <w:noProof/>
-                <w:sz w:val="24"/>
-                <w:szCs w:val="24"/>
-              </w:rPr>
-              <w:fldChar w:fldCharType="separate"/>
-            </w:r>
-            <w:r>
-              <w:rPr>
-                <w:webHidden/>
-                <w:noProof/>
-                <w:sz w:val="24"/>
-                <w:szCs w:val="24"/>
-              </w:rPr>
-              <w:t>37</w:t>
-            </w:r>
-            <w:r>
-              <w:rPr>
+              <w:t>38</w:t>
+            </w:r>
+            <w:r>
+              <w:rPr>
+                <w:rFonts w:eastAsia="宋体"/>
                 <w:webHidden/>
                 <w:noProof/>
                 <w:sz w:val="24"/>
@@ -3405,7 +3325,7 @@
               <w:szCs w:val="24"/>
             </w:rPr>
           </w:pPr>
-          <w:hyperlink w:anchor="_Toc900038" w:history="1">
+          <w:hyperlink w:anchor="_Toc900037" w:history="1">
             <w:r>
               <w:rPr>
                 <w:rStyle w:val="a5"/>
@@ -3415,7 +3335,7 @@
                 <w:sz w:val="24"/>
                 <w:szCs w:val="24"/>
               </w:rPr>
-              <w:t xml:space="preserve">7.1 券商谱系</w:t>
+              <w:t xml:space="preserve">6.7 资本化特征小结</w:t>
             </w:r>
             <w:r>
               <w:rPr>
@@ -3445,11 +3365,93 @@
                 <w:sz w:val="24"/>
                 <w:szCs w:val="24"/>
               </w:rPr>
+              <w:instrText xml:space="preserve"> PAGEREF _Toc900037 \h </w:instrText>
+            </w:r>
+            <w:r>
+              <w:rPr>
+                <w:rFonts w:eastAsia="宋体"/>
+                <w:webHidden/>
+                <w:noProof/>
+                <w:sz w:val="24"/>
+                <w:szCs w:val="24"/>
+              </w:rPr>
+              <w:fldChar w:fldCharType="separate"/>
+            </w:r>
+            <w:r>
+              <w:rPr>
+                <w:rFonts w:eastAsia="宋体"/>
+                <w:webHidden/>
+                <w:noProof/>
+                <w:sz w:val="24"/>
+                <w:szCs w:val="24"/>
+              </w:rPr>
+              <w:t>38</w:t>
+            </w:r>
+            <w:r>
+              <w:rPr>
+                <w:rFonts w:eastAsia="宋体"/>
+                <w:webHidden/>
+                <w:noProof/>
+                <w:sz w:val="24"/>
+                <w:szCs w:val="24"/>
+              </w:rPr>
+              <w:fldChar w:fldCharType="end"/>
+            </w:r>
+          </w:hyperlink>
+        </w:p>
+        <w:p>
+          <w:pPr>
+            <w:pStyle w:val="TOC1"/>
+            <w:tabs>
+              <w:tab w:val="right" w:leader="dot" w:pos="8299"/>
+            </w:tabs>
+            <w:spacing w:line="360" w:lineRule="auto"/>
+            <w:rPr>
+              <w:noProof/>
+              <w:sz w:val="24"/>
+              <w:szCs w:val="24"/>
+            </w:rPr>
+          </w:pPr>
+          <w:hyperlink w:anchor="_Toc900038" w:history="1">
+            <w:r>
+              <w:rPr>
+                <w:rStyle w:val="a5"/>
+                <w:bCs w:val="0"/>
+                <w:noProof/>
+                <w:sz w:val="24"/>
+                <w:szCs w:val="24"/>
+              </w:rPr>
+              <w:t xml:space="preserve">七、 与国泰海通相关的产业链公司</w:t>
+            </w:r>
+            <w:r>
+              <w:rPr>
+                <w:webHidden/>
+                <w:noProof/>
+                <w:sz w:val="24"/>
+                <w:szCs w:val="24"/>
+              </w:rPr>
+              <w:tab/>
+            </w:r>
+            <w:r>
+              <w:rPr>
+                <w:webHidden/>
+                <w:noProof/>
+                <w:sz w:val="24"/>
+                <w:szCs w:val="24"/>
+              </w:rPr>
+              <w:fldChar w:fldCharType="begin"/>
+            </w:r>
+            <w:r>
+              <w:rPr>
+                <w:webHidden/>
+                <w:noProof/>
+                <w:sz w:val="24"/>
+                <w:szCs w:val="24"/>
+              </w:rPr>
               <w:instrText xml:space="preserve"> PAGEREF _Toc900038 \h </w:instrText>
             </w:r>
             <w:r>
               <w:rPr>
-                <w:rFonts w:eastAsia="宋体"/>
                 <w:webHidden/>
                 <w:noProof/>
                 <w:sz w:val="24"/>
@@ -3459,17 +3461,15 @@
             </w:r>
             <w:r>
               <w:rPr>
-                <w:rFonts w:eastAsia="宋体"/>
-                <w:webHidden/>
-                <w:noProof/>
-                <w:sz w:val="24"/>
-                <w:szCs w:val="24"/>
-              </w:rPr>
-              <w:t>37</w:t>
-            </w:r>
-            <w:r>
-              <w:rPr>
-                <w:rFonts w:eastAsia="宋体"/>
+                <w:webHidden/>
+                <w:noProof/>
+                <w:sz w:val="24"/>
+                <w:szCs w:val="24"/>
+              </w:rPr>
+              <w:t>39</w:t>
+            </w:r>
+            <w:r>
+              <w:rPr>
                 <w:webHidden/>
                 <w:noProof/>
                 <w:sz w:val="24"/>
@@ -3504,7 +3504,7 @@
                 <w:sz w:val="24"/>
                 <w:szCs w:val="24"/>
               </w:rPr>
-              <w:t xml:space="preserve">7.2 已保荐上市的产业链公司</w:t>
+              <w:t xml:space="preserve">7.1 券商谱系</w:t>
             </w:r>
             <w:r>
               <w:rPr>
@@ -3554,7 +3554,7 @@
                 <w:sz w:val="24"/>
                 <w:szCs w:val="24"/>
               </w:rPr>
-              <w:t>38</w:t>
+              <w:t>39</w:t>
             </w:r>
             <w:r>
               <w:rPr>
@@ -3593,7 +3593,7 @@
                 <w:sz w:val="24"/>
                 <w:szCs w:val="24"/>
               </w:rPr>
-              <w:t xml:space="preserve">7.3 正在保荐、在审或辅导中的公司</w:t>
+              <w:t xml:space="preserve">7.2 已保荐上市的产业链公司</w:t>
             </w:r>
             <w:r>
               <w:rPr>
@@ -3643,7 +3643,7 @@
                 <w:sz w:val="24"/>
                 <w:szCs w:val="24"/>
               </w:rPr>
-              <w:t>38</w:t>
+              <w:t>40</w:t>
             </w:r>
             <w:r>
               <w:rPr>
@@ -3682,7 +3682,7 @@
                 <w:sz w:val="24"/>
                 <w:szCs w:val="24"/>
               </w:rPr>
-              <w:t xml:space="preserve">7.4 曾保荐但已终止的公司</w:t>
+              <w:t xml:space="preserve">7.3 正在保荐、在审或辅导中的公司</w:t>
             </w:r>
             <w:r>
               <w:rPr>
@@ -3732,7 +3732,7 @@
                 <w:sz w:val="24"/>
                 <w:szCs w:val="24"/>
               </w:rPr>
-              <w:t>39</w:t>
+              <w:t>40</w:t>
             </w:r>
             <w:r>
               <w:rPr>
@@ -3771,7 +3771,7 @@
                 <w:sz w:val="24"/>
                 <w:szCs w:val="24"/>
               </w:rPr>
-              <w:t xml:space="preserve">7.5 股权投资与产业基金</w:t>
+              <w:t xml:space="preserve">7.4 曾保荐但已终止的公司</w:t>
             </w:r>
             <w:r>
               <w:rPr>
@@ -3821,7 +3821,7 @@
                 <w:sz w:val="24"/>
                 <w:szCs w:val="24"/>
               </w:rPr>
-              <w:t>39</w:t>
+              <w:t>41</w:t>
             </w:r>
             <w:r>
               <w:rPr>
@@ -3860,7 +3860,7 @@
                 <w:sz w:val="24"/>
                 <w:szCs w:val="24"/>
               </w:rPr>
-              <w:t xml:space="preserve">7.6 关联全景与小结</w:t>
+              <w:t xml:space="preserve">7.5 股权投资与产业基金</w:t>
             </w:r>
             <w:r>
               <w:rPr>
@@ -3910,91 +3910,11 @@
                 <w:sz w:val="24"/>
                 <w:szCs w:val="24"/>
               </w:rPr>
-              <w:t>40</w:t>
-            </w:r>
-            <w:r>
-              <w:rPr>
-                <w:rFonts w:eastAsia="宋体"/>
-                <w:webHidden/>
-                <w:noProof/>
-                <w:sz w:val="24"/>
-                <w:szCs w:val="24"/>
-              </w:rPr>
-              <w:fldChar w:fldCharType="end"/>
-            </w:r>
-          </w:hyperlink>
-        </w:p>
-        <w:p>
-          <w:pPr>
-            <w:pStyle w:val="TOC1"/>
-            <w:tabs>
-              <w:tab w:val="right" w:leader="dot" w:pos="8299"/>
-            </w:tabs>
-            <w:spacing w:line="360" w:lineRule="auto"/>
-            <w:rPr>
-              <w:noProof/>
-              <w:sz w:val="24"/>
-              <w:szCs w:val="24"/>
-            </w:rPr>
-          </w:pPr>
-          <w:hyperlink w:anchor="_Toc900044" w:history="1">
-            <w:r>
-              <w:rPr>
-                <w:rStyle w:val="a5"/>
-                <w:bCs w:val="0"/>
-                <w:noProof/>
-                <w:sz w:val="24"/>
-                <w:szCs w:val="24"/>
-              </w:rPr>
-              <w:t xml:space="preserve">八、 无锡巨蟹的产业链定位与拜访关注要点</w:t>
-            </w:r>
-            <w:r>
-              <w:rPr>
-                <w:webHidden/>
-                <w:noProof/>
-                <w:sz w:val="24"/>
-                <w:szCs w:val="24"/>
-              </w:rPr>
-              <w:tab/>
-            </w:r>
-            <w:r>
-              <w:rPr>
-                <w:webHidden/>
-                <w:noProof/>
-                <w:sz w:val="24"/>
-                <w:szCs w:val="24"/>
-              </w:rPr>
-              <w:fldChar w:fldCharType="begin"/>
-            </w:r>
-            <w:r>
-              <w:rPr>
-                <w:webHidden/>
-                <w:noProof/>
-                <w:sz w:val="24"/>
-                <w:szCs w:val="24"/>
-              </w:rPr>
-              <w:instrText xml:space="preserve"> PAGEREF _Toc900044 \h </w:instrText>
-            </w:r>
-            <w:r>
-              <w:rPr>
-                <w:webHidden/>
-                <w:noProof/>
-                <w:sz w:val="24"/>
-                <w:szCs w:val="24"/>
-              </w:rPr>
-              <w:fldChar w:fldCharType="separate"/>
-            </w:r>
-            <w:r>
-              <w:rPr>
-                <w:webHidden/>
-                <w:noProof/>
-                <w:sz w:val="24"/>
-                <w:szCs w:val="24"/>
-              </w:rPr>
               <w:t>41</w:t>
             </w:r>
             <w:r>
               <w:rPr>
+                <w:rFonts w:eastAsia="宋体"/>
                 <w:webHidden/>
                 <w:noProof/>
                 <w:sz w:val="24"/>
@@ -4019,7 +3939,7 @@
               <w:szCs w:val="24"/>
             </w:rPr>
           </w:pPr>
-          <w:hyperlink w:anchor="_Toc900045" w:history="1">
+          <w:hyperlink w:anchor="_Toc900044" w:history="1">
             <w:r>
               <w:rPr>
                 <w:rStyle w:val="a5"/>
@@ -4029,7 +3949,7 @@
                 <w:sz w:val="24"/>
                 <w:szCs w:val="24"/>
               </w:rPr>
-              <w:t xml:space="preserve">8.1 公司概况与产品体系</w:t>
+              <w:t xml:space="preserve">7.6 关联全景与小结</w:t>
             </w:r>
             <w:r>
               <w:rPr>
@@ -4059,11 +3979,93 @@
                 <w:sz w:val="24"/>
                 <w:szCs w:val="24"/>
               </w:rPr>
+              <w:instrText xml:space="preserve"> PAGEREF _Toc900044 \h </w:instrText>
+            </w:r>
+            <w:r>
+              <w:rPr>
+                <w:rFonts w:eastAsia="宋体"/>
+                <w:webHidden/>
+                <w:noProof/>
+                <w:sz w:val="24"/>
+                <w:szCs w:val="24"/>
+              </w:rPr>
+              <w:fldChar w:fldCharType="separate"/>
+            </w:r>
+            <w:r>
+              <w:rPr>
+                <w:rFonts w:eastAsia="宋体"/>
+                <w:webHidden/>
+                <w:noProof/>
+                <w:sz w:val="24"/>
+                <w:szCs w:val="24"/>
+              </w:rPr>
+              <w:t>42</w:t>
+            </w:r>
+            <w:r>
+              <w:rPr>
+                <w:rFonts w:eastAsia="宋体"/>
+                <w:webHidden/>
+                <w:noProof/>
+                <w:sz w:val="24"/>
+                <w:szCs w:val="24"/>
+              </w:rPr>
+              <w:fldChar w:fldCharType="end"/>
+            </w:r>
+          </w:hyperlink>
+        </w:p>
+        <w:p>
+          <w:pPr>
+            <w:pStyle w:val="TOC1"/>
+            <w:tabs>
+              <w:tab w:val="right" w:leader="dot" w:pos="8299"/>
+            </w:tabs>
+            <w:spacing w:line="360" w:lineRule="auto"/>
+            <w:rPr>
+              <w:noProof/>
+              <w:sz w:val="24"/>
+              <w:szCs w:val="24"/>
+            </w:rPr>
+          </w:pPr>
+          <w:hyperlink w:anchor="_Toc900045" w:history="1">
+            <w:r>
+              <w:rPr>
+                <w:rStyle w:val="a5"/>
+                <w:bCs w:val="0"/>
+                <w:noProof/>
+                <w:sz w:val="24"/>
+                <w:szCs w:val="24"/>
+              </w:rPr>
+              <w:t xml:space="preserve">八、 无锡巨蟹的产业链定位与拜访关注要点</w:t>
+            </w:r>
+            <w:r>
+              <w:rPr>
+                <w:webHidden/>
+                <w:noProof/>
+                <w:sz w:val="24"/>
+                <w:szCs w:val="24"/>
+              </w:rPr>
+              <w:tab/>
+            </w:r>
+            <w:r>
+              <w:rPr>
+                <w:webHidden/>
+                <w:noProof/>
+                <w:sz w:val="24"/>
+                <w:szCs w:val="24"/>
+              </w:rPr>
+              <w:fldChar w:fldCharType="begin"/>
+            </w:r>
+            <w:r>
+              <w:rPr>
+                <w:webHidden/>
+                <w:noProof/>
+                <w:sz w:val="24"/>
+                <w:szCs w:val="24"/>
+              </w:rPr>
               <w:instrText xml:space="preserve"> PAGEREF _Toc900045 \h </w:instrText>
             </w:r>
             <w:r>
               <w:rPr>
-                <w:rFonts w:eastAsia="宋体"/>
                 <w:webHidden/>
                 <w:noProof/>
                 <w:sz w:val="24"/>
@@ -4073,17 +4075,15 @@
             </w:r>
             <w:r>
               <w:rPr>
-                <w:rFonts w:eastAsia="宋体"/>
-                <w:webHidden/>
-                <w:noProof/>
-                <w:sz w:val="24"/>
-                <w:szCs w:val="24"/>
-              </w:rPr>
-              <w:t>41</w:t>
-            </w:r>
-            <w:r>
-              <w:rPr>
-                <w:rFonts w:eastAsia="宋体"/>
+                <w:webHidden/>
+                <w:noProof/>
+                <w:sz w:val="24"/>
+                <w:szCs w:val="24"/>
+              </w:rPr>
+              <w:t>43</w:t>
+            </w:r>
+            <w:r>
+              <w:rPr>
                 <w:webHidden/>
                 <w:noProof/>
                 <w:sz w:val="24"/>
@@ -4118,7 +4118,7 @@
                 <w:sz w:val="24"/>
                 <w:szCs w:val="24"/>
               </w:rPr>
-              <w:t xml:space="preserve">8.2 产业链定位与可比公司</w:t>
+              <w:t xml:space="preserve">8.1 公司概况与产品体系</w:t>
             </w:r>
             <w:r>
               <w:rPr>
@@ -4168,7 +4168,7 @@
                 <w:sz w:val="24"/>
                 <w:szCs w:val="24"/>
               </w:rPr>
-              <w:t>42</w:t>
+              <w:t>43</w:t>
             </w:r>
             <w:r>
               <w:rPr>
@@ -4207,7 +4207,7 @@
                 <w:sz w:val="24"/>
                 <w:szCs w:val="24"/>
               </w:rPr>
-              <w:t xml:space="preserve">8.3 拜访关注要点</w:t>
+              <w:t xml:space="preserve">8.2 产业链定位与可比公司</w:t>
             </w:r>
             <w:r>
               <w:rPr>
@@ -4257,7 +4257,7 @@
                 <w:sz w:val="24"/>
                 <w:szCs w:val="24"/>
               </w:rPr>
-              <w:t>42</w:t>
+              <w:t>44</w:t>
             </w:r>
             <w:r>
               <w:rPr>
@@ -4296,6 +4296,95 @@
                 <w:sz w:val="24"/>
                 <w:szCs w:val="24"/>
               </w:rPr>
+              <w:t xml:space="preserve">8.3 拜访关注要点</w:t>
+            </w:r>
+            <w:r>
+              <w:rPr>
+                <w:rFonts w:eastAsia="宋体"/>
+                <w:webHidden/>
+                <w:noProof/>
+                <w:sz w:val="24"/>
+                <w:szCs w:val="24"/>
+              </w:rPr>
+              <w:tab/>
+            </w:r>
+            <w:r>
+              <w:rPr>
+                <w:rFonts w:eastAsia="宋体"/>
+                <w:webHidden/>
+                <w:noProof/>
+                <w:sz w:val="24"/>
+                <w:szCs w:val="24"/>
+              </w:rPr>
+              <w:fldChar w:fldCharType="begin"/>
+            </w:r>
+            <w:r>
+              <w:rPr>
+                <w:rFonts w:eastAsia="宋体"/>
+                <w:webHidden/>
+                <w:noProof/>
+                <w:sz w:val="24"/>
+                <w:szCs w:val="24"/>
+              </w:rPr>
+              <w:instrText xml:space="preserve"> PAGEREF _Toc900048 \h </w:instrText>
+            </w:r>
+            <w:r>
+              <w:rPr>
+                <w:rFonts w:eastAsia="宋体"/>
+                <w:webHidden/>
+                <w:noProof/>
+                <w:sz w:val="24"/>
+                <w:szCs w:val="24"/>
+              </w:rPr>
+              <w:fldChar w:fldCharType="separate"/>
+            </w:r>
+            <w:r>
+              <w:rPr>
+                <w:rFonts w:eastAsia="宋体"/>
+                <w:webHidden/>
+                <w:noProof/>
+                <w:sz w:val="24"/>
+                <w:szCs w:val="24"/>
+              </w:rPr>
+              <w:t>44</w:t>
+            </w:r>
+            <w:r>
+              <w:rPr>
+                <w:rFonts w:eastAsia="宋体"/>
+                <w:webHidden/>
+                <w:noProof/>
+                <w:sz w:val="24"/>
+                <w:szCs w:val="24"/>
+              </w:rPr>
+              <w:fldChar w:fldCharType="end"/>
+            </w:r>
+          </w:hyperlink>
+        </w:p>
+        <w:p>
+          <w:pPr>
+            <w:pStyle w:val="TOC2"/>
+            <w:tabs>
+              <w:tab w:val="right" w:leader="dot" w:pos="8299"/>
+            </w:tabs>
+            <w:spacing w:line="360" w:lineRule="auto"/>
+            <w:ind w:left="400"/>
+            <w:rPr>
+              <w:rFonts w:eastAsia="宋体"/>
+              <w:noProof/>
+              <w:sz w:val="24"/>
+              <w:szCs w:val="24"/>
+            </w:rPr>
+          </w:pPr>
+          <w:hyperlink w:anchor="_Toc900049" w:history="1">
+            <w:r>
+              <w:rPr>
+                <w:rStyle w:val="a5"/>
+                <w:rFonts w:eastAsia="宋体" w:cs="宋体"/>
+                <w:bCs/>
+                <w:noProof/>
+                <w:sz w:val="24"/>
+                <w:szCs w:val="24"/>
+              </w:rPr>
               <w:t xml:space="preserve">8.4 初步判断</w:t>
             </w:r>
             <w:r>
@@ -4326,7 +4415,7 @@
                 <w:sz w:val="24"/>
                 <w:szCs w:val="24"/>
               </w:rPr>
-              <w:instrText xml:space="preserve"> PAGEREF _Toc900048 \h </w:instrText>
+              <w:instrText xml:space="preserve"> PAGEREF _Toc900049 \h </w:instrText>
             </w:r>
             <w:r>
               <w:rPr>
@@ -4346,7 +4435,7 @@
                 <w:sz w:val="24"/>
                 <w:szCs w:val="24"/>
               </w:rPr>
-              <w:t>44</w:t>
+              <w:t>46</w:t>
             </w:r>
             <w:r>
               <w:rPr>
@@ -4373,7 +4462,7 @@
               <w:szCs w:val="24"/>
             </w:rPr>
           </w:pPr>
-          <w:hyperlink w:anchor="_Toc900049" w:history="1">
+          <w:hyperlink w:anchor="_Toc900050" w:history="1">
             <w:r>
               <w:rPr>
                 <w:rStyle w:val="a5"/>
@@ -4409,7 +4498,7 @@
                 <w:sz w:val="24"/>
                 <w:szCs w:val="24"/>
               </w:rPr>
-              <w:instrText xml:space="preserve"> PAGEREF _Toc900049 \h </w:instrText>
+              <w:instrText xml:space="preserve"> PAGEREF _Toc900050 \h </w:instrText>
             </w:r>
             <w:r>
               <w:rPr>
@@ -4427,7 +4516,7 @@
                 <w:sz w:val="24"/>
                 <w:szCs w:val="24"/>
               </w:rPr>
-              <w:t>44</w:t>
+              <w:t>46</w:t>
             </w:r>
             <w:r>
               <w:rPr>
@@ -11574,7 +11663,7 @@
           <w:b/>
           <w:sz w:val="21"/>
         </w:rPr>
-        <w:t>表9  已上市或已完成发行的人形机器人产业链企业</w:t>
+        <w:t>表9  已上市或已完成发行的人形机器人产业链企业（本轮资本化事件涉及）</w:t>
       </w:r>
     </w:p>
     <w:tbl>
@@ -11632,7 +11721,7 @@
         </w:tc>
         <w:tc>
           <w:tcPr>
-            <w:tcW w:w="484" w:type="pct"/>
+            <w:tcW w:w="605" w:type="pct"/>
             <w:tcBorders>
               <w:top w:val="single" w:sz="12" w:space="0" w:color="010000"/>
               <w:bottom w:val="single" w:sz="4" w:space="0" w:color="010000"/>
@@ -11658,7 +11747,7 @@
         </w:tc>
         <w:tc>
           <w:tcPr>
-            <w:tcW w:w="726" w:type="pct"/>
+            <w:tcW w:w="847" w:type="pct"/>
             <w:tcBorders>
               <w:top w:val="single" w:sz="12" w:space="0" w:color="010000"/>
               <w:bottom w:val="single" w:sz="4" w:space="0" w:color="010000"/>
@@ -11684,7 +11773,7 @@
         </w:tc>
         <w:tc>
           <w:tcPr>
-            <w:tcW w:w="806" w:type="pct"/>
+            <w:tcW w:w="887" w:type="pct"/>
             <w:tcBorders>
               <w:top w:val="single" w:sz="12" w:space="0" w:color="010000"/>
               <w:bottom w:val="single" w:sz="4" w:space="0" w:color="010000"/>
@@ -11710,7 +11799,7 @@
         </w:tc>
         <w:tc>
           <w:tcPr>
-            <w:tcW w:w="2419" w:type="pct"/>
+            <w:tcW w:w="2097" w:type="pct"/>
             <w:tcBorders>
               <w:top w:val="single" w:sz="12" w:space="0" w:color="010000"/>
               <w:bottom w:val="single" w:sz="4" w:space="0" w:color="010000"/>
@@ -11765,7 +11854,7 @@
         </w:tc>
         <w:tc>
           <w:tcPr>
-            <w:tcW w:w="484" w:type="pct"/>
+            <w:tcW w:w="605" w:type="pct"/>
             <w:tcBorders>
               <w:top w:val="single" w:sz="4" w:space="0" w:color="010000"/>
             </w:tcBorders>
@@ -11788,7 +11877,7 @@
         </w:tc>
         <w:tc>
           <w:tcPr>
-            <w:tcW w:w="726" w:type="pct"/>
+            <w:tcW w:w="847" w:type="pct"/>
             <w:tcBorders>
               <w:top w:val="single" w:sz="4" w:space="0" w:color="010000"/>
             </w:tcBorders>
@@ -11811,7 +11900,7 @@
         </w:tc>
         <w:tc>
           <w:tcPr>
-            <w:tcW w:w="806" w:type="pct"/>
+            <w:tcW w:w="887" w:type="pct"/>
             <w:tcBorders>
               <w:top w:val="single" w:sz="4" w:space="0" w:color="010000"/>
             </w:tcBorders>
@@ -11834,7 +11923,7 @@
         </w:tc>
         <w:tc>
           <w:tcPr>
-            <w:tcW w:w="2419" w:type="pct"/>
+            <w:tcW w:w="2097" w:type="pct"/>
             <w:tcBorders>
               <w:top w:val="single" w:sz="4" w:space="0" w:color="010000"/>
             </w:tcBorders>
@@ -11886,7 +11975,7 @@
         </w:tc>
         <w:tc>
           <w:tcPr>
-            <w:tcW w:w="484" w:type="pct"/>
+            <w:tcW w:w="605" w:type="pct"/>
             <w:tcBorders>
               <w:top w:val="single" w:sz="4" w:space="0" w:color="010000"/>
             </w:tcBorders>
@@ -11909,7 +11998,7 @@
         </w:tc>
         <w:tc>
           <w:tcPr>
-            <w:tcW w:w="726" w:type="pct"/>
+            <w:tcW w:w="847" w:type="pct"/>
             <w:tcBorders>
               <w:top w:val="single" w:sz="4" w:space="0" w:color="010000"/>
             </w:tcBorders>
@@ -11932,7 +12021,7 @@
         </w:tc>
         <w:tc>
           <w:tcPr>
-            <w:tcW w:w="806" w:type="pct"/>
+            <w:tcW w:w="887" w:type="pct"/>
             <w:tcBorders>
               <w:top w:val="single" w:sz="4" w:space="0" w:color="010000"/>
             </w:tcBorders>
@@ -11955,7 +12044,7 @@
         </w:tc>
         <w:tc>
           <w:tcPr>
-            <w:tcW w:w="2419" w:type="pct"/>
+            <w:tcW w:w="2097" w:type="pct"/>
             <w:tcBorders>
               <w:top w:val="single" w:sz="4" w:space="0" w:color="010000"/>
             </w:tcBorders>
@@ -12007,7 +12096,7 @@
         </w:tc>
         <w:tc>
           <w:tcPr>
-            <w:tcW w:w="484" w:type="pct"/>
+            <w:tcW w:w="605" w:type="pct"/>
             <w:tcBorders>
               <w:top w:val="single" w:sz="4" w:space="0" w:color="010000"/>
             </w:tcBorders>
@@ -12030,7 +12119,7 @@
         </w:tc>
         <w:tc>
           <w:tcPr>
-            <w:tcW w:w="726" w:type="pct"/>
+            <w:tcW w:w="847" w:type="pct"/>
             <w:tcBorders>
               <w:top w:val="single" w:sz="4" w:space="0" w:color="010000"/>
             </w:tcBorders>
@@ -12053,7 +12142,7 @@
         </w:tc>
         <w:tc>
           <w:tcPr>
-            <w:tcW w:w="806" w:type="pct"/>
+            <w:tcW w:w="887" w:type="pct"/>
             <w:tcBorders>
               <w:top w:val="single" w:sz="4" w:space="0" w:color="010000"/>
             </w:tcBorders>
@@ -12076,7 +12165,7 @@
         </w:tc>
         <w:tc>
           <w:tcPr>
-            <w:tcW w:w="2419" w:type="pct"/>
+            <w:tcW w:w="2097" w:type="pct"/>
             <w:tcBorders>
               <w:top w:val="single" w:sz="4" w:space="0" w:color="010000"/>
             </w:tcBorders>
@@ -12128,7 +12217,7 @@
         </w:tc>
         <w:tc>
           <w:tcPr>
-            <w:tcW w:w="484" w:type="pct"/>
+            <w:tcW w:w="605" w:type="pct"/>
             <w:tcBorders>
               <w:top w:val="single" w:sz="4" w:space="0" w:color="010000"/>
             </w:tcBorders>
@@ -12151,7 +12240,7 @@
         </w:tc>
         <w:tc>
           <w:tcPr>
-            <w:tcW w:w="726" w:type="pct"/>
+            <w:tcW w:w="847" w:type="pct"/>
             <w:tcBorders>
               <w:top w:val="single" w:sz="4" w:space="0" w:color="010000"/>
             </w:tcBorders>
@@ -12174,7 +12263,7 @@
         </w:tc>
         <w:tc>
           <w:tcPr>
-            <w:tcW w:w="806" w:type="pct"/>
+            <w:tcW w:w="887" w:type="pct"/>
             <w:tcBorders>
               <w:top w:val="single" w:sz="4" w:space="0" w:color="010000"/>
             </w:tcBorders>
@@ -12197,7 +12286,7 @@
         </w:tc>
         <w:tc>
           <w:tcPr>
-            <w:tcW w:w="2419" w:type="pct"/>
+            <w:tcW w:w="2097" w:type="pct"/>
             <w:tcBorders>
               <w:top w:val="single" w:sz="4" w:space="0" w:color="010000"/>
             </w:tcBorders>
@@ -12249,7 +12338,7 @@
         </w:tc>
         <w:tc>
           <w:tcPr>
-            <w:tcW w:w="484" w:type="pct"/>
+            <w:tcW w:w="605" w:type="pct"/>
             <w:tcBorders>
               <w:top w:val="single" w:sz="4" w:space="0" w:color="010000"/>
             </w:tcBorders>
@@ -12272,7 +12361,7 @@
         </w:tc>
         <w:tc>
           <w:tcPr>
-            <w:tcW w:w="726" w:type="pct"/>
+            <w:tcW w:w="847" w:type="pct"/>
             <w:tcBorders>
               <w:top w:val="single" w:sz="4" w:space="0" w:color="010000"/>
             </w:tcBorders>
@@ -12295,7 +12384,7 @@
         </w:tc>
         <w:tc>
           <w:tcPr>
-            <w:tcW w:w="806" w:type="pct"/>
+            <w:tcW w:w="887" w:type="pct"/>
             <w:tcBorders>
               <w:top w:val="single" w:sz="4" w:space="0" w:color="010000"/>
             </w:tcBorders>
@@ -12318,7 +12407,7 @@
         </w:tc>
         <w:tc>
           <w:tcPr>
-            <w:tcW w:w="2419" w:type="pct"/>
+            <w:tcW w:w="2097" w:type="pct"/>
             <w:tcBorders>
               <w:top w:val="single" w:sz="4" w:space="0" w:color="010000"/>
             </w:tcBorders>
@@ -12370,7 +12459,7 @@
         </w:tc>
         <w:tc>
           <w:tcPr>
-            <w:tcW w:w="484" w:type="pct"/>
+            <w:tcW w:w="605" w:type="pct"/>
             <w:tcBorders>
               <w:top w:val="single" w:sz="4" w:space="0" w:color="010000"/>
             </w:tcBorders>
@@ -12393,7 +12482,7 @@
         </w:tc>
         <w:tc>
           <w:tcPr>
-            <w:tcW w:w="726" w:type="pct"/>
+            <w:tcW w:w="847" w:type="pct"/>
             <w:tcBorders>
               <w:top w:val="single" w:sz="4" w:space="0" w:color="010000"/>
             </w:tcBorders>
@@ -12416,7 +12505,7 @@
         </w:tc>
         <w:tc>
           <w:tcPr>
-            <w:tcW w:w="806" w:type="pct"/>
+            <w:tcW w:w="887" w:type="pct"/>
             <w:tcBorders>
               <w:top w:val="single" w:sz="4" w:space="0" w:color="010000"/>
             </w:tcBorders>
@@ -12439,7 +12528,7 @@
         </w:tc>
         <w:tc>
           <w:tcPr>
-            <w:tcW w:w="2419" w:type="pct"/>
+            <w:tcW w:w="2097" w:type="pct"/>
             <w:tcBorders>
               <w:top w:val="single" w:sz="4" w:space="0" w:color="010000"/>
             </w:tcBorders>
@@ -12491,7 +12580,7 @@
         </w:tc>
         <w:tc>
           <w:tcPr>
-            <w:tcW w:w="484" w:type="pct"/>
+            <w:tcW w:w="605" w:type="pct"/>
             <w:tcBorders>
               <w:top w:val="single" w:sz="4" w:space="0" w:color="010000"/>
             </w:tcBorders>
@@ -12514,7 +12603,7 @@
         </w:tc>
         <w:tc>
           <w:tcPr>
-            <w:tcW w:w="726" w:type="pct"/>
+            <w:tcW w:w="847" w:type="pct"/>
             <w:tcBorders>
               <w:top w:val="single" w:sz="4" w:space="0" w:color="010000"/>
             </w:tcBorders>
@@ -12537,7 +12626,7 @@
         </w:tc>
         <w:tc>
           <w:tcPr>
-            <w:tcW w:w="806" w:type="pct"/>
+            <w:tcW w:w="887" w:type="pct"/>
             <w:tcBorders>
               <w:top w:val="single" w:sz="4" w:space="0" w:color="010000"/>
             </w:tcBorders>
@@ -12560,7 +12649,7 @@
         </w:tc>
         <w:tc>
           <w:tcPr>
-            <w:tcW w:w="2419" w:type="pct"/>
+            <w:tcW w:w="2097" w:type="pct"/>
             <w:tcBorders>
               <w:top w:val="single" w:sz="4" w:space="0" w:color="010000"/>
             </w:tcBorders>
@@ -12612,7 +12701,7 @@
         </w:tc>
         <w:tc>
           <w:tcPr>
-            <w:tcW w:w="484" w:type="pct"/>
+            <w:tcW w:w="605" w:type="pct"/>
             <w:tcBorders>
               <w:top w:val="single" w:sz="4" w:space="0" w:color="010000"/>
             </w:tcBorders>
@@ -12635,7 +12724,7 @@
         </w:tc>
         <w:tc>
           <w:tcPr>
-            <w:tcW w:w="726" w:type="pct"/>
+            <w:tcW w:w="847" w:type="pct"/>
             <w:tcBorders>
               <w:top w:val="single" w:sz="4" w:space="0" w:color="010000"/>
             </w:tcBorders>
@@ -12658,7 +12747,7 @@
         </w:tc>
         <w:tc>
           <w:tcPr>
-            <w:tcW w:w="806" w:type="pct"/>
+            <w:tcW w:w="887" w:type="pct"/>
             <w:tcBorders>
               <w:top w:val="single" w:sz="4" w:space="0" w:color="010000"/>
             </w:tcBorders>
@@ -12681,7 +12770,7 @@
         </w:tc>
         <w:tc>
           <w:tcPr>
-            <w:tcW w:w="2419" w:type="pct"/>
+            <w:tcW w:w="2097" w:type="pct"/>
             <w:tcBorders>
               <w:top w:val="single" w:sz="4" w:space="0" w:color="010000"/>
             </w:tcBorders>
@@ -12733,93 +12822,106 @@
         </w:tc>
         <w:tc>
           <w:tcPr>
-            <w:tcW w:w="484" w:type="pct"/>
-            <w:tcBorders>
-              <w:top w:val="single" w:sz="4" w:space="0" w:color="010000"/>
-            </w:tcBorders>
-            <w:vAlign w:val="center"/>
-          </w:tcPr>
-          <w:p>
-            <w:pPr>
-              <w:jc w:val="left"/>
-            </w:pPr>
-            <w:r/>
-            <w:r>
-              <w:rPr>
-                <w:rFonts w:hint="eastAsia"/>
-                <w:color w:val="000000"/>
-                <w:sz w:val="21"/>
-              </w:rPr>
-              <w:t>02692.HK</w:t>
-            </w:r>
-          </w:p>
-        </w:tc>
-        <w:tc>
-          <w:tcPr>
-            <w:tcW w:w="726" w:type="pct"/>
-            <w:tcBorders>
-              <w:top w:val="single" w:sz="4" w:space="0" w:color="010000"/>
-            </w:tcBorders>
-            <w:vAlign w:val="center"/>
-          </w:tcPr>
-          <w:p>
-            <w:pPr>
-              <w:jc w:val="left"/>
-            </w:pPr>
-            <w:r/>
-            <w:r>
-              <w:rPr>
-                <w:rFonts w:hint="eastAsia"/>
-                <w:color w:val="000000"/>
-                <w:sz w:val="21"/>
-              </w:rPr>
-              <w:t>港交所，2026年3月9日</w:t>
-            </w:r>
-          </w:p>
-        </w:tc>
-        <w:tc>
-          <w:tcPr>
-            <w:tcW w:w="806" w:type="pct"/>
-            <w:tcBorders>
-              <w:top w:val="single" w:sz="4" w:space="0" w:color="010000"/>
-            </w:tcBorders>
-            <w:vAlign w:val="center"/>
-          </w:tcPr>
-          <w:p>
-            <w:pPr>
-              <w:jc w:val="left"/>
-            </w:pPr>
-            <w:r/>
-            <w:r>
-              <w:rPr>
-                <w:rFonts w:hint="eastAsia"/>
-                <w:color w:val="000000"/>
-                <w:sz w:val="21"/>
-              </w:rPr>
-              <w:t>—</w:t>
-            </w:r>
-          </w:p>
-        </w:tc>
-        <w:tc>
-          <w:tcPr>
-            <w:tcW w:w="2419" w:type="pct"/>
-            <w:tcBorders>
-              <w:top w:val="single" w:sz="4" w:space="0" w:color="010000"/>
-            </w:tcBorders>
-            <w:vAlign w:val="center"/>
-          </w:tcPr>
-          <w:p>
-            <w:pPr>
-              <w:jc w:val="left"/>
-            </w:pPr>
-            <w:r/>
-            <w:r>
-              <w:rPr>
-                <w:rFonts w:hint="eastAsia"/>
-                <w:color w:val="000000"/>
-                <w:sz w:val="21"/>
-              </w:rPr>
-              <w:t>微型传动系统与灵巧手模组。发行价71.28港元/股，香港公开发售认购1,536.76倍，净募资约18.28亿港元，基石投资者含高瓴；上市后一度破发。</w:t>
+            <w:tcW w:w="605" w:type="pct"/>
+            <w:tcBorders>
+              <w:top w:val="single" w:sz="4" w:space="0" w:color="010000"/>
+            </w:tcBorders>
+            <w:vAlign w:val="center"/>
+          </w:tcPr>
+          <w:p>
+            <w:pPr>
+              <w:jc w:val="left"/>
+            </w:pPr>
+            <w:r/>
+            <w:r>
+              <w:rPr>
+                <w:rFonts w:hint="eastAsia"/>
+                <w:color w:val="000000"/>
+                <w:sz w:val="21"/>
+              </w:rPr>
+              <w:t>003021.SZ（A股）</w:t>
+            </w:r>
+          </w:p>
+          <w:p>
+            <w:pPr>
+              <w:jc w:val="left"/>
+            </w:pPr>
+            <w:r>
+              <w:rPr>
+                <w:rFonts w:hint="eastAsia"/>
+                <w:color w:val="000000"/>
+                <w:sz w:val="21"/>
+              </w:rPr>
+              <w:t>02692.HK（H股）</w:t>
+            </w:r>
+          </w:p>
+        </w:tc>
+        <w:tc>
+          <w:tcPr>
+            <w:tcW w:w="847" w:type="pct"/>
+            <w:tcBorders>
+              <w:top w:val="single" w:sz="4" w:space="0" w:color="010000"/>
+            </w:tcBorders>
+            <w:vAlign w:val="center"/>
+          </w:tcPr>
+          <w:p>
+            <w:pPr>
+              <w:jc w:val="left"/>
+            </w:pPr>
+            <w:r/>
+            <w:r>
+              <w:rPr>
+                <w:rFonts w:hint="eastAsia"/>
+                <w:color w:val="000000"/>
+                <w:sz w:val="21"/>
+              </w:rPr>
+              <w:t>深交所，2020年12月4日；港交所，2026年3月9日（A+H双重上市）</w:t>
+            </w:r>
+          </w:p>
+        </w:tc>
+        <w:tc>
+          <w:tcPr>
+            <w:tcW w:w="887" w:type="pct"/>
+            <w:tcBorders>
+              <w:top w:val="single" w:sz="4" w:space="0" w:color="010000"/>
+            </w:tcBorders>
+            <w:vAlign w:val="center"/>
+          </w:tcPr>
+          <w:p>
+            <w:pPr>
+              <w:jc w:val="left"/>
+            </w:pPr>
+            <w:r/>
+            <w:r>
+              <w:rPr>
+                <w:rFonts w:hint="eastAsia"/>
+                <w:color w:val="000000"/>
+                <w:sz w:val="21"/>
+              </w:rPr>
+              <w:t>A股：招商证券（保荐承销）；H股：招商证券国际、德意志银行（联席保荐）</w:t>
+            </w:r>
+          </w:p>
+        </w:tc>
+        <w:tc>
+          <w:tcPr>
+            <w:tcW w:w="2097" w:type="pct"/>
+            <w:tcBorders>
+              <w:top w:val="single" w:sz="4" w:space="0" w:color="010000"/>
+            </w:tcBorders>
+            <w:vAlign w:val="center"/>
+          </w:tcPr>
+          <w:p>
+            <w:pPr>
+              <w:jc w:val="left"/>
+            </w:pPr>
+            <w:r/>
+            <w:r>
+              <w:rPr>
+                <w:rFonts w:hint="eastAsia"/>
+                <w:color w:val="000000"/>
+                <w:sz w:val="21"/>
+              </w:rPr>
+              <w:t>微型传动与驱动系统解决方案，应用于智能汽车、机器人、消费科技等领域，已布局灵巧手模组。H股发行价71.28港元/股，香港公开发售认购1,536.76倍，净募资约18.28亿港元，基石投资者含高瓴；上市后一度破发。</w:t>
             </w:r>
           </w:p>
         </w:tc>
@@ -12854,7 +12956,7 @@
         </w:tc>
         <w:tc>
           <w:tcPr>
-            <w:tcW w:w="484" w:type="pct"/>
+            <w:tcW w:w="605" w:type="pct"/>
             <w:tcBorders>
               <w:top w:val="single" w:sz="4" w:space="0" w:color="010000"/>
             </w:tcBorders>
@@ -12877,7 +12979,7 @@
         </w:tc>
         <w:tc>
           <w:tcPr>
-            <w:tcW w:w="726" w:type="pct"/>
+            <w:tcW w:w="847" w:type="pct"/>
             <w:tcBorders>
               <w:top w:val="single" w:sz="4" w:space="0" w:color="010000"/>
             </w:tcBorders>
@@ -12900,7 +13002,7 @@
         </w:tc>
         <w:tc>
           <w:tcPr>
-            <w:tcW w:w="806" w:type="pct"/>
+            <w:tcW w:w="887" w:type="pct"/>
             <w:tcBorders>
               <w:top w:val="single" w:sz="4" w:space="0" w:color="010000"/>
             </w:tcBorders>
@@ -12923,7 +13025,7 @@
         </w:tc>
         <w:tc>
           <w:tcPr>
-            <w:tcW w:w="2419" w:type="pct"/>
+            <w:tcW w:w="2097" w:type="pct"/>
             <w:tcBorders>
               <w:top w:val="single" w:sz="4" w:space="0" w:color="010000"/>
             </w:tcBorders>
@@ -12975,7 +13077,7 @@
         </w:tc>
         <w:tc>
           <w:tcPr>
-            <w:tcW w:w="484" w:type="pct"/>
+            <w:tcW w:w="605" w:type="pct"/>
             <w:tcBorders>
               <w:top w:val="single" w:sz="4" w:space="0" w:color="010000"/>
             </w:tcBorders>
@@ -12998,7 +13100,7 @@
         </w:tc>
         <w:tc>
           <w:tcPr>
-            <w:tcW w:w="726" w:type="pct"/>
+            <w:tcW w:w="847" w:type="pct"/>
             <w:tcBorders>
               <w:top w:val="single" w:sz="4" w:space="0" w:color="010000"/>
             </w:tcBorders>
@@ -13021,7 +13123,7 @@
         </w:tc>
         <w:tc>
           <w:tcPr>
-            <w:tcW w:w="806" w:type="pct"/>
+            <w:tcW w:w="887" w:type="pct"/>
             <w:tcBorders>
               <w:top w:val="single" w:sz="4" w:space="0" w:color="010000"/>
             </w:tcBorders>
@@ -13044,7 +13146,7 @@
         </w:tc>
         <w:tc>
           <w:tcPr>
-            <w:tcW w:w="2419" w:type="pct"/>
+            <w:tcW w:w="2097" w:type="pct"/>
             <w:tcBorders>
               <w:top w:val="single" w:sz="4" w:space="0" w:color="010000"/>
             </w:tcBorders>
@@ -13078,7 +13180,7 @@
           <w:sz w:val="11"/>
           <w:szCs w:val="11"/>
         </w:rPr>
-        <w:t>数据来源：委托方提供的Wind金融数据库整理成果；上交所、深交所、北交所、港交所公开披露文件；各公司年报及公告；公开新闻报道。本报告经复核后补充三瑞智能、兆威机电、来福谐波三家，并订正绿的谐波与步科股份的保荐机构归属。</w:t>
+        <w:t>数据来源：委托方提供的Wind金融数据库整理成果；上交所、深交所、北交所、港交所公开披露文件；各公司年报及公告；公开新闻报道。本表覆盖2020年以来发生首发上市、境外上市或发行定价等资本化事件、且与人形机器人产业链直接相关的企业；产业链中更早上市、本轮无新增资本化事件的公司另见表10。存在多地上市的，已在代码与上市地栏中一并列示。</w:t>
       </w:r>
     </w:p>
     <w:p>
@@ -13095,9 +13197,20 @@
         <w:rPr>
           <w:rFonts w:hint="eastAsia"/>
         </w:rPr>
-        <w:t>6.2 在审、已受理或已递表的企业</w:t>
+        <w:t>6.2 已上市的产业链相关公司一览（按环节）</w:t>
       </w:r>
       <w:bookmarkEnd w:id="1032"/>
+    </w:p>
+    <w:p>
+      <w:pPr>
+        <w:pStyle w:val="a0"/>
+      </w:pPr>
+      <w:r>
+        <w:rPr>
+          <w:rFonts w:hint="eastAsia"/>
+        </w:rPr>
+        <w:t>除表9所列本轮发生资本化事件的企业外，人形机器人产业链的多数环节已有A股或港股上市公司覆盖。为便于判断标的所处环节的可比公司与竞争者，按产业链环节梳理如下。存在多地上市的，一并列示。</w:t>
+      </w:r>
     </w:p>
     <w:p>
       <w:pPr>
@@ -13110,7 +13223,1058 @@
           <w:b/>
           <w:sz w:val="21"/>
         </w:rPr>
-        <w:t>表10  在审、已受理或已递表的人形机器人产业链企业</w:t>
+        <w:t>表10  人形机器人产业链已上市公司一览（按环节）</w:t>
+      </w:r>
+    </w:p>
+    <w:tbl>
+      <w:tblPr>
+        <w:tblW w:w="5352" w:type="pct"/>
+        <w:jc w:val="center"/>
+        <w:tblBorders>
+          <w:top w:val="single" w:sz="12" w:space="0" w:color="010000"/>
+          <w:left w:val="single" w:sz="12" w:space="0" w:color="010000"/>
+          <w:bottom w:val="single" w:sz="12" w:space="0" w:color="010000"/>
+          <w:right w:val="single" w:sz="12" w:space="0" w:color="010000"/>
+          <w:insideH w:val="single" w:sz="4" w:space="0" w:color="010000"/>
+          <w:insideV w:val="single" w:sz="4" w:space="0" w:color="010000"/>
+        </w:tblBorders>
+        <w:tblLook w:firstColumn="1" w:firstRow="1" w:lastColumn="0" w:lastRow="0" w:noHBand="0" w:noVBand="1" w:val="04A0"/>
+      </w:tblPr>
+      <w:tblGrid>
+        <w:gridCol w:w="2769"/>
+        <w:gridCol w:w="2769"/>
+        <w:gridCol w:w="2769"/>
+      </w:tblGrid>
+      <w:tr>
+        <w:trPr>
+          <w:cantSplit/>
+          <w:tblHeader/>
+          <w:jc w:val="center"/>
+        </w:trPr>
+        <w:tc>
+          <w:tcPr>
+            <w:tcW w:w="750" w:type="pct"/>
+            <w:tcBorders>
+              <w:top w:val="single" w:sz="12" w:space="0" w:color="010000"/>
+              <w:bottom w:val="single" w:sz="4" w:space="0" w:color="010000"/>
+            </w:tcBorders>
+            <w:vAlign w:val="center"/>
+          </w:tcPr>
+          <w:p>
+            <w:pPr>
+              <w:keepNext/>
+              <w:jc w:val="center"/>
+            </w:pPr>
+            <w:r/>
+            <w:r>
+              <w:rPr>
+                <w:rFonts w:hint="eastAsia"/>
+                <w:b/>
+                <w:color w:val="000000"/>
+                <w:sz w:val="21"/>
+              </w:rPr>
+              <w:t>产业链环节</w:t>
+            </w:r>
+          </w:p>
+        </w:tc>
+        <w:tc>
+          <w:tcPr>
+            <w:tcW w:w="2750" w:type="pct"/>
+            <w:tcBorders>
+              <w:top w:val="single" w:sz="12" w:space="0" w:color="010000"/>
+              <w:bottom w:val="single" w:sz="4" w:space="0" w:color="010000"/>
+            </w:tcBorders>
+            <w:vAlign w:val="center"/>
+          </w:tcPr>
+          <w:p>
+            <w:pPr>
+              <w:keepNext/>
+              <w:jc w:val="center"/>
+            </w:pPr>
+            <w:r/>
+            <w:r>
+              <w:rPr>
+                <w:rFonts w:hint="eastAsia"/>
+                <w:b/>
+                <w:color w:val="000000"/>
+                <w:sz w:val="21"/>
+              </w:rPr>
+              <w:t>已上市公司（代码）</w:t>
+            </w:r>
+          </w:p>
+        </w:tc>
+        <w:tc>
+          <w:tcPr>
+            <w:tcW w:w="1500" w:type="pct"/>
+            <w:tcBorders>
+              <w:top w:val="single" w:sz="12" w:space="0" w:color="010000"/>
+              <w:bottom w:val="single" w:sz="4" w:space="0" w:color="010000"/>
+            </w:tcBorders>
+            <w:vAlign w:val="center"/>
+          </w:tcPr>
+          <w:p>
+            <w:pPr>
+              <w:keepNext/>
+              <w:jc w:val="center"/>
+            </w:pPr>
+            <w:r/>
+            <w:r>
+              <w:rPr>
+                <w:rFonts w:hint="eastAsia"/>
+                <w:b/>
+                <w:color w:val="000000"/>
+                <w:sz w:val="21"/>
+              </w:rPr>
+              <w:t>与无锡巨蟹的关系</w:t>
+            </w:r>
+          </w:p>
+        </w:tc>
+      </w:tr>
+      <w:tr>
+        <w:trPr>
+          <w:cantSplit/>
+          <w:jc w:val="center"/>
+        </w:trPr>
+        <w:tc>
+          <w:tcPr>
+            <w:tcW w:w="750" w:type="pct"/>
+            <w:tcBorders>
+              <w:top w:val="single" w:sz="4" w:space="0" w:color="010000"/>
+            </w:tcBorders>
+            <w:vAlign w:val="center"/>
+          </w:tcPr>
+          <w:p>
+            <w:pPr>
+              <w:jc w:val="left"/>
+            </w:pPr>
+            <w:r/>
+            <w:r>
+              <w:rPr>
+                <w:rFonts w:hint="eastAsia"/>
+                <w:color w:val="000000"/>
+                <w:sz w:val="21"/>
+              </w:rPr>
+              <w:t>谐波减速器</w:t>
+            </w:r>
+          </w:p>
+        </w:tc>
+        <w:tc>
+          <w:tcPr>
+            <w:tcW w:w="2750" w:type="pct"/>
+            <w:tcBorders>
+              <w:top w:val="single" w:sz="4" w:space="0" w:color="010000"/>
+            </w:tcBorders>
+            <w:vAlign w:val="center"/>
+          </w:tcPr>
+          <w:p>
+            <w:pPr>
+              <w:jc w:val="left"/>
+            </w:pPr>
+            <w:r/>
+            <w:r>
+              <w:rPr>
+                <w:rFonts w:hint="eastAsia"/>
+                <w:color w:val="000000"/>
+                <w:sz w:val="21"/>
+              </w:rPr>
+              <w:t>绿的谐波（688017.SH）、来福谐波（03952.HK）</w:t>
+            </w:r>
+          </w:p>
+        </w:tc>
+        <w:tc>
+          <w:tcPr>
+            <w:tcW w:w="1500" w:type="pct"/>
+            <w:tcBorders>
+              <w:top w:val="single" w:sz="4" w:space="0" w:color="010000"/>
+            </w:tcBorders>
+            <w:vAlign w:val="center"/>
+          </w:tcPr>
+          <w:p>
+            <w:pPr>
+              <w:jc w:val="left"/>
+            </w:pPr>
+            <w:r/>
+            <w:r>
+              <w:rPr>
+                <w:rFonts w:hint="eastAsia"/>
+                <w:color w:val="000000"/>
+                <w:sz w:val="21"/>
+              </w:rPr>
+              <w:t>直接可比公司，亦是估值参照</w:t>
+            </w:r>
+          </w:p>
+        </w:tc>
+      </w:tr>
+      <w:tr>
+        <w:trPr>
+          <w:cantSplit/>
+          <w:jc w:val="center"/>
+        </w:trPr>
+        <w:tc>
+          <w:tcPr>
+            <w:tcW w:w="750" w:type="pct"/>
+            <w:tcBorders>
+              <w:top w:val="single" w:sz="4" w:space="0" w:color="010000"/>
+            </w:tcBorders>
+            <w:vAlign w:val="center"/>
+          </w:tcPr>
+          <w:p>
+            <w:pPr>
+              <w:jc w:val="left"/>
+            </w:pPr>
+            <w:r/>
+            <w:r>
+              <w:rPr>
+                <w:rFonts w:hint="eastAsia"/>
+                <w:color w:val="000000"/>
+                <w:sz w:val="21"/>
+              </w:rPr>
+              <w:t>行星/RV减速器与齿轮</w:t>
+            </w:r>
+          </w:p>
+        </w:tc>
+        <w:tc>
+          <w:tcPr>
+            <w:tcW w:w="2750" w:type="pct"/>
+            <w:tcBorders>
+              <w:top w:val="single" w:sz="4" w:space="0" w:color="010000"/>
+            </w:tcBorders>
+            <w:vAlign w:val="center"/>
+          </w:tcPr>
+          <w:p>
+            <w:pPr>
+              <w:jc w:val="left"/>
+            </w:pPr>
+            <w:r/>
+            <w:r>
+              <w:rPr>
+                <w:rFonts w:hint="eastAsia"/>
+                <w:color w:val="000000"/>
+                <w:sz w:val="21"/>
+              </w:rPr>
+              <w:t>中大力德（002896.SZ）、双环传动（002472.SZ）、国茂股份（603915.SH）、丰立智能（301368.SZ）</w:t>
+            </w:r>
+          </w:p>
+        </w:tc>
+        <w:tc>
+          <w:tcPr>
+            <w:tcW w:w="1500" w:type="pct"/>
+            <w:tcBorders>
+              <w:top w:val="single" w:sz="4" w:space="0" w:color="010000"/>
+            </w:tcBorders>
+            <w:vAlign w:val="center"/>
+          </w:tcPr>
+          <w:p>
+            <w:pPr>
+              <w:jc w:val="left"/>
+            </w:pPr>
+            <w:r/>
+            <w:r>
+              <w:rPr>
+                <w:rFonts w:hint="eastAsia"/>
+                <w:color w:val="000000"/>
+                <w:sz w:val="21"/>
+              </w:rPr>
+              <w:t>技术路线相邻，中大力德为智元行星减速器供应商</w:t>
+            </w:r>
+          </w:p>
+        </w:tc>
+      </w:tr>
+      <w:tr>
+        <w:trPr>
+          <w:cantSplit/>
+          <w:jc w:val="center"/>
+        </w:trPr>
+        <w:tc>
+          <w:tcPr>
+            <w:tcW w:w="750" w:type="pct"/>
+            <w:tcBorders>
+              <w:top w:val="single" w:sz="4" w:space="0" w:color="010000"/>
+            </w:tcBorders>
+            <w:vAlign w:val="center"/>
+          </w:tcPr>
+          <w:p>
+            <w:pPr>
+              <w:jc w:val="left"/>
+            </w:pPr>
+            <w:r/>
+            <w:r>
+              <w:rPr>
+                <w:rFonts w:hint="eastAsia"/>
+                <w:color w:val="000000"/>
+                <w:sz w:val="21"/>
+              </w:rPr>
+              <w:t>无框力矩电机与伺服</w:t>
+            </w:r>
+          </w:p>
+        </w:tc>
+        <w:tc>
+          <w:tcPr>
+            <w:tcW w:w="2750" w:type="pct"/>
+            <w:tcBorders>
+              <w:top w:val="single" w:sz="4" w:space="0" w:color="010000"/>
+            </w:tcBorders>
+            <w:vAlign w:val="center"/>
+          </w:tcPr>
+          <w:p>
+            <w:pPr>
+              <w:jc w:val="left"/>
+            </w:pPr>
+            <w:r/>
+            <w:r>
+              <w:rPr>
+                <w:rFonts w:hint="eastAsia"/>
+                <w:color w:val="000000"/>
+                <w:sz w:val="21"/>
+              </w:rPr>
+              <w:t>汇川技术（300124.SZ）、雷赛智能（002979.SZ）、步科股份（688160.SH）、禾川科技（688320.SH）、伟创电气（688698.SH）、昊志机电（300503.SZ）</w:t>
+            </w:r>
+          </w:p>
+        </w:tc>
+        <w:tc>
+          <w:tcPr>
+            <w:tcW w:w="1500" w:type="pct"/>
+            <w:tcBorders>
+              <w:top w:val="single" w:sz="4" w:space="0" w:color="010000"/>
+            </w:tcBorders>
+            <w:vAlign w:val="center"/>
+          </w:tcPr>
+          <w:p>
+            <w:pPr>
+              <w:jc w:val="left"/>
+            </w:pPr>
+            <w:r/>
+            <w:r>
+              <w:rPr>
+                <w:rFonts w:hint="eastAsia"/>
+                <w:color w:val="000000"/>
+                <w:sz w:val="21"/>
+              </w:rPr>
+              <w:t>关节模组的电机与驱动环节，部分企业亦向模组延伸</w:t>
+            </w:r>
+          </w:p>
+        </w:tc>
+      </w:tr>
+      <w:tr>
+        <w:trPr>
+          <w:cantSplit/>
+          <w:jc w:val="center"/>
+        </w:trPr>
+        <w:tc>
+          <w:tcPr>
+            <w:tcW w:w="750" w:type="pct"/>
+            <w:tcBorders>
+              <w:top w:val="single" w:sz="4" w:space="0" w:color="010000"/>
+            </w:tcBorders>
+            <w:vAlign w:val="center"/>
+          </w:tcPr>
+          <w:p>
+            <w:pPr>
+              <w:jc w:val="left"/>
+            </w:pPr>
+            <w:r/>
+            <w:r>
+              <w:rPr>
+                <w:rFonts w:hint="eastAsia"/>
+                <w:color w:val="000000"/>
+                <w:sz w:val="21"/>
+              </w:rPr>
+              <w:t>空心杯电机</w:t>
+            </w:r>
+          </w:p>
+        </w:tc>
+        <w:tc>
+          <w:tcPr>
+            <w:tcW w:w="2750" w:type="pct"/>
+            <w:tcBorders>
+              <w:top w:val="single" w:sz="4" w:space="0" w:color="010000"/>
+            </w:tcBorders>
+            <w:vAlign w:val="center"/>
+          </w:tcPr>
+          <w:p>
+            <w:pPr>
+              <w:jc w:val="left"/>
+            </w:pPr>
+            <w:r/>
+            <w:r>
+              <w:rPr>
+                <w:rFonts w:hint="eastAsia"/>
+                <w:color w:val="000000"/>
+                <w:sz w:val="21"/>
+              </w:rPr>
+              <w:t>鸣志电器（603728.SH）、拓邦股份（002139.SZ）、鼎智科技（873593.BJ）</w:t>
+            </w:r>
+          </w:p>
+        </w:tc>
+        <w:tc>
+          <w:tcPr>
+            <w:tcW w:w="1500" w:type="pct"/>
+            <w:tcBorders>
+              <w:top w:val="single" w:sz="4" w:space="0" w:color="010000"/>
+            </w:tcBorders>
+            <w:vAlign w:val="center"/>
+          </w:tcPr>
+          <w:p>
+            <w:pPr>
+              <w:jc w:val="left"/>
+            </w:pPr>
+            <w:r/>
+            <w:r>
+              <w:rPr>
+                <w:rFonts w:hint="eastAsia"/>
+                <w:color w:val="000000"/>
+                <w:sz w:val="21"/>
+              </w:rPr>
+              <w:t>灵巧手与末端微型执行器用电机</w:t>
+            </w:r>
+          </w:p>
+        </w:tc>
+      </w:tr>
+      <w:tr>
+        <w:trPr>
+          <w:cantSplit/>
+          <w:jc w:val="center"/>
+        </w:trPr>
+        <w:tc>
+          <w:tcPr>
+            <w:tcW w:w="750" w:type="pct"/>
+            <w:tcBorders>
+              <w:top w:val="single" w:sz="4" w:space="0" w:color="010000"/>
+            </w:tcBorders>
+            <w:vAlign w:val="center"/>
+          </w:tcPr>
+          <w:p>
+            <w:pPr>
+              <w:jc w:val="left"/>
+            </w:pPr>
+            <w:r/>
+            <w:r>
+              <w:rPr>
+                <w:rFonts w:hint="eastAsia"/>
+                <w:color w:val="000000"/>
+                <w:sz w:val="21"/>
+              </w:rPr>
+              <w:t>编码器</w:t>
+            </w:r>
+          </w:p>
+        </w:tc>
+        <w:tc>
+          <w:tcPr>
+            <w:tcW w:w="2750" w:type="pct"/>
+            <w:tcBorders>
+              <w:top w:val="single" w:sz="4" w:space="0" w:color="010000"/>
+            </w:tcBorders>
+            <w:vAlign w:val="center"/>
+          </w:tcPr>
+          <w:p>
+            <w:pPr>
+              <w:jc w:val="left"/>
+            </w:pPr>
+            <w:r/>
+            <w:r>
+              <w:rPr>
+                <w:rFonts w:hint="eastAsia"/>
+                <w:color w:val="000000"/>
+                <w:sz w:val="21"/>
+              </w:rPr>
+              <w:t>奥普光电（002338.SZ，子公司禹衡光学）</w:t>
+            </w:r>
+          </w:p>
+        </w:tc>
+        <w:tc>
+          <w:tcPr>
+            <w:tcW w:w="1500" w:type="pct"/>
+            <w:tcBorders>
+              <w:top w:val="single" w:sz="4" w:space="0" w:color="010000"/>
+            </w:tcBorders>
+            <w:vAlign w:val="center"/>
+          </w:tcPr>
+          <w:p>
+            <w:pPr>
+              <w:jc w:val="left"/>
+            </w:pPr>
+            <w:r/>
+            <w:r>
+              <w:rPr>
+                <w:rFonts w:hint="eastAsia"/>
+                <w:color w:val="000000"/>
+                <w:sz w:val="21"/>
+              </w:rPr>
+              <w:t>国内高端编码器主要上市主体，为巨蟹自研编码器的对标</w:t>
+            </w:r>
+          </w:p>
+        </w:tc>
+      </w:tr>
+      <w:tr>
+        <w:trPr>
+          <w:cantSplit/>
+          <w:jc w:val="center"/>
+        </w:trPr>
+        <w:tc>
+          <w:tcPr>
+            <w:tcW w:w="750" w:type="pct"/>
+            <w:tcBorders>
+              <w:top w:val="single" w:sz="4" w:space="0" w:color="010000"/>
+            </w:tcBorders>
+            <w:vAlign w:val="center"/>
+          </w:tcPr>
+          <w:p>
+            <w:pPr>
+              <w:jc w:val="left"/>
+            </w:pPr>
+            <w:r/>
+            <w:r>
+              <w:rPr>
+                <w:rFonts w:hint="eastAsia"/>
+                <w:color w:val="000000"/>
+                <w:sz w:val="21"/>
+              </w:rPr>
+              <w:t>力/力矩与触觉传感器</w:t>
+            </w:r>
+          </w:p>
+        </w:tc>
+        <w:tc>
+          <w:tcPr>
+            <w:tcW w:w="2750" w:type="pct"/>
+            <w:tcBorders>
+              <w:top w:val="single" w:sz="4" w:space="0" w:color="010000"/>
+            </w:tcBorders>
+            <w:vAlign w:val="center"/>
+          </w:tcPr>
+          <w:p>
+            <w:pPr>
+              <w:jc w:val="left"/>
+            </w:pPr>
+            <w:r/>
+            <w:r>
+              <w:rPr>
+                <w:rFonts w:hint="eastAsia"/>
+                <w:color w:val="000000"/>
+                <w:sz w:val="21"/>
+              </w:rPr>
+              <w:t>柯力传感（603662.SH）、安培龙（301413.SZ）、东华测试（300354.SZ）</w:t>
+            </w:r>
+          </w:p>
+        </w:tc>
+        <w:tc>
+          <w:tcPr>
+            <w:tcW w:w="1500" w:type="pct"/>
+            <w:tcBorders>
+              <w:top w:val="single" w:sz="4" w:space="0" w:color="010000"/>
+            </w:tcBorders>
+            <w:vAlign w:val="center"/>
+          </w:tcPr>
+          <w:p>
+            <w:pPr>
+              <w:jc w:val="left"/>
+            </w:pPr>
+            <w:r/>
+            <w:r>
+              <w:rPr>
+                <w:rFonts w:hint="eastAsia"/>
+                <w:color w:val="000000"/>
+                <w:sz w:val="21"/>
+              </w:rPr>
+              <w:t>与巨蟹自研力矩传感器相关</w:t>
+            </w:r>
+          </w:p>
+        </w:tc>
+      </w:tr>
+      <w:tr>
+        <w:trPr>
+          <w:cantSplit/>
+          <w:jc w:val="center"/>
+        </w:trPr>
+        <w:tc>
+          <w:tcPr>
+            <w:tcW w:w="750" w:type="pct"/>
+            <w:tcBorders>
+              <w:top w:val="single" w:sz="4" w:space="0" w:color="010000"/>
+            </w:tcBorders>
+            <w:vAlign w:val="center"/>
+          </w:tcPr>
+          <w:p>
+            <w:pPr>
+              <w:jc w:val="left"/>
+            </w:pPr>
+            <w:r/>
+            <w:r>
+              <w:rPr>
+                <w:rFonts w:hint="eastAsia"/>
+                <w:color w:val="000000"/>
+                <w:sz w:val="21"/>
+              </w:rPr>
+              <w:t>一体化关节模组与总成</w:t>
+            </w:r>
+          </w:p>
+        </w:tc>
+        <w:tc>
+          <w:tcPr>
+            <w:tcW w:w="2750" w:type="pct"/>
+            <w:tcBorders>
+              <w:top w:val="single" w:sz="4" w:space="0" w:color="010000"/>
+            </w:tcBorders>
+            <w:vAlign w:val="center"/>
+          </w:tcPr>
+          <w:p>
+            <w:pPr>
+              <w:jc w:val="left"/>
+            </w:pPr>
+            <w:r/>
+            <w:r>
+              <w:rPr>
+                <w:rFonts w:hint="eastAsia"/>
+                <w:color w:val="000000"/>
+                <w:sz w:val="21"/>
+              </w:rPr>
+              <w:t>兆威机电（003021.SZ／02692.HK）、富临精工（300432.SZ）、拓普集团（601689.SH）、三花智控（002050.SZ／02050.HK）、震裕科技（300953.SZ）</w:t>
+            </w:r>
+          </w:p>
+        </w:tc>
+        <w:tc>
+          <w:tcPr>
+            <w:tcW w:w="1500" w:type="pct"/>
+            <w:tcBorders>
+              <w:top w:val="single" w:sz="4" w:space="0" w:color="010000"/>
+            </w:tcBorders>
+            <w:vAlign w:val="center"/>
+          </w:tcPr>
+          <w:p>
+            <w:pPr>
+              <w:jc w:val="left"/>
+            </w:pPr>
+            <w:r/>
+            <w:r>
+              <w:rPr>
+                <w:rFonts w:hint="eastAsia"/>
+                <w:color w:val="000000"/>
+                <w:sz w:val="21"/>
+              </w:rPr>
+              <w:t>直接竞争环节，富临精工为智元关节模组供应商</w:t>
+            </w:r>
+          </w:p>
+        </w:tc>
+      </w:tr>
+      <w:tr>
+        <w:trPr>
+          <w:cantSplit/>
+          <w:jc w:val="center"/>
+        </w:trPr>
+        <w:tc>
+          <w:tcPr>
+            <w:tcW w:w="750" w:type="pct"/>
+            <w:tcBorders>
+              <w:top w:val="single" w:sz="4" w:space="0" w:color="010000"/>
+            </w:tcBorders>
+            <w:vAlign w:val="center"/>
+          </w:tcPr>
+          <w:p>
+            <w:pPr>
+              <w:jc w:val="left"/>
+            </w:pPr>
+            <w:r/>
+            <w:r>
+              <w:rPr>
+                <w:rFonts w:hint="eastAsia"/>
+                <w:color w:val="000000"/>
+                <w:sz w:val="21"/>
+              </w:rPr>
+              <w:t>行星滚柱丝杠与轴承</w:t>
+            </w:r>
+          </w:p>
+        </w:tc>
+        <w:tc>
+          <w:tcPr>
+            <w:tcW w:w="2750" w:type="pct"/>
+            <w:tcBorders>
+              <w:top w:val="single" w:sz="4" w:space="0" w:color="010000"/>
+            </w:tcBorders>
+            <w:vAlign w:val="center"/>
+          </w:tcPr>
+          <w:p>
+            <w:pPr>
+              <w:jc w:val="left"/>
+            </w:pPr>
+            <w:r/>
+            <w:r>
+              <w:rPr>
+                <w:rFonts w:hint="eastAsia"/>
+                <w:color w:val="000000"/>
+                <w:sz w:val="21"/>
+              </w:rPr>
+              <w:t>恒立液压（601100.SH）、五洲新春（603667.SH）、贝斯特（300580.SZ）、北特科技（603009.SH）、秦川机床（000837.SZ）、南方精工（002553.SZ）</w:t>
+            </w:r>
+          </w:p>
+        </w:tc>
+        <w:tc>
+          <w:tcPr>
+            <w:tcW w:w="1500" w:type="pct"/>
+            <w:tcBorders>
+              <w:top w:val="single" w:sz="4" w:space="0" w:color="010000"/>
+            </w:tcBorders>
+            <w:vAlign w:val="center"/>
+          </w:tcPr>
+          <w:p>
+            <w:pPr>
+              <w:jc w:val="left"/>
+            </w:pPr>
+            <w:r/>
+            <w:r>
+              <w:rPr>
+                <w:rFonts w:hint="eastAsia"/>
+                <w:color w:val="000000"/>
+                <w:sz w:val="21"/>
+              </w:rPr>
+              <w:t>线性执行器路线，与巨蟹的旋转关节路线互补</w:t>
+            </w:r>
+          </w:p>
+        </w:tc>
+      </w:tr>
+      <w:tr>
+        <w:trPr>
+          <w:cantSplit/>
+          <w:jc w:val="center"/>
+        </w:trPr>
+        <w:tc>
+          <w:tcPr>
+            <w:tcW w:w="750" w:type="pct"/>
+            <w:tcBorders>
+              <w:top w:val="single" w:sz="4" w:space="0" w:color="010000"/>
+            </w:tcBorders>
+            <w:vAlign w:val="center"/>
+          </w:tcPr>
+          <w:p>
+            <w:pPr>
+              <w:jc w:val="left"/>
+            </w:pPr>
+            <w:r/>
+            <w:r>
+              <w:rPr>
+                <w:rFonts w:hint="eastAsia"/>
+                <w:color w:val="000000"/>
+                <w:sz w:val="21"/>
+              </w:rPr>
+              <w:t>视觉与感知</w:t>
+            </w:r>
+          </w:p>
+        </w:tc>
+        <w:tc>
+          <w:tcPr>
+            <w:tcW w:w="2750" w:type="pct"/>
+            <w:tcBorders>
+              <w:top w:val="single" w:sz="4" w:space="0" w:color="010000"/>
+            </w:tcBorders>
+            <w:vAlign w:val="center"/>
+          </w:tcPr>
+          <w:p>
+            <w:pPr>
+              <w:jc w:val="left"/>
+            </w:pPr>
+            <w:r/>
+            <w:r>
+              <w:rPr>
+                <w:rFonts w:hint="eastAsia"/>
+                <w:color w:val="000000"/>
+                <w:sz w:val="21"/>
+              </w:rPr>
+              <w:t>奥比中光（688322.SH）、凌云光（688400.SH）、华依科技（688071.SH）</w:t>
+            </w:r>
+          </w:p>
+        </w:tc>
+        <w:tc>
+          <w:tcPr>
+            <w:tcW w:w="1500" w:type="pct"/>
+            <w:tcBorders>
+              <w:top w:val="single" w:sz="4" w:space="0" w:color="010000"/>
+            </w:tcBorders>
+            <w:vAlign w:val="center"/>
+          </w:tcPr>
+          <w:p>
+            <w:pPr>
+              <w:jc w:val="left"/>
+            </w:pPr>
+            <w:r/>
+            <w:r>
+              <w:rPr>
+                <w:rFonts w:hint="eastAsia"/>
+                <w:color w:val="000000"/>
+                <w:sz w:val="21"/>
+              </w:rPr>
+              <w:t>奥比中光为智元3D视觉供应商、华依科技为其IMU供应商</w:t>
+            </w:r>
+          </w:p>
+        </w:tc>
+      </w:tr>
+      <w:tr>
+        <w:trPr>
+          <w:cantSplit/>
+          <w:jc w:val="center"/>
+        </w:trPr>
+        <w:tc>
+          <w:tcPr>
+            <w:tcW w:w="750" w:type="pct"/>
+            <w:tcBorders>
+              <w:top w:val="single" w:sz="4" w:space="0" w:color="010000"/>
+            </w:tcBorders>
+            <w:vAlign w:val="center"/>
+          </w:tcPr>
+          <w:p>
+            <w:pPr>
+              <w:jc w:val="left"/>
+            </w:pPr>
+            <w:r/>
+            <w:r>
+              <w:rPr>
+                <w:rFonts w:hint="eastAsia"/>
+                <w:color w:val="000000"/>
+                <w:sz w:val="21"/>
+              </w:rPr>
+              <w:t>芯片与算力</w:t>
+            </w:r>
+          </w:p>
+        </w:tc>
+        <w:tc>
+          <w:tcPr>
+            <w:tcW w:w="2750" w:type="pct"/>
+            <w:tcBorders>
+              <w:top w:val="single" w:sz="4" w:space="0" w:color="010000"/>
+            </w:tcBorders>
+            <w:vAlign w:val="center"/>
+          </w:tcPr>
+          <w:p>
+            <w:pPr>
+              <w:jc w:val="left"/>
+            </w:pPr>
+            <w:r/>
+            <w:r>
+              <w:rPr>
+                <w:rFonts w:hint="eastAsia"/>
+                <w:color w:val="000000"/>
+                <w:sz w:val="21"/>
+              </w:rPr>
+              <w:t>地平线机器人（09660.HK）、寒武纪（688256.SH）、瑞芯微（603893.SH）</w:t>
+            </w:r>
+          </w:p>
+        </w:tc>
+        <w:tc>
+          <w:tcPr>
+            <w:tcW w:w="1500" w:type="pct"/>
+            <w:tcBorders>
+              <w:top w:val="single" w:sz="4" w:space="0" w:color="010000"/>
+            </w:tcBorders>
+            <w:vAlign w:val="center"/>
+          </w:tcPr>
+          <w:p>
+            <w:pPr>
+              <w:jc w:val="left"/>
+            </w:pPr>
+            <w:r/>
+            <w:r>
+              <w:rPr>
+                <w:rFonts w:hint="eastAsia"/>
+                <w:color w:val="000000"/>
+                <w:sz w:val="21"/>
+              </w:rPr>
+              <w:t>相关度低</w:t>
+            </w:r>
+          </w:p>
+        </w:tc>
+      </w:tr>
+      <w:tr>
+        <w:trPr>
+          <w:cantSplit/>
+          <w:jc w:val="center"/>
+        </w:trPr>
+        <w:tc>
+          <w:tcPr>
+            <w:tcW w:w="750" w:type="pct"/>
+            <w:tcBorders>
+              <w:top w:val="single" w:sz="4" w:space="0" w:color="010000"/>
+            </w:tcBorders>
+            <w:vAlign w:val="center"/>
+          </w:tcPr>
+          <w:p>
+            <w:pPr>
+              <w:jc w:val="left"/>
+            </w:pPr>
+            <w:r/>
+            <w:r>
+              <w:rPr>
+                <w:rFonts w:hint="eastAsia"/>
+                <w:color w:val="000000"/>
+                <w:sz w:val="21"/>
+              </w:rPr>
+              <w:t>结构件、代工与制造服务</w:t>
+            </w:r>
+          </w:p>
+        </w:tc>
+        <w:tc>
+          <w:tcPr>
+            <w:tcW w:w="2750" w:type="pct"/>
+            <w:tcBorders>
+              <w:top w:val="single" w:sz="4" w:space="0" w:color="010000"/>
+            </w:tcBorders>
+            <w:vAlign w:val="center"/>
+          </w:tcPr>
+          <w:p>
+            <w:pPr>
+              <w:jc w:val="left"/>
+            </w:pPr>
+            <w:r/>
+            <w:r>
+              <w:rPr>
+                <w:rFonts w:hint="eastAsia"/>
+                <w:color w:val="000000"/>
+                <w:sz w:val="21"/>
+              </w:rPr>
+              <w:t>立讯精密（002475.SZ）、领益智造（002600.SZ）、蓝思科技（300433.SZ／06613.HK）、宁波华翔（002048.SZ）、博众精工（688097.SH）、均普智能（688306.SH）、卧龙电驱（600580.SH）、晋拓股份（603211.SH）</w:t>
+            </w:r>
+          </w:p>
+        </w:tc>
+        <w:tc>
+          <w:tcPr>
+            <w:tcW w:w="1500" w:type="pct"/>
+            <w:tcBorders>
+              <w:top w:val="single" w:sz="4" w:space="0" w:color="010000"/>
+            </w:tcBorders>
+            <w:vAlign w:val="center"/>
+          </w:tcPr>
+          <w:p>
+            <w:pPr>
+              <w:jc w:val="left"/>
+            </w:pPr>
+            <w:r/>
+            <w:r>
+              <w:rPr>
+                <w:rFonts w:hint="eastAsia"/>
+                <w:color w:val="000000"/>
+                <w:sz w:val="21"/>
+              </w:rPr>
+              <w:t>多为智元A链核心伙伴，是整机厂产能爬坡的承接方</w:t>
+            </w:r>
+          </w:p>
+        </w:tc>
+      </w:tr>
+      <w:tr>
+        <w:trPr>
+          <w:cantSplit/>
+          <w:jc w:val="center"/>
+        </w:trPr>
+        <w:tc>
+          <w:tcPr>
+            <w:tcW w:w="750" w:type="pct"/>
+            <w:tcBorders>
+              <w:top w:val="single" w:sz="4" w:space="0" w:color="010000"/>
+            </w:tcBorders>
+            <w:vAlign w:val="center"/>
+          </w:tcPr>
+          <w:p>
+            <w:pPr>
+              <w:jc w:val="left"/>
+            </w:pPr>
+            <w:r/>
+            <w:r>
+              <w:rPr>
+                <w:rFonts w:hint="eastAsia"/>
+                <w:color w:val="000000"/>
+                <w:sz w:val="21"/>
+              </w:rPr>
+              <w:t>整机与本体</w:t>
+            </w:r>
+          </w:p>
+        </w:tc>
+        <w:tc>
+          <w:tcPr>
+            <w:tcW w:w="2750" w:type="pct"/>
+            <w:tcBorders>
+              <w:top w:val="single" w:sz="4" w:space="0" w:color="010000"/>
+            </w:tcBorders>
+            <w:vAlign w:val="center"/>
+          </w:tcPr>
+          <w:p>
+            <w:pPr>
+              <w:jc w:val="left"/>
+            </w:pPr>
+            <w:r/>
+            <w:r>
+              <w:rPr>
+                <w:rFonts w:hint="eastAsia"/>
+                <w:color w:val="000000"/>
+                <w:sz w:val="21"/>
+              </w:rPr>
+              <w:t>优必选（09880.HK）、宇树科技（688836.SH）、越疆科技（02432.HK，A股在审）、埃斯顿（002747.SZ及H股）、拓斯达（300607.SZ）、埃夫特（688165.SH）、珞石机器人（03752.HK）、乐动机器人（01236.HK）、新睿电子（920211.BJ）、三瑞智能（301696.SZ）</w:t>
+            </w:r>
+          </w:p>
+        </w:tc>
+        <w:tc>
+          <w:tcPr>
+            <w:tcW w:w="1500" w:type="pct"/>
+            <w:tcBorders>
+              <w:top w:val="single" w:sz="4" w:space="0" w:color="010000"/>
+            </w:tcBorders>
+            <w:vAlign w:val="center"/>
+          </w:tcPr>
+          <w:p>
+            <w:pPr>
+              <w:jc w:val="left"/>
+            </w:pPr>
+            <w:r/>
+            <w:r>
+              <w:rPr>
+                <w:rFonts w:hint="eastAsia"/>
+                <w:color w:val="000000"/>
+                <w:sz w:val="21"/>
+              </w:rPr>
+              <w:t>下游客户群体</w:t>
+            </w:r>
+          </w:p>
+        </w:tc>
+      </w:tr>
+    </w:tbl>
+    <w:p>
+      <w:pPr>
+        <w:pStyle w:val="a6"/>
+        <w:jc w:val="center"/>
+      </w:pPr>
+      <w:r>
+        <w:rPr>
+          <w:rFonts w:hint="eastAsia"/>
+          <w:sz w:val="11"/>
+          <w:szCs w:val="11"/>
+        </w:rPr>
+        <w:t>资料来源：交易所公开披露及公开资料，本报告整理。本表按与人形机器人产业链的相关度收录，不含仅有概念关联的公司；上市地与代码以最新公开信息为准，存在A+H等多地上市的已一并列示。</w:t>
+      </w:r>
+    </w:p>
+    <w:p>
+      <w:pPr>
+        <w:pStyle w:val="3"/>
+        <w:numPr>
+          <w:ilvl w:val="0"/>
+          <w:numId w:val="0"/>
+        </w:numPr>
+        <w:spacing w:before="156" w:after="156"/>
+      </w:pPr>
+      <w:bookmarkStart w:id="1033" w:name="_Toc900033"/>
+      <w:r>
+        <w:rPr>
+          <w:rFonts w:hint="eastAsia"/>
+        </w:rPr>
+        <w:t>6.3 在审、已受理或已递表的企业</w:t>
+      </w:r>
+      <w:bookmarkEnd w:id="1033"/>
+    </w:p>
+    <w:p>
+      <w:pPr>
+        <w:keepNext/>
+        <w:jc w:val="center"/>
+      </w:pPr>
+      <w:r>
+        <w:rPr>
+          <w:rFonts w:hint="eastAsia"/>
+          <w:b/>
+          <w:sz w:val="21"/>
+        </w:rPr>
+        <w:t>表11  在审、已受理或已递表的人形机器人产业链企业</w:t>
       </w:r>
     </w:p>
     <w:tbl>
@@ -13508,7 +14672,7 @@
                 <w:color w:val="000000"/>
                 <w:sz w:val="21"/>
               </w:rPr>
-              <w:t>服务机器人（智能家居执行终端）。</w:t>
+              <w:t>服务机器人（智能家居执行终端），集资规模约16.4亿港元。</w:t>
             </w:r>
           </w:p>
         </w:tc>
@@ -13751,6 +14915,127 @@
                 <w:sz w:val="21"/>
               </w:rPr>
               <w:t>三大产品线整机及具身智能基座模型。2025年营收10.5亿元；累计量产下线1.5万台；投资人称目标估值400亿—500亿港元。</w:t>
+            </w:r>
+          </w:p>
+        </w:tc>
+      </w:tr>
+      <w:tr>
+        <w:trPr>
+          <w:cantSplit/>
+          <w:jc w:val="center"/>
+        </w:trPr>
+        <w:tc>
+          <w:tcPr>
+            <w:tcW w:w="565" w:type="pct"/>
+            <w:tcBorders>
+              <w:top w:val="single" w:sz="4" w:space="0" w:color="010000"/>
+            </w:tcBorders>
+            <w:vAlign w:val="center"/>
+          </w:tcPr>
+          <w:p>
+            <w:pPr>
+              <w:jc w:val="left"/>
+            </w:pPr>
+            <w:r/>
+            <w:r>
+              <w:rPr>
+                <w:rFonts w:hint="eastAsia"/>
+                <w:color w:val="000000"/>
+                <w:sz w:val="21"/>
+              </w:rPr>
+              <w:t>斯坦德机器人</w:t>
+            </w:r>
+          </w:p>
+        </w:tc>
+        <w:tc>
+          <w:tcPr>
+            <w:tcW w:w="565" w:type="pct"/>
+            <w:tcBorders>
+              <w:top w:val="single" w:sz="4" w:space="0" w:color="010000"/>
+            </w:tcBorders>
+            <w:vAlign w:val="center"/>
+          </w:tcPr>
+          <w:p>
+            <w:pPr>
+              <w:jc w:val="left"/>
+            </w:pPr>
+            <w:r/>
+            <w:r>
+              <w:rPr>
+                <w:rFonts w:hint="eastAsia"/>
+                <w:color w:val="000000"/>
+                <w:sz w:val="21"/>
+              </w:rPr>
+              <w:t>港交所</w:t>
+            </w:r>
+          </w:p>
+        </w:tc>
+        <w:tc>
+          <w:tcPr>
+            <w:tcW w:w="887" w:type="pct"/>
+            <w:tcBorders>
+              <w:top w:val="single" w:sz="4" w:space="0" w:color="010000"/>
+            </w:tcBorders>
+            <w:vAlign w:val="center"/>
+          </w:tcPr>
+          <w:p>
+            <w:pPr>
+              <w:jc w:val="left"/>
+            </w:pPr>
+            <w:r/>
+            <w:r>
+              <w:rPr>
+                <w:rFonts w:hint="eastAsia"/>
+                <w:color w:val="000000"/>
+                <w:sz w:val="21"/>
+              </w:rPr>
+              <w:t>2026年6月23日递表</w:t>
+            </w:r>
+          </w:p>
+        </w:tc>
+        <w:tc>
+          <w:tcPr>
+            <w:tcW w:w="806" w:type="pct"/>
+            <w:tcBorders>
+              <w:top w:val="single" w:sz="4" w:space="0" w:color="010000"/>
+            </w:tcBorders>
+            <w:vAlign w:val="center"/>
+          </w:tcPr>
+          <w:p>
+            <w:pPr>
+              <w:jc w:val="left"/>
+            </w:pPr>
+            <w:r/>
+            <w:r>
+              <w:rPr>
+                <w:rFonts w:hint="eastAsia"/>
+                <w:color w:val="000000"/>
+                <w:sz w:val="21"/>
+              </w:rPr>
+              <w:t>中信证券＋国泰海通（联席保荐）</w:t>
+            </w:r>
+          </w:p>
+        </w:tc>
+        <w:tc>
+          <w:tcPr>
+            <w:tcW w:w="2177" w:type="pct"/>
+            <w:tcBorders>
+              <w:top w:val="single" w:sz="4" w:space="0" w:color="010000"/>
+            </w:tcBorders>
+            <w:vAlign w:val="center"/>
+          </w:tcPr>
+          <w:p>
+            <w:pPr>
+              <w:jc w:val="left"/>
+            </w:pPr>
+            <w:r/>
+            <w:r>
+              <w:rPr>
+                <w:rFonts w:hint="eastAsia"/>
+                <w:color w:val="000000"/>
+                <w:sz w:val="21"/>
+              </w:rPr>
+              <w:t>移动机器人（工业物流AMR）及具身智能相关业务。</w:t>
             </w:r>
           </w:p>
         </w:tc>
@@ -14021,14 +15306,25 @@
         </w:numPr>
         <w:spacing w:before="156" w:after="156"/>
       </w:pPr>
-      <w:bookmarkStart w:id="1033" w:name="_Toc900033"/>
+      <w:bookmarkStart w:id="1034" w:name="_Toc900034"/>
       <w:r>
         <w:rPr>
           <w:rFonts w:hint="eastAsia"/>
         </w:rPr>
-        <w:t>6.3 辅导备案或已完成股改的企业</w:t>
+        <w:t>6.4 辅导备案或已完成股改的企业</w:t>
       </w:r>
-      <w:bookmarkEnd w:id="1033"/>
+      <w:bookmarkEnd w:id="1034"/>
+    </w:p>
+    <w:p>
+      <w:pPr>
+        <w:pStyle w:val="a0"/>
+      </w:pPr>
+      <w:r>
+        <w:rPr>
+          <w:rFonts w:hint="eastAsia"/>
+        </w:rPr>
+        <w:t>这一组企业按其在资本化程序中的实际位置可分为三类，中介机构的可查性也随之不同：已在证监局完成辅导备案的，辅导机构随备案一并公示；已聘定保荐机构并向港交所递表（含保密递表）的，保荐人可在递表文件或公开报道中查到；仅完成股份制改造、尚未进入辅导或递表程序的，因法定程序尚未启动，中介机构无公开披露渠道。下表按此分类列示。</w:t>
+      </w:r>
     </w:p>
     <w:p>
       <w:pPr>
@@ -14041,7 +15337,7 @@
           <w:b/>
           <w:sz w:val="21"/>
         </w:rPr>
-        <w:t>表11  正在辅导备案或已完成股改的人形机器人产业链企业</w:t>
+        <w:t>表12  正在辅导备案或已完成股改的人形机器人产业链企业</w:t>
       </w:r>
     </w:p>
     <w:tbl>
@@ -14072,7 +15368,7 @@
         </w:trPr>
         <w:tc>
           <w:tcPr>
-            <w:tcW w:w="636" w:type="pct"/>
+            <w:tcW w:w="583" w:type="pct"/>
             <w:tcBorders>
               <w:top w:val="single" w:sz="12" w:space="0" w:color="010000"/>
               <w:bottom w:val="single" w:sz="4" w:space="0" w:color="010000"/>
@@ -14098,7 +15394,7 @@
         </w:tc>
         <w:tc>
           <w:tcPr>
-            <w:tcW w:w="1182" w:type="pct"/>
+            <w:tcW w:w="1250" w:type="pct"/>
             <w:tcBorders>
               <w:top w:val="single" w:sz="12" w:space="0" w:color="010000"/>
               <w:bottom w:val="single" w:sz="4" w:space="0" w:color="010000"/>
@@ -14124,7 +15420,7 @@
         </w:tc>
         <w:tc>
           <w:tcPr>
-            <w:tcW w:w="636" w:type="pct"/>
+            <w:tcW w:w="917" w:type="pct"/>
             <w:tcBorders>
               <w:top w:val="single" w:sz="12" w:space="0" w:color="010000"/>
               <w:bottom w:val="single" w:sz="4" w:space="0" w:color="010000"/>
@@ -14144,13 +15440,13 @@
                 <w:color w:val="000000"/>
                 <w:sz w:val="21"/>
               </w:rPr>
-              <w:t>辅导机构</w:t>
-            </w:r>
-          </w:p>
-        </w:tc>
-        <w:tc>
-          <w:tcPr>
-            <w:tcW w:w="2545" w:type="pct"/>
+              <w:t>中介机构</w:t>
+            </w:r>
+          </w:p>
+        </w:tc>
+        <w:tc>
+          <w:tcPr>
+            <w:tcW w:w="2250" w:type="pct"/>
             <w:tcBorders>
               <w:top w:val="single" w:sz="12" w:space="0" w:color="010000"/>
               <w:bottom w:val="single" w:sz="4" w:space="0" w:color="010000"/>
@@ -14182,7 +15478,7 @@
         </w:trPr>
         <w:tc>
           <w:tcPr>
-            <w:tcW w:w="636" w:type="pct"/>
+            <w:tcW w:w="583" w:type="pct"/>
             <w:tcBorders>
               <w:top w:val="single" w:sz="4" w:space="0" w:color="010000"/>
             </w:tcBorders>
@@ -14205,53 +15501,53 @@
         </w:tc>
         <w:tc>
           <w:tcPr>
-            <w:tcW w:w="1182" w:type="pct"/>
-            <w:tcBorders>
-              <w:top w:val="single" w:sz="4" w:space="0" w:color="010000"/>
-            </w:tcBorders>
-            <w:vAlign w:val="center"/>
-          </w:tcPr>
-          <w:p>
-            <w:pPr>
-              <w:jc w:val="left"/>
-            </w:pPr>
-            <w:r/>
-            <w:r>
-              <w:rPr>
-                <w:rFonts w:hint="eastAsia"/>
-                <w:color w:val="000000"/>
-                <w:sz w:val="21"/>
-              </w:rPr>
-              <w:t>2025年12月3日辅导备案</w:t>
-            </w:r>
-          </w:p>
-        </w:tc>
-        <w:tc>
-          <w:tcPr>
-            <w:tcW w:w="636" w:type="pct"/>
-            <w:tcBorders>
-              <w:top w:val="single" w:sz="4" w:space="0" w:color="010000"/>
-            </w:tcBorders>
-            <w:vAlign w:val="center"/>
-          </w:tcPr>
-          <w:p>
-            <w:pPr>
-              <w:jc w:val="left"/>
-            </w:pPr>
-            <w:r/>
-            <w:r>
-              <w:rPr>
-                <w:rFonts w:hint="eastAsia"/>
-                <w:color w:val="000000"/>
-                <w:sz w:val="21"/>
-              </w:rPr>
-              <w:t>东方证券</w:t>
-            </w:r>
-          </w:p>
-        </w:tc>
-        <w:tc>
-          <w:tcPr>
-            <w:tcW w:w="2545" w:type="pct"/>
+            <w:tcW w:w="1250" w:type="pct"/>
+            <w:tcBorders>
+              <w:top w:val="single" w:sz="4" w:space="0" w:color="010000"/>
+            </w:tcBorders>
+            <w:vAlign w:val="center"/>
+          </w:tcPr>
+          <w:p>
+            <w:pPr>
+              <w:jc w:val="left"/>
+            </w:pPr>
+            <w:r/>
+            <w:r>
+              <w:rPr>
+                <w:rFonts w:hint="eastAsia"/>
+                <w:color w:val="000000"/>
+                <w:sz w:val="21"/>
+              </w:rPr>
+              <w:t>已完成辅导备案（2025年12月3日）</w:t>
+            </w:r>
+          </w:p>
+        </w:tc>
+        <w:tc>
+          <w:tcPr>
+            <w:tcW w:w="917" w:type="pct"/>
+            <w:tcBorders>
+              <w:top w:val="single" w:sz="4" w:space="0" w:color="010000"/>
+            </w:tcBorders>
+            <w:vAlign w:val="center"/>
+          </w:tcPr>
+          <w:p>
+            <w:pPr>
+              <w:jc w:val="left"/>
+            </w:pPr>
+            <w:r/>
+            <w:r>
+              <w:rPr>
+                <w:rFonts w:hint="eastAsia"/>
+                <w:color w:val="000000"/>
+                <w:sz w:val="21"/>
+              </w:rPr>
+              <w:t>辅导机构：东方证券</w:t>
+            </w:r>
+          </w:p>
+        </w:tc>
+        <w:tc>
+          <w:tcPr>
+            <w:tcW w:w="2250" w:type="pct"/>
             <w:tcBorders>
               <w:top w:val="single" w:sz="4" w:space="0" w:color="010000"/>
             </w:tcBorders>
@@ -14280,7 +15576,7 @@
         </w:trPr>
         <w:tc>
           <w:tcPr>
-            <w:tcW w:w="636" w:type="pct"/>
+            <w:tcW w:w="583" w:type="pct"/>
             <w:tcBorders>
               <w:top w:val="single" w:sz="4" w:space="0" w:color="010000"/>
             </w:tcBorders>
@@ -14303,7 +15599,7 @@
         </w:tc>
         <w:tc>
           <w:tcPr>
-            <w:tcW w:w="1182" w:type="pct"/>
+            <w:tcW w:w="1250" w:type="pct"/>
             <w:tcBorders>
               <w:top w:val="single" w:sz="4" w:space="0" w:color="010000"/>
             </w:tcBorders>
@@ -14326,30 +15622,30 @@
         </w:tc>
         <w:tc>
           <w:tcPr>
-            <w:tcW w:w="636" w:type="pct"/>
-            <w:tcBorders>
-              <w:top w:val="single" w:sz="4" w:space="0" w:color="010000"/>
-            </w:tcBorders>
-            <w:vAlign w:val="center"/>
-          </w:tcPr>
-          <w:p>
-            <w:pPr>
-              <w:jc w:val="left"/>
-            </w:pPr>
-            <w:r/>
-            <w:r>
-              <w:rPr>
-                <w:rFonts w:hint="eastAsia"/>
-                <w:color w:val="000000"/>
-                <w:sz w:val="21"/>
-              </w:rPr>
-              <w:t>华安证券</w:t>
-            </w:r>
-          </w:p>
-        </w:tc>
-        <w:tc>
-          <w:tcPr>
-            <w:tcW w:w="2545" w:type="pct"/>
+            <w:tcW w:w="917" w:type="pct"/>
+            <w:tcBorders>
+              <w:top w:val="single" w:sz="4" w:space="0" w:color="010000"/>
+            </w:tcBorders>
+            <w:vAlign w:val="center"/>
+          </w:tcPr>
+          <w:p>
+            <w:pPr>
+              <w:jc w:val="left"/>
+            </w:pPr>
+            <w:r/>
+            <w:r>
+              <w:rPr>
+                <w:rFonts w:hint="eastAsia"/>
+                <w:color w:val="000000"/>
+                <w:sz w:val="21"/>
+              </w:rPr>
+              <w:t>辅导机构：华安证券</w:t>
+            </w:r>
+          </w:p>
+        </w:tc>
+        <w:tc>
+          <w:tcPr>
+            <w:tcW w:w="2250" w:type="pct"/>
             <w:tcBorders>
               <w:top w:val="single" w:sz="4" w:space="0" w:color="010000"/>
             </w:tcBorders>
@@ -14378,93 +15674,93 @@
         </w:trPr>
         <w:tc>
           <w:tcPr>
-            <w:tcW w:w="636" w:type="pct"/>
-            <w:tcBorders>
-              <w:top w:val="single" w:sz="4" w:space="0" w:color="010000"/>
-            </w:tcBorders>
-            <w:vAlign w:val="center"/>
-          </w:tcPr>
-          <w:p>
-            <w:pPr>
-              <w:jc w:val="left"/>
-            </w:pPr>
-            <w:r/>
-            <w:r>
-              <w:rPr>
-                <w:rFonts w:hint="eastAsia"/>
-                <w:color w:val="000000"/>
-                <w:sz w:val="21"/>
-              </w:rPr>
-              <w:t>傅利叶智能</w:t>
-            </w:r>
-          </w:p>
-        </w:tc>
-        <w:tc>
-          <w:tcPr>
-            <w:tcW w:w="1182" w:type="pct"/>
-            <w:tcBorders>
-              <w:top w:val="single" w:sz="4" w:space="0" w:color="010000"/>
-            </w:tcBorders>
-            <w:vAlign w:val="center"/>
-          </w:tcPr>
-          <w:p>
-            <w:pPr>
-              <w:jc w:val="left"/>
-            </w:pPr>
-            <w:r/>
-            <w:r>
-              <w:rPr>
-                <w:rFonts w:hint="eastAsia"/>
-                <w:color w:val="000000"/>
-                <w:sz w:val="21"/>
-              </w:rPr>
-              <w:t>完成E轮融资与股改，已启动科创板辅导准备与申报</w:t>
-            </w:r>
-          </w:p>
-        </w:tc>
-        <w:tc>
-          <w:tcPr>
-            <w:tcW w:w="636" w:type="pct"/>
-            <w:tcBorders>
-              <w:top w:val="single" w:sz="4" w:space="0" w:color="010000"/>
-            </w:tcBorders>
-            <w:vAlign w:val="center"/>
-          </w:tcPr>
-          <w:p>
-            <w:pPr>
-              <w:jc w:val="left"/>
-            </w:pPr>
-            <w:r/>
-            <w:r>
-              <w:rPr>
-                <w:rFonts w:hint="eastAsia"/>
-                <w:color w:val="000000"/>
-                <w:sz w:val="21"/>
-              </w:rPr>
-              <w:t>尚未公开披露</w:t>
-            </w:r>
-          </w:p>
-        </w:tc>
-        <w:tc>
-          <w:tcPr>
-            <w:tcW w:w="2545" w:type="pct"/>
-            <w:tcBorders>
-              <w:top w:val="single" w:sz="4" w:space="0" w:color="010000"/>
-            </w:tcBorders>
-            <w:vAlign w:val="center"/>
-          </w:tcPr>
-          <w:p>
-            <w:pPr>
-              <w:jc w:val="left"/>
-            </w:pPr>
-            <w:r/>
-            <w:r>
-              <w:rPr>
-                <w:rFonts w:hint="eastAsia"/>
-                <w:color w:val="000000"/>
-                <w:sz w:val="21"/>
-              </w:rPr>
-              <w:t>由康复机器人切入通用人形赛道，GR系列全尺寸人形机器人；已实现数百台商业交付。</w:t>
+            <w:tcW w:w="583" w:type="pct"/>
+            <w:tcBorders>
+              <w:top w:val="single" w:sz="4" w:space="0" w:color="010000"/>
+            </w:tcBorders>
+            <w:vAlign w:val="center"/>
+          </w:tcPr>
+          <w:p>
+            <w:pPr>
+              <w:jc w:val="left"/>
+            </w:pPr>
+            <w:r/>
+            <w:r>
+              <w:rPr>
+                <w:rFonts w:hint="eastAsia"/>
+                <w:color w:val="000000"/>
+                <w:sz w:val="21"/>
+              </w:rPr>
+              <w:t>众擎机器人</w:t>
+            </w:r>
+          </w:p>
+        </w:tc>
+        <w:tc>
+          <w:tcPr>
+            <w:tcW w:w="1250" w:type="pct"/>
+            <w:tcBorders>
+              <w:top w:val="single" w:sz="4" w:space="0" w:color="010000"/>
+            </w:tcBorders>
+            <w:vAlign w:val="center"/>
+          </w:tcPr>
+          <w:p>
+            <w:pPr>
+              <w:jc w:val="left"/>
+            </w:pPr>
+            <w:r/>
+            <w:r>
+              <w:rPr>
+                <w:rFonts w:hint="eastAsia"/>
+                <w:color w:val="000000"/>
+                <w:sz w:val="21"/>
+              </w:rPr>
+              <w:t>2026年1月23日完成股改；已以保密方式向港交所递交上市申请</w:t>
+            </w:r>
+          </w:p>
+        </w:tc>
+        <w:tc>
+          <w:tcPr>
+            <w:tcW w:w="917" w:type="pct"/>
+            <w:tcBorders>
+              <w:top w:val="single" w:sz="4" w:space="0" w:color="010000"/>
+            </w:tcBorders>
+            <w:vAlign w:val="center"/>
+          </w:tcPr>
+          <w:p>
+            <w:pPr>
+              <w:jc w:val="left"/>
+            </w:pPr>
+            <w:r/>
+            <w:r>
+              <w:rPr>
+                <w:rFonts w:hint="eastAsia"/>
+                <w:color w:val="000000"/>
+                <w:sz w:val="21"/>
+              </w:rPr>
+              <w:t>保荐机构：中金公司、中信证券</w:t>
+            </w:r>
+          </w:p>
+        </w:tc>
+        <w:tc>
+          <w:tcPr>
+            <w:tcW w:w="2250" w:type="pct"/>
+            <w:tcBorders>
+              <w:top w:val="single" w:sz="4" w:space="0" w:color="010000"/>
+            </w:tcBorders>
+            <w:vAlign w:val="center"/>
+          </w:tcPr>
+          <w:p>
+            <w:pPr>
+              <w:jc w:val="left"/>
+            </w:pPr>
+            <w:r/>
+            <w:r>
+              <w:rPr>
+                <w:rFonts w:hint="eastAsia"/>
+                <w:color w:val="000000"/>
+                <w:sz w:val="21"/>
+              </w:rPr>
+              <w:t>PM01等中小尺寸双足人形机器人，PM01售价8.8万元。B轮融资2亿美元，由河南投资集团旗下汇融基金与立讯精密联合领投，估值突破100亿元；与多伦科技签署2,000台三年期框架协议。</w:t>
             </w:r>
           </w:p>
         </w:tc>
@@ -14476,93 +15772,93 @@
         </w:trPr>
         <w:tc>
           <w:tcPr>
-            <w:tcW w:w="636" w:type="pct"/>
-            <w:tcBorders>
-              <w:top w:val="single" w:sz="4" w:space="0" w:color="010000"/>
-            </w:tcBorders>
-            <w:vAlign w:val="center"/>
-          </w:tcPr>
-          <w:p>
-            <w:pPr>
-              <w:jc w:val="left"/>
-            </w:pPr>
-            <w:r/>
-            <w:r>
-              <w:rPr>
-                <w:rFonts w:hint="eastAsia"/>
-                <w:color w:val="000000"/>
-                <w:sz w:val="21"/>
-              </w:rPr>
-              <w:t>银河通用</w:t>
-            </w:r>
-          </w:p>
-        </w:tc>
-        <w:tc>
-          <w:tcPr>
-            <w:tcW w:w="1182" w:type="pct"/>
-            <w:tcBorders>
-              <w:top w:val="single" w:sz="4" w:space="0" w:color="010000"/>
-            </w:tcBorders>
-            <w:vAlign w:val="center"/>
-          </w:tcPr>
-          <w:p>
-            <w:pPr>
-              <w:jc w:val="left"/>
-            </w:pPr>
-            <w:r/>
-            <w:r>
-              <w:rPr>
-                <w:rFonts w:hint="eastAsia"/>
-                <w:color w:val="000000"/>
-                <w:sz w:val="21"/>
-              </w:rPr>
-              <w:t>已完成股改，最新一轮被视为Pre-IPO轮，计划2026年下半年递交港股申请</w:t>
-            </w:r>
-          </w:p>
-        </w:tc>
-        <w:tc>
-          <w:tcPr>
-            <w:tcW w:w="636" w:type="pct"/>
-            <w:tcBorders>
-              <w:top w:val="single" w:sz="4" w:space="0" w:color="010000"/>
-            </w:tcBorders>
-            <w:vAlign w:val="center"/>
-          </w:tcPr>
-          <w:p>
-            <w:pPr>
-              <w:jc w:val="left"/>
-            </w:pPr>
-            <w:r/>
-            <w:r>
-              <w:rPr>
-                <w:rFonts w:hint="eastAsia"/>
-                <w:color w:val="000000"/>
-                <w:sz w:val="21"/>
-              </w:rPr>
-              <w:t>尚未公开披露（拟境外上市，境内辅导非必经程序）</w:t>
-            </w:r>
-          </w:p>
-        </w:tc>
-        <w:tc>
-          <w:tcPr>
-            <w:tcW w:w="2545" w:type="pct"/>
-            <w:tcBorders>
-              <w:top w:val="single" w:sz="4" w:space="0" w:color="010000"/>
-            </w:tcBorders>
-            <w:vAlign w:val="center"/>
-          </w:tcPr>
-          <w:p>
-            <w:pPr>
-              <w:jc w:val="left"/>
-            </w:pPr>
-            <w:r/>
-            <w:r>
-              <w:rPr>
-                <w:rFonts w:hint="eastAsia"/>
-                <w:color w:val="000000"/>
-                <w:sz w:val="21"/>
-              </w:rPr>
-              <w:t>轮式双臂人形机器人及具身智能大模型。2026年3月完成25亿元D轮（国家大基金参与），累计融资超70亿元，估值约260亿元。</w:t>
+            <w:tcW w:w="583" w:type="pct"/>
+            <w:tcBorders>
+              <w:top w:val="single" w:sz="4" w:space="0" w:color="010000"/>
+            </w:tcBorders>
+            <w:vAlign w:val="center"/>
+          </w:tcPr>
+          <w:p>
+            <w:pPr>
+              <w:jc w:val="left"/>
+            </w:pPr>
+            <w:r/>
+            <w:r>
+              <w:rPr>
+                <w:rFonts w:hint="eastAsia"/>
+                <w:color w:val="000000"/>
+                <w:sz w:val="21"/>
+              </w:rPr>
+              <w:t>傅利叶智能</w:t>
+            </w:r>
+          </w:p>
+        </w:tc>
+        <w:tc>
+          <w:tcPr>
+            <w:tcW w:w="1250" w:type="pct"/>
+            <w:tcBorders>
+              <w:top w:val="single" w:sz="4" w:space="0" w:color="010000"/>
+            </w:tcBorders>
+            <w:vAlign w:val="center"/>
+          </w:tcPr>
+          <w:p>
+            <w:pPr>
+              <w:jc w:val="left"/>
+            </w:pPr>
+            <w:r/>
+            <w:r>
+              <w:rPr>
+                <w:rFonts w:hint="eastAsia"/>
+                <w:color w:val="000000"/>
+                <w:sz w:val="21"/>
+              </w:rPr>
+              <w:t>完成E轮融资与股改，已启动科创板上市辅导准备与申报</w:t>
+            </w:r>
+          </w:p>
+        </w:tc>
+        <w:tc>
+          <w:tcPr>
+            <w:tcW w:w="917" w:type="pct"/>
+            <w:tcBorders>
+              <w:top w:val="single" w:sz="4" w:space="0" w:color="010000"/>
+            </w:tcBorders>
+            <w:vAlign w:val="center"/>
+          </w:tcPr>
+          <w:p>
+            <w:pPr>
+              <w:jc w:val="left"/>
+            </w:pPr>
+            <w:r/>
+            <w:r>
+              <w:rPr>
+                <w:rFonts w:hint="eastAsia"/>
+                <w:color w:val="000000"/>
+                <w:sz w:val="21"/>
+              </w:rPr>
+              <w:t>尚未公开披露（辅导备案未见公示）</w:t>
+            </w:r>
+          </w:p>
+        </w:tc>
+        <w:tc>
+          <w:tcPr>
+            <w:tcW w:w="2250" w:type="pct"/>
+            <w:tcBorders>
+              <w:top w:val="single" w:sz="4" w:space="0" w:color="010000"/>
+            </w:tcBorders>
+            <w:vAlign w:val="center"/>
+          </w:tcPr>
+          <w:p>
+            <w:pPr>
+              <w:jc w:val="left"/>
+            </w:pPr>
+            <w:r/>
+            <w:r>
+              <w:rPr>
+                <w:rFonts w:hint="eastAsia"/>
+                <w:color w:val="000000"/>
+                <w:sz w:val="21"/>
+              </w:rPr>
+              <w:t>由康复机器人切入通用人形赛道，GR系列全尺寸人形机器人；已实现数百台商业交付。</w:t>
             </w:r>
           </w:p>
         </w:tc>
@@ -14574,93 +15870,93 @@
         </w:trPr>
         <w:tc>
           <w:tcPr>
-            <w:tcW w:w="636" w:type="pct"/>
-            <w:tcBorders>
-              <w:top w:val="single" w:sz="4" w:space="0" w:color="010000"/>
-            </w:tcBorders>
-            <w:vAlign w:val="center"/>
-          </w:tcPr>
-          <w:p>
-            <w:pPr>
-              <w:jc w:val="left"/>
-            </w:pPr>
-            <w:r/>
-            <w:r>
-              <w:rPr>
-                <w:rFonts w:hint="eastAsia"/>
-                <w:color w:val="000000"/>
-                <w:sz w:val="21"/>
-              </w:rPr>
-              <w:t>星海图</w:t>
-            </w:r>
-          </w:p>
-        </w:tc>
-        <w:tc>
-          <w:tcPr>
-            <w:tcW w:w="1182" w:type="pct"/>
-            <w:tcBorders>
-              <w:top w:val="single" w:sz="4" w:space="0" w:color="010000"/>
-            </w:tcBorders>
-            <w:vAlign w:val="center"/>
-          </w:tcPr>
-          <w:p>
-            <w:pPr>
-              <w:jc w:val="left"/>
-            </w:pPr>
-            <w:r/>
-            <w:r>
-              <w:rPr>
-                <w:rFonts w:hint="eastAsia"/>
-                <w:color w:val="000000"/>
-                <w:sz w:val="21"/>
-              </w:rPr>
-              <w:t>已完成股改，最新一轮被视为Pre-IPO轮，计划2026年四季度上市</w:t>
-            </w:r>
-          </w:p>
-        </w:tc>
-        <w:tc>
-          <w:tcPr>
-            <w:tcW w:w="636" w:type="pct"/>
-            <w:tcBorders>
-              <w:top w:val="single" w:sz="4" w:space="0" w:color="010000"/>
-            </w:tcBorders>
-            <w:vAlign w:val="center"/>
-          </w:tcPr>
-          <w:p>
-            <w:pPr>
-              <w:jc w:val="left"/>
-            </w:pPr>
-            <w:r/>
-            <w:r>
-              <w:rPr>
-                <w:rFonts w:hint="eastAsia"/>
-                <w:color w:val="000000"/>
-                <w:sz w:val="21"/>
-              </w:rPr>
-              <w:t>尚未公开披露</w:t>
-            </w:r>
-          </w:p>
-        </w:tc>
-        <w:tc>
-          <w:tcPr>
-            <w:tcW w:w="2545" w:type="pct"/>
-            <w:tcBorders>
-              <w:top w:val="single" w:sz="4" w:space="0" w:color="010000"/>
-            </w:tcBorders>
-            <w:vAlign w:val="center"/>
-          </w:tcPr>
-          <w:p>
-            <w:pPr>
-              <w:jc w:val="left"/>
-            </w:pPr>
-            <w:r/>
-            <w:r>
-              <w:rPr>
-                <w:rFonts w:hint="eastAsia"/>
-                <w:color w:val="000000"/>
-                <w:sz w:val="21"/>
-              </w:rPr>
-              <w:t>具身智能整机及模型，估值超100亿元。</w:t>
+            <w:tcW w:w="583" w:type="pct"/>
+            <w:tcBorders>
+              <w:top w:val="single" w:sz="4" w:space="0" w:color="010000"/>
+            </w:tcBorders>
+            <w:vAlign w:val="center"/>
+          </w:tcPr>
+          <w:p>
+            <w:pPr>
+              <w:jc w:val="left"/>
+            </w:pPr>
+            <w:r/>
+            <w:r>
+              <w:rPr>
+                <w:rFonts w:hint="eastAsia"/>
+                <w:color w:val="000000"/>
+                <w:sz w:val="21"/>
+              </w:rPr>
+              <w:t>银河通用</w:t>
+            </w:r>
+          </w:p>
+        </w:tc>
+        <w:tc>
+          <w:tcPr>
+            <w:tcW w:w="1250" w:type="pct"/>
+            <w:tcBorders>
+              <w:top w:val="single" w:sz="4" w:space="0" w:color="010000"/>
+            </w:tcBorders>
+            <w:vAlign w:val="center"/>
+          </w:tcPr>
+          <w:p>
+            <w:pPr>
+              <w:jc w:val="left"/>
+            </w:pPr>
+            <w:r/>
+            <w:r>
+              <w:rPr>
+                <w:rFonts w:hint="eastAsia"/>
+                <w:color w:val="000000"/>
+                <w:sz w:val="21"/>
+              </w:rPr>
+              <w:t>已完成股改，2026年3月完成新一轮融资，业内视为Pre-IPO轮，计划2026年下半年递交港股申请</w:t>
+            </w:r>
+          </w:p>
+        </w:tc>
+        <w:tc>
+          <w:tcPr>
+            <w:tcW w:w="917" w:type="pct"/>
+            <w:tcBorders>
+              <w:top w:val="single" w:sz="4" w:space="0" w:color="010000"/>
+            </w:tcBorders>
+            <w:vAlign w:val="center"/>
+          </w:tcPr>
+          <w:p>
+            <w:pPr>
+              <w:jc w:val="left"/>
+            </w:pPr>
+            <w:r/>
+            <w:r>
+              <w:rPr>
+                <w:rFonts w:hint="eastAsia"/>
+                <w:color w:val="000000"/>
+                <w:sz w:val="21"/>
+              </w:rPr>
+              <w:t>尚未公开披露（拟境外上市，境内辅导非必经程序）</w:t>
+            </w:r>
+          </w:p>
+        </w:tc>
+        <w:tc>
+          <w:tcPr>
+            <w:tcW w:w="2250" w:type="pct"/>
+            <w:tcBorders>
+              <w:top w:val="single" w:sz="4" w:space="0" w:color="010000"/>
+            </w:tcBorders>
+            <w:vAlign w:val="center"/>
+          </w:tcPr>
+          <w:p>
+            <w:pPr>
+              <w:jc w:val="left"/>
+            </w:pPr>
+            <w:r/>
+            <w:r>
+              <w:rPr>
+                <w:rFonts w:hint="eastAsia"/>
+                <w:color w:val="000000"/>
+                <w:sz w:val="21"/>
+              </w:rPr>
+              <w:t>轮式双臂人形机器人及具身智能大模型（银河星脑AstraBrain）。2026年3月融资25亿元（国家大基金参与），累计融资超70亿元，投后估值超200亿元，为估值最高的未上市机器人公司之一。</w:t>
             </w:r>
           </w:p>
         </w:tc>
@@ -14672,53 +15968,53 @@
         </w:trPr>
         <w:tc>
           <w:tcPr>
-            <w:tcW w:w="636" w:type="pct"/>
-            <w:tcBorders>
-              <w:top w:val="single" w:sz="4" w:space="0" w:color="010000"/>
-            </w:tcBorders>
-            <w:vAlign w:val="center"/>
-          </w:tcPr>
-          <w:p>
-            <w:pPr>
-              <w:jc w:val="left"/>
-            </w:pPr>
-            <w:r/>
-            <w:r>
-              <w:rPr>
-                <w:rFonts w:hint="eastAsia"/>
-                <w:color w:val="000000"/>
-                <w:sz w:val="21"/>
-              </w:rPr>
-              <w:t>松延动力</w:t>
-            </w:r>
-          </w:p>
-        </w:tc>
-        <w:tc>
-          <w:tcPr>
-            <w:tcW w:w="1182" w:type="pct"/>
-            <w:tcBorders>
-              <w:top w:val="single" w:sz="4" w:space="0" w:color="010000"/>
-            </w:tcBorders>
-            <w:vAlign w:val="center"/>
-          </w:tcPr>
-          <w:p>
-            <w:pPr>
-              <w:jc w:val="left"/>
-            </w:pPr>
-            <w:r/>
-            <w:r>
-              <w:rPr>
-                <w:rFonts w:hint="eastAsia"/>
-                <w:color w:val="000000"/>
-                <w:sz w:val="21"/>
-              </w:rPr>
-              <w:t>已完成股改</w:t>
-            </w:r>
-          </w:p>
-        </w:tc>
-        <w:tc>
-          <w:tcPr>
-            <w:tcW w:w="636" w:type="pct"/>
+            <w:tcW w:w="583" w:type="pct"/>
+            <w:tcBorders>
+              <w:top w:val="single" w:sz="4" w:space="0" w:color="010000"/>
+            </w:tcBorders>
+            <w:vAlign w:val="center"/>
+          </w:tcPr>
+          <w:p>
+            <w:pPr>
+              <w:jc w:val="left"/>
+            </w:pPr>
+            <w:r/>
+            <w:r>
+              <w:rPr>
+                <w:rFonts w:hint="eastAsia"/>
+                <w:color w:val="000000"/>
+                <w:sz w:val="21"/>
+              </w:rPr>
+              <w:t>星海图</w:t>
+            </w:r>
+          </w:p>
+        </w:tc>
+        <w:tc>
+          <w:tcPr>
+            <w:tcW w:w="1250" w:type="pct"/>
+            <w:tcBorders>
+              <w:top w:val="single" w:sz="4" w:space="0" w:color="010000"/>
+            </w:tcBorders>
+            <w:vAlign w:val="center"/>
+          </w:tcPr>
+          <w:p>
+            <w:pPr>
+              <w:jc w:val="left"/>
+            </w:pPr>
+            <w:r/>
+            <w:r>
+              <w:rPr>
+                <w:rFonts w:hint="eastAsia"/>
+                <w:color w:val="000000"/>
+                <w:sz w:val="21"/>
+              </w:rPr>
+              <w:t>2026年1月完成股改；4月完成20亿元B+轮融资，计划最快2026年赴港上市</w:t>
+            </w:r>
+          </w:p>
+        </w:tc>
+        <w:tc>
+          <w:tcPr>
+            <w:tcW w:w="917" w:type="pct"/>
             <w:tcBorders>
               <w:top w:val="single" w:sz="4" w:space="0" w:color="010000"/>
             </w:tcBorders>
@@ -14741,24 +16037,24 @@
         </w:tc>
         <w:tc>
           <w:tcPr>
-            <w:tcW w:w="2545" w:type="pct"/>
-            <w:tcBorders>
-              <w:top w:val="single" w:sz="4" w:space="0" w:color="010000"/>
-            </w:tcBorders>
-            <w:vAlign w:val="center"/>
-          </w:tcPr>
-          <w:p>
-            <w:pPr>
-              <w:jc w:val="left"/>
-            </w:pPr>
-            <w:r/>
-            <w:r>
-              <w:rPr>
-                <w:rFonts w:hint="eastAsia"/>
-                <w:color w:val="000000"/>
-                <w:sz w:val="21"/>
-              </w:rPr>
-              <w:t>人形机器人本体与仿生人脸。2025年总订单超2,500台、合同额超1亿元。</w:t>
+            <w:tcW w:w="2250" w:type="pct"/>
+            <w:tcBorders>
+              <w:top w:val="single" w:sz="4" w:space="0" w:color="010000"/>
+            </w:tcBorders>
+            <w:vAlign w:val="center"/>
+          </w:tcPr>
+          <w:p>
+            <w:pPr>
+              <w:jc w:val="left"/>
+            </w:pPr>
+            <w:r/>
+            <w:r>
+              <w:rPr>
+                <w:rFonts w:hint="eastAsia"/>
+                <w:color w:val="000000"/>
+                <w:sz w:val="21"/>
+              </w:rPr>
+              <w:t>具身智能整机及模型，估值突破200亿元。</w:t>
             </w:r>
           </w:p>
         </w:tc>
@@ -14770,53 +16066,53 @@
         </w:trPr>
         <w:tc>
           <w:tcPr>
-            <w:tcW w:w="636" w:type="pct"/>
-            <w:tcBorders>
-              <w:top w:val="single" w:sz="4" w:space="0" w:color="010000"/>
-            </w:tcBorders>
-            <w:vAlign w:val="center"/>
-          </w:tcPr>
-          <w:p>
-            <w:pPr>
-              <w:jc w:val="left"/>
-            </w:pPr>
-            <w:r/>
-            <w:r>
-              <w:rPr>
-                <w:rFonts w:hint="eastAsia"/>
-                <w:color w:val="000000"/>
-                <w:sz w:val="21"/>
-              </w:rPr>
-              <w:t>众擎机器人</w:t>
-            </w:r>
-          </w:p>
-        </w:tc>
-        <w:tc>
-          <w:tcPr>
-            <w:tcW w:w="1182" w:type="pct"/>
-            <w:tcBorders>
-              <w:top w:val="single" w:sz="4" w:space="0" w:color="010000"/>
-            </w:tcBorders>
-            <w:vAlign w:val="center"/>
-          </w:tcPr>
-          <w:p>
-            <w:pPr>
-              <w:jc w:val="left"/>
-            </w:pPr>
-            <w:r/>
-            <w:r>
-              <w:rPr>
-                <w:rFonts w:hint="eastAsia"/>
-                <w:color w:val="000000"/>
-                <w:sz w:val="21"/>
-              </w:rPr>
-              <w:t>已完成股改，明确上市计划</w:t>
-            </w:r>
-          </w:p>
-        </w:tc>
-        <w:tc>
-          <w:tcPr>
-            <w:tcW w:w="636" w:type="pct"/>
+            <w:tcW w:w="583" w:type="pct"/>
+            <w:tcBorders>
+              <w:top w:val="single" w:sz="4" w:space="0" w:color="010000"/>
+            </w:tcBorders>
+            <w:vAlign w:val="center"/>
+          </w:tcPr>
+          <w:p>
+            <w:pPr>
+              <w:jc w:val="left"/>
+            </w:pPr>
+            <w:r/>
+            <w:r>
+              <w:rPr>
+                <w:rFonts w:hint="eastAsia"/>
+                <w:color w:val="000000"/>
+                <w:sz w:val="21"/>
+              </w:rPr>
+              <w:t>星动纪元</w:t>
+            </w:r>
+          </w:p>
+        </w:tc>
+        <w:tc>
+          <w:tcPr>
+            <w:tcW w:w="1250" w:type="pct"/>
+            <w:tcBorders>
+              <w:top w:val="single" w:sz="4" w:space="0" w:color="010000"/>
+            </w:tcBorders>
+            <w:vAlign w:val="center"/>
+          </w:tcPr>
+          <w:p>
+            <w:pPr>
+              <w:jc w:val="left"/>
+            </w:pPr>
+            <w:r/>
+            <w:r>
+              <w:rPr>
+                <w:rFonts w:hint="eastAsia"/>
+                <w:color w:val="000000"/>
+                <w:sz w:val="21"/>
+              </w:rPr>
+              <w:t>Pre-IPO轮融资25亿元</w:t>
+            </w:r>
+          </w:p>
+        </w:tc>
+        <w:tc>
+          <w:tcPr>
+            <w:tcW w:w="917" w:type="pct"/>
             <w:tcBorders>
               <w:top w:val="single" w:sz="4" w:space="0" w:color="010000"/>
             </w:tcBorders>
@@ -14839,24 +16135,24 @@
         </w:tc>
         <w:tc>
           <w:tcPr>
-            <w:tcW w:w="2545" w:type="pct"/>
-            <w:tcBorders>
-              <w:top w:val="single" w:sz="4" w:space="0" w:color="010000"/>
-            </w:tcBorders>
-            <w:vAlign w:val="center"/>
-          </w:tcPr>
-          <w:p>
-            <w:pPr>
-              <w:jc w:val="left"/>
-            </w:pPr>
-            <w:r/>
-            <w:r>
-              <w:rPr>
-                <w:rFonts w:hint="eastAsia"/>
-                <w:color w:val="000000"/>
-                <w:sz w:val="21"/>
-              </w:rPr>
-              <w:t>PM01等中小尺寸双足人形机器人，PM01售价8.8万元；与多伦科技签署2,000台三年期框架协议；估值超100亿元。</w:t>
+            <w:tcW w:w="2250" w:type="pct"/>
+            <w:tcBorders>
+              <w:top w:val="single" w:sz="4" w:space="0" w:color="010000"/>
+            </w:tcBorders>
+            <w:vAlign w:val="center"/>
+          </w:tcPr>
+          <w:p>
+            <w:pPr>
+              <w:jc w:val="left"/>
+            </w:pPr>
+            <w:r/>
+            <w:r>
+              <w:rPr>
+                <w:rFonts w:hint="eastAsia"/>
+                <w:color w:val="000000"/>
+                <w:sz w:val="21"/>
+              </w:rPr>
+              <w:t>具身智能整机，同时外销灵巧手与半身模组；估值突破百亿元；总订单超5亿元。</w:t>
             </w:r>
           </w:p>
         </w:tc>
@@ -14868,30 +16164,30 @@
         </w:trPr>
         <w:tc>
           <w:tcPr>
-            <w:tcW w:w="636" w:type="pct"/>
-            <w:tcBorders>
-              <w:top w:val="single" w:sz="4" w:space="0" w:color="010000"/>
-            </w:tcBorders>
-            <w:vAlign w:val="center"/>
-          </w:tcPr>
-          <w:p>
-            <w:pPr>
-              <w:jc w:val="left"/>
-            </w:pPr>
-            <w:r/>
-            <w:r>
-              <w:rPr>
-                <w:rFonts w:hint="eastAsia"/>
-                <w:color w:val="000000"/>
-                <w:sz w:val="21"/>
-              </w:rPr>
-              <w:t>智平方</w:t>
-            </w:r>
-          </w:p>
-        </w:tc>
-        <w:tc>
-          <w:tcPr>
-            <w:tcW w:w="1182" w:type="pct"/>
+            <w:tcW w:w="583" w:type="pct"/>
+            <w:tcBorders>
+              <w:top w:val="single" w:sz="4" w:space="0" w:color="010000"/>
+            </w:tcBorders>
+            <w:vAlign w:val="center"/>
+          </w:tcPr>
+          <w:p>
+            <w:pPr>
+              <w:jc w:val="left"/>
+            </w:pPr>
+            <w:r/>
+            <w:r>
+              <w:rPr>
+                <w:rFonts w:hint="eastAsia"/>
+                <w:color w:val="000000"/>
+                <w:sz w:val="21"/>
+              </w:rPr>
+              <w:t>松延动力</w:t>
+            </w:r>
+          </w:p>
+        </w:tc>
+        <w:tc>
+          <w:tcPr>
+            <w:tcW w:w="1250" w:type="pct"/>
             <w:tcBorders>
               <w:top w:val="single" w:sz="4" w:space="0" w:color="010000"/>
             </w:tcBorders>
@@ -14914,7 +16210,7 @@
         </w:tc>
         <w:tc>
           <w:tcPr>
-            <w:tcW w:w="636" w:type="pct"/>
+            <w:tcW w:w="917" w:type="pct"/>
             <w:tcBorders>
               <w:top w:val="single" w:sz="4" w:space="0" w:color="010000"/>
             </w:tcBorders>
@@ -14937,24 +16233,24 @@
         </w:tc>
         <w:tc>
           <w:tcPr>
-            <w:tcW w:w="2545" w:type="pct"/>
-            <w:tcBorders>
-              <w:top w:val="single" w:sz="4" w:space="0" w:color="010000"/>
-            </w:tcBorders>
-            <w:vAlign w:val="center"/>
-          </w:tcPr>
-          <w:p>
-            <w:pPr>
-              <w:jc w:val="left"/>
-            </w:pPr>
-            <w:r/>
-            <w:r>
-              <w:rPr>
-                <w:rFonts w:hint="eastAsia"/>
-                <w:color w:val="000000"/>
-                <w:sz w:val="21"/>
-              </w:rPr>
-              <w:t>AGI原生通用智能机器人。2026年2月完成超10亿元B轮（国泰海通等参投），估值超100亿元；2026年6月完成50亿元新融资，估值超200亿元。</w:t>
+            <w:tcW w:w="2250" w:type="pct"/>
+            <w:tcBorders>
+              <w:top w:val="single" w:sz="4" w:space="0" w:color="010000"/>
+            </w:tcBorders>
+            <w:vAlign w:val="center"/>
+          </w:tcPr>
+          <w:p>
+            <w:pPr>
+              <w:jc w:val="left"/>
+            </w:pPr>
+            <w:r/>
+            <w:r>
+              <w:rPr>
+                <w:rFonts w:hint="eastAsia"/>
+                <w:color w:val="000000"/>
+                <w:sz w:val="21"/>
+              </w:rPr>
+              <w:t>人形机器人本体与仿生人脸。2025年总订单超2,500台、合同额超1亿元。</w:t>
             </w:r>
           </w:p>
         </w:tc>
@@ -14966,53 +16262,53 @@
         </w:trPr>
         <w:tc>
           <w:tcPr>
-            <w:tcW w:w="636" w:type="pct"/>
-            <w:tcBorders>
-              <w:top w:val="single" w:sz="4" w:space="0" w:color="010000"/>
-            </w:tcBorders>
-            <w:vAlign w:val="center"/>
-          </w:tcPr>
-          <w:p>
-            <w:pPr>
-              <w:jc w:val="left"/>
-            </w:pPr>
-            <w:r/>
-            <w:r>
-              <w:rPr>
-                <w:rFonts w:hint="eastAsia"/>
-                <w:color w:val="000000"/>
-                <w:sz w:val="21"/>
-              </w:rPr>
-              <w:t>星动纪元</w:t>
-            </w:r>
-          </w:p>
-        </w:tc>
-        <w:tc>
-          <w:tcPr>
-            <w:tcW w:w="1182" w:type="pct"/>
-            <w:tcBorders>
-              <w:top w:val="single" w:sz="4" w:space="0" w:color="010000"/>
-            </w:tcBorders>
-            <w:vAlign w:val="center"/>
-          </w:tcPr>
-          <w:p>
-            <w:pPr>
-              <w:jc w:val="left"/>
-            </w:pPr>
-            <w:r/>
-            <w:r>
-              <w:rPr>
-                <w:rFonts w:hint="eastAsia"/>
-                <w:color w:val="000000"/>
-                <w:sz w:val="21"/>
-              </w:rPr>
-              <w:t>Pre-IPO轮融资25亿元</w:t>
-            </w:r>
-          </w:p>
-        </w:tc>
-        <w:tc>
-          <w:tcPr>
-            <w:tcW w:w="636" w:type="pct"/>
+            <w:tcW w:w="583" w:type="pct"/>
+            <w:tcBorders>
+              <w:top w:val="single" w:sz="4" w:space="0" w:color="010000"/>
+            </w:tcBorders>
+            <w:vAlign w:val="center"/>
+          </w:tcPr>
+          <w:p>
+            <w:pPr>
+              <w:jc w:val="left"/>
+            </w:pPr>
+            <w:r/>
+            <w:r>
+              <w:rPr>
+                <w:rFonts w:hint="eastAsia"/>
+                <w:color w:val="000000"/>
+                <w:sz w:val="21"/>
+              </w:rPr>
+              <w:t>智平方</w:t>
+            </w:r>
+          </w:p>
+        </w:tc>
+        <w:tc>
+          <w:tcPr>
+            <w:tcW w:w="1250" w:type="pct"/>
+            <w:tcBorders>
+              <w:top w:val="single" w:sz="4" w:space="0" w:color="010000"/>
+            </w:tcBorders>
+            <w:vAlign w:val="center"/>
+          </w:tcPr>
+          <w:p>
+            <w:pPr>
+              <w:jc w:val="left"/>
+            </w:pPr>
+            <w:r/>
+            <w:r>
+              <w:rPr>
+                <w:rFonts w:hint="eastAsia"/>
+                <w:color w:val="000000"/>
+                <w:sz w:val="21"/>
+              </w:rPr>
+              <w:t>已完成股改</w:t>
+            </w:r>
+          </w:p>
+        </w:tc>
+        <w:tc>
+          <w:tcPr>
+            <w:tcW w:w="917" w:type="pct"/>
             <w:tcBorders>
               <w:top w:val="single" w:sz="4" w:space="0" w:color="010000"/>
             </w:tcBorders>
@@ -15035,24 +16331,24 @@
         </w:tc>
         <w:tc>
           <w:tcPr>
-            <w:tcW w:w="2545" w:type="pct"/>
-            <w:tcBorders>
-              <w:top w:val="single" w:sz="4" w:space="0" w:color="010000"/>
-            </w:tcBorders>
-            <w:vAlign w:val="center"/>
-          </w:tcPr>
-          <w:p>
-            <w:pPr>
-              <w:jc w:val="left"/>
-            </w:pPr>
-            <w:r/>
-            <w:r>
-              <w:rPr>
-                <w:rFonts w:hint="eastAsia"/>
-                <w:color w:val="000000"/>
-                <w:sz w:val="21"/>
-              </w:rPr>
-              <w:t>具身智能整机，同时外销灵巧手与半身模组；估值突破百亿元；总订单超5亿元。</w:t>
+            <w:tcW w:w="2250" w:type="pct"/>
+            <w:tcBorders>
+              <w:top w:val="single" w:sz="4" w:space="0" w:color="010000"/>
+            </w:tcBorders>
+            <w:vAlign w:val="center"/>
+          </w:tcPr>
+          <w:p>
+            <w:pPr>
+              <w:jc w:val="left"/>
+            </w:pPr>
+            <w:r/>
+            <w:r>
+              <w:rPr>
+                <w:rFonts w:hint="eastAsia"/>
+                <w:color w:val="000000"/>
+                <w:sz w:val="21"/>
+              </w:rPr>
+              <w:t>AGI原生通用智能机器人。2026年2月完成超10亿元B轮（国泰海通等参投），估值超100亿元；6月完成50亿元新融资，估值超200亿元。</w:t>
             </w:r>
           </w:p>
         </w:tc>
@@ -15064,7 +16360,7 @@
         </w:trPr>
         <w:tc>
           <w:tcPr>
-            <w:tcW w:w="636" w:type="pct"/>
+            <w:tcW w:w="583" w:type="pct"/>
             <w:tcBorders>
               <w:top w:val="single" w:sz="4" w:space="0" w:color="010000"/>
             </w:tcBorders>
@@ -15087,7 +16383,7 @@
         </w:tc>
         <w:tc>
           <w:tcPr>
-            <w:tcW w:w="1182" w:type="pct"/>
+            <w:tcW w:w="1250" w:type="pct"/>
             <w:tcBorders>
               <w:top w:val="single" w:sz="4" w:space="0" w:color="010000"/>
             </w:tcBorders>
@@ -15110,7 +16406,7 @@
         </w:tc>
         <w:tc>
           <w:tcPr>
-            <w:tcW w:w="636" w:type="pct"/>
+            <w:tcW w:w="917" w:type="pct"/>
             <w:tcBorders>
               <w:top w:val="single" w:sz="4" w:space="0" w:color="010000"/>
             </w:tcBorders>
@@ -15133,24 +16429,24 @@
         </w:tc>
         <w:tc>
           <w:tcPr>
-            <w:tcW w:w="2545" w:type="pct"/>
-            <w:tcBorders>
-              <w:top w:val="single" w:sz="4" w:space="0" w:color="010000"/>
-            </w:tcBorders>
-            <w:vAlign w:val="center"/>
-          </w:tcPr>
-          <w:p>
-            <w:pPr>
-              <w:jc w:val="left"/>
-            </w:pPr>
-            <w:r/>
-            <w:r>
-              <w:rPr>
-                <w:rFonts w:hint="eastAsia"/>
-                <w:color w:val="000000"/>
-                <w:sz w:val="21"/>
-              </w:rPr>
-              <w:t>超仿生类人机器人与仿生情感交互（以高仿真"脸"为核心）。A2轮由中信金石与吉利资本联合领投，中信证券国际资本、国泰君安创新投等跟投，老股东中网投与顺为资本超额追投。</w:t>
+            <w:tcW w:w="2250" w:type="pct"/>
+            <w:tcBorders>
+              <w:top w:val="single" w:sz="4" w:space="0" w:color="010000"/>
+            </w:tcBorders>
+            <w:vAlign w:val="center"/>
+          </w:tcPr>
+          <w:p>
+            <w:pPr>
+              <w:jc w:val="left"/>
+            </w:pPr>
+            <w:r/>
+            <w:r>
+              <w:rPr>
+                <w:rFonts w:hint="eastAsia"/>
+                <w:color w:val="000000"/>
+                <w:sz w:val="21"/>
+              </w:rPr>
+              <w:t>超仿生类人机器人与仿生情感交互（以高仿真"脸"为核心）。A2轮由中信金石与吉利资本联合领投，中信证券国际资本、国泰君安创新投等跟投。</w:t>
             </w:r>
           </w:p>
         </w:tc>
@@ -15162,7 +16458,7 @@
         </w:trPr>
         <w:tc>
           <w:tcPr>
-            <w:tcW w:w="636" w:type="pct"/>
+            <w:tcW w:w="583" w:type="pct"/>
             <w:tcBorders>
               <w:top w:val="single" w:sz="4" w:space="0" w:color="010000"/>
             </w:tcBorders>
@@ -15185,7 +16481,7 @@
         </w:tc>
         <w:tc>
           <w:tcPr>
-            <w:tcW w:w="1182" w:type="pct"/>
+            <w:tcW w:w="1250" w:type="pct"/>
             <w:tcBorders>
               <w:top w:val="single" w:sz="4" w:space="0" w:color="010000"/>
             </w:tcBorders>
@@ -15208,7 +16504,7 @@
         </w:tc>
         <w:tc>
           <w:tcPr>
-            <w:tcW w:w="636" w:type="pct"/>
+            <w:tcW w:w="917" w:type="pct"/>
             <w:tcBorders>
               <w:top w:val="single" w:sz="4" w:space="0" w:color="010000"/>
             </w:tcBorders>
@@ -15231,7 +16527,7 @@
         </w:tc>
         <w:tc>
           <w:tcPr>
-            <w:tcW w:w="2545" w:type="pct"/>
+            <w:tcW w:w="2250" w:type="pct"/>
             <w:tcBorders>
               <w:top w:val="single" w:sz="4" w:space="0" w:color="010000"/>
             </w:tcBorders>
@@ -15265,7 +16561,7 @@
           <w:sz w:val="11"/>
           <w:szCs w:val="11"/>
         </w:rPr>
-        <w:t>数据来源：委托方提供的Wind整理成果；中国证监会及各地证监局辅导备案公示；公开融资报道。辅导机构一栏中，仅纽氏达特与天链机器人已完成辅导备案并公示辅导机构；其余企业目前仅完成股份制改造，尚未提交辅导备案，故辅导机构未公开披露，本报告不作推测。本报告复核后订正首形科技的主营业务（原表述为"人形机器人核心部件"，实为超仿生类人机器人／仿生情感交互）及其A2轮跟投主体（为国泰君安创新投）。</w:t>
+        <w:t>数据来源：委托方提供的Wind整理成果；中国证监会及各地证监局辅导备案公示；港交所披露文件及公开报道。标注"尚未公开披露"的企业均为仅完成股份制改造、尚未在证监局办理辅导备案且未向交易所递表，法定程序尚未启动，故中介机构无公开披露渠道，本报告不作推测；如后续启动辅导或递表，可通过证监局辅导备案公示或交易所递表文件查得。</w:t>
       </w:r>
     </w:p>
     <w:p>
@@ -15277,14 +16573,14 @@
         </w:numPr>
         <w:spacing w:before="156" w:after="156"/>
       </w:pPr>
-      <w:bookmarkStart w:id="1034" w:name="_Toc900034"/>
+      <w:bookmarkStart w:id="1035" w:name="_Toc900035"/>
       <w:r>
         <w:rPr>
           <w:rFonts w:hint="eastAsia"/>
         </w:rPr>
-        <w:t>6.4 通过上市公司平台实现资本化的企业</w:t>
+        <w:t>6.5 通过上市公司平台实现资本化的企业</w:t>
       </w:r>
-      <w:bookmarkEnd w:id="1034"/>
+      <w:bookmarkEnd w:id="1035"/>
     </w:p>
     <w:p>
       <w:pPr>
@@ -15306,14 +16602,14 @@
         </w:numPr>
         <w:spacing w:before="156" w:after="156"/>
       </w:pPr>
-      <w:bookmarkStart w:id="1035" w:name="_Toc900035"/>
+      <w:bookmarkStart w:id="1036" w:name="_Toc900036"/>
       <w:r>
         <w:rPr>
           <w:rFonts w:hint="eastAsia"/>
         </w:rPr>
-        <w:t>6.5 IPO终止或撤回的企业</w:t>
+        <w:t>6.6 IPO终止或撤回的企业</w:t>
       </w:r>
-      <w:bookmarkEnd w:id="1035"/>
+      <w:bookmarkEnd w:id="1036"/>
     </w:p>
     <w:p>
       <w:pPr>
@@ -15335,14 +16631,14 @@
         </w:numPr>
         <w:spacing w:before="156" w:after="156"/>
       </w:pPr>
-      <w:bookmarkStart w:id="1036" w:name="_Toc900036"/>
+      <w:bookmarkStart w:id="1037" w:name="_Toc900037"/>
       <w:r>
         <w:rPr>
           <w:rFonts w:hint="eastAsia"/>
         </w:rPr>
-        <w:t>6.6 资本化特征小结</w:t>
+        <w:t>6.7 资本化特征小结</w:t>
       </w:r>
-      <w:bookmarkEnd w:id="1036"/>
+      <w:bookmarkEnd w:id="1037"/>
     </w:p>
     <w:p>
       <w:pPr>
@@ -15363,6 +16659,17 @@
         <w:rPr>
           <w:rFonts w:hint="eastAsia"/>
         </w:rPr>
+        <w:t>需要说明本章的收录范围：表9收录2020年以来发生首发上市、境外上市或发行定价等资本化事件的产业链企业；表10按环节补充列示产业链中已上市但本轮无新增资本化事件的公司；表11至表14分别覆盖在审递表、辅导股改、借道上市公司平台及IPO终止的企业。存在A+H等多地上市的，已在代码与上市地栏中一并列示。</w:t>
+      </w:r>
+    </w:p>
+    <w:p>
+      <w:pPr>
+        <w:pStyle w:val="a0"/>
+      </w:pPr>
+      <w:r>
+        <w:rPr>
+          <w:rFonts w:hint="eastAsia"/>
+        </w:rPr>
         <w:t>对无锡巨蟹而言，上述特征的直接含义是：作为核心零部件企业，其估值锚更接近来福谐波、绿的谐波等可比公司而非整机企业；在盈利尚未确立的阶段，资本市场更关注量产交付规模、头部客户导入情况和毛利率趋势；而节卡案例提示，核心部件自研程度将是审核与估值中的加分项。</w:t>
       </w:r>
     </w:p>
@@ -15373,7 +16680,7 @@
         <w:pStyle w:val="2"/>
         <w:spacing w:before="156" w:after="156"/>
       </w:pPr>
-      <w:bookmarkStart w:id="1037" w:name="_Toc900037"/>
+      <w:bookmarkStart w:id="1038" w:name="_Toc900038"/>
       <w:r>
         <w:rPr>
           <w:rFonts w:hint="eastAsia"/>
@@ -15381,7 +16688,7 @@
         </w:rPr>
         <w:t>与国泰海通相关的产业链公司</w:t>
       </w:r>
-      <w:bookmarkEnd w:id="1037"/>
+      <w:bookmarkEnd w:id="1038"/>
     </w:p>
     <w:p>
       <w:pPr>
@@ -15403,14 +16710,14 @@
         </w:numPr>
         <w:spacing w:before="156" w:after="156"/>
       </w:pPr>
-      <w:bookmarkStart w:id="1038" w:name="_Toc900038"/>
+      <w:bookmarkStart w:id="1039" w:name="_Toc900039"/>
       <w:r>
         <w:rPr>
           <w:rFonts w:hint="eastAsia"/>
         </w:rPr>
         <w:t>7.1 券商谱系</w:t>
       </w:r>
-      <w:bookmarkEnd w:id="1038"/>
+      <w:bookmarkEnd w:id="1039"/>
     </w:p>
     <w:p>
       <w:pPr>
@@ -15423,7 +16730,7 @@
           <w:b/>
           <w:sz w:val="21"/>
         </w:rPr>
-        <w:t>表12  国泰海通券商谱系与产业链关系</w:t>
+        <w:t>表13  国泰海通券商谱系与产业链关系</w:t>
       </w:r>
     </w:p>
     <w:tbl>
@@ -15996,14 +17303,14 @@
         </w:numPr>
         <w:spacing w:before="156" w:after="156"/>
       </w:pPr>
-      <w:bookmarkStart w:id="1039" w:name="_Toc900039"/>
+      <w:bookmarkStart w:id="1040" w:name="_Toc900040"/>
       <w:r>
         <w:rPr>
           <w:rFonts w:hint="eastAsia"/>
         </w:rPr>
         <w:t>7.2 已保荐上市的产业链公司</w:t>
       </w:r>
-      <w:bookmarkEnd w:id="1039"/>
+      <w:bookmarkEnd w:id="1040"/>
     </w:p>
     <w:p>
       <w:pPr>
@@ -16016,7 +17323,7 @@
           <w:b/>
           <w:sz w:val="21"/>
         </w:rPr>
-        <w:t>表13  国泰海通系已保荐上市的人形机器人产业链公司</w:t>
+        <w:t>表14  国泰海通系已保荐上市的人形机器人产业链公司</w:t>
       </w:r>
     </w:p>
     <w:tbl>
@@ -17169,14 +18476,14 @@
         </w:numPr>
         <w:spacing w:before="156" w:after="156"/>
       </w:pPr>
-      <w:bookmarkStart w:id="1040" w:name="_Toc900040"/>
+      <w:bookmarkStart w:id="1041" w:name="_Toc900041"/>
       <w:r>
         <w:rPr>
           <w:rFonts w:hint="eastAsia"/>
         </w:rPr>
         <w:t>7.3 正在保荐、在审或辅导中的公司</w:t>
       </w:r>
-      <w:bookmarkEnd w:id="1040"/>
+      <w:bookmarkEnd w:id="1041"/>
     </w:p>
     <w:p>
       <w:pPr>
@@ -17189,7 +18496,7 @@
           <w:b/>
           <w:sz w:val="21"/>
         </w:rPr>
-        <w:t>表14  国泰海通系正在保荐、在审或辅导的相关公司</w:t>
+        <w:t>表15  国泰海通系正在保荐、在审或辅导的相关公司</w:t>
       </w:r>
     </w:p>
     <w:tbl>
@@ -17662,7 +18969,7 @@
                 <w:color w:val="000000"/>
                 <w:sz w:val="21"/>
               </w:rPr>
-              <w:t>已通过聆讯并完成上市备案</w:t>
+              <w:t>已通过聆讯并完成上市备案，集资规模约16.4亿港元</w:t>
             </w:r>
           </w:p>
         </w:tc>
@@ -17709,6 +19016,127 @@
                 <w:sz w:val="21"/>
               </w:rPr>
               <w:t>国泰君安国际（与华泰国际）</w:t>
+            </w:r>
+          </w:p>
+        </w:tc>
+      </w:tr>
+      <w:tr>
+        <w:trPr>
+          <w:cantSplit/>
+          <w:jc w:val="center"/>
+        </w:trPr>
+        <w:tc>
+          <w:tcPr>
+            <w:tcW w:w="816" w:type="pct"/>
+            <w:tcBorders>
+              <w:top w:val="single" w:sz="4" w:space="0" w:color="010000"/>
+            </w:tcBorders>
+            <w:vAlign w:val="center"/>
+          </w:tcPr>
+          <w:p>
+            <w:pPr>
+              <w:jc w:val="left"/>
+            </w:pPr>
+            <w:r/>
+            <w:r>
+              <w:rPr>
+                <w:rFonts w:hint="eastAsia"/>
+                <w:color w:val="000000"/>
+                <w:sz w:val="21"/>
+              </w:rPr>
+              <w:t>斯坦德机器人</w:t>
+            </w:r>
+          </w:p>
+        </w:tc>
+        <w:tc>
+          <w:tcPr>
+            <w:tcW w:w="1122" w:type="pct"/>
+            <w:tcBorders>
+              <w:top w:val="single" w:sz="4" w:space="0" w:color="010000"/>
+            </w:tcBorders>
+            <w:vAlign w:val="center"/>
+          </w:tcPr>
+          <w:p>
+            <w:pPr>
+              <w:jc w:val="left"/>
+            </w:pPr>
+            <w:r/>
+            <w:r>
+              <w:rPr>
+                <w:rFonts w:hint="eastAsia"/>
+                <w:color w:val="000000"/>
+                <w:sz w:val="21"/>
+              </w:rPr>
+              <w:t>港交所上市</w:t>
+            </w:r>
+          </w:p>
+        </w:tc>
+        <w:tc>
+          <w:tcPr>
+            <w:tcW w:w="1327" w:type="pct"/>
+            <w:tcBorders>
+              <w:top w:val="single" w:sz="4" w:space="0" w:color="010000"/>
+            </w:tcBorders>
+            <w:vAlign w:val="center"/>
+          </w:tcPr>
+          <w:p>
+            <w:pPr>
+              <w:jc w:val="left"/>
+            </w:pPr>
+            <w:r/>
+            <w:r>
+              <w:rPr>
+                <w:rFonts w:hint="eastAsia"/>
+                <w:color w:val="000000"/>
+                <w:sz w:val="21"/>
+              </w:rPr>
+              <w:t>2026年6月23日递表</w:t>
+            </w:r>
+          </w:p>
+        </w:tc>
+        <w:tc>
+          <w:tcPr>
+            <w:tcW w:w="816" w:type="pct"/>
+            <w:tcBorders>
+              <w:top w:val="single" w:sz="4" w:space="0" w:color="010000"/>
+            </w:tcBorders>
+            <w:vAlign w:val="center"/>
+          </w:tcPr>
+          <w:p>
+            <w:pPr>
+              <w:jc w:val="left"/>
+            </w:pPr>
+            <w:r/>
+            <w:r>
+              <w:rPr>
+                <w:rFonts w:hint="eastAsia"/>
+                <w:color w:val="000000"/>
+                <w:sz w:val="21"/>
+              </w:rPr>
+              <w:t>联席保荐</w:t>
+            </w:r>
+          </w:p>
+        </w:tc>
+        <w:tc>
+          <w:tcPr>
+            <w:tcW w:w="918" w:type="pct"/>
+            <w:tcBorders>
+              <w:top w:val="single" w:sz="4" w:space="0" w:color="010000"/>
+            </w:tcBorders>
+            <w:vAlign w:val="center"/>
+          </w:tcPr>
+          <w:p>
+            <w:pPr>
+              <w:jc w:val="left"/>
+            </w:pPr>
+            <w:r/>
+            <w:r>
+              <w:rPr>
+                <w:rFonts w:hint="eastAsia"/>
+                <w:color w:val="000000"/>
+                <w:sz w:val="21"/>
+              </w:rPr>
+              <w:t>国泰海通（与中信证券）</w:t>
             </w:r>
           </w:p>
         </w:tc>
@@ -18100,14 +19528,14 @@
         </w:numPr>
         <w:spacing w:before="156" w:after="156"/>
       </w:pPr>
-      <w:bookmarkStart w:id="1041" w:name="_Toc900041"/>
+      <w:bookmarkStart w:id="1042" w:name="_Toc900042"/>
       <w:r>
         <w:rPr>
           <w:rFonts w:hint="eastAsia"/>
         </w:rPr>
         <w:t>7.4 曾保荐但已终止的公司</w:t>
       </w:r>
-      <w:bookmarkEnd w:id="1041"/>
+      <w:bookmarkEnd w:id="1042"/>
     </w:p>
     <w:p>
       <w:pPr>
@@ -18129,14 +19557,14 @@
         </w:numPr>
         <w:spacing w:before="156" w:after="156"/>
       </w:pPr>
-      <w:bookmarkStart w:id="1042" w:name="_Toc900042"/>
+      <w:bookmarkStart w:id="1043" w:name="_Toc900043"/>
       <w:r>
         <w:rPr>
           <w:rFonts w:hint="eastAsia"/>
         </w:rPr>
         <w:t>7.5 股权投资与产业基金</w:t>
       </w:r>
-      <w:bookmarkEnd w:id="1042"/>
+      <w:bookmarkEnd w:id="1043"/>
     </w:p>
     <w:p>
       <w:pPr>
@@ -18149,7 +19577,7 @@
           <w:b/>
           <w:sz w:val="21"/>
         </w:rPr>
-        <w:t>表15  国泰海通系已投资参股的机器人产业链公司</w:t>
+        <w:t>表16  国泰海通系已投资参股的机器人产业链公司</w:t>
       </w:r>
     </w:p>
     <w:tbl>
@@ -19183,7 +20611,7 @@
           <w:b/>
           <w:sz w:val="21"/>
         </w:rPr>
-        <w:t>表16  国泰海通系与机器人相关的产业基金布局</w:t>
+        <w:t>表17  国泰海通系与机器人相关的产业基金布局</w:t>
       </w:r>
     </w:p>
     <w:tbl>
@@ -20215,14 +21643,14 @@
         </w:numPr>
         <w:spacing w:before="156" w:after="156"/>
       </w:pPr>
-      <w:bookmarkStart w:id="1043" w:name="_Toc900043"/>
+      <w:bookmarkStart w:id="1044" w:name="_Toc900044"/>
       <w:r>
         <w:rPr>
           <w:rFonts w:hint="eastAsia"/>
         </w:rPr>
         <w:t>7.6 关联全景与小结</w:t>
       </w:r>
-      <w:bookmarkEnd w:id="1043"/>
+      <w:bookmarkEnd w:id="1044"/>
     </w:p>
     <w:p>
       <w:pPr>
@@ -20232,7 +21660,7 @@
         <w:rPr>
           <w:rFonts w:hint="eastAsia"/>
         </w:rPr>
-        <w:t>国泰海通系在本产业链已保荐上市8家、正在保荐或辅导6家、曾保荐但终止1家、股权投资参股7家，并通过7只产业基金形成覆盖。保荐项目覆盖上游核心零部件（绿的谐波、步科股份、新睿电子、三瑞智能、晋拓股份）与中游本体及感知（优必选、越疆科技、乐动机器人、珞石机器人、卡诺普、卧安机器人），投资侧集中于整机与具身智能（智元、智平方、宇树、银河通用、首形科技、飒智智能）。</w:t>
+        <w:t>国泰海通系在本产业链已保荐上市8家、正在保荐或辅导7家（含新增的斯坦德机器人）、曾保荐但终止1家、股权投资参股7家，并通过7只产业基金形成覆盖。保荐项目覆盖上游核心零部件（绿的谐波、步科股份、新睿电子、三瑞智能、晋拓股份）与中游本体及感知（优必选、越疆科技、乐动机器人、珞石机器人、卡诺普、卧安机器人、斯坦德机器人），投资侧集中于整机与具身智能（智元、智平方、宇树、银河通用、首形科技、飒智智能）。</w:t>
       </w:r>
     </w:p>
     <w:p>
@@ -20253,7 +21681,7 @@
         <w:pStyle w:val="2"/>
         <w:spacing w:before="156" w:after="156"/>
       </w:pPr>
-      <w:bookmarkStart w:id="1044" w:name="_Toc900044"/>
+      <w:bookmarkStart w:id="1045" w:name="_Toc900045"/>
       <w:r>
         <w:rPr>
           <w:rFonts w:hint="eastAsia"/>
@@ -20261,7 +21689,7 @@
         </w:rPr>
         <w:t>无锡巨蟹的产业链定位与拜访关注要点</w:t>
       </w:r>
-      <w:bookmarkEnd w:id="1044"/>
+      <w:bookmarkEnd w:id="1045"/>
     </w:p>
     <w:p>
       <w:pPr>
@@ -20272,14 +21700,14 @@
         </w:numPr>
         <w:spacing w:before="156" w:after="156"/>
       </w:pPr>
-      <w:bookmarkStart w:id="1045" w:name="_Toc900045"/>
+      <w:bookmarkStart w:id="1046" w:name="_Toc900046"/>
       <w:r>
         <w:rPr>
           <w:rFonts w:hint="eastAsia"/>
         </w:rPr>
         <w:t>8.1 公司概况与产品体系</w:t>
       </w:r>
-      <w:bookmarkEnd w:id="1045"/>
+      <w:bookmarkEnd w:id="1046"/>
     </w:p>
     <w:p>
       <w:pPr>
@@ -20323,14 +21751,14 @@
         </w:numPr>
         <w:spacing w:before="156" w:after="156"/>
       </w:pPr>
-      <w:bookmarkStart w:id="1046" w:name="_Toc900046"/>
+      <w:bookmarkStart w:id="1047" w:name="_Toc900047"/>
       <w:r>
         <w:rPr>
           <w:rFonts w:hint="eastAsia"/>
         </w:rPr>
         <w:t>8.2 产业链定位与可比公司</w:t>
       </w:r>
-      <w:bookmarkEnd w:id="1046"/>
+      <w:bookmarkEnd w:id="1047"/>
     </w:p>
     <w:p>
       <w:pPr>
@@ -20363,14 +21791,14 @@
         </w:numPr>
         <w:spacing w:before="156" w:after="156"/>
       </w:pPr>
-      <w:bookmarkStart w:id="1047" w:name="_Toc900047"/>
+      <w:bookmarkStart w:id="1048" w:name="_Toc900048"/>
       <w:r>
         <w:rPr>
           <w:rFonts w:hint="eastAsia"/>
         </w:rPr>
         <w:t>8.3 拜访关注要点</w:t>
       </w:r>
-      <w:bookmarkEnd w:id="1047"/>
+      <w:bookmarkEnd w:id="1048"/>
     </w:p>
     <w:p>
       <w:pPr>
@@ -20394,7 +21822,7 @@
           <w:b/>
           <w:sz w:val="21"/>
         </w:rPr>
-        <w:t>表17  无锡巨蟹拜访关注要点</w:t>
+        <w:t>表18  无锡巨蟹拜访关注要点</w:t>
       </w:r>
     </w:p>
     <w:tbl>
@@ -21275,14 +22703,14 @@
         </w:numPr>
         <w:spacing w:before="156" w:after="156"/>
       </w:pPr>
-      <w:bookmarkStart w:id="1048" w:name="_Toc900048"/>
+      <w:bookmarkStart w:id="1049" w:name="_Toc900049"/>
       <w:r>
         <w:rPr>
           <w:rFonts w:hint="eastAsia"/>
         </w:rPr>
         <w:t>8.4 初步判断</w:t>
       </w:r>
-      <w:bookmarkEnd w:id="1048"/>
+      <w:bookmarkEnd w:id="1049"/>
     </w:p>
     <w:p>
       <w:pPr>
@@ -21313,7 +22741,7 @@
         <w:pStyle w:val="2"/>
         <w:spacing w:before="156" w:after="156"/>
       </w:pPr>
-      <w:bookmarkStart w:id="1049" w:name="_Toc900049"/>
+      <w:bookmarkStart w:id="1050" w:name="_Toc900050"/>
       <w:r>
         <w:rPr>
           <w:rFonts w:hint="eastAsia"/>
@@ -21321,7 +22749,7 @@
         </w:rPr>
         <w:t>主要数据来源与口径说明</w:t>
       </w:r>
-      <w:bookmarkEnd w:id="1049"/>
+      <w:bookmarkEnd w:id="1050"/>
     </w:p>
     <w:p>
       <w:pPr>

--- a/output/交付物/中国人形机器人产业链研究.docx
+++ b/output/交付物/中国人形机器人产业链研究.docx
@@ -3732,7 +3732,7 @@
                 <w:sz w:val="24"/>
                 <w:szCs w:val="24"/>
               </w:rPr>
-              <w:t>40</w:t>
+              <w:t>41</w:t>
             </w:r>
             <w:r>
               <w:rPr>
@@ -3999,7 +3999,7 @@
                 <w:sz w:val="24"/>
                 <w:szCs w:val="24"/>
               </w:rPr>
-              <w:t>42</w:t>
+              <w:t>43</w:t>
             </w:r>
             <w:r>
               <w:rPr>
@@ -4346,7 +4346,7 @@
                 <w:sz w:val="24"/>
                 <w:szCs w:val="24"/>
               </w:rPr>
-              <w:t>44</w:t>
+              <w:t>45</w:t>
             </w:r>
             <w:r>
               <w:rPr>
@@ -4516,7 +4516,7 @@
                 <w:sz w:val="24"/>
                 <w:szCs w:val="24"/>
               </w:rPr>
-              <w:t>46</w:t>
+              <w:t>47</w:t>
             </w:r>
             <w:r>
               <w:rPr>
@@ -15323,7 +15323,18 @@
         <w:rPr>
           <w:rFonts w:hint="eastAsia"/>
         </w:rPr>
-        <w:t>这一组企业按其在资本化程序中的实际位置可分为三类，中介机构的可查性也随之不同：已在证监局完成辅导备案的，辅导机构随备案一并公示；已聘定保荐机构并向港交所递表（含保密递表）的，保荐人可在递表文件或公开报道中查到；仅完成股份制改造、尚未进入辅导或递表程序的，因法定程序尚未启动，中介机构无公开披露渠道。下表按此分类列示。</w:t>
+        <w:t>这一组企业按其在资本化程序中的实际位置可分为三类，中介机构的可查性也随之不同：已在证监局完成辅导备案的，辅导机构随备案一并公示；已聘定保荐机构并向港交所递表（含保密递表）的，保荐人可在递表文件或公开报道中查到；仅完成股份制改造、尚未进入辅导或递表程序的，因法定程序尚未启动，保荐或辅导机构无公开披露渠道。</w:t>
+      </w:r>
+    </w:p>
+    <w:p>
+      <w:pPr>
+        <w:pStyle w:val="a0"/>
+      </w:pPr>
+      <w:r>
+        <w:rPr>
+          <w:rFonts w:hint="eastAsia"/>
+        </w:rPr>
+        <w:t>对第三类企业，可通过股东穿透识别其券商系投资方作为参考——券商私募子公司或其管理的基金进入股东名册，通常意味着该券商与企业已有业务接触，未来承接保荐业务的可能性相对更高。但需要明确：券商系股东身份不等于保荐关系，二者不能相互推定，下表中已分列两栏。</w:t>
       </w:r>
     </w:p>
     <w:p>
@@ -15355,10 +15366,11 @@
         <w:tblLook w:firstColumn="1" w:firstRow="1" w:lastColumn="0" w:lastRow="0" w:noHBand="0" w:noVBand="1" w:val="04A0"/>
       </w:tblPr>
       <w:tblGrid>
-        <w:gridCol w:w="2076"/>
-        <w:gridCol w:w="2076"/>
-        <w:gridCol w:w="2076"/>
-        <w:gridCol w:w="2076"/>
+        <w:gridCol w:w="1661"/>
+        <w:gridCol w:w="1661"/>
+        <w:gridCol w:w="1661"/>
+        <w:gridCol w:w="1661"/>
+        <w:gridCol w:w="1661"/>
       </w:tblGrid>
       <w:tr>
         <w:trPr>
@@ -15368,7 +15380,7 @@
         </w:trPr>
         <w:tc>
           <w:tcPr>
-            <w:tcW w:w="583" w:type="pct"/>
+            <w:tcW w:w="492" w:type="pct"/>
             <w:tcBorders>
               <w:top w:val="single" w:sz="12" w:space="0" w:color="010000"/>
               <w:bottom w:val="single" w:sz="4" w:space="0" w:color="010000"/>
@@ -15394,7 +15406,7 @@
         </w:tc>
         <w:tc>
           <w:tcPr>
-            <w:tcW w:w="1250" w:type="pct"/>
+            <w:tcW w:w="985" w:type="pct"/>
             <w:tcBorders>
               <w:top w:val="single" w:sz="12" w:space="0" w:color="010000"/>
               <w:bottom w:val="single" w:sz="4" w:space="0" w:color="010000"/>
@@ -15420,7 +15432,7 @@
         </w:tc>
         <w:tc>
           <w:tcPr>
-            <w:tcW w:w="917" w:type="pct"/>
+            <w:tcW w:w="758" w:type="pct"/>
             <w:tcBorders>
               <w:top w:val="single" w:sz="12" w:space="0" w:color="010000"/>
               <w:bottom w:val="single" w:sz="4" w:space="0" w:color="010000"/>
@@ -15440,13 +15452,39 @@
                 <w:color w:val="000000"/>
                 <w:sz w:val="21"/>
               </w:rPr>
-              <w:t>中介机构</w:t>
-            </w:r>
-          </w:p>
-        </w:tc>
-        <w:tc>
-          <w:tcPr>
-            <w:tcW w:w="2250" w:type="pct"/>
+              <w:t>保荐/辅导机构</w:t>
+            </w:r>
+          </w:p>
+        </w:tc>
+        <w:tc>
+          <w:tcPr>
+            <w:tcW w:w="1326" w:type="pct"/>
+            <w:tcBorders>
+              <w:top w:val="single" w:sz="12" w:space="0" w:color="010000"/>
+              <w:bottom w:val="single" w:sz="4" w:space="0" w:color="010000"/>
+            </w:tcBorders>
+            <w:vAlign w:val="center"/>
+          </w:tcPr>
+          <w:p>
+            <w:pPr>
+              <w:keepNext/>
+              <w:jc w:val="center"/>
+            </w:pPr>
+            <w:r/>
+            <w:r>
+              <w:rPr>
+                <w:rFonts w:hint="eastAsia"/>
+                <w:b/>
+                <w:color w:val="000000"/>
+                <w:sz w:val="21"/>
+              </w:rPr>
+              <w:t>券商系股东或投资方（供参考，非保荐关系）</w:t>
+            </w:r>
+          </w:p>
+        </w:tc>
+        <w:tc>
+          <w:tcPr>
+            <w:tcW w:w="1439" w:type="pct"/>
             <w:tcBorders>
               <w:top w:val="single" w:sz="12" w:space="0" w:color="010000"/>
               <w:bottom w:val="single" w:sz="4" w:space="0" w:color="010000"/>
@@ -15478,7 +15516,7 @@
         </w:trPr>
         <w:tc>
           <w:tcPr>
-            <w:tcW w:w="583" w:type="pct"/>
+            <w:tcW w:w="492" w:type="pct"/>
             <w:tcBorders>
               <w:top w:val="single" w:sz="4" w:space="0" w:color="010000"/>
             </w:tcBorders>
@@ -15501,7 +15539,7 @@
         </w:tc>
         <w:tc>
           <w:tcPr>
-            <w:tcW w:w="1250" w:type="pct"/>
+            <w:tcW w:w="985" w:type="pct"/>
             <w:tcBorders>
               <w:top w:val="single" w:sz="4" w:space="0" w:color="010000"/>
             </w:tcBorders>
@@ -15524,30 +15562,53 @@
         </w:tc>
         <w:tc>
           <w:tcPr>
-            <w:tcW w:w="917" w:type="pct"/>
-            <w:tcBorders>
-              <w:top w:val="single" w:sz="4" w:space="0" w:color="010000"/>
-            </w:tcBorders>
-            <w:vAlign w:val="center"/>
-          </w:tcPr>
-          <w:p>
-            <w:pPr>
-              <w:jc w:val="left"/>
-            </w:pPr>
-            <w:r/>
-            <w:r>
-              <w:rPr>
-                <w:rFonts w:hint="eastAsia"/>
-                <w:color w:val="000000"/>
-                <w:sz w:val="21"/>
-              </w:rPr>
-              <w:t>辅导机构：东方证券</w:t>
-            </w:r>
-          </w:p>
-        </w:tc>
-        <w:tc>
-          <w:tcPr>
-            <w:tcW w:w="2250" w:type="pct"/>
+            <w:tcW w:w="758" w:type="pct"/>
+            <w:tcBorders>
+              <w:top w:val="single" w:sz="4" w:space="0" w:color="010000"/>
+            </w:tcBorders>
+            <w:vAlign w:val="center"/>
+          </w:tcPr>
+          <w:p>
+            <w:pPr>
+              <w:jc w:val="left"/>
+            </w:pPr>
+            <w:r/>
+            <w:r>
+              <w:rPr>
+                <w:rFonts w:hint="eastAsia"/>
+                <w:color w:val="000000"/>
+                <w:sz w:val="21"/>
+              </w:rPr>
+              <w:t>东方证券（辅导机构）</w:t>
+            </w:r>
+          </w:p>
+        </w:tc>
+        <w:tc>
+          <w:tcPr>
+            <w:tcW w:w="1326" w:type="pct"/>
+            <w:tcBorders>
+              <w:top w:val="single" w:sz="4" w:space="0" w:color="010000"/>
+            </w:tcBorders>
+            <w:vAlign w:val="center"/>
+          </w:tcPr>
+          <w:p>
+            <w:pPr>
+              <w:jc w:val="left"/>
+            </w:pPr>
+            <w:r/>
+            <w:r>
+              <w:rPr>
+                <w:rFonts w:hint="eastAsia"/>
+                <w:color w:val="000000"/>
+                <w:sz w:val="21"/>
+              </w:rPr>
+              <w:t>—</w:t>
+            </w:r>
+          </w:p>
+        </w:tc>
+        <w:tc>
+          <w:tcPr>
+            <w:tcW w:w="1439" w:type="pct"/>
             <w:tcBorders>
               <w:top w:val="single" w:sz="4" w:space="0" w:color="010000"/>
             </w:tcBorders>
@@ -15576,7 +15637,7 @@
         </w:trPr>
         <w:tc>
           <w:tcPr>
-            <w:tcW w:w="583" w:type="pct"/>
+            <w:tcW w:w="492" w:type="pct"/>
             <w:tcBorders>
               <w:top w:val="single" w:sz="4" w:space="0" w:color="010000"/>
             </w:tcBorders>
@@ -15599,7 +15660,7 @@
         </w:tc>
         <w:tc>
           <w:tcPr>
-            <w:tcW w:w="1250" w:type="pct"/>
+            <w:tcW w:w="985" w:type="pct"/>
             <w:tcBorders>
               <w:top w:val="single" w:sz="4" w:space="0" w:color="010000"/>
             </w:tcBorders>
@@ -15622,30 +15683,53 @@
         </w:tc>
         <w:tc>
           <w:tcPr>
-            <w:tcW w:w="917" w:type="pct"/>
-            <w:tcBorders>
-              <w:top w:val="single" w:sz="4" w:space="0" w:color="010000"/>
-            </w:tcBorders>
-            <w:vAlign w:val="center"/>
-          </w:tcPr>
-          <w:p>
-            <w:pPr>
-              <w:jc w:val="left"/>
-            </w:pPr>
-            <w:r/>
-            <w:r>
-              <w:rPr>
-                <w:rFonts w:hint="eastAsia"/>
-                <w:color w:val="000000"/>
-                <w:sz w:val="21"/>
-              </w:rPr>
-              <w:t>辅导机构：华安证券</w:t>
-            </w:r>
-          </w:p>
-        </w:tc>
-        <w:tc>
-          <w:tcPr>
-            <w:tcW w:w="2250" w:type="pct"/>
+            <w:tcW w:w="758" w:type="pct"/>
+            <w:tcBorders>
+              <w:top w:val="single" w:sz="4" w:space="0" w:color="010000"/>
+            </w:tcBorders>
+            <w:vAlign w:val="center"/>
+          </w:tcPr>
+          <w:p>
+            <w:pPr>
+              <w:jc w:val="left"/>
+            </w:pPr>
+            <w:r/>
+            <w:r>
+              <w:rPr>
+                <w:rFonts w:hint="eastAsia"/>
+                <w:color w:val="000000"/>
+                <w:sz w:val="21"/>
+              </w:rPr>
+              <w:t>华安证券（辅导机构）</w:t>
+            </w:r>
+          </w:p>
+        </w:tc>
+        <w:tc>
+          <w:tcPr>
+            <w:tcW w:w="1326" w:type="pct"/>
+            <w:tcBorders>
+              <w:top w:val="single" w:sz="4" w:space="0" w:color="010000"/>
+            </w:tcBorders>
+            <w:vAlign w:val="center"/>
+          </w:tcPr>
+          <w:p>
+            <w:pPr>
+              <w:jc w:val="left"/>
+            </w:pPr>
+            <w:r/>
+            <w:r>
+              <w:rPr>
+                <w:rFonts w:hint="eastAsia"/>
+                <w:color w:val="000000"/>
+                <w:sz w:val="21"/>
+              </w:rPr>
+              <w:t>—</w:t>
+            </w:r>
+          </w:p>
+        </w:tc>
+        <w:tc>
+          <w:tcPr>
+            <w:tcW w:w="1439" w:type="pct"/>
             <w:tcBorders>
               <w:top w:val="single" w:sz="4" w:space="0" w:color="010000"/>
             </w:tcBorders>
@@ -15674,7 +15758,7 @@
         </w:trPr>
         <w:tc>
           <w:tcPr>
-            <w:tcW w:w="583" w:type="pct"/>
+            <w:tcW w:w="492" w:type="pct"/>
             <w:tcBorders>
               <w:top w:val="single" w:sz="4" w:space="0" w:color="010000"/>
             </w:tcBorders>
@@ -15697,7 +15781,7 @@
         </w:tc>
         <w:tc>
           <w:tcPr>
-            <w:tcW w:w="1250" w:type="pct"/>
+            <w:tcW w:w="985" w:type="pct"/>
             <w:tcBorders>
               <w:top w:val="single" w:sz="4" w:space="0" w:color="010000"/>
             </w:tcBorders>
@@ -15720,47 +15804,70 @@
         </w:tc>
         <w:tc>
           <w:tcPr>
-            <w:tcW w:w="917" w:type="pct"/>
-            <w:tcBorders>
-              <w:top w:val="single" w:sz="4" w:space="0" w:color="010000"/>
-            </w:tcBorders>
-            <w:vAlign w:val="center"/>
-          </w:tcPr>
-          <w:p>
-            <w:pPr>
-              <w:jc w:val="left"/>
-            </w:pPr>
-            <w:r/>
-            <w:r>
-              <w:rPr>
-                <w:rFonts w:hint="eastAsia"/>
-                <w:color w:val="000000"/>
-                <w:sz w:val="21"/>
-              </w:rPr>
-              <w:t>保荐机构：中金公司、中信证券</w:t>
-            </w:r>
-          </w:p>
-        </w:tc>
-        <w:tc>
-          <w:tcPr>
-            <w:tcW w:w="2250" w:type="pct"/>
-            <w:tcBorders>
-              <w:top w:val="single" w:sz="4" w:space="0" w:color="010000"/>
-            </w:tcBorders>
-            <w:vAlign w:val="center"/>
-          </w:tcPr>
-          <w:p>
-            <w:pPr>
-              <w:jc w:val="left"/>
-            </w:pPr>
-            <w:r/>
-            <w:r>
-              <w:rPr>
-                <w:rFonts w:hint="eastAsia"/>
-                <w:color w:val="000000"/>
-                <w:sz w:val="21"/>
-              </w:rPr>
-              <w:t>PM01等中小尺寸双足人形机器人，PM01售价8.8万元。B轮融资2亿美元，由河南投资集团旗下汇融基金与立讯精密联合领投，估值突破100亿元；与多伦科技签署2,000台三年期框架协议。</w:t>
+            <w:tcW w:w="758" w:type="pct"/>
+            <w:tcBorders>
+              <w:top w:val="single" w:sz="4" w:space="0" w:color="010000"/>
+            </w:tcBorders>
+            <w:vAlign w:val="center"/>
+          </w:tcPr>
+          <w:p>
+            <w:pPr>
+              <w:jc w:val="left"/>
+            </w:pPr>
+            <w:r/>
+            <w:r>
+              <w:rPr>
+                <w:rFonts w:hint="eastAsia"/>
+                <w:color w:val="000000"/>
+                <w:sz w:val="21"/>
+              </w:rPr>
+              <w:t>中金公司、中信证券（保荐机构）</w:t>
+            </w:r>
+          </w:p>
+        </w:tc>
+        <w:tc>
+          <w:tcPr>
+            <w:tcW w:w="1326" w:type="pct"/>
+            <w:tcBorders>
+              <w:top w:val="single" w:sz="4" w:space="0" w:color="010000"/>
+            </w:tcBorders>
+            <w:vAlign w:val="center"/>
+          </w:tcPr>
+          <w:p>
+            <w:pPr>
+              <w:jc w:val="left"/>
+            </w:pPr>
+            <w:r/>
+            <w:r>
+              <w:rPr>
+                <w:rFonts w:hint="eastAsia"/>
+                <w:color w:val="000000"/>
+                <w:sz w:val="21"/>
+              </w:rPr>
+              <w:t>—</w:t>
+            </w:r>
+          </w:p>
+        </w:tc>
+        <w:tc>
+          <w:tcPr>
+            <w:tcW w:w="1439" w:type="pct"/>
+            <w:tcBorders>
+              <w:top w:val="single" w:sz="4" w:space="0" w:color="010000"/>
+            </w:tcBorders>
+            <w:vAlign w:val="center"/>
+          </w:tcPr>
+          <w:p>
+            <w:pPr>
+              <w:jc w:val="left"/>
+            </w:pPr>
+            <w:r/>
+            <w:r>
+              <w:rPr>
+                <w:rFonts w:hint="eastAsia"/>
+                <w:color w:val="000000"/>
+                <w:sz w:val="21"/>
+              </w:rPr>
+              <w:t>PM01等中小尺寸双足人形机器人，售价8.8万元。B轮融资2亿美元，由河南投资集团旗下汇融基金与立讯精密联合领投，估值突破100亿元；与多伦科技签署2,000台三年期框架协议。</w:t>
             </w:r>
           </w:p>
         </w:tc>
@@ -15772,7 +15879,7 @@
         </w:trPr>
         <w:tc>
           <w:tcPr>
-            <w:tcW w:w="583" w:type="pct"/>
+            <w:tcW w:w="492" w:type="pct"/>
             <w:tcBorders>
               <w:top w:val="single" w:sz="4" w:space="0" w:color="010000"/>
             </w:tcBorders>
@@ -15795,53 +15902,76 @@
         </w:tc>
         <w:tc>
           <w:tcPr>
-            <w:tcW w:w="1250" w:type="pct"/>
-            <w:tcBorders>
-              <w:top w:val="single" w:sz="4" w:space="0" w:color="010000"/>
-            </w:tcBorders>
-            <w:vAlign w:val="center"/>
-          </w:tcPr>
-          <w:p>
-            <w:pPr>
-              <w:jc w:val="left"/>
-            </w:pPr>
-            <w:r/>
-            <w:r>
-              <w:rPr>
-                <w:rFonts w:hint="eastAsia"/>
-                <w:color w:val="000000"/>
-                <w:sz w:val="21"/>
-              </w:rPr>
-              <w:t>完成E轮融资与股改，已启动科创板上市辅导准备与申报</w:t>
-            </w:r>
-          </w:p>
-        </w:tc>
-        <w:tc>
-          <w:tcPr>
-            <w:tcW w:w="917" w:type="pct"/>
-            <w:tcBorders>
-              <w:top w:val="single" w:sz="4" w:space="0" w:color="010000"/>
-            </w:tcBorders>
-            <w:vAlign w:val="center"/>
-          </w:tcPr>
-          <w:p>
-            <w:pPr>
-              <w:jc w:val="left"/>
-            </w:pPr>
-            <w:r/>
-            <w:r>
-              <w:rPr>
-                <w:rFonts w:hint="eastAsia"/>
-                <w:color w:val="000000"/>
-                <w:sz w:val="21"/>
-              </w:rPr>
-              <w:t>尚未公开披露（辅导备案未见公示）</w:t>
-            </w:r>
-          </w:p>
-        </w:tc>
-        <w:tc>
-          <w:tcPr>
-            <w:tcW w:w="2250" w:type="pct"/>
+            <w:tcW w:w="985" w:type="pct"/>
+            <w:tcBorders>
+              <w:top w:val="single" w:sz="4" w:space="0" w:color="010000"/>
+            </w:tcBorders>
+            <w:vAlign w:val="center"/>
+          </w:tcPr>
+          <w:p>
+            <w:pPr>
+              <w:jc w:val="left"/>
+            </w:pPr>
+            <w:r/>
+            <w:r>
+              <w:rPr>
+                <w:rFonts w:hint="eastAsia"/>
+                <w:color w:val="000000"/>
+                <w:sz w:val="21"/>
+              </w:rPr>
+              <w:t>2025年7月完成股改，已启动科创板上市辅导准备与申报</w:t>
+            </w:r>
+          </w:p>
+        </w:tc>
+        <w:tc>
+          <w:tcPr>
+            <w:tcW w:w="758" w:type="pct"/>
+            <w:tcBorders>
+              <w:top w:val="single" w:sz="4" w:space="0" w:color="010000"/>
+            </w:tcBorders>
+            <w:vAlign w:val="center"/>
+          </w:tcPr>
+          <w:p>
+            <w:pPr>
+              <w:jc w:val="left"/>
+            </w:pPr>
+            <w:r/>
+            <w:r>
+              <w:rPr>
+                <w:rFonts w:hint="eastAsia"/>
+                <w:color w:val="000000"/>
+                <w:sz w:val="21"/>
+              </w:rPr>
+              <w:t>尚未公开披露</w:t>
+            </w:r>
+          </w:p>
+        </w:tc>
+        <w:tc>
+          <w:tcPr>
+            <w:tcW w:w="1326" w:type="pct"/>
+            <w:tcBorders>
+              <w:top w:val="single" w:sz="4" w:space="0" w:color="010000"/>
+            </w:tcBorders>
+            <w:vAlign w:val="center"/>
+          </w:tcPr>
+          <w:p>
+            <w:pPr>
+              <w:jc w:val="left"/>
+            </w:pPr>
+            <w:r/>
+            <w:r>
+              <w:rPr>
+                <w:rFonts w:hint="eastAsia"/>
+                <w:color w:val="000000"/>
+                <w:sz w:val="21"/>
+              </w:rPr>
+              <w:t>未见券商系股东的公开披露</w:t>
+            </w:r>
+          </w:p>
+        </w:tc>
+        <w:tc>
+          <w:tcPr>
+            <w:tcW w:w="1439" w:type="pct"/>
             <w:tcBorders>
               <w:top w:val="single" w:sz="4" w:space="0" w:color="010000"/>
             </w:tcBorders>
@@ -15870,7 +16000,7 @@
         </w:trPr>
         <w:tc>
           <w:tcPr>
-            <w:tcW w:w="583" w:type="pct"/>
+            <w:tcW w:w="492" w:type="pct"/>
             <w:tcBorders>
               <w:top w:val="single" w:sz="4" w:space="0" w:color="010000"/>
             </w:tcBorders>
@@ -15893,30 +16023,30 @@
         </w:tc>
         <w:tc>
           <w:tcPr>
-            <w:tcW w:w="1250" w:type="pct"/>
-            <w:tcBorders>
-              <w:top w:val="single" w:sz="4" w:space="0" w:color="010000"/>
-            </w:tcBorders>
-            <w:vAlign w:val="center"/>
-          </w:tcPr>
-          <w:p>
-            <w:pPr>
-              <w:jc w:val="left"/>
-            </w:pPr>
-            <w:r/>
-            <w:r>
-              <w:rPr>
-                <w:rFonts w:hint="eastAsia"/>
-                <w:color w:val="000000"/>
-                <w:sz w:val="21"/>
-              </w:rPr>
-              <w:t>已完成股改，2026年3月完成新一轮融资，业内视为Pre-IPO轮，计划2026年下半年递交港股申请</w:t>
-            </w:r>
-          </w:p>
-        </w:tc>
-        <w:tc>
-          <w:tcPr>
-            <w:tcW w:w="917" w:type="pct"/>
+            <w:tcW w:w="985" w:type="pct"/>
+            <w:tcBorders>
+              <w:top w:val="single" w:sz="4" w:space="0" w:color="010000"/>
+            </w:tcBorders>
+            <w:vAlign w:val="center"/>
+          </w:tcPr>
+          <w:p>
+            <w:pPr>
+              <w:jc w:val="left"/>
+            </w:pPr>
+            <w:r/>
+            <w:r>
+              <w:rPr>
+                <w:rFonts w:hint="eastAsia"/>
+                <w:color w:val="000000"/>
+                <w:sz w:val="21"/>
+              </w:rPr>
+              <w:t>已完成股改，2026年3月完成新一轮融资并被业内视为Pre-IPO轮，计划2026年下半年递交港股申请</w:t>
+            </w:r>
+          </w:p>
+        </w:tc>
+        <w:tc>
+          <w:tcPr>
+            <w:tcW w:w="758" w:type="pct"/>
             <w:tcBorders>
               <w:top w:val="single" w:sz="4" w:space="0" w:color="010000"/>
             </w:tcBorders>
@@ -15939,24 +16069,47 @@
         </w:tc>
         <w:tc>
           <w:tcPr>
-            <w:tcW w:w="2250" w:type="pct"/>
-            <w:tcBorders>
-              <w:top w:val="single" w:sz="4" w:space="0" w:color="010000"/>
-            </w:tcBorders>
-            <w:vAlign w:val="center"/>
-          </w:tcPr>
-          <w:p>
-            <w:pPr>
-              <w:jc w:val="left"/>
-            </w:pPr>
-            <w:r/>
-            <w:r>
-              <w:rPr>
-                <w:rFonts w:hint="eastAsia"/>
-                <w:color w:val="000000"/>
-                <w:sz w:val="21"/>
-              </w:rPr>
-              <w:t>轮式双臂人形机器人及具身智能大模型（银河星脑AstraBrain）。2026年3月融资25亿元（国家大基金参与），累计融资超70亿元，投后估值超200亿元，为估值最高的未上市机器人公司之一。</w:t>
+            <w:tcW w:w="1326" w:type="pct"/>
+            <w:tcBorders>
+              <w:top w:val="single" w:sz="4" w:space="0" w:color="010000"/>
+            </w:tcBorders>
+            <w:vAlign w:val="center"/>
+          </w:tcPr>
+          <w:p>
+            <w:pPr>
+              <w:jc w:val="left"/>
+            </w:pPr>
+            <w:r/>
+            <w:r>
+              <w:rPr>
+                <w:rFonts w:hint="eastAsia"/>
+                <w:color w:val="000000"/>
+                <w:sz w:val="21"/>
+              </w:rPr>
+              <w:t>恒旭资本第四期旗舰基金（海通开元为该基金LP）间接持有</w:t>
+            </w:r>
+          </w:p>
+        </w:tc>
+        <w:tc>
+          <w:tcPr>
+            <w:tcW w:w="1439" w:type="pct"/>
+            <w:tcBorders>
+              <w:top w:val="single" w:sz="4" w:space="0" w:color="010000"/>
+            </w:tcBorders>
+            <w:vAlign w:val="center"/>
+          </w:tcPr>
+          <w:p>
+            <w:pPr>
+              <w:jc w:val="left"/>
+            </w:pPr>
+            <w:r/>
+            <w:r>
+              <w:rPr>
+                <w:rFonts w:hint="eastAsia"/>
+                <w:color w:val="000000"/>
+                <w:sz w:val="21"/>
+              </w:rPr>
+              <w:t>轮式双臂人形机器人及具身智能大模型。2026年3月融资25亿元（国家大基金参与），累计融资额居国内具身智能领域首位，投后估值超200亿元。</w:t>
             </w:r>
           </w:p>
         </w:tc>
@@ -15968,7 +16121,7 @@
         </w:trPr>
         <w:tc>
           <w:tcPr>
-            <w:tcW w:w="583" w:type="pct"/>
+            <w:tcW w:w="492" w:type="pct"/>
             <w:tcBorders>
               <w:top w:val="single" w:sz="4" w:space="0" w:color="010000"/>
             </w:tcBorders>
@@ -15991,7 +16144,7 @@
         </w:tc>
         <w:tc>
           <w:tcPr>
-            <w:tcW w:w="1250" w:type="pct"/>
+            <w:tcW w:w="985" w:type="pct"/>
             <w:tcBorders>
               <w:top w:val="single" w:sz="4" w:space="0" w:color="010000"/>
             </w:tcBorders>
@@ -16014,7 +16167,7 @@
         </w:tc>
         <w:tc>
           <w:tcPr>
-            <w:tcW w:w="917" w:type="pct"/>
+            <w:tcW w:w="758" w:type="pct"/>
             <w:tcBorders>
               <w:top w:val="single" w:sz="4" w:space="0" w:color="010000"/>
             </w:tcBorders>
@@ -16037,24 +16190,47 @@
         </w:tc>
         <w:tc>
           <w:tcPr>
-            <w:tcW w:w="2250" w:type="pct"/>
-            <w:tcBorders>
-              <w:top w:val="single" w:sz="4" w:space="0" w:color="010000"/>
-            </w:tcBorders>
-            <w:vAlign w:val="center"/>
-          </w:tcPr>
-          <w:p>
-            <w:pPr>
-              <w:jc w:val="left"/>
-            </w:pPr>
-            <w:r/>
-            <w:r>
-              <w:rPr>
-                <w:rFonts w:hint="eastAsia"/>
-                <w:color w:val="000000"/>
-                <w:sz w:val="21"/>
-              </w:rPr>
-              <w:t>具身智能整机及模型，估值突破200亿元。</w:t>
+            <w:tcW w:w="1326" w:type="pct"/>
+            <w:tcBorders>
+              <w:top w:val="single" w:sz="4" w:space="0" w:color="010000"/>
+            </w:tcBorders>
+            <w:vAlign w:val="center"/>
+          </w:tcPr>
+          <w:p>
+            <w:pPr>
+              <w:jc w:val="left"/>
+            </w:pPr>
+            <w:r/>
+            <w:r>
+              <w:rPr>
+                <w:rFonts w:hint="eastAsia"/>
+                <w:color w:val="000000"/>
+                <w:sz w:val="21"/>
+              </w:rPr>
+              <w:t>B+轮投资方含中金资本旗下基金；另有华登科技、蓝思科技、金融街资本、金浦投资、北京科创等</w:t>
+            </w:r>
+          </w:p>
+        </w:tc>
+        <w:tc>
+          <w:tcPr>
+            <w:tcW w:w="1439" w:type="pct"/>
+            <w:tcBorders>
+              <w:top w:val="single" w:sz="4" w:space="0" w:color="010000"/>
+            </w:tcBorders>
+            <w:vAlign w:val="center"/>
+          </w:tcPr>
+          <w:p>
+            <w:pPr>
+              <w:jc w:val="left"/>
+            </w:pPr>
+            <w:r/>
+            <w:r>
+              <w:rPr>
+                <w:rFonts w:hint="eastAsia"/>
+                <w:color w:val="000000"/>
+                <w:sz w:val="21"/>
+              </w:rPr>
+              <w:t>具身智能整机及模型，成立于2023年9月；A轮由蚂蚁集团独家领投，高瓴创投、IDG资本、百度风投等参与；估值突破200亿元。</w:t>
             </w:r>
           </w:p>
         </w:tc>
@@ -16066,7 +16242,7 @@
         </w:trPr>
         <w:tc>
           <w:tcPr>
-            <w:tcW w:w="583" w:type="pct"/>
+            <w:tcW w:w="492" w:type="pct"/>
             <w:tcBorders>
               <w:top w:val="single" w:sz="4" w:space="0" w:color="010000"/>
             </w:tcBorders>
@@ -16089,7 +16265,7 @@
         </w:tc>
         <w:tc>
           <w:tcPr>
-            <w:tcW w:w="1250" w:type="pct"/>
+            <w:tcW w:w="985" w:type="pct"/>
             <w:tcBorders>
               <w:top w:val="single" w:sz="4" w:space="0" w:color="010000"/>
             </w:tcBorders>
@@ -16112,7 +16288,7 @@
         </w:tc>
         <w:tc>
           <w:tcPr>
-            <w:tcW w:w="917" w:type="pct"/>
+            <w:tcW w:w="758" w:type="pct"/>
             <w:tcBorders>
               <w:top w:val="single" w:sz="4" w:space="0" w:color="010000"/>
             </w:tcBorders>
@@ -16135,7 +16311,30 @@
         </w:tc>
         <w:tc>
           <w:tcPr>
-            <w:tcW w:w="2250" w:type="pct"/>
+            <w:tcW w:w="1326" w:type="pct"/>
+            <w:tcBorders>
+              <w:top w:val="single" w:sz="4" w:space="0" w:color="010000"/>
+            </w:tcBorders>
+            <w:vAlign w:val="center"/>
+          </w:tcPr>
+          <w:p>
+            <w:pPr>
+              <w:jc w:val="left"/>
+            </w:pPr>
+            <w:r/>
+            <w:r>
+              <w:rPr>
+                <w:rFonts w:hint="eastAsia"/>
+                <w:color w:val="000000"/>
+                <w:sz w:val="21"/>
+              </w:rPr>
+              <w:t>未见券商系股东的公开披露；主要投资方为联想创投、清流资本、源码资本、阿里巴巴、金鼎资本等</w:t>
+            </w:r>
+          </w:p>
+        </w:tc>
+        <w:tc>
+          <w:tcPr>
+            <w:tcW w:w="1439" w:type="pct"/>
             <w:tcBorders>
               <w:top w:val="single" w:sz="4" w:space="0" w:color="010000"/>
             </w:tcBorders>
@@ -16164,7 +16363,7 @@
         </w:trPr>
         <w:tc>
           <w:tcPr>
-            <w:tcW w:w="583" w:type="pct"/>
+            <w:tcW w:w="492" w:type="pct"/>
             <w:tcBorders>
               <w:top w:val="single" w:sz="4" w:space="0" w:color="010000"/>
             </w:tcBorders>
@@ -16187,7 +16386,7 @@
         </w:tc>
         <w:tc>
           <w:tcPr>
-            <w:tcW w:w="1250" w:type="pct"/>
+            <w:tcW w:w="985" w:type="pct"/>
             <w:tcBorders>
               <w:top w:val="single" w:sz="4" w:space="0" w:color="010000"/>
             </w:tcBorders>
@@ -16210,7 +16409,7 @@
         </w:tc>
         <w:tc>
           <w:tcPr>
-            <w:tcW w:w="917" w:type="pct"/>
+            <w:tcW w:w="758" w:type="pct"/>
             <w:tcBorders>
               <w:top w:val="single" w:sz="4" w:space="0" w:color="010000"/>
             </w:tcBorders>
@@ -16233,7 +16432,30 @@
         </w:tc>
         <w:tc>
           <w:tcPr>
-            <w:tcW w:w="2250" w:type="pct"/>
+            <w:tcW w:w="1326" w:type="pct"/>
+            <w:tcBorders>
+              <w:top w:val="single" w:sz="4" w:space="0" w:color="010000"/>
+            </w:tcBorders>
+            <w:vAlign w:val="center"/>
+          </w:tcPr>
+          <w:p>
+            <w:pPr>
+              <w:jc w:val="left"/>
+            </w:pPr>
+            <w:r/>
+            <w:r>
+              <w:rPr>
+                <w:rFonts w:hint="eastAsia"/>
+                <w:color w:val="000000"/>
+                <w:sz w:val="21"/>
+              </w:rPr>
+              <w:t>投资方含中金战新创业投资（鹤山）合伙企业、北京机器人产业发展投资基金</w:t>
+            </w:r>
+          </w:p>
+        </w:tc>
+        <w:tc>
+          <w:tcPr>
+            <w:tcW w:w="1439" w:type="pct"/>
             <w:tcBorders>
               <w:top w:val="single" w:sz="4" w:space="0" w:color="010000"/>
             </w:tcBorders>
@@ -16262,7 +16484,7 @@
         </w:trPr>
         <w:tc>
           <w:tcPr>
-            <w:tcW w:w="583" w:type="pct"/>
+            <w:tcW w:w="492" w:type="pct"/>
             <w:tcBorders>
               <w:top w:val="single" w:sz="4" w:space="0" w:color="010000"/>
             </w:tcBorders>
@@ -16285,7 +16507,7 @@
         </w:tc>
         <w:tc>
           <w:tcPr>
-            <w:tcW w:w="1250" w:type="pct"/>
+            <w:tcW w:w="985" w:type="pct"/>
             <w:tcBorders>
               <w:top w:val="single" w:sz="4" w:space="0" w:color="010000"/>
             </w:tcBorders>
@@ -16308,7 +16530,7 @@
         </w:tc>
         <w:tc>
           <w:tcPr>
-            <w:tcW w:w="917" w:type="pct"/>
+            <w:tcW w:w="758" w:type="pct"/>
             <w:tcBorders>
               <w:top w:val="single" w:sz="4" w:space="0" w:color="010000"/>
             </w:tcBorders>
@@ -16331,24 +16553,47 @@
         </w:tc>
         <w:tc>
           <w:tcPr>
-            <w:tcW w:w="2250" w:type="pct"/>
-            <w:tcBorders>
-              <w:top w:val="single" w:sz="4" w:space="0" w:color="010000"/>
-            </w:tcBorders>
-            <w:vAlign w:val="center"/>
-          </w:tcPr>
-          <w:p>
-            <w:pPr>
-              <w:jc w:val="left"/>
-            </w:pPr>
-            <w:r/>
-            <w:r>
-              <w:rPr>
-                <w:rFonts w:hint="eastAsia"/>
-                <w:color w:val="000000"/>
-                <w:sz w:val="21"/>
-              </w:rPr>
-              <w:t>AGI原生通用智能机器人。2026年2月完成超10亿元B轮（国泰海通等参投），估值超100亿元；6月完成50亿元新融资，估值超200亿元。</w:t>
+            <w:tcW w:w="1326" w:type="pct"/>
+            <w:tcBorders>
+              <w:top w:val="single" w:sz="4" w:space="0" w:color="010000"/>
+            </w:tcBorders>
+            <w:vAlign w:val="center"/>
+          </w:tcPr>
+          <w:p>
+            <w:pPr>
+              <w:jc w:val="left"/>
+            </w:pPr>
+            <w:r/>
+            <w:r>
+              <w:rPr>
+                <w:rFonts w:hint="eastAsia"/>
+                <w:color w:val="000000"/>
+                <w:sz w:val="21"/>
+              </w:rPr>
+              <w:t>投资方含中金资本、中信建投、国泰海通，以及招商局资本、洪泰资本、金沙江联合资本、博华资本、航信资本等</w:t>
+            </w:r>
+          </w:p>
+        </w:tc>
+        <w:tc>
+          <w:tcPr>
+            <w:tcW w:w="1439" w:type="pct"/>
+            <w:tcBorders>
+              <w:top w:val="single" w:sz="4" w:space="0" w:color="010000"/>
+            </w:tcBorders>
+            <w:vAlign w:val="center"/>
+          </w:tcPr>
+          <w:p>
+            <w:pPr>
+              <w:jc w:val="left"/>
+            </w:pPr>
+            <w:r/>
+            <w:r>
+              <w:rPr>
+                <w:rFonts w:hint="eastAsia"/>
+                <w:color w:val="000000"/>
+                <w:sz w:val="21"/>
+              </w:rPr>
+              <w:t>AGI原生通用智能机器人。2026年2月完成超10亿元B轮，估值超100亿元；6月完成新一轮融资，估值超200亿元，为大湾区最大具身智能独角兽。</w:t>
             </w:r>
           </w:p>
         </w:tc>
@@ -16360,7 +16605,7 @@
         </w:trPr>
         <w:tc>
           <w:tcPr>
-            <w:tcW w:w="583" w:type="pct"/>
+            <w:tcW w:w="492" w:type="pct"/>
             <w:tcBorders>
               <w:top w:val="single" w:sz="4" w:space="0" w:color="010000"/>
             </w:tcBorders>
@@ -16383,7 +16628,7 @@
         </w:tc>
         <w:tc>
           <w:tcPr>
-            <w:tcW w:w="1250" w:type="pct"/>
+            <w:tcW w:w="985" w:type="pct"/>
             <w:tcBorders>
               <w:top w:val="single" w:sz="4" w:space="0" w:color="010000"/>
             </w:tcBorders>
@@ -16406,7 +16651,7 @@
         </w:tc>
         <w:tc>
           <w:tcPr>
-            <w:tcW w:w="917" w:type="pct"/>
+            <w:tcW w:w="758" w:type="pct"/>
             <w:tcBorders>
               <w:top w:val="single" w:sz="4" w:space="0" w:color="010000"/>
             </w:tcBorders>
@@ -16429,24 +16674,47 @@
         </w:tc>
         <w:tc>
           <w:tcPr>
-            <w:tcW w:w="2250" w:type="pct"/>
-            <w:tcBorders>
-              <w:top w:val="single" w:sz="4" w:space="0" w:color="010000"/>
-            </w:tcBorders>
-            <w:vAlign w:val="center"/>
-          </w:tcPr>
-          <w:p>
-            <w:pPr>
-              <w:jc w:val="left"/>
-            </w:pPr>
-            <w:r/>
-            <w:r>
-              <w:rPr>
-                <w:rFonts w:hint="eastAsia"/>
-                <w:color w:val="000000"/>
-                <w:sz w:val="21"/>
-              </w:rPr>
-              <w:t>超仿生类人机器人与仿生情感交互（以高仿真"脸"为核心）。A2轮由中信金石与吉利资本联合领投，中信证券国际资本、国泰君安创新投等跟投。</w:t>
+            <w:tcW w:w="1326" w:type="pct"/>
+            <w:tcBorders>
+              <w:top w:val="single" w:sz="4" w:space="0" w:color="010000"/>
+            </w:tcBorders>
+            <w:vAlign w:val="center"/>
+          </w:tcPr>
+          <w:p>
+            <w:pPr>
+              <w:jc w:val="left"/>
+            </w:pPr>
+            <w:r/>
+            <w:r>
+              <w:rPr>
+                <w:rFonts w:hint="eastAsia"/>
+                <w:color w:val="000000"/>
+                <w:sz w:val="21"/>
+              </w:rPr>
+              <w:t>A2轮跟投方含中信证券国际资本、国泰君安创新投；由中信金石与吉利资本联合领投</w:t>
+            </w:r>
+          </w:p>
+        </w:tc>
+        <w:tc>
+          <w:tcPr>
+            <w:tcW w:w="1439" w:type="pct"/>
+            <w:tcBorders>
+              <w:top w:val="single" w:sz="4" w:space="0" w:color="010000"/>
+            </w:tcBorders>
+            <w:vAlign w:val="center"/>
+          </w:tcPr>
+          <w:p>
+            <w:pPr>
+              <w:jc w:val="left"/>
+            </w:pPr>
+            <w:r/>
+            <w:r>
+              <w:rPr>
+                <w:rFonts w:hint="eastAsia"/>
+                <w:color w:val="000000"/>
+                <w:sz w:val="21"/>
+              </w:rPr>
+              <w:t>超仿生类人机器人与仿生情感交互（以高仿真"脸"为核心）。</w:t>
             </w:r>
           </w:p>
         </w:tc>
@@ -16458,7 +16726,7 @@
         </w:trPr>
         <w:tc>
           <w:tcPr>
-            <w:tcW w:w="583" w:type="pct"/>
+            <w:tcW w:w="492" w:type="pct"/>
             <w:tcBorders>
               <w:top w:val="single" w:sz="4" w:space="0" w:color="010000"/>
             </w:tcBorders>
@@ -16481,7 +16749,7 @@
         </w:tc>
         <w:tc>
           <w:tcPr>
-            <w:tcW w:w="1250" w:type="pct"/>
+            <w:tcW w:w="985" w:type="pct"/>
             <w:tcBorders>
               <w:top w:val="single" w:sz="4" w:space="0" w:color="010000"/>
             </w:tcBorders>
@@ -16504,7 +16772,7 @@
         </w:tc>
         <w:tc>
           <w:tcPr>
-            <w:tcW w:w="917" w:type="pct"/>
+            <w:tcW w:w="758" w:type="pct"/>
             <w:tcBorders>
               <w:top w:val="single" w:sz="4" w:space="0" w:color="010000"/>
             </w:tcBorders>
@@ -16527,7 +16795,30 @@
         </w:tc>
         <w:tc>
           <w:tcPr>
-            <w:tcW w:w="2250" w:type="pct"/>
+            <w:tcW w:w="1326" w:type="pct"/>
+            <w:tcBorders>
+              <w:top w:val="single" w:sz="4" w:space="0" w:color="010000"/>
+            </w:tcBorders>
+            <w:vAlign w:val="center"/>
+          </w:tcPr>
+          <w:p>
+            <w:pPr>
+              <w:jc w:val="left"/>
+            </w:pPr>
+            <w:r/>
+            <w:r>
+              <w:rPr>
+                <w:rFonts w:hint="eastAsia"/>
+                <w:color w:val="000000"/>
+                <w:sz w:val="21"/>
+              </w:rPr>
+              <w:t>未见券商系股东的公开披露；由魔法工场（无锡）科技有限公司全资持股</w:t>
+            </w:r>
+          </w:p>
+        </w:tc>
+        <w:tc>
+          <w:tcPr>
+            <w:tcW w:w="1439" w:type="pct"/>
             <w:tcBorders>
               <w:top w:val="single" w:sz="4" w:space="0" w:color="010000"/>
             </w:tcBorders>
@@ -16561,7 +16852,7 @@
           <w:sz w:val="11"/>
           <w:szCs w:val="11"/>
         </w:rPr>
-        <w:t>数据来源：委托方提供的Wind整理成果；中国证监会及各地证监局辅导备案公示；港交所披露文件及公开报道。标注"尚未公开披露"的企业均为仅完成股份制改造、尚未在证监局办理辅导备案且未向交易所递表，法定程序尚未启动，故中介机构无公开披露渠道，本报告不作推测；如后续启动辅导或递表，可通过证监局辅导备案公示或交易所递表文件查得。</w:t>
+        <w:t>数据来源：委托方提供的Wind整理成果；中国证监会及各地证监局辅导备案公示；港交所披露文件；公开融资报道及企业工商信息。"券商系股东或投资方"一栏系通过股东穿透与融资报道整理，仅反映券商与企业已有股权层面的接触，不代表已建立保荐或辅导关系，两者不可相互推定；标注"尚未公开披露"的企业均为仅完成股份制改造、尚未在证监局办理辅导备案且未向交易所递表，法定程序尚未启动。</w:t>
       </w:r>
     </w:p>
     <w:p>

--- a/output/交付物/中国人形机器人产业链研究.docx
+++ b/output/交付物/中国人形机器人产业链研究.docx
@@ -11894,7 +11894,7 @@
                 <w:color w:val="000000"/>
                 <w:sz w:val="21"/>
               </w:rPr>
-              <w:t>港交所，2023年12月</w:t>
+              <w:t>港交所，2023年12月29日</w:t>
             </w:r>
           </w:p>
         </w:tc>
@@ -11917,7 +11917,7 @@
                 <w:color w:val="000000"/>
                 <w:sz w:val="21"/>
               </w:rPr>
-              <w:t>国泰君安国际（联席保荐）</w:t>
+              <w:t>国泰君安国际（独家保荐）</w:t>
             </w:r>
           </w:p>
         </w:tc>
@@ -12015,7 +12015,7 @@
                 <w:color w:val="000000"/>
                 <w:sz w:val="21"/>
               </w:rPr>
-              <w:t>港交所，2024年12月</w:t>
+              <w:t>港交所，2024年12月23日</w:t>
             </w:r>
           </w:p>
         </w:tc>
@@ -12038,7 +12038,7 @@
                 <w:color w:val="000000"/>
                 <w:sz w:val="21"/>
               </w:rPr>
-              <w:t>国泰君安国际（联席保荐）</w:t>
+              <w:t>国泰君安国际、农银国际（联席保荐）</w:t>
             </w:r>
           </w:p>
         </w:tc>
@@ -13019,7 +13019,7 @@
                 <w:color w:val="000000"/>
                 <w:sz w:val="21"/>
               </w:rPr>
-              <w:t>—</w:t>
+              <w:t>招银国际融资（独家保荐）</w:t>
             </w:r>
           </w:p>
         </w:tc>
@@ -13042,7 +13042,7 @@
                 <w:color w:val="000000"/>
                 <w:sz w:val="21"/>
               </w:rPr>
-              <w:t>谐波减速器、关节模组、机械臂及自动化工作站，港股"谐波减速器第一股"。2025年营收2.61亿元、谐波减速器销量29.15万台、均价571元/台、亏损1.71亿元；发行前估值约15亿元。</w:t>
+              <w:t>谐波减速器、关节模组、机械臂及自动化工作站，港股"谐波减速器第一股"。上市首日涨3.16%，市值超91亿港元；引入橡树资本、明山资本、嘉实、鼎晖、易方达等10家基石投资者。2025年营收2.61亿元、谐波减速器销量29.15万台、均价571元/台、亏损1.71亿元；发行前估值约15亿元。</w:t>
             </w:r>
           </w:p>
         </w:tc>
@@ -13180,7 +13180,7 @@
           <w:sz w:val="11"/>
           <w:szCs w:val="11"/>
         </w:rPr>
-        <w:t>数据来源：委托方提供的Wind金融数据库整理成果；上交所、深交所、北交所、港交所公开披露文件；各公司年报及公告；公开新闻报道。本表覆盖2020年以来发生首发上市、境外上市或发行定价等资本化事件、且与人形机器人产业链直接相关的企业；产业链中更早上市、本轮无新增资本化事件的公司另见表10。存在多地上市的，已在代码与上市地栏中一并列示。</w:t>
+        <w:t>数据来源：委托方提供的Wind金融数据库整理成果；上交所、深交所、北交所、港交所公开披露文件；各公司年报及公告；公开新闻报道。本表覆盖2020年以来发生首发上市、境外上市或发行定价等资本化事件、且与人形机器人产业链直接相关的企业；产业链中更早上市、本轮无新增资本化事件的公司另见表10。存在多地上市的，已在代码与上市地栏中一并列示；港股项目的保荐人以港交所招股章程封面载明的Sponsor为准，独家保荐与联席保荐已分别注明。</w:t>
       </w:r>
     </w:p>
     <w:p>
@@ -18087,7 +18087,7 @@
                 <w:color w:val="000000"/>
                 <w:sz w:val="21"/>
               </w:rPr>
-              <w:t>港交所，2023年12月</w:t>
+              <w:t>港交所，2023年12月29日</w:t>
             </w:r>
           </w:p>
         </w:tc>
@@ -18110,7 +18110,7 @@
                 <w:color w:val="000000"/>
                 <w:sz w:val="21"/>
               </w:rPr>
-              <w:t>联席保荐</w:t>
+              <w:t>独家保荐</w:t>
             </w:r>
           </w:p>
         </w:tc>
@@ -18208,7 +18208,7 @@
                 <w:color w:val="000000"/>
                 <w:sz w:val="21"/>
               </w:rPr>
-              <w:t>港交所，2024年12月</w:t>
+              <w:t>港交所，2024年12月23日</w:t>
             </w:r>
           </w:p>
         </w:tc>
@@ -18254,7 +18254,7 @@
                 <w:color w:val="000000"/>
                 <w:sz w:val="21"/>
               </w:rPr>
-              <w:t>国泰君安国际</w:t>
+              <w:t>国泰君安国际（与农银国际）</w:t>
             </w:r>
           </w:p>
         </w:tc>
@@ -21951,7 +21951,7 @@
         <w:rPr>
           <w:rFonts w:hint="eastAsia"/>
         </w:rPr>
-        <w:t>国泰海通系在本产业链已保荐上市8家、正在保荐或辅导7家（含新增的斯坦德机器人）、曾保荐但终止1家、股权投资参股7家，并通过7只产业基金形成覆盖。保荐项目覆盖上游核心零部件（绿的谐波、步科股份、新睿电子、三瑞智能、晋拓股份）与中游本体及感知（优必选、越疆科技、乐动机器人、珞石机器人、卡诺普、卧安机器人、斯坦德机器人），投资侧集中于整机与具身智能（智元、智平方、宇树、银河通用、首形科技、飒智智能）。</w:t>
+        <w:t>国泰海通系在本产业链已保荐上市8家、正在保荐或辅导7家（含新增的斯坦德机器人）、曾保荐但终止1家、股权投资参股7家，并通过7只产业基金形成覆盖。保荐项目覆盖上游核心零部件（绿的谐波、步科股份、新睿电子、三瑞智能、晋拓股份）与中游本体及感知（优必选、越疆科技、乐动机器人、珞石机器人、卡诺普、卧安机器人、斯坦德机器人），其中优必选与卡诺普为独家保荐，投资侧集中于整机与具身智能（智元、智平方、宇树、银河通用、首形科技、飒智智能）。</w:t>
       </w:r>
     </w:p>
     <w:p>

--- a/output/交付物/中国人形机器人产业链研究.docx
+++ b/output/交付物/中国人形机器人产业链研究.docx
@@ -3504,7 +3504,7 @@
                 <w:sz w:val="24"/>
                 <w:szCs w:val="24"/>
               </w:rPr>
-              <w:t xml:space="preserve">7.1 券商谱系</w:t>
+              <w:t xml:space="preserve">7.1 已保荐上市的产业链公司</w:t>
             </w:r>
             <w:r>
               <w:rPr>
@@ -3593,7 +3593,7 @@
                 <w:sz w:val="24"/>
                 <w:szCs w:val="24"/>
               </w:rPr>
-              <w:t xml:space="preserve">7.2 已保荐上市的产业链公司</w:t>
+              <w:t xml:space="preserve">7.2 正在保荐、在审或辅导中的公司</w:t>
             </w:r>
             <w:r>
               <w:rPr>
@@ -3682,7 +3682,7 @@
                 <w:sz w:val="24"/>
                 <w:szCs w:val="24"/>
               </w:rPr>
-              <w:t xml:space="preserve">7.3 正在保荐、在审或辅导中的公司</w:t>
+              <w:t xml:space="preserve">7.3 曾保荐但已终止的公司</w:t>
             </w:r>
             <w:r>
               <w:rPr>
@@ -3732,7 +3732,7 @@
                 <w:sz w:val="24"/>
                 <w:szCs w:val="24"/>
               </w:rPr>
-              <w:t>41</w:t>
+              <w:t>40</w:t>
             </w:r>
             <w:r>
               <w:rPr>
@@ -3771,7 +3771,7 @@
                 <w:sz w:val="24"/>
                 <w:szCs w:val="24"/>
               </w:rPr>
-              <w:t xml:space="preserve">7.4 曾保荐但已终止的公司</w:t>
+              <w:t xml:space="preserve">7.4 股权投资与产业基金</w:t>
             </w:r>
             <w:r>
               <w:rPr>
@@ -3821,7 +3821,7 @@
                 <w:sz w:val="24"/>
                 <w:szCs w:val="24"/>
               </w:rPr>
-              <w:t>41</w:t>
+              <w:t>40</w:t>
             </w:r>
             <w:r>
               <w:rPr>
@@ -3860,7 +3860,7 @@
                 <w:sz w:val="24"/>
                 <w:szCs w:val="24"/>
               </w:rPr>
-              <w:t xml:space="preserve">7.5 股权投资与产业基金</w:t>
+              <w:t xml:space="preserve">7.5 关联全景与小结</w:t>
             </w:r>
             <w:r>
               <w:rPr>
@@ -3910,11 +3910,91 @@
                 <w:sz w:val="24"/>
                 <w:szCs w:val="24"/>
               </w:rPr>
-              <w:t>41</w:t>
-            </w:r>
-            <w:r>
-              <w:rPr>
-                <w:rFonts w:eastAsia="宋体"/>
+              <w:t>42</w:t>
+            </w:r>
+            <w:r>
+              <w:rPr>
+                <w:rFonts w:eastAsia="宋体"/>
+                <w:webHidden/>
+                <w:noProof/>
+                <w:sz w:val="24"/>
+                <w:szCs w:val="24"/>
+              </w:rPr>
+              <w:fldChar w:fldCharType="end"/>
+            </w:r>
+          </w:hyperlink>
+        </w:p>
+        <w:p>
+          <w:pPr>
+            <w:pStyle w:val="TOC1"/>
+            <w:tabs>
+              <w:tab w:val="right" w:leader="dot" w:pos="8299"/>
+            </w:tabs>
+            <w:spacing w:line="360" w:lineRule="auto"/>
+            <w:rPr>
+              <w:noProof/>
+              <w:sz w:val="24"/>
+              <w:szCs w:val="24"/>
+            </w:rPr>
+          </w:pPr>
+          <w:hyperlink w:anchor="_Toc900044" w:history="1">
+            <w:r>
+              <w:rPr>
+                <w:rStyle w:val="a5"/>
+                <w:bCs w:val="0"/>
+                <w:noProof/>
+                <w:sz w:val="24"/>
+                <w:szCs w:val="24"/>
+              </w:rPr>
+              <w:t xml:space="preserve">八、 无锡巨蟹的产业链定位与拜访关注要点</w:t>
+            </w:r>
+            <w:r>
+              <w:rPr>
+                <w:webHidden/>
+                <w:noProof/>
+                <w:sz w:val="24"/>
+                <w:szCs w:val="24"/>
+              </w:rPr>
+              <w:tab/>
+            </w:r>
+            <w:r>
+              <w:rPr>
+                <w:webHidden/>
+                <w:noProof/>
+                <w:sz w:val="24"/>
+                <w:szCs w:val="24"/>
+              </w:rPr>
+              <w:fldChar w:fldCharType="begin"/>
+            </w:r>
+            <w:r>
+              <w:rPr>
+                <w:webHidden/>
+                <w:noProof/>
+                <w:sz w:val="24"/>
+                <w:szCs w:val="24"/>
+              </w:rPr>
+              <w:instrText xml:space="preserve"> PAGEREF _Toc900044 \h </w:instrText>
+            </w:r>
+            <w:r>
+              <w:rPr>
+                <w:webHidden/>
+                <w:noProof/>
+                <w:sz w:val="24"/>
+                <w:szCs w:val="24"/>
+              </w:rPr>
+              <w:fldChar w:fldCharType="separate"/>
+            </w:r>
+            <w:r>
+              <w:rPr>
+                <w:webHidden/>
+                <w:noProof/>
+                <w:sz w:val="24"/>
+                <w:szCs w:val="24"/>
+              </w:rPr>
+              <w:t>42</w:t>
+            </w:r>
+            <w:r>
+              <w:rPr>
                 <w:webHidden/>
                 <w:noProof/>
                 <w:sz w:val="24"/>
@@ -3939,7 +4019,7 @@
               <w:szCs w:val="24"/>
             </w:rPr>
           </w:pPr>
-          <w:hyperlink w:anchor="_Toc900044" w:history="1">
+          <w:hyperlink w:anchor="_Toc900045" w:history="1">
             <w:r>
               <w:rPr>
                 <w:rStyle w:val="a5"/>
@@ -3949,7 +4029,7 @@
                 <w:sz w:val="24"/>
                 <w:szCs w:val="24"/>
               </w:rPr>
-              <w:t xml:space="preserve">7.6 关联全景与小结</w:t>
+              <w:t xml:space="preserve">8.1 公司概况与产品体系</w:t>
             </w:r>
             <w:r>
               <w:rPr>
@@ -3979,7 +4059,7 @@
                 <w:sz w:val="24"/>
                 <w:szCs w:val="24"/>
               </w:rPr>
-              <w:instrText xml:space="preserve"> PAGEREF _Toc900044 \h </w:instrText>
+              <w:instrText xml:space="preserve"> PAGEREF _Toc900045 \h </w:instrText>
             </w:r>
             <w:r>
               <w:rPr>
@@ -3999,91 +4079,11 @@
                 <w:sz w:val="24"/>
                 <w:szCs w:val="24"/>
               </w:rPr>
-              <w:t>43</w:t>
-            </w:r>
-            <w:r>
-              <w:rPr>
-                <w:rFonts w:eastAsia="宋体"/>
-                <w:webHidden/>
-                <w:noProof/>
-                <w:sz w:val="24"/>
-                <w:szCs w:val="24"/>
-              </w:rPr>
-              <w:fldChar w:fldCharType="end"/>
-            </w:r>
-          </w:hyperlink>
-        </w:p>
-        <w:p>
-          <w:pPr>
-            <w:pStyle w:val="TOC1"/>
-            <w:tabs>
-              <w:tab w:val="right" w:leader="dot" w:pos="8299"/>
-            </w:tabs>
-            <w:spacing w:line="360" w:lineRule="auto"/>
-            <w:rPr>
-              <w:noProof/>
-              <w:sz w:val="24"/>
-              <w:szCs w:val="24"/>
-            </w:rPr>
-          </w:pPr>
-          <w:hyperlink w:anchor="_Toc900045" w:history="1">
-            <w:r>
-              <w:rPr>
-                <w:rStyle w:val="a5"/>
-                <w:bCs w:val="0"/>
-                <w:noProof/>
-                <w:sz w:val="24"/>
-                <w:szCs w:val="24"/>
-              </w:rPr>
-              <w:t xml:space="preserve">八、 无锡巨蟹的产业链定位与拜访关注要点</w:t>
-            </w:r>
-            <w:r>
-              <w:rPr>
-                <w:webHidden/>
-                <w:noProof/>
-                <w:sz w:val="24"/>
-                <w:szCs w:val="24"/>
-              </w:rPr>
-              <w:tab/>
-            </w:r>
-            <w:r>
-              <w:rPr>
-                <w:webHidden/>
-                <w:noProof/>
-                <w:sz w:val="24"/>
-                <w:szCs w:val="24"/>
-              </w:rPr>
-              <w:fldChar w:fldCharType="begin"/>
-            </w:r>
-            <w:r>
-              <w:rPr>
-                <w:webHidden/>
-                <w:noProof/>
-                <w:sz w:val="24"/>
-                <w:szCs w:val="24"/>
-              </w:rPr>
-              <w:instrText xml:space="preserve"> PAGEREF _Toc900045 \h </w:instrText>
-            </w:r>
-            <w:r>
-              <w:rPr>
-                <w:webHidden/>
-                <w:noProof/>
-                <w:sz w:val="24"/>
-                <w:szCs w:val="24"/>
-              </w:rPr>
-              <w:fldChar w:fldCharType="separate"/>
-            </w:r>
-            <w:r>
-              <w:rPr>
-                <w:webHidden/>
-                <w:noProof/>
-                <w:sz w:val="24"/>
-                <w:szCs w:val="24"/>
-              </w:rPr>
-              <w:t>43</w:t>
-            </w:r>
-            <w:r>
-              <w:rPr>
+              <w:t>42</w:t>
+            </w:r>
+            <w:r>
+              <w:rPr>
+                <w:rFonts w:eastAsia="宋体"/>
                 <w:webHidden/>
                 <w:noProof/>
                 <w:sz w:val="24"/>
@@ -4118,7 +4118,7 @@
                 <w:sz w:val="24"/>
                 <w:szCs w:val="24"/>
               </w:rPr>
-              <w:t xml:space="preserve">8.1 公司概况与产品体系</w:t>
+              <w:t xml:space="preserve">8.2 产业链定位与可比公司</w:t>
             </w:r>
             <w:r>
               <w:rPr>
@@ -4207,7 +4207,7 @@
                 <w:sz w:val="24"/>
                 <w:szCs w:val="24"/>
               </w:rPr>
-              <w:t xml:space="preserve">8.2 产业链定位与可比公司</w:t>
+              <w:t xml:space="preserve">8.3 拜访关注要点</w:t>
             </w:r>
             <w:r>
               <w:rPr>
@@ -4257,7 +4257,7 @@
                 <w:sz w:val="24"/>
                 <w:szCs w:val="24"/>
               </w:rPr>
-              <w:t>44</w:t>
+              <w:t>43</w:t>
             </w:r>
             <w:r>
               <w:rPr>
@@ -4296,7 +4296,7 @@
                 <w:sz w:val="24"/>
                 <w:szCs w:val="24"/>
               </w:rPr>
-              <w:t xml:space="preserve">8.3 拜访关注要点</w:t>
+              <w:t xml:space="preserve">8.4 初步判断</w:t>
             </w:r>
             <w:r>
               <w:rPr>
@@ -4347,95 +4347,6 @@
                 <w:szCs w:val="24"/>
               </w:rPr>
               <w:t>45</w:t>
-            </w:r>
-            <w:r>
-              <w:rPr>
-                <w:rFonts w:eastAsia="宋体"/>
-                <w:webHidden/>
-                <w:noProof/>
-                <w:sz w:val="24"/>
-                <w:szCs w:val="24"/>
-              </w:rPr>
-              <w:fldChar w:fldCharType="end"/>
-            </w:r>
-          </w:hyperlink>
-        </w:p>
-        <w:p>
-          <w:pPr>
-            <w:pStyle w:val="TOC2"/>
-            <w:tabs>
-              <w:tab w:val="right" w:leader="dot" w:pos="8299"/>
-            </w:tabs>
-            <w:spacing w:line="360" w:lineRule="auto"/>
-            <w:ind w:left="400"/>
-            <w:rPr>
-              <w:rFonts w:eastAsia="宋体"/>
-              <w:noProof/>
-              <w:sz w:val="24"/>
-              <w:szCs w:val="24"/>
-            </w:rPr>
-          </w:pPr>
-          <w:hyperlink w:anchor="_Toc900049" w:history="1">
-            <w:r>
-              <w:rPr>
-                <w:rStyle w:val="a5"/>
-                <w:rFonts w:eastAsia="宋体" w:cs="宋体"/>
-                <w:bCs/>
-                <w:noProof/>
-                <w:sz w:val="24"/>
-                <w:szCs w:val="24"/>
-              </w:rPr>
-              <w:t xml:space="preserve">8.4 初步判断</w:t>
-            </w:r>
-            <w:r>
-              <w:rPr>
-                <w:rFonts w:eastAsia="宋体"/>
-                <w:webHidden/>
-                <w:noProof/>
-                <w:sz w:val="24"/>
-                <w:szCs w:val="24"/>
-              </w:rPr>
-              <w:tab/>
-            </w:r>
-            <w:r>
-              <w:rPr>
-                <w:rFonts w:eastAsia="宋体"/>
-                <w:webHidden/>
-                <w:noProof/>
-                <w:sz w:val="24"/>
-                <w:szCs w:val="24"/>
-              </w:rPr>
-              <w:fldChar w:fldCharType="begin"/>
-            </w:r>
-            <w:r>
-              <w:rPr>
-                <w:rFonts w:eastAsia="宋体"/>
-                <w:webHidden/>
-                <w:noProof/>
-                <w:sz w:val="24"/>
-                <w:szCs w:val="24"/>
-              </w:rPr>
-              <w:instrText xml:space="preserve"> PAGEREF _Toc900049 \h </w:instrText>
-            </w:r>
-            <w:r>
-              <w:rPr>
-                <w:rFonts w:eastAsia="宋体"/>
-                <w:webHidden/>
-                <w:noProof/>
-                <w:sz w:val="24"/>
-                <w:szCs w:val="24"/>
-              </w:rPr>
-              <w:fldChar w:fldCharType="separate"/>
-            </w:r>
-            <w:r>
-              <w:rPr>
-                <w:rFonts w:eastAsia="宋体"/>
-                <w:webHidden/>
-                <w:noProof/>
-                <w:sz w:val="24"/>
-                <w:szCs w:val="24"/>
-              </w:rPr>
-              <w:t>46</w:t>
             </w:r>
             <w:r>
               <w:rPr>
@@ -4462,7 +4373,7 @@
               <w:szCs w:val="24"/>
             </w:rPr>
           </w:pPr>
-          <w:hyperlink w:anchor="_Toc900050" w:history="1">
+          <w:hyperlink w:anchor="_Toc900049" w:history="1">
             <w:r>
               <w:rPr>
                 <w:rStyle w:val="a5"/>
@@ -4498,7 +4409,7 @@
                 <w:sz w:val="24"/>
                 <w:szCs w:val="24"/>
               </w:rPr>
-              <w:instrText xml:space="preserve"> PAGEREF _Toc900050 \h </w:instrText>
+              <w:instrText xml:space="preserve"> PAGEREF _Toc900049 \h </w:instrText>
             </w:r>
             <w:r>
               <w:rPr>
@@ -4516,7 +4427,7 @@
                 <w:sz w:val="24"/>
                 <w:szCs w:val="24"/>
               </w:rPr>
-              <w:t>47</w:t>
+              <w:t>45</w:t>
             </w:r>
             <w:r>
               <w:rPr>
@@ -14202,7 +14113,7 @@
                 <w:color w:val="000000"/>
                 <w:sz w:val="21"/>
               </w:rPr>
-              <w:t>优必选（09880.HK）、宇树科技（688836.SH）、越疆科技（02432.HK，A股在审）、埃斯顿（002747.SZ及H股）、拓斯达（300607.SZ）、埃夫特（688165.SH）、珞石机器人（03752.HK）、乐动机器人（01236.HK）、新睿电子（920211.BJ）、三瑞智能（301696.SZ）</w:t>
+              <w:t>优必选（09880.HK）、宇树科技（688836.SH）、越疆科技（02432.HK，A股已过会）、埃斯顿（002747.SZ及H股）、拓斯达（300607.SZ）、埃夫特（688165.SH）、珞石机器人（03752.HK）、乐动机器人（01236.HK）、新睿电子（920211.BJ）、三瑞智能（301696.SZ）</w:t>
             </w:r>
           </w:p>
         </w:tc>
@@ -16950,17 +16861,6 @@
         <w:rPr>
           <w:rFonts w:hint="eastAsia"/>
         </w:rPr>
-        <w:t>需要说明本章的收录范围：表9收录2020年以来发生首发上市、境外上市或发行定价等资本化事件的产业链企业；表10按环节补充列示产业链中已上市但本轮无新增资本化事件的公司；表11至表14分别覆盖在审递表、辅导股改、借道上市公司平台及IPO终止的企业。存在A+H等多地上市的，已在代码与上市地栏中一并列示。</w:t>
-      </w:r>
-    </w:p>
-    <w:p>
-      <w:pPr>
-        <w:pStyle w:val="a0"/>
-      </w:pPr>
-      <w:r>
-        <w:rPr>
-          <w:rFonts w:hint="eastAsia"/>
-        </w:rPr>
         <w:t>对无锡巨蟹而言，上述特征的直接含义是：作为核心零部件企业，其估值锚更接近来福谐波、绿的谐波等可比公司而非整机企业；在盈利尚未确立的阶段，资本市场更关注量产交付规模、头部客户导入情况和毛利率趋势；而节卡案例提示，核心部件自研程度将是审核与估值中的加分项。</w:t>
       </w:r>
     </w:p>
@@ -17006,7 +16906,7 @@
         <w:rPr>
           <w:rFonts w:hint="eastAsia"/>
         </w:rPr>
-        <w:t>7.1 券商谱系</w:t>
+        <w:t>7.1 已保荐上市的产业链公司</w:t>
       </w:r>
       <w:bookmarkEnd w:id="1039"/>
     </w:p>
@@ -17021,600 +16921,7 @@
           <w:b/>
           <w:sz w:val="21"/>
         </w:rPr>
-        <w:t>表13  国泰海通券商谱系与产业链关系</w:t>
-      </w:r>
-    </w:p>
-    <w:tbl>
-      <w:tblPr>
-        <w:tblW w:w="5352" w:type="pct"/>
-        <w:jc w:val="center"/>
-        <w:tblBorders>
-          <w:top w:val="single" w:sz="12" w:space="0" w:color="010000"/>
-          <w:left w:val="single" w:sz="12" w:space="0" w:color="010000"/>
-          <w:bottom w:val="single" w:sz="12" w:space="0" w:color="010000"/>
-          <w:right w:val="single" w:sz="12" w:space="0" w:color="010000"/>
-          <w:insideH w:val="single" w:sz="4" w:space="0" w:color="010000"/>
-          <w:insideV w:val="single" w:sz="4" w:space="0" w:color="010000"/>
-        </w:tblBorders>
-        <w:tblLook w:firstColumn="1" w:firstRow="1" w:lastColumn="0" w:lastRow="0" w:noHBand="0" w:noVBand="1" w:val="04A0"/>
-      </w:tblPr>
-      <w:tblGrid>
-        <w:gridCol w:w="2769"/>
-        <w:gridCol w:w="2769"/>
-        <w:gridCol w:w="2769"/>
-      </w:tblGrid>
-      <w:tr>
-        <w:trPr>
-          <w:cantSplit/>
-          <w:tblHeader/>
-          <w:jc w:val="center"/>
-        </w:trPr>
-        <w:tc>
-          <w:tcPr>
-            <w:tcW w:w="727" w:type="pct"/>
-            <w:tcBorders>
-              <w:top w:val="single" w:sz="12" w:space="0" w:color="010000"/>
-              <w:bottom w:val="single" w:sz="4" w:space="0" w:color="010000"/>
-            </w:tcBorders>
-            <w:vAlign w:val="center"/>
-          </w:tcPr>
-          <w:p>
-            <w:pPr>
-              <w:keepNext/>
-              <w:jc w:val="center"/>
-            </w:pPr>
-            <w:r/>
-            <w:r>
-              <w:rPr>
-                <w:rFonts w:hint="eastAsia"/>
-                <w:b/>
-                <w:color w:val="000000"/>
-                <w:sz w:val="21"/>
-              </w:rPr>
-              <w:t>券商主体</w:t>
-            </w:r>
-          </w:p>
-        </w:tc>
-        <w:tc>
-          <w:tcPr>
-            <w:tcW w:w="818" w:type="pct"/>
-            <w:tcBorders>
-              <w:top w:val="single" w:sz="12" w:space="0" w:color="010000"/>
-              <w:bottom w:val="single" w:sz="4" w:space="0" w:color="010000"/>
-            </w:tcBorders>
-            <w:vAlign w:val="center"/>
-          </w:tcPr>
-          <w:p>
-            <w:pPr>
-              <w:keepNext/>
-              <w:jc w:val="center"/>
-            </w:pPr>
-            <w:r/>
-            <w:r>
-              <w:rPr>
-                <w:rFonts w:hint="eastAsia"/>
-                <w:b/>
-                <w:color w:val="000000"/>
-                <w:sz w:val="21"/>
-              </w:rPr>
-              <w:t>存续时间</w:t>
-            </w:r>
-          </w:p>
-        </w:tc>
-        <w:tc>
-          <w:tcPr>
-            <w:tcW w:w="3455" w:type="pct"/>
-            <w:tcBorders>
-              <w:top w:val="single" w:sz="12" w:space="0" w:color="010000"/>
-              <w:bottom w:val="single" w:sz="4" w:space="0" w:color="010000"/>
-            </w:tcBorders>
-            <w:vAlign w:val="center"/>
-          </w:tcPr>
-          <w:p>
-            <w:pPr>
-              <w:keepNext/>
-              <w:jc w:val="center"/>
-            </w:pPr>
-            <w:r/>
-            <w:r>
-              <w:rPr>
-                <w:rFonts w:hint="eastAsia"/>
-                <w:b/>
-                <w:color w:val="000000"/>
-                <w:sz w:val="21"/>
-              </w:rPr>
-              <w:t>与人形机器人产业链的关系</w:t>
-            </w:r>
-          </w:p>
-        </w:tc>
-      </w:tr>
-      <w:tr>
-        <w:trPr>
-          <w:cantSplit/>
-          <w:jc w:val="center"/>
-        </w:trPr>
-        <w:tc>
-          <w:tcPr>
-            <w:tcW w:w="727" w:type="pct"/>
-            <w:tcBorders>
-              <w:top w:val="single" w:sz="4" w:space="0" w:color="010000"/>
-            </w:tcBorders>
-            <w:vAlign w:val="center"/>
-          </w:tcPr>
-          <w:p>
-            <w:pPr>
-              <w:jc w:val="left"/>
-            </w:pPr>
-            <w:r/>
-            <w:r>
-              <w:rPr>
-                <w:rFonts w:hint="eastAsia"/>
-                <w:color w:val="000000"/>
-                <w:sz w:val="21"/>
-              </w:rPr>
-              <w:t>国泰证券</w:t>
-            </w:r>
-          </w:p>
-        </w:tc>
-        <w:tc>
-          <w:tcPr>
-            <w:tcW w:w="818" w:type="pct"/>
-            <w:tcBorders>
-              <w:top w:val="single" w:sz="4" w:space="0" w:color="010000"/>
-            </w:tcBorders>
-            <w:vAlign w:val="center"/>
-          </w:tcPr>
-          <w:p>
-            <w:pPr>
-              <w:jc w:val="left"/>
-            </w:pPr>
-            <w:r/>
-            <w:r>
-              <w:rPr>
-                <w:rFonts w:hint="eastAsia"/>
-                <w:color w:val="000000"/>
-                <w:sz w:val="21"/>
-              </w:rPr>
-              <w:t>1992年9月至1999年8月</w:t>
-            </w:r>
-          </w:p>
-        </w:tc>
-        <w:tc>
-          <w:tcPr>
-            <w:tcW w:w="3455" w:type="pct"/>
-            <w:tcBorders>
-              <w:top w:val="single" w:sz="4" w:space="0" w:color="010000"/>
-            </w:tcBorders>
-            <w:vAlign w:val="center"/>
-          </w:tcPr>
-          <w:p>
-            <w:pPr>
-              <w:jc w:val="left"/>
-            </w:pPr>
-            <w:r/>
-            <w:r>
-              <w:rPr>
-                <w:rFonts w:hint="eastAsia"/>
-                <w:color w:val="000000"/>
-                <w:sz w:val="21"/>
-              </w:rPr>
-              <w:t>在上海成立，国泰君安前身之一。存续期间人形机器人产业尚未兴起，无直接保荐或投资关联。</w:t>
-            </w:r>
-          </w:p>
-        </w:tc>
-      </w:tr>
-      <w:tr>
-        <w:trPr>
-          <w:cantSplit/>
-          <w:jc w:val="center"/>
-        </w:trPr>
-        <w:tc>
-          <w:tcPr>
-            <w:tcW w:w="727" w:type="pct"/>
-            <w:tcBorders>
-              <w:top w:val="single" w:sz="4" w:space="0" w:color="010000"/>
-            </w:tcBorders>
-            <w:vAlign w:val="center"/>
-          </w:tcPr>
-          <w:p>
-            <w:pPr>
-              <w:jc w:val="left"/>
-            </w:pPr>
-            <w:r/>
-            <w:r>
-              <w:rPr>
-                <w:rFonts w:hint="eastAsia"/>
-                <w:color w:val="000000"/>
-                <w:sz w:val="21"/>
-              </w:rPr>
-              <w:t>君安证券</w:t>
-            </w:r>
-          </w:p>
-        </w:tc>
-        <w:tc>
-          <w:tcPr>
-            <w:tcW w:w="818" w:type="pct"/>
-            <w:tcBorders>
-              <w:top w:val="single" w:sz="4" w:space="0" w:color="010000"/>
-            </w:tcBorders>
-            <w:vAlign w:val="center"/>
-          </w:tcPr>
-          <w:p>
-            <w:pPr>
-              <w:jc w:val="left"/>
-            </w:pPr>
-            <w:r/>
-            <w:r>
-              <w:rPr>
-                <w:rFonts w:hint="eastAsia"/>
-                <w:color w:val="000000"/>
-                <w:sz w:val="21"/>
-              </w:rPr>
-              <w:t>1992年10月至1999年8月</w:t>
-            </w:r>
-          </w:p>
-        </w:tc>
-        <w:tc>
-          <w:tcPr>
-            <w:tcW w:w="3455" w:type="pct"/>
-            <w:tcBorders>
-              <w:top w:val="single" w:sz="4" w:space="0" w:color="010000"/>
-            </w:tcBorders>
-            <w:vAlign w:val="center"/>
-          </w:tcPr>
-          <w:p>
-            <w:pPr>
-              <w:jc w:val="left"/>
-            </w:pPr>
-            <w:r/>
-            <w:r>
-              <w:rPr>
-                <w:rFonts w:hint="eastAsia"/>
-                <w:color w:val="000000"/>
-                <w:sz w:val="21"/>
-              </w:rPr>
-              <w:t>在深圳成立，国泰君安前身之一。存续期间人形机器人产业尚未兴起，无直接保荐或投资关联。</w:t>
-            </w:r>
-          </w:p>
-        </w:tc>
-      </w:tr>
-      <w:tr>
-        <w:trPr>
-          <w:cantSplit/>
-          <w:jc w:val="center"/>
-        </w:trPr>
-        <w:tc>
-          <w:tcPr>
-            <w:tcW w:w="727" w:type="pct"/>
-            <w:tcBorders>
-              <w:top w:val="single" w:sz="4" w:space="0" w:color="010000"/>
-            </w:tcBorders>
-            <w:vAlign w:val="center"/>
-          </w:tcPr>
-          <w:p>
-            <w:pPr>
-              <w:jc w:val="left"/>
-            </w:pPr>
-            <w:r/>
-            <w:r>
-              <w:rPr>
-                <w:rFonts w:hint="eastAsia"/>
-                <w:color w:val="000000"/>
-                <w:sz w:val="21"/>
-              </w:rPr>
-              <w:t>国泰君安证券</w:t>
-            </w:r>
-          </w:p>
-        </w:tc>
-        <w:tc>
-          <w:tcPr>
-            <w:tcW w:w="818" w:type="pct"/>
-            <w:tcBorders>
-              <w:top w:val="single" w:sz="4" w:space="0" w:color="010000"/>
-            </w:tcBorders>
-            <w:vAlign w:val="center"/>
-          </w:tcPr>
-          <w:p>
-            <w:pPr>
-              <w:jc w:val="left"/>
-            </w:pPr>
-            <w:r/>
-            <w:r>
-              <w:rPr>
-                <w:rFonts w:hint="eastAsia"/>
-                <w:color w:val="000000"/>
-                <w:sz w:val="21"/>
-              </w:rPr>
-              <w:t>1999年8月至2025年3月</w:t>
-            </w:r>
-          </w:p>
-        </w:tc>
-        <w:tc>
-          <w:tcPr>
-            <w:tcW w:w="3455" w:type="pct"/>
-            <w:tcBorders>
-              <w:top w:val="single" w:sz="4" w:space="0" w:color="010000"/>
-            </w:tcBorders>
-            <w:vAlign w:val="center"/>
-          </w:tcPr>
-          <w:p>
-            <w:pPr>
-              <w:jc w:val="left"/>
-            </w:pPr>
-            <w:r/>
-            <w:r>
-              <w:rPr>
-                <w:rFonts w:hint="eastAsia"/>
-                <w:color w:val="000000"/>
-                <w:sz w:val="21"/>
-              </w:rPr>
-              <w:t>由国泰证券与君安证券新设合并组建。2015年A股上市（601211.SH），2017年H股上市（2611.HK）。在本产业链保荐了绿的谐波（科创板）、优必选与越疆科技（港股，经国泰君安国际）等。</w:t>
-            </w:r>
-          </w:p>
-        </w:tc>
-      </w:tr>
-      <w:tr>
-        <w:trPr>
-          <w:cantSplit/>
-          <w:jc w:val="center"/>
-        </w:trPr>
-        <w:tc>
-          <w:tcPr>
-            <w:tcW w:w="727" w:type="pct"/>
-            <w:tcBorders>
-              <w:top w:val="single" w:sz="4" w:space="0" w:color="010000"/>
-            </w:tcBorders>
-            <w:vAlign w:val="center"/>
-          </w:tcPr>
-          <w:p>
-            <w:pPr>
-              <w:jc w:val="left"/>
-            </w:pPr>
-            <w:r/>
-            <w:r>
-              <w:rPr>
-                <w:rFonts w:hint="eastAsia"/>
-                <w:color w:val="000000"/>
-                <w:sz w:val="21"/>
-              </w:rPr>
-              <w:t>海通证券</w:t>
-            </w:r>
-          </w:p>
-        </w:tc>
-        <w:tc>
-          <w:tcPr>
-            <w:tcW w:w="818" w:type="pct"/>
-            <w:tcBorders>
-              <w:top w:val="single" w:sz="4" w:space="0" w:color="010000"/>
-            </w:tcBorders>
-            <w:vAlign w:val="center"/>
-          </w:tcPr>
-          <w:p>
-            <w:pPr>
-              <w:jc w:val="left"/>
-            </w:pPr>
-            <w:r/>
-            <w:r>
-              <w:rPr>
-                <w:rFonts w:hint="eastAsia"/>
-                <w:color w:val="000000"/>
-                <w:sz w:val="21"/>
-              </w:rPr>
-              <w:t>1988年至2025年3月</w:t>
-            </w:r>
-          </w:p>
-        </w:tc>
-        <w:tc>
-          <w:tcPr>
-            <w:tcW w:w="3455" w:type="pct"/>
-            <w:tcBorders>
-              <w:top w:val="single" w:sz="4" w:space="0" w:color="010000"/>
-            </w:tcBorders>
-            <w:vAlign w:val="center"/>
-          </w:tcPr>
-          <w:p>
-            <w:pPr>
-              <w:jc w:val="left"/>
-            </w:pPr>
-            <w:r/>
-            <w:r>
-              <w:rPr>
-                <w:rFonts w:hint="eastAsia"/>
-                <w:color w:val="000000"/>
-                <w:sz w:val="21"/>
-              </w:rPr>
-              <w:t>由交通银行发起设立。2007年A股上市（600837.SH），2012年H股上市（6837.HK）。在本产业链保荐了步科股份（科创板）、新睿电子（北交所）等。</w:t>
-            </w:r>
-          </w:p>
-        </w:tc>
-      </w:tr>
-      <w:tr>
-        <w:trPr>
-          <w:cantSplit/>
-          <w:jc w:val="center"/>
-        </w:trPr>
-        <w:tc>
-          <w:tcPr>
-            <w:tcW w:w="727" w:type="pct"/>
-            <w:tcBorders>
-              <w:top w:val="single" w:sz="4" w:space="0" w:color="010000"/>
-            </w:tcBorders>
-            <w:vAlign w:val="center"/>
-          </w:tcPr>
-          <w:p>
-            <w:pPr>
-              <w:jc w:val="left"/>
-            </w:pPr>
-            <w:r/>
-            <w:r>
-              <w:rPr>
-                <w:rFonts w:hint="eastAsia"/>
-                <w:color w:val="000000"/>
-                <w:sz w:val="21"/>
-              </w:rPr>
-              <w:t>国泰海通证券</w:t>
-            </w:r>
-          </w:p>
-        </w:tc>
-        <w:tc>
-          <w:tcPr>
-            <w:tcW w:w="818" w:type="pct"/>
-            <w:tcBorders>
-              <w:top w:val="single" w:sz="4" w:space="0" w:color="010000"/>
-            </w:tcBorders>
-            <w:vAlign w:val="center"/>
-          </w:tcPr>
-          <w:p>
-            <w:pPr>
-              <w:jc w:val="left"/>
-            </w:pPr>
-            <w:r/>
-            <w:r>
-              <w:rPr>
-                <w:rFonts w:hint="eastAsia"/>
-                <w:color w:val="000000"/>
-                <w:sz w:val="21"/>
-              </w:rPr>
-              <w:t>2025年3月合并、4月完成更名至今</w:t>
-            </w:r>
-          </w:p>
-        </w:tc>
-        <w:tc>
-          <w:tcPr>
-            <w:tcW w:w="3455" w:type="pct"/>
-            <w:tcBorders>
-              <w:top w:val="single" w:sz="4" w:space="0" w:color="010000"/>
-            </w:tcBorders>
-            <w:vAlign w:val="center"/>
-          </w:tcPr>
-          <w:p>
-            <w:pPr>
-              <w:jc w:val="left"/>
-            </w:pPr>
-            <w:r/>
-            <w:r>
-              <w:rPr>
-                <w:rFonts w:hint="eastAsia"/>
-                <w:color w:val="000000"/>
-                <w:sz w:val="21"/>
-              </w:rPr>
-              <w:t>国泰君安换股吸收合并海通证券，注册资本176.3亿元，净资产行业第一。</w:t>
-            </w:r>
-          </w:p>
-        </w:tc>
-      </w:tr>
-    </w:tbl>
-    <w:p>
-      <w:pPr>
-        <w:pStyle w:val="a6"/>
-        <w:jc w:val="center"/>
-      </w:pPr>
-      <w:r>
-        <w:rPr>
-          <w:rFonts w:hint="eastAsia"/>
-          <w:sz w:val="11"/>
-          <w:szCs w:val="11"/>
-        </w:rPr>
-        <w:t>资料来源：各券商公开披露及公开报道，本报告整理。需要说明的是，国泰证券与君安证券的存续期（1992—1999年）远早于人形机器人产业兴起，本章所述关联均发生于国泰君安（1999—2025年）、海通证券（1988—2025年）及国泰海通（2025年至今）期间。</w:t>
-      </w:r>
-    </w:p>
-    <w:p>
-      <w:pPr>
-        <w:keepNext/>
-        <w:jc w:val="center"/>
-      </w:pPr>
-      <w:r>
-        <w:drawing>
-          <wp:inline xmlns:a="http://schemas.openxmlformats.org/drawingml/2006/main" xmlns:pic="http://schemas.openxmlformats.org/drawingml/2006/picture">
-            <wp:extent cx="5074920" cy="2105551"/>
-            <wp:docPr id="9" name="Picture 9"/>
-            <wp:cNvGraphicFramePr>
-              <a:graphicFrameLocks noChangeAspect="1"/>
-            </wp:cNvGraphicFramePr>
-            <a:graphic>
-              <a:graphicData uri="http://schemas.openxmlformats.org/drawingml/2006/picture">
-                <pic:pic>
-                  <pic:nvPicPr>
-                    <pic:cNvPr id="0" name="fig8.png"/>
-                    <pic:cNvPicPr/>
-                  </pic:nvPicPr>
-                  <pic:blipFill>
-                    <a:blip r:embed="rId24"/>
-                    <a:stretch>
-                      <a:fillRect/>
-                    </a:stretch>
-                  </pic:blipFill>
-                  <pic:spPr>
-                    <a:xfrm>
-                      <a:off x="0" y="0"/>
-                      <a:ext cx="5074920" cy="2105551"/>
-                    </a:xfrm>
-                    <a:prstGeom prst="rect"/>
-                  </pic:spPr>
-                </pic:pic>
-              </a:graphicData>
-            </a:graphic>
-          </wp:inline>
-        </w:drawing>
-      </w:r>
-    </w:p>
-    <w:p>
-      <w:pPr>
-        <w:jc w:val="center"/>
-      </w:pPr>
-      <w:r>
-        <w:rPr>
-          <w:rFonts w:hint="eastAsia"/>
-          <w:b/>
-          <w:sz w:val="21"/>
-        </w:rPr>
-        <w:t>图9  国泰海通系与人形机器人产业链公司的关联分布</w:t>
-      </w:r>
-    </w:p>
-    <w:p>
-      <w:pPr>
-        <w:pStyle w:val="a6"/>
-        <w:jc w:val="center"/>
-      </w:pPr>
-      <w:r>
-        <w:rPr>
-          <w:rFonts w:hint="eastAsia"/>
-          <w:sz w:val="11"/>
-          <w:szCs w:val="11"/>
-        </w:rPr>
-        <w:t>数据来源：本报告基于表13至表16统计。"已保荐上市"含国泰君安、海通证券及国泰君安国际、海通国际作为保荐人或联席保荐人的项目；"产业基金覆盖"为只数而非家数。</w:t>
-      </w:r>
-    </w:p>
-    <w:p>
-      <w:pPr>
-        <w:pStyle w:val="3"/>
-        <w:numPr>
-          <w:ilvl w:val="0"/>
-          <w:numId w:val="0"/>
-        </w:numPr>
-        <w:spacing w:before="156" w:after="156"/>
-      </w:pPr>
-      <w:bookmarkStart w:id="1040" w:name="_Toc900040"/>
-      <w:r>
-        <w:rPr>
-          <w:rFonts w:hint="eastAsia"/>
-        </w:rPr>
-        <w:t>7.2 已保荐上市的产业链公司</w:t>
-      </w:r>
-      <w:bookmarkEnd w:id="1040"/>
-    </w:p>
-    <w:p>
-      <w:pPr>
-        <w:keepNext/>
-        <w:jc w:val="center"/>
-      </w:pPr>
-      <w:r>
-        <w:rPr>
-          <w:rFonts w:hint="eastAsia"/>
-          <w:b/>
-          <w:sz w:val="21"/>
-        </w:rPr>
-        <w:t>表14  国泰海通系已保荐上市的人形机器人产业链公司</w:t>
+        <w:t>表13  国泰海通系已保荐上市的人形机器人产业链公司</w:t>
       </w:r>
     </w:p>
     <w:tbl>
@@ -18767,14 +18074,14 @@
         </w:numPr>
         <w:spacing w:before="156" w:after="156"/>
       </w:pPr>
-      <w:bookmarkStart w:id="1041" w:name="_Toc900041"/>
+      <w:bookmarkStart w:id="1040" w:name="_Toc900040"/>
       <w:r>
         <w:rPr>
           <w:rFonts w:hint="eastAsia"/>
         </w:rPr>
-        <w:t>7.3 正在保荐、在审或辅导中的公司</w:t>
+        <w:t>7.2 正在保荐、在审或辅导中的公司</w:t>
       </w:r>
-      <w:bookmarkEnd w:id="1041"/>
+      <w:bookmarkEnd w:id="1040"/>
     </w:p>
     <w:p>
       <w:pPr>
@@ -18787,7 +18094,7 @@
           <w:b/>
           <w:sz w:val="21"/>
         </w:rPr>
-        <w:t>表15  国泰海通系正在保荐、在审或辅导的相关公司</w:t>
+        <w:t>表14  国泰海通系正在保荐、在审或辅导的相关公司</w:t>
       </w:r>
     </w:p>
     <w:tbl>
@@ -19819,14 +19126,14 @@
         </w:numPr>
         <w:spacing w:before="156" w:after="156"/>
       </w:pPr>
-      <w:bookmarkStart w:id="1042" w:name="_Toc900042"/>
+      <w:bookmarkStart w:id="1041" w:name="_Toc900041"/>
       <w:r>
         <w:rPr>
           <w:rFonts w:hint="eastAsia"/>
         </w:rPr>
-        <w:t>7.4 曾保荐但已终止的公司</w:t>
+        <w:t>7.3 曾保荐但已终止的公司</w:t>
       </w:r>
-      <w:bookmarkEnd w:id="1042"/>
+      <w:bookmarkEnd w:id="1041"/>
     </w:p>
     <w:p>
       <w:pPr>
@@ -19848,14 +19155,14 @@
         </w:numPr>
         <w:spacing w:before="156" w:after="156"/>
       </w:pPr>
-      <w:bookmarkStart w:id="1043" w:name="_Toc900043"/>
+      <w:bookmarkStart w:id="1042" w:name="_Toc900042"/>
       <w:r>
         <w:rPr>
           <w:rFonts w:hint="eastAsia"/>
         </w:rPr>
-        <w:t>7.5 股权投资与产业基金</w:t>
+        <w:t>7.4 股权投资与产业基金</w:t>
       </w:r>
-      <w:bookmarkEnd w:id="1043"/>
+      <w:bookmarkEnd w:id="1042"/>
     </w:p>
     <w:p>
       <w:pPr>
@@ -19868,7 +19175,7 @@
           <w:b/>
           <w:sz w:val="21"/>
         </w:rPr>
-        <w:t>表16  国泰海通系已投资参股的机器人产业链公司</w:t>
+        <w:t>表15  国泰海通系已投资参股的机器人产业链公司</w:t>
       </w:r>
     </w:p>
     <w:tbl>
@@ -20902,7 +20209,7 @@
           <w:b/>
           <w:sz w:val="21"/>
         </w:rPr>
-        <w:t>表17  国泰海通系与机器人相关的产业基金布局</w:t>
+        <w:t>表16  国泰海通系与机器人相关的产业基金布局</w:t>
       </w:r>
     </w:p>
     <w:tbl>
@@ -21934,14 +21241,14 @@
         </w:numPr>
         <w:spacing w:before="156" w:after="156"/>
       </w:pPr>
-      <w:bookmarkStart w:id="1044" w:name="_Toc900044"/>
+      <w:bookmarkStart w:id="1043" w:name="_Toc900043"/>
       <w:r>
         <w:rPr>
           <w:rFonts w:hint="eastAsia"/>
         </w:rPr>
-        <w:t>7.6 关联全景与小结</w:t>
+        <w:t>7.5 关联全景与小结</w:t>
       </w:r>
-      <w:bookmarkEnd w:id="1044"/>
+      <w:bookmarkEnd w:id="1043"/>
     </w:p>
     <w:p>
       <w:pPr>
@@ -21954,17 +21261,6 @@
         <w:t>国泰海通系在本产业链已保荐上市8家、正在保荐或辅导7家（含新增的斯坦德机器人）、曾保荐但终止1家、股权投资参股7家，并通过7只产业基金形成覆盖。保荐项目覆盖上游核心零部件（绿的谐波、步科股份、新睿电子、三瑞智能、晋拓股份）与中游本体及感知（优必选、越疆科技、乐动机器人、珞石机器人、卡诺普、卧安机器人、斯坦德机器人），其中优必选与卡诺普为独家保荐，投资侧集中于整机与具身智能（智元、智平方、宇树、银河通用、首形科技、飒智智能）。</w:t>
       </w:r>
     </w:p>
-    <w:p>
-      <w:pPr>
-        <w:pStyle w:val="a0"/>
-      </w:pPr>
-      <w:r>
-        <w:rPr>
-          <w:rFonts w:hint="eastAsia"/>
-        </w:rPr>
-        <w:t>但谐波减速器环节仅有绿的谐波一家且为2020年的IPO项目，编码器与一体化关节模组环节则未见保荐、辅导或投资案例。无锡巨蟹所处的环节，恰是国泰海通现有项目储备中相对薄弱的部分；该环节已有绿的谐波、来福谐波作为估值参照，纽氏达特、新剑传动、智同科技等同类企业亦已进入辅导阶段。需要注意的是，已由国泰海通保荐上市的三瑞智能与新睿电子，其产品均包含电机、编码器等与无锡巨蟹重合的部件，推进类似项目时需提前厘清潜在竞争关系。</w:t>
-      </w:r>
-    </w:p>
     <w:p/>
     <w:p/>
     <w:p>
@@ -21972,7 +21268,7 @@
         <w:pStyle w:val="2"/>
         <w:spacing w:before="156" w:after="156"/>
       </w:pPr>
-      <w:bookmarkStart w:id="1045" w:name="_Toc900045"/>
+      <w:bookmarkStart w:id="1044" w:name="_Toc900044"/>
       <w:r>
         <w:rPr>
           <w:rFonts w:hint="eastAsia"/>
@@ -21980,7 +21276,7 @@
         </w:rPr>
         <w:t>无锡巨蟹的产业链定位与拜访关注要点</w:t>
       </w:r>
-      <w:bookmarkEnd w:id="1045"/>
+      <w:bookmarkEnd w:id="1044"/>
     </w:p>
     <w:p>
       <w:pPr>
@@ -21991,14 +21287,14 @@
         </w:numPr>
         <w:spacing w:before="156" w:after="156"/>
       </w:pPr>
-      <w:bookmarkStart w:id="1046" w:name="_Toc900046"/>
+      <w:bookmarkStart w:id="1045" w:name="_Toc900045"/>
       <w:r>
         <w:rPr>
           <w:rFonts w:hint="eastAsia"/>
         </w:rPr>
         <w:t>8.1 公司概况与产品体系</w:t>
       </w:r>
-      <w:bookmarkEnd w:id="1046"/>
+      <w:bookmarkEnd w:id="1045"/>
     </w:p>
     <w:p>
       <w:pPr>
@@ -22042,14 +21338,14 @@
         </w:numPr>
         <w:spacing w:before="156" w:after="156"/>
       </w:pPr>
-      <w:bookmarkStart w:id="1047" w:name="_Toc900047"/>
+      <w:bookmarkStart w:id="1046" w:name="_Toc900046"/>
       <w:r>
         <w:rPr>
           <w:rFonts w:hint="eastAsia"/>
         </w:rPr>
         <w:t>8.2 产业链定位与可比公司</w:t>
       </w:r>
-      <w:bookmarkEnd w:id="1047"/>
+      <w:bookmarkEnd w:id="1046"/>
     </w:p>
     <w:p>
       <w:pPr>
@@ -22082,14 +21378,14 @@
         </w:numPr>
         <w:spacing w:before="156" w:after="156"/>
       </w:pPr>
-      <w:bookmarkStart w:id="1048" w:name="_Toc900048"/>
+      <w:bookmarkStart w:id="1047" w:name="_Toc900047"/>
       <w:r>
         <w:rPr>
           <w:rFonts w:hint="eastAsia"/>
         </w:rPr>
         <w:t>8.3 拜访关注要点</w:t>
       </w:r>
-      <w:bookmarkEnd w:id="1048"/>
+      <w:bookmarkEnd w:id="1047"/>
     </w:p>
     <w:p>
       <w:pPr>
@@ -22113,7 +21409,7 @@
           <w:b/>
           <w:sz w:val="21"/>
         </w:rPr>
-        <w:t>表18  无锡巨蟹拜访关注要点</w:t>
+        <w:t>表17  无锡巨蟹拜访关注要点</w:t>
       </w:r>
     </w:p>
     <w:tbl>
@@ -22994,14 +22290,14 @@
         </w:numPr>
         <w:spacing w:before="156" w:after="156"/>
       </w:pPr>
-      <w:bookmarkStart w:id="1049" w:name="_Toc900049"/>
+      <w:bookmarkStart w:id="1048" w:name="_Toc900048"/>
       <w:r>
         <w:rPr>
           <w:rFonts w:hint="eastAsia"/>
         </w:rPr>
         <w:t>8.4 初步判断</w:t>
       </w:r>
-      <w:bookmarkEnd w:id="1049"/>
+      <w:bookmarkEnd w:id="1048"/>
     </w:p>
     <w:p>
       <w:pPr>
@@ -23032,7 +22328,7 @@
         <w:pStyle w:val="2"/>
         <w:spacing w:before="156" w:after="156"/>
       </w:pPr>
-      <w:bookmarkStart w:id="1050" w:name="_Toc900050"/>
+      <w:bookmarkStart w:id="1049" w:name="_Toc900049"/>
       <w:r>
         <w:rPr>
           <w:rFonts w:hint="eastAsia"/>
@@ -23040,7 +22336,7 @@
         </w:rPr>
         <w:t>主要数据来源与口径说明</w:t>
       </w:r>
-      <w:bookmarkEnd w:id="1050"/>
+      <w:bookmarkEnd w:id="1049"/>
     </w:p>
     <w:p>
       <w:pPr>
@@ -23050,7 +22346,7 @@
         <w:rPr>
           <w:rFonts w:hint="eastAsia"/>
         </w:rPr>
-        <w:t>本报告第六、七章的资本化进度与券商关联内容，以委托方提供的、基于Wind金融数据库整理的《人形机器人产业链公司资本化进度与券商关联全景研究报告》（数据截止2026年8月10日）为基础框架，经交易所公开披露文件、监管机构辅导备案公示与公开报道逐条复核后补充完善。复核中订正了三处、补充了五家公司，详见下段。其余章节的数据来源以公开可检索资料为主，包括：（1）交易所与监管机构公开披露文件，如上海证券交易所、深圳证券交易所、香港交易所的受理公告、招股说明书、发行保荐书与上市保荐书，中国证监会及各地证监局的辅导备案公示；（2）上市公司定期报告与公告，如绿的谐波2025年年度报告、优必选2025年年度报告、上纬新材相关公告；（3）第三方行业研究机构统计，主要包括高工机器人（GGII）、IDC、MIR DATABANK、中商产业研究院、中国电子学会，以及境外机构摩根士丹利、高盛的公开预测；（4）政府部门与官方媒体信息，包括工业和信息化部相关政策文件、新华网及地方政府门户网站报道；（5）行业媒体与公司公开资料，包括公司官网、世界机器人大会展商资料及产品手册、公开新闻报道。</w:t>
+        <w:t>本报告的数据来源分五类：一是交易所与监管机构的公开披露文件，包括上交所、深交所、北交所、港交所的招股说明书、发行保荐书、受理与问询公告，以及中国证监会和各地证监局的辅导备案公示；二是上市公司的定期报告与公告；三是第三方专业机构的行业统计，主要为新战略咨询与人形机器人场景应用联盟、高工机器人（GGII）、北京赛迪出版传媒与中国电子报、觅途咨询、MIR DATABANK，以及中商产业研究院、摩根士丹利、高盛的预测；四是政府部门与官方媒体发布的政策与产业信息；五是企业官网、展会资料与行业媒体报道。第六、七章的资本化进度与券商关联内容，以委托方提供的、基于Wind金融数据库整理的成果为基础框架，经上述公开文件逐条复核后补充完善。</w:t>
       </w:r>
     </w:p>
     <w:p>
@@ -23061,7 +22357,7 @@
         <w:rPr>
           <w:rFonts w:hint="eastAsia"/>
         </w:rPr>
-        <w:t>第二轮更新（2026年8月10日）在委托方提供的Wind整理成果基础上，对第六、七章作了以下处理。订正三处：一是首形科技的主营业务由"人形机器人核心部件"更正为超仿生类人机器人与仿生情感交互，其A2轮跟投主体由"国泰海通"具体化为"国泰君安创新投"；二是智元机器人赴港上市的承销机构由"中信证券"补充为中金公司、中信证券与摩根士丹利共同承销；三是卡诺普机器人的独家保荐人明确为国泰君安国际。补充五家国泰海通系相关公司：三瑞智能（301696.SZ，国泰海通保荐，2026年4月10日创业板上市）、晋拓股份（603211.SH，国泰海通保荐其2026年度定增）、智谱（国泰海通与中金公司联合辅导）、镭神技术（国泰海通辅导）、飒智智能（海通开元投资）。另补充兆威机电、来福谐波两家已上市产业链公司，并对绿的谐波、步科股份的保荐机构归属、乐聚智能的出货口径（577台为全尺寸机型口径，与含中小尺寸的约1,000台口径不同）作了说明。</w:t>
+        <w:t>关于口径需提示三点。第一，人形机器人出货量尚无统一统计标准，本报告并列使用三套口径并逐项标注来源：新战略咨询与人形机器人场景应用联盟口径为2025年中国出货约2万台，GGII口径为约1.8万台，赛迪口径为全球约1.7万台、中国企业约1.44万台；三者统计边界不同，不可直接比较。谐波减速器的份额数据统一采用GGII《全球谐波减速器市场"沉浮录"》口径。第二，未上市企业的经营数据与估值均来自公开报道，未经审计核验；估值为融资后估值或发行公告口径，不代表实际交易定价。第三，图表中的轧差与倒算数据（如2024年出货量、工业物流场景占比）已在对应图注中标明计算过程。</w:t>
       </w:r>
     </w:p>
     <w:p>
@@ -23072,40 +22368,7 @@
         <w:rPr>
           <w:rFonts w:hint="eastAsia"/>
         </w:rPr>
-        <w:t>第一轮复核（2026年8月7日）修正了以下五处：一是2025年中国出货量、市场规模、五大应用场景及中标统计的来源，由原稿误标的"高工机器人（GGII）"更正为新战略咨询与人形机器人场景应用联盟《2025—2026年度人形机器人产业发展研究报告》，GGII的对应口径为2025年约1.8万台、2024年2,400台；二是全球出货量与企业份额的来源明确为北京赛迪出版传媒与中国电子报《2025年人形机器人市场研究报告》；三是谐波减速器的竞争格局数据更正为GGII《全球谐波减速器市场"沉浮录"》口径（2024年全球工业机器人用谐波减速器TOP4份额64.13%、国产厂商份额75.11%），原稿引用的"国产化率约30%"为口径不同的二手资料，已在正文中并列提示；四是宇树科技的发行数据由招股阶段的拟募资42.02亿元、估值约420亿元，更新为2026年8月6日公告的发行价150.80元/股、发行后市值约609亿元、募资约60.99亿元；五是国泰海通保荐的晋拓股份、三瑞智能两家公司的主营业务描述据其公开披露文件更正。</w:t>
-      </w:r>
-    </w:p>
-    <w:p>
-      <w:pPr>
-        <w:pStyle w:val="a0"/>
-      </w:pPr>
-      <w:r>
-        <w:rPr>
-          <w:rFonts w:hint="eastAsia"/>
-        </w:rPr>
-        <w:t>关于口径，需要提示三点。第一，人形机器人出货量统计尚无统一标准，各机构在是否包含轮式双臂机型、是否包含半身/上肢平台等方面存在差异，本报告已对主要数据逐项标注来源与口径，同一指标的不同来源数值不宜直接比较。第二，第二梯队整机企业的出货量多来自第三方估算或企业自主披露，与企业年报口径可能存在出入，如优必选年报披露全尺寸人形机器人销量1,079台，而第三方统计将其归入400—1,000台区间。第三，未上市企业的估值均为公开报道的融资后估值，不代表实际发行定价或二级市场估值；辅导阶段企业尚未形成公开招股书，其财务数据以公开报道为准，未经审计核验。</w:t>
-      </w:r>
-    </w:p>
-    <w:p>
-      <w:pPr>
-        <w:pStyle w:val="a0"/>
-      </w:pPr>
-      <w:r>
-        <w:rPr>
-          <w:rFonts w:hint="eastAsia"/>
-        </w:rPr>
-        <w:t>本报告的图表数据、制图数据及逐条来源（含可访问的原文链接）另见配套文件《中国人形机器人产业链研究_图表数据底稿.xlsx》与《中国人形机器人产业链研究_数据来源清单.xlsx》。受本次研究所用网络环境限制，招股说明书、年度报告、行业白皮书等原始文件无法下载留存，来源清单中已逐条给出可公开访问的链接，供后续自行下载归档。</w:t>
-      </w:r>
-    </w:p>
-    <w:p>
-      <w:pPr>
-        <w:pStyle w:val="a0"/>
-      </w:pPr>
-      <w:r>
-        <w:rPr>
-          <w:rFonts w:hint="eastAsia"/>
-        </w:rPr>
-        <w:t>本报告完成于2026年8月，产业链信息核验至2026年8月7日，资本化进度与券商关联内容核验至2026年8月10日。人形机器人行业变化较快，报告中的产能规划、上市进度和融资估值等信息可能随时间发生变化，使用时请以最新公开披露为准。</w:t>
+        <w:t>本报告产业与市场数据核验至2026年8月7日，资本化进度与券商关联内容核验至2026年8月10日。逐条数据来源、口径对照与复核修正记录另见配套文件《中国人形机器人产业链研究_数据来源清单.xlsx》与《中国人形机器人产业链研究_图表数据底稿.xlsx》。</w:t>
       </w:r>
     </w:p>
     <w:sectPr>

--- a/output/交付物/中国人形机器人产业链研究.docx
+++ b/output/交付物/中国人形机器人产业链研究.docx
@@ -3732,7 +3732,7 @@
                 <w:sz w:val="24"/>
                 <w:szCs w:val="24"/>
               </w:rPr>
-              <w:t>40</w:t>
+              <w:t>41</w:t>
             </w:r>
             <w:r>
               <w:rPr>
@@ -3821,7 +3821,7 @@
                 <w:sz w:val="24"/>
                 <w:szCs w:val="24"/>
               </w:rPr>
-              <w:t>40</w:t>
+              <w:t>41</w:t>
             </w:r>
             <w:r>
               <w:rPr>
@@ -3910,7 +3910,7 @@
                 <w:sz w:val="24"/>
                 <w:szCs w:val="24"/>
               </w:rPr>
-              <w:t>42</w:t>
+              <w:t>43</w:t>
             </w:r>
             <w:r>
               <w:rPr>
@@ -3991,7 +3991,7 @@
                 <w:sz w:val="24"/>
                 <w:szCs w:val="24"/>
               </w:rPr>
-              <w:t>42</w:t>
+              <w:t>43</w:t>
             </w:r>
             <w:r>
               <w:rPr>
@@ -4079,7 +4079,7 @@
                 <w:sz w:val="24"/>
                 <w:szCs w:val="24"/>
               </w:rPr>
-              <w:t>42</w:t>
+              <w:t>43</w:t>
             </w:r>
             <w:r>
               <w:rPr>
@@ -4168,7 +4168,7 @@
                 <w:sz w:val="24"/>
                 <w:szCs w:val="24"/>
               </w:rPr>
-              <w:t>43</w:t>
+              <w:t>44</w:t>
             </w:r>
             <w:r>
               <w:rPr>
@@ -4257,7 +4257,7 @@
                 <w:sz w:val="24"/>
                 <w:szCs w:val="24"/>
               </w:rPr>
-              <w:t>43</w:t>
+              <w:t>44</w:t>
             </w:r>
             <w:r>
               <w:rPr>
@@ -4346,7 +4346,7 @@
                 <w:sz w:val="24"/>
                 <w:szCs w:val="24"/>
               </w:rPr>
-              <w:t>45</w:t>
+              <w:t>46</w:t>
             </w:r>
             <w:r>
               <w:rPr>
@@ -4427,7 +4427,7 @@
                 <w:sz w:val="24"/>
                 <w:szCs w:val="24"/>
               </w:rPr>
-              <w:t>45</w:t>
+              <w:t>46</w:t>
             </w:r>
             <w:r>
               <w:rPr>
@@ -4509,7 +4509,7 @@
         <w:rPr>
           <w:rFonts w:hint="eastAsia"/>
         </w:rPr>
-        <w:t>从产业角度看，人形机器人的价值集中在两个层面。一是"本体"层面，即由关节、传动、驱动、感知和结构件构成的硬件系统，决定机器人的负载、动态性能、可靠性和成本；二是"大脑与小脑"层面，即运动控制算法与具身智能模型，决定机器人能否在非结构化环境中完成有经济价值的任务。硬件层面的成熟度直接决定了产业能否规模化：只有当核心零部件实现批量、稳定、低成本供应，整机才可能从千台级走向万台级乃至十万台级。</w:t>
+        <w:t>从产业角度看，人形机器人的价值集中在两个层面。一是“本体”层面，即由关节、传动、驱动、感知和结构件构成的硬件系统，决定机器人的负载、动态性能、可靠性和成本；二是“大脑与小脑”层面，即运动控制算法与具身智能模型，决定机器人能否在非结构化环境中完成有经济价值的任务。硬件层面的成熟度直接决定了产业能否规模化：只有当核心零部件实现批量、稳定、低成本供应，整机才可能从千台级走向万台级乃至十万台级。</w:t>
       </w:r>
     </w:p>
     <w:p>
@@ -4520,7 +4520,7 @@
         <w:rPr>
           <w:rFonts w:hint="eastAsia"/>
         </w:rPr>
-        <w:t>2025年被行业普遍视为人形机器人的"小批量交付元年"，2026年则被多数机构定义为"规模化量产元年"。据新华网2026年1月报道及多家券商年度策略判断，2026年国内人形机器人产量有望冲刺10万台关口，行业由技术演示转向以交付、良率和成本为核心的产业竞争阶段。</w:t>
+        <w:t>2025年被行业普遍视为人形机器人的“小批量交付元年”，2026年则被多数机构定义为“规模化量产元年”。据新华网2026年1月报道及多家券商年度策略判断，2026年国内人形机器人产量有望冲刺10万台关口，行业由技术演示转向以交付、良率和成本为核心的产业竞争阶段。</w:t>
       </w:r>
     </w:p>
     <w:p>
@@ -4767,7 +4767,7 @@
                 <w:color w:val="000000"/>
                 <w:sz w:val="21"/>
               </w:rPr>
-              <w:t>旋转关节以"无框力矩电机＋谐波减速器＋双编码器＋驱动器"方案为主，腿部大扭矩关节部分采用行星滚柱丝杠线性执行器或准直驱方案；整机关节数量通常在30—40个。</w:t>
+              <w:t>旋转关节以“无框力矩电机＋谐波减速器＋双编码器＋驱动器”方案为主，腿部大扭矩关节部分采用行星滚柱丝杠线性执行器或准直驱方案；整机关节数量通常在30—40个。</w:t>
             </w:r>
           </w:p>
         </w:tc>
@@ -5130,7 +5130,7 @@
         <w:rPr>
           <w:rFonts w:hint="eastAsia"/>
         </w:rPr>
-        <w:t>人形机器人本体由执行系统、感知系统、计算系统、结构件与能源系统共同构成。其中执行系统是价值量最高、技术壁垒最集中的部分，也是无锡巨蟹智能驱动科技有限公司（以下简称"无锡巨蟹"）所处的环节。执行系统按运动形式分为旋转执行器（旋转关节）和线性执行器（直线关节）两类：旋转关节以"电机＋减速器＋编码器＋驱动器＋力矩传感器"为基本结构，广泛用于颈部、肩、肘、腕、腰和髋等部位；线性执行器以"力矩电机＋行星滚柱丝杠"为主，主要用于膝、踝等需要大推力和高刚度的部位。</w:t>
+        <w:t>人形机器人本体由执行系统、感知系统、计算系统、结构件与能源系统共同构成。其中执行系统是价值量最高、技术壁垒最集中的部分，也是无锡巨蟹智能驱动科技有限公司（以下简称“无锡巨蟹”）所处的环节。执行系统按运动形式分为旋转执行器（旋转关节）和线性执行器（直线关节）两类：旋转关节以“电机＋减速器＋编码器＋驱动器＋力矩传感器”为基本结构，广泛用于颈部、肩、肘、腕、腰和髋等部位；线性执行器以“力矩电机＋行星滚柱丝杠”为主，主要用于膝、踝等需要大推力和高刚度的部位。</w:t>
       </w:r>
     </w:p>
     <w:p>
@@ -5141,7 +5141,7 @@
         <w:rPr>
           <w:rFonts w:hint="eastAsia"/>
         </w:rPr>
-        <w:t>以旋转关节为例，各组成部分的功能分工如下：无框力矩电机（或空心杯电机）提供原始扭矩和转速；谐波减速器将高转速低扭矩转换为低转速高扭矩输出，同时保证极小的回差和较高的传动精度；编码器分别安装在电机端和输出端（即"双编码器"配置），前者用于电流环和速度环换向控制，后者用于消除减速器柔性变形和回差带来的位置误差，实现输出端的高精度闭环；驱动器完成电流采样、功率放大、力矩控制和总线通信，是关节的"神经末梢"；力矩传感器直接测量关节输出端的真实力矩，使机器人能够感知接触力并实现柔顺控制、碰撞检测和人机安全交互，是关节由"位置控制"走向"力控"的关键部件；制动器和散热结构则用于保障断电安全和连续工作能力。</w:t>
+        <w:t>以旋转关节为例，各组成部分的功能分工如下：无框力矩电机（或空心杯电机）提供原始扭矩和转速；谐波减速器将高转速低扭矩转换为低转速高扭矩输出，同时保证极小的回差和较高的传动精度；编码器分别安装在电机端和输出端（即“双编码器”配置），前者用于电流环和速度环换向控制，后者用于消除减速器柔性变形和回差带来的位置误差，实现输出端的高精度闭环；驱动器完成电流采样、功率放大、力矩控制和总线通信，是关节的“神经末梢”；力矩传感器直接测量关节输出端的真实力矩，使机器人能够感知接触力并实现柔顺控制、碰撞检测和人机安全交互，是关节由“位置控制”走向“力控”的关键部件；制动器和散热结构则用于保障断电安全和连续工作能力。</w:t>
       </w:r>
     </w:p>
     <w:p>
@@ -5152,7 +5152,7 @@
         <w:rPr>
           <w:rFonts w:hint="eastAsia"/>
         </w:rPr>
-        <w:t>所谓"一体化动力关节模组"，是指把上述部件在机械、电气和控制三个层面深度集成为一个可直接装配的标准单元，对外只保留机械安装面、动力线和通信总线接口。就无锡巨蟹的产品而言，其集成范围涵盖谐波减速器、驱动器、双编码器、力矩传感器和制动器五类部件。相较于整机厂自行采购分立部件再装配，一体化模组能够显著缩短本体开发周期，减少装配公差累积，降低线束数量和整机重量，并把关节层面的标定、补偿和保护逻辑固化在模组内部。据行业白皮书判断，一体化设计是规模化量产的必选项，无法提供一体化方案的模组厂商在未来两年将快速边缘化。无锡巨蟹的产品体系正是沿着"自研谐波减速器＋自研微型低压驱动器＋自研编码器→系列化一体化关节模组→上肢平台/机械臂"这条路径展开的，其中力矩传感器与编码器同为关节的感知部件，共同决定关节的闭环控制能力。</w:t>
+        <w:t>所谓“一体化动力关节模组”，是指把上述部件在机械、电气和控制三个层面深度集成为一个可直接装配的标准单元，对外只保留机械安装面、动力线和通信总线接口。就无锡巨蟹的产品而言，其集成范围涵盖谐波减速器、驱动器、双编码器、力矩传感器和制动器五类部件。相较于整机厂自行采购分立部件再装配，一体化模组能够显著缩短本体开发周期，减少装配公差累积，降低线束数量和整机重量，并把关节层面的标定、补偿和保护逻辑固化在模组内部。据行业白皮书判断，一体化设计是规模化量产的必选项，无法提供一体化方案的模组厂商在未来两年将快速边缘化。无锡巨蟹的产品体系正是沿着“自研谐波减速器＋自研微型低压驱动器＋自研编码器→系列化一体化关节模组→上肢平台/机械臂”这条路径展开的，其中力矩传感器与编码器同为关节的感知部件，共同决定关节的闭环控制能力。</w:t>
       </w:r>
     </w:p>
     <w:p>
@@ -5426,7 +5426,7 @@
                 <w:color w:val="000000"/>
                 <w:sz w:val="21"/>
               </w:rPr>
-              <w:t>扭矩密度是关节输出扭矩与自身重量的比值，是衡量关节模组工程水平的核心指标。人形机器人属于"自重敏感"系统，关节越重，其他关节需要承担的负载越大，因此在同等扭矩下减重具有乘数效应。</w:t>
+              <w:t>扭矩密度是关节输出扭矩与自身重量的比值，是衡量关节模组工程水平的核心指标。人形机器人属于“自重敏感”系统，关节越重，其他关节需要承担的负载越大，因此在同等扭矩下减重具有乘数效应。</w:t>
             </w:r>
           </w:p>
         </w:tc>
@@ -5686,7 +5686,7 @@
                 <w:color w:val="000000"/>
                 <w:sz w:val="21"/>
               </w:rPr>
-              <w:t>一致性指同一批次产品在扭矩、回差、精度和寿命上的离散程度；良率决定制造成本。在整机进入万台级量产后，竞争维度已由"单件性能指标"转向"批量一致性、交付稳定性和良率"，可复制的制造能力成为新的护城河。</w:t>
+              <w:t>一致性指同一批次产品在扭矩、回差、精度和寿命上的离散程度；良率决定制造成本。在整机进入万台级量产后，竞争维度已由“单件性能指标”转向“批量一致性、交付稳定性和良率”，可复制的制造能力成为新的护城河。</w:t>
             </w:r>
           </w:p>
         </w:tc>
@@ -5812,7 +5812,7 @@
         <w:rPr>
           <w:rFonts w:hint="eastAsia"/>
         </w:rPr>
-        <w:t>产业链的价值传导同时沿两个方向展开。成本方向上，谐波减速器、无框力矩电机、行星滚柱丝杠、编码器和芯片的价格变化直接决定整机BOM成本和终端定价；需求方向上，下游场景的付费意愿、政府和国资平台的采购节奏以及整机厂的产能规划，反向决定上游的订单规模、扩产节奏和价格谈判地位。2025—2026年，产业链两端同时出现明显变化：下游中标项目数量和金额快速上升，上游则因整机厂集中导入国产供应链而进入"量升价跌"阶段。</w:t>
+        <w:t>产业链的价值传导同时沿两个方向展开。成本方向上，谐波减速器、无框力矩电机、行星滚柱丝杠、编码器和芯片的价格变化直接决定整机BOM成本和终端定价；需求方向上，下游场景的付费意愿、政府和国资平台的采购节奏以及整机厂的产能规划，反向决定上游的订单规模、扩产节奏和价格谈判地位。2025—2026年，产业链两端同时出现明显变化：下游中标项目数量和金额快速上升，上游则因整机厂集中导入国产供应链而进入“量升价跌”阶段。</w:t>
       </w:r>
     </w:p>
     <w:p>
@@ -5823,7 +5823,7 @@
         <w:rPr>
           <w:rFonts w:hint="eastAsia"/>
         </w:rPr>
-        <w:t>从价值量分布看，执行与传动环节是整机中最集中的部分。据券商及第三方机构的公开测算，硬件成本约占整机成本的60%—70%，其中旋转执行器（无框力矩电机＋谐波减速器＋编码器）约占20%，线性执行器（行星滚柱丝杠＋力矩电机）约占20%，灵巧手约占15%，计算与感知约占15%，结构件与电池约占10%。按单一零部件口径，觅途咨询《2024人形机器人产业链白皮书》给出的价值占比为丝杠19.00%、无框力矩电机16.00%、减速器13.00%、力传感器11.00%、空心杯电机8.00%、轴承5.50%，可与上述功能模块口径相互印证。若按"关节模组"这一整体口径统计，据觅途咨询（M2）《2026年全球及中国人形机器人关节模组市场发展白皮书》，其在整机成本中的占比可达35%—60%；以特斯拉Optimus Gen2为例，整机硬件成本约29万元，28个一体化关节模组合计占比约54%，单套模组价格区间约4,000—6,500元。</w:t>
+        <w:t>从价值量分布看，执行与传动环节是整机中最集中的部分。据券商及第三方机构的公开测算，硬件成本约占整机成本的60%—70%，其中旋转执行器（无框力矩电机＋谐波减速器＋编码器）约占20%，线性执行器（行星滚柱丝杠＋力矩电机）约占20%，灵巧手约占15%，计算与感知约占15%，结构件与电池约占10%。按单一零部件口径，觅途咨询《2024人形机器人产业链白皮书》给出的价值占比为丝杠19.00%、无框力矩电机16.00%、减速器13.00%、力传感器11.00%、空心杯电机8.00%、轴承5.50%，可与上述功能模块口径相互印证。若按“关节模组”这一整体口径统计，据觅途咨询（M2）《2026年全球及中国人形机器人关节模组市场发展白皮书》，其在整机成本中的占比可达35%—60%；以特斯拉Optimus Gen2为例，整机硬件成本约29万元，28个一体化关节模组合计占比约54%，单套模组价格区间约4,000—6,500元。</w:t>
       </w:r>
     </w:p>
     <w:p>
@@ -5930,7 +5930,7 @@
         <w:rPr>
           <w:rFonts w:hint="eastAsia"/>
         </w:rPr>
-        <w:t>市场规模方面，据观研天下（观研报告网）统计，中国谐波减速器行业市场规模由2019年的19.09亿元增长至2023年的51.53亿元，年均复合增长率约28.18%。产能方面，据高工机器人（GGII）《全球谐波减速器市场"沉浮录"》（2025年6月11日），2024年全球谐波减速器产能489.7万台，同比增长10.37%，2025年预计达600万台，基于对人形机器人赛道的长期评估，2030年全球产能有望突破1,000万台。日本哈默纳科（Harmonic Drive）长期垄断航空航天、医疗设备等高端应用，毛利率维持在50%以上。</w:t>
+        <w:t>市场规模方面，据观研天下（观研报告网）统计，中国谐波减速器行业市场规模由2019年的19.09亿元增长至2023年的51.53亿元，年均复合增长率约28.18%。产能方面，据高工机器人（GGII）《全球谐波减速器市场“沉浮录”》（2025年6月11日），2024年全球谐波减速器产能489.7万台，同比增长10.37%，2025年预计达600万台，基于对人形机器人赛道的长期评估，2030年全球产能有望突破1,000万台。日本哈默纳科（Harmonic Drive）长期垄断航空航天、医疗设备等高端应用，毛利率维持在50%以上。</w:t>
       </w:r>
     </w:p>
     <w:p>
@@ -5941,7 +5941,7 @@
         <w:rPr>
           <w:rFonts w:hint="eastAsia"/>
         </w:rPr>
-        <w:t>竞争格局需要区分两个口径。据GGII同一份报告，全球工业机器人用谐波减速器TOP4厂商合计份额由2023年的59.36%提升至2024年的64.13%，市场集中度持续提高；国产厂商份额由2020年的48.71%提升至2021年的55.15%（首次超过外资厂商），并进一步提升至2024年的75.11%，代表厂商为绿的谐波、来福谐波、同川科技、杉川谐波等。需要提示的是，另有二手行业资料称"国内工业机器人用谐波减速器国产化率约30%、2025年有望提升至40%"，与GGII口径差异极大，本报告采用GGII数据，并提醒该指标在不同统计边界下结论差异显著，引用前须确认口径。就单家企业而言，来福谐波在其港交所上市文件中披露，按2025年出货量计算其市场占有率为21.4%，为中国机器人谐波减速器市场第二大企业；绿的谐波为国内龙头，全球份额仅次于哈默纳科。</w:t>
+        <w:t>竞争格局需要区分两个口径。据GGII同一份报告，全球工业机器人用谐波减速器TOP4厂商合计份额由2023年的59.36%提升至2024年的64.13%，市场集中度持续提高；国产厂商份额由2020年的48.71%提升至2021年的55.15%（首次超过外资厂商），并进一步提升至2024年的75.11%，代表厂商为绿的谐波、来福谐波、同川科技、杉川谐波等。需要提示的是，另有二手行业资料称“国内工业机器人用谐波减速器国产化率约30%、2025年有望提升至40%”，与GGII口径差异极大，本报告采用GGII数据，并提醒该指标在不同统计边界下结论差异显著，引用前须确认口径。就单家企业而言，来福谐波在其港交所上市文件中披露，按2025年出货量计算其市场占有率为21.4%，为中国机器人谐波减速器市场第二大企业；绿的谐波为国内龙头，全球份额仅次于哈默纳科。</w:t>
       </w:r>
     </w:p>
     <w:p>
@@ -6008,7 +6008,7 @@
           <w:sz w:val="11"/>
           <w:szCs w:val="11"/>
         </w:rPr>
-        <w:t>数据来源：高工机器人（GGII）《全球谐波减速器市场"沉浮录"》，2025年6月11日。左图为国产厂商在谐波减速器市场的份额，右图为全球工业机器人用谐波减速器TOP4厂商合计份额，两者统计边界不同，不可直接换算。</w:t>
+        <w:t>数据来源：高工机器人（GGII）《全球谐波减速器市场“沉浮录”》，2025年6月11日。左图为国产厂商在谐波减速器市场的份额，右图为全球工业机器人用谐波减速器TOP4厂商合计份额，两者统计边界不同，不可直接换算。</w:t>
       </w:r>
     </w:p>
     <w:p>
@@ -6019,7 +6019,7 @@
         <w:rPr>
           <w:rFonts w:hint="eastAsia"/>
         </w:rPr>
-        <w:t>从经营层面看，谐波减速器环节正在经历典型的"量升价跌"过程。绿的谐波2025年营业总收入5.71亿元，同比增长47.31%，归母净利润1.24亿元，同比增长121.42%，全年谐波减速器及金属部件销量42.52万台，同比增长72.48%——销量增速显著高于收入增速，说明单价在下行；公司机电一体化业务收入0.74亿元，同比增长41.28%，并已推出面向具身智能场景的轻量化专用关节模组。来福谐波2023—2025年营业收入分别为9,455万元、1.08亿元和2.61亿元，谐波减速器销量由11.53万台增至29.15万台，但平均售价由795元/台降至571元/台，降幅28.2%，谐波减速器毛利率由29.9%降至24.6%，三年累计亏损，2025年归母净亏损1.71亿元。</w:t>
+        <w:t>从经营层面看，谐波减速器环节正在经历典型的“量升价跌”过程。绿的谐波2025年营业总收入5.71亿元，同比增长47.31%，归母净利润1.24亿元，同比增长121.42%，全年谐波减速器及金属部件销量42.52万台，同比增长72.48%——销量增速显著高于收入增速，说明单价在下行；公司机电一体化业务收入0.74亿元，同比增长41.28%，并已推出面向具身智能场景的轻量化专用关节模组。来福谐波2023—2025年营业收入分别为9,455万元、1.08亿元和2.61亿元，谐波减速器销量由11.53万台增至29.15万台，但平均售价由795元/台降至571元/台，降幅28.2%，谐波减速器毛利率由29.9%降至24.6%，三年累计亏损，2025年归母净亏损1.71亿元。</w:t>
       </w:r>
     </w:p>
     <w:p>
@@ -6086,7 +6086,7 @@
           <w:sz w:val="11"/>
           <w:szCs w:val="11"/>
         </w:rPr>
-        <w:t>数据来源：绿的谐波（688017.SH）2025年年度报告、来福谐波（03952.HK）港交所上市文件及相关媒体报道。绿的谐波销量口径为"谐波减速器及金属部件"，来福谐波为"谐波减速器"，两者口径不完全一致。</w:t>
+        <w:t>数据来源：绿的谐波（688017.SH）2025年年度报告、来福谐波（03952.HK）港交所上市文件及相关媒体报道。绿的谐波销量口径为“谐波减速器及金属部件”，来福谐波为“谐波减速器”，两者口径不完全一致。</w:t>
       </w:r>
     </w:p>
     <w:p>
@@ -6097,7 +6097,7 @@
         <w:rPr>
           <w:rFonts w:hint="eastAsia"/>
         </w:rPr>
-        <w:t>对无锡巨蟹而言，谐波减速器环节的关键判断有三点：第一，人形机器人带来的增量需求真实存在但价格中枢在下移，仅靠标准品出货难以获得超额利润；第二，头部企业已在通过"减速器＋关节模组"的纵向整合抬高单客户价值量，说明单纯的部件供应商定位正在被稀释；第三，行业竞争维度已从扭矩和精度转向批量一致性、交付稳定性和良率，这对中小规模企业既是壁垒也是机会——如果能够在特定规格（如微型、超薄、非金属柔轮等差异化产品）建立稳定的批量供应能力，仍有可能形成局部优势。公开信息显示，无锡巨蟹以自研谐波减速器为核心，并具备非金属谐波减速器的制造能力，这类差异化产品在轻量化、低噪声和特殊环境应用上具有一定的技术特色。</w:t>
+        <w:t>对无锡巨蟹而言，谐波减速器环节的关键判断有三点：第一，人形机器人带来的增量需求真实存在但价格中枢在下移，仅靠标准品出货难以获得超额利润；第二，头部企业已在通过“减速器＋关节模组”的纵向整合抬高单客户价值量，说明单纯的部件供应商定位正在被稀释；第三，行业竞争维度已从扭矩和精度转向批量一致性、交付稳定性和良率，这对中小规模企业既是壁垒也是机会——如果能够在特定规格（如微型、超薄、非金属柔轮等差异化产品）建立稳定的批量供应能力，仍有可能形成局部优势。公开信息显示，无锡巨蟹以自研谐波减速器为核心，并具备非金属谐波减速器的制造能力，这类差异化产品在轻量化、低噪声和特殊环境应用上具有一定的技术特色。</w:t>
       </w:r>
     </w:p>
     <w:p>
@@ -6540,7 +6540,7 @@
                 <w:color w:val="000000"/>
                 <w:sz w:val="21"/>
               </w:rPr>
-              <w:t>标准工业伺服驱动器国产化程度已较高，但适配人形机器人的微型低压、高集成驱动器仍在快速迭代，多数由关节模组厂商或整机厂自研，形成"随模组走"的供应特征。</w:t>
+              <w:t>标准工业伺服驱动器国产化程度已较高，但适配人形机器人的微型低压、高集成驱动器仍在快速迭代，多数由关节模组厂商或整机厂自研，形成“随模组走”的供应特征。</w:t>
             </w:r>
           </w:p>
         </w:tc>
@@ -6787,7 +6787,7 @@
         <w:rPr>
           <w:rFonts w:hint="eastAsia"/>
         </w:rPr>
-        <w:t>从经营模式看，电机和编码器环节的规模效应明显，头部企业通过标准化产品和产能扩张摊薄成本；驱动器环节则更依赖与整机控制架构的深度耦合，单独销售的溢价空间有限，更多作为关节模组的组成部分实现价值。这一特征解释了为什么以谐波减速器起家的企业普遍向"减速器＋驱动＋编码器＋电机"的一体化模组延伸——把几个单独议价能力有限的部件，通过集成转化为一个具备系统性能承诺的整体产品。力矩传感器在这一集成中的作用尤为特殊：它本身外售规模有限，但决定了关节能否提供力控能力，而力控正是人形机器人区别于传统工业机器人的核心要求之一，因此自研力矩传感器的模组厂商在产品定义上具有更大的自由度。</w:t>
+        <w:t>从经营模式看，电机和编码器环节的规模效应明显，头部企业通过标准化产品和产能扩张摊薄成本；驱动器环节则更依赖与整机控制架构的深度耦合，单独销售的溢价空间有限，更多作为关节模组的组成部分实现价值。这一特征解释了为什么以谐波减速器起家的企业普遍向“减速器＋驱动＋编码器＋电机”的一体化模组延伸——把几个单独议价能力有限的部件，通过集成转化为一个具备系统性能承诺的整体产品。力矩传感器在这一集成中的作用尤为特殊：它本身外售规模有限，但决定了关节能否提供力控能力，而力控正是人形机器人区别于传统工业机器人的核心要求之一，因此自研力矩传感器的模组厂商在产品定义上具有更大的自由度。</w:t>
       </w:r>
     </w:p>
     <w:p>
@@ -6816,7 +6816,7 @@
         <w:rPr>
           <w:rFonts w:hint="eastAsia"/>
         </w:rPr>
-        <w:t>一体化动力关节模组是无锡巨蟹的核心产品，也是当前人形机器人产业链中价值量最高、竞争最激烈的环节。据行业白皮书统计，2025年全球关节模组需求约72万个，其中国产人形整机的需求占约70%；2026年全球头部整机企业合计规划产能突破10万台，实际交付预计4万—6万台，对应关节模组需求将同步放大。关节模组在整机BOM成本中占比达35%—60%，是名副其实的"大头"。</w:t>
+        <w:t>一体化动力关节模组是无锡巨蟹的核心产品，也是当前人形机器人产业链中价值量最高、竞争最激烈的环节。据行业白皮书统计，2025年全球关节模组需求约72万个，其中国产人形整机的需求占约70%；2026年全球头部整机企业合计规划产能突破10万台，实际交付预计4万—6万台，对应关节模组需求将同步放大。关节模组在整机BOM成本中占比达35%—60%，是名副其实的“大头”。</w:t>
       </w:r>
     </w:p>
     <w:p>
@@ -6827,7 +6827,7 @@
         <w:rPr>
           <w:rFonts w:hint="eastAsia"/>
         </w:rPr>
-        <w:t>技术路线上，行业正在收敛为混合架构：上半身精密关节以"谐波减速器方案"为主，下肢高动态关节以"准直驱（QDD）方案"为主，成本敏感场景使用行星减速方案。据行业白皮书判断，这一混合架构将成为中长期主流，准直驱方案已在2026年于宇树、智元等主流机型上大规模落地。这意味着谐波路线的模组厂商需要在"精度、扭矩密度、轻量化"上持续做深，而不是与准直驱在下肢正面竞争。</w:t>
+        <w:t>技术路线上，行业正在收敛为混合架构：上半身精密关节以“谐波减速器方案”为主，下肢高动态关节以“准直驱（QDD）方案”为主，成本敏感场景使用行星减速方案。据行业白皮书判断，这一混合架构将成为中长期主流，准直驱方案已在2026年于宇树、智元等主流机型上大规模落地。这意味着谐波路线的模组厂商需要在“精度、扭矩密度、轻量化”上持续做深，而不是与准直驱在下肢正面竞争。</w:t>
       </w:r>
     </w:p>
     <w:p>
@@ -7892,7 +7892,7 @@
         <w:rPr>
           <w:rFonts w:hint="eastAsia"/>
         </w:rPr>
-        <w:t>从商业模式看，当前整机厂商的收入来源可分为三类：一是本体销售，主要面向科研教育、展演和交互服务客户，单价从几万元到几十万元不等；二是"本体＋服务"的项目制交付，主要面向政府、国资平台和大型企业的数据采集中心、示范应用项目，单笔金额可达千万元乃至亿元级；三是零部件与半成品外销，部分整机厂将自研的关节模组、灵巧手、半身平台对外销售，形成"沿途下蛋"式的现金流补充。整机环节的详细企业分析见本报告第五章。</w:t>
+        <w:t>从商业模式看，当前整机厂商的收入来源可分为三类：一是本体销售，主要面向科研教育、展演和交互服务客户，单价从几万元到几十万元不等；二是“本体＋服务”的项目制交付，主要面向政府、国资平台和大型企业的数据采集中心、示范应用项目，单笔金额可达千万元乃至亿元级；三是零部件与半成品外销，部分整机厂将自研的关节模组、灵巧手、半身平台对外销售，形成“沿途下蛋”式的现金流补充。整机环节的详细企业分析见本报告第五章。</w:t>
       </w:r>
     </w:p>
     <w:p>
@@ -8617,7 +8617,7 @@
         <w:rPr>
           <w:rFonts w:hint="eastAsia"/>
         </w:rPr>
-        <w:t>人形机器人行业目前尚无统一的统计口径，不同机构在"是否包含轮式双臂机型""是否包含半身/上肢平台""按整机口径还是含服务的广义口径"等方面存在差异，因此各来源数据不宜直接比较。本报告在引用时逐一标注口径。</w:t>
+        <w:t>人形机器人行业目前尚无统一的统计口径，不同机构在“是否包含轮式双臂机型”“是否包含半身/上肢平台”“按整机口径还是含服务的广义口径”等方面存在差异，因此各来源数据不宜直接比较。本报告在引用时逐一标注口径。</w:t>
       </w:r>
     </w:p>
     <w:p>
@@ -8922,7 +8922,7 @@
         <w:rPr>
           <w:rFonts w:hint="eastAsia"/>
         </w:rPr>
-        <w:t>政策是本轮人形机器人产业加速的重要推动力。2026年政府工作报告提出建立未来产业投入增长和风险分担机制，培育发展未来能源、量子科技、具身智能、脑机接口、6G等未来产业；"十五五"规划纲要草案亦提出前瞻布局未来产业，推动具身智能等成为新的经济增长点。这是具身智能首次被写入政府工作报告并列入国家重点培育的未来产业。</w:t>
+        <w:t>政策是本轮人形机器人产业加速的重要推动力。2026年政府工作报告提出建立未来产业投入增长和风险分担机制，培育发展未来能源、量子科技、具身智能、脑机接口、6G等未来产业；“十五五”规划纲要草案亦提出前瞻布局未来产业，推动具身智能等成为新的经济增长点。这是具身智能首次被写入政府工作报告并列入国家重点培育的未来产业。</w:t>
       </w:r>
     </w:p>
     <w:p>
@@ -8933,7 +8933,7 @@
         <w:rPr>
           <w:rFonts w:hint="eastAsia"/>
         </w:rPr>
-        <w:t>部委层面，工业和信息化部此前印发的《人形机器人创新发展指导意见》提出，到2027年人形机器人技术创新能力显著提升，形成安全可靠的产业链供应链体系，构建具有国际竞争力的产业生态；工信部明确将以人形机器人为"小切口"带动具身智能"大产业"发展，并支持地方因地制宜建设未来产业先导区、加大政府投资基金投资力度。资本市场层面，科创板新政将人形机器人、具身智能纳入第五套上市标准适用范围，不设盈利指标要求，仅要求预计市值不低于40亿元、拥有核心自研技术并具备规模化落地场景，为未盈利的具身智能企业打开了A股上市通道。</w:t>
+        <w:t>部委层面，工业和信息化部此前印发的《人形机器人创新发展指导意见》提出，到2027年人形机器人技术创新能力显著提升，形成安全可靠的产业链供应链体系，构建具有国际竞争力的产业生态；工信部明确将以人形机器人为“小切口”带动具身智能“大产业”发展，并支持地方因地制宜建设未来产业先导区、加大政府投资基金投资力度。资本市场层面，科创板新政将人形机器人、具身智能纳入第五套上市标准适用范围，不设盈利指标要求，仅要求预计市值不低于40亿元、拥有核心自研技术并具备规模化落地场景，为未盈利的具身智能企业打开了A股上市通道。</w:t>
       </w:r>
     </w:p>
     <w:p>
@@ -9108,7 +9108,7 @@
         <w:rPr>
           <w:rFonts w:hint="eastAsia"/>
         </w:rPr>
-        <w:t>从格局特征看，当前整机环节呈现"双寡头＋长尾"的结构：宇树和智元合计占全球出货量约56%（赛迪口径），其余百余家企业分享剩余份额，且多数企业年出货量在百台级以下。这种结构对上游零部件供应商的含义十分明确——头部两三家客户的导入与否，基本决定了供应商的出货量级；而长尾客户虽然数量众多、导入门槛低，但单客户采购量小、账期和回款质量参差，难以支撑规模化产能。</w:t>
+        <w:t>从格局特征看，当前整机环节呈现“双寡头＋长尾”的结构：宇树和智元合计占全球出货量约56%（赛迪口径），其余百余家企业分享剩余份额，且多数企业年出货量在百台级以下。这种结构对上游零部件供应商的含义十分明确——头部两三家客户的导入与否，基本决定了供应商的出货量级；而长尾客户虽然数量众多、导入门槛低，但单客户采购量小、账期和回款质量参差，难以支撑规模化产能。</w:t>
       </w:r>
     </w:p>
     <w:p>
@@ -9148,7 +9148,7 @@
         <w:rPr>
           <w:rFonts w:hint="eastAsia"/>
         </w:rPr>
-        <w:t>核心传动与执行环节的竞争格局可以概括为三句话。第一，谐波减速器环节已形成"哈默纳科高端领先、绿的谐波与来福谐波国内双强"的格局，据GGII，全球工业机器人用谐波减速器TOP4份额2024年已达64.13%、国产厂商份额已达75.11%，集中度与国产化同步提升，但价格与毛利率持续下行。第二，电机环节国产替代最快、增速最高，无框力矩电机与空心杯电机的头部企业2025年均实现数倍增长。第三，编码器环节国产化程度最低，前五大供应商中仅一家为内资企业，是国产供应链中相对薄弱的一环，也因此成为具备自研编码器能力的模组厂商的差异化来源。</w:t>
+        <w:t>核心传动与执行环节的竞争格局可以概括为三句话。第一，谐波减速器环节已形成“哈默纳科高端领先、绿的谐波与来福谐波国内双强”的格局，据GGII，全球工业机器人用谐波减速器TOP4份额2024年已达64.13%、国产厂商份额已达75.11%，集中度与国产化同步提升，但价格与毛利率持续下行。第二，电机环节国产替代最快、增速最高，无框力矩电机与空心杯电机的头部企业2025年均实现数倍增长。第三，编码器环节国产化程度最低，前五大供应商中仅一家为内资企业，是国产供应链中相对薄弱的一环，也因此成为具备自研编码器能力的模组厂商的差异化来源。</w:t>
       </w:r>
     </w:p>
     <w:p>
@@ -9170,7 +9170,7 @@
         <w:rPr>
           <w:rFonts w:hint="eastAsia"/>
         </w:rPr>
-        <w:t>这一判断对无锡巨蟹这类企业意味着，未来两到三年是"卡位窗口"：需要在头部整机厂的量产供应链中取得一个稳定的位置（哪怕只是某几类规格），并在此过程中把交付一致性和良率做到可复制，否则在行业集中度提升后将难以进入前列。</w:t>
+        <w:t>这一判断对无锡巨蟹这类企业意味着，未来两到三年是“卡位窗口”：需要在头部整机厂的量产供应链中取得一个稳定的位置（哪怕只是某几类规格），并在此过程中把交付一致性和良率做到可复制，否则在行业集中度提升后将难以进入前列。</w:t>
       </w:r>
     </w:p>
     <w:p>
@@ -9210,7 +9210,7 @@
         <w:rPr>
           <w:rFonts w:hint="eastAsia"/>
         </w:rPr>
-        <w:t>第一，由部件供应转向系统承诺。单一部件的价格竞争已经充分展开——谐波减速器均价三年下降28%、毛利率下降5个百分点即是明证。相比之下，一体化关节模组可以把扭矩密度、精度、寿命、热性能和总线兼容性作为一个整体对外承诺，客户比较的是"这个关节能不能用、好不好装、坏不坏"，而非单个部件的报价。无锡巨蟹自研减速器、驱动器、编码器和力传感器并集成为模组的路径，正处在这一价值迁移的方向上，关键在于能否把系统级指标（而非部件级指标）做成可验证、可复现的对外承诺。</w:t>
+        <w:t>第一，由部件供应转向系统承诺。单一部件的价格竞争已经充分展开——谐波减速器均价三年下降28%、毛利率下降5个百分点即是明证。相比之下，一体化关节模组可以把扭矩密度、精度、寿命、热性能和总线兼容性作为一个整体对外承诺，客户比较的是“这个关节能不能用、好不好装、坏不坏”，而非单个部件的报价。无锡巨蟹自研减速器、驱动器、编码器和力传感器并集成为模组的路径，正处在这一价值迁移的方向上，关键在于能否把系统级指标（而非部件级指标）做成可验证、可复现的对外承诺。</w:t>
       </w:r>
     </w:p>
     <w:p>
@@ -9221,7 +9221,7 @@
         <w:rPr>
           <w:rFonts w:hint="eastAsia"/>
         </w:rPr>
-        <w:t>第二，在差异化规格上建立局部优势。头部企业的产能和成本优势集中在主流规格，而人形机器人的关节谱系正在快速细分：颈部和腕部需要超薄、超轻、小扭矩的模组，腰部和髋部需要大扭矩和高刚度，特种场景（防爆、高温、强电磁）还有额外要求。无锡巨蟹的R48-Lite（Ø48×45.5毫米、0.26公斤、峰值扭矩11N·m）以及非金属谐波减速器能力，属于这一类差异化产品；其为全球首款防爆人形机器人"天魁1号"提供上肢、中标哈尔滨电机厂发电机组智能检查机器人项目，也体现了在特种工业场景的切入路径。</w:t>
+        <w:t>第二，在差异化规格上建立局部优势。头部企业的产能和成本优势集中在主流规格，而人形机器人的关节谱系正在快速细分：颈部和腕部需要超薄、超轻、小扭矩的模组，腰部和髋部需要大扭矩和高刚度，特种场景（防爆、高温、强电磁）还有额外要求。无锡巨蟹的R48-Lite（Ø48×45.5毫米、0.26公斤、峰值扭矩11N·m）以及非金属谐波减速器能力，属于这一类差异化产品；其为全球首款防爆人形机器人“天魁1号”提供上肢、中标哈尔滨电机厂发电机组智能检查机器人项目，也体现了在特种工业场景的切入路径。</w:t>
       </w:r>
     </w:p>
     <w:p>
@@ -9340,7 +9340,7 @@
         <w:rPr>
           <w:rFonts w:hint="eastAsia"/>
         </w:rPr>
-        <w:t>智元机器人（智元创新（上海）科技股份有限公司）成立于2023年2月，是国内产品矩阵最完整、量产爬坡最快的整机企业之一，也是本次拜访标的可以直接对接的下游客户资源。公司近期已将自身定位由"人形机器人本体厂商"调整为"具身智能基础模型公司"，强调本体、模型与生态的一体化输出。鉴于其对无锡巨蟹的直接业务相关性，本节从创始团队与组织、产品线、软件与模型、研发管理机制、供应链体系、资本化六个维度展开。</w:t>
+        <w:t>智元机器人（智元创新（上海）科技股份有限公司）成立于2023年2月，是国内产品矩阵最完整、量产爬坡最快的整机企业之一，也是本次拜访标的可以直接对接的下游客户资源。公司近期已将自身定位由“人形机器人本体厂商”调整为“具身智能基础模型公司”，强调本体、模型与生态的一体化输出。鉴于其对无锡巨蟹的直接业务相关性，本节从创始团队与组织、产品线、软件与模型、研发管理机制、供应链体系、资本化六个维度展开。</w:t>
       </w:r>
     </w:p>
     <w:p>
@@ -9351,7 +9351,7 @@
         <w:rPr>
           <w:rFonts w:hint="eastAsia"/>
         </w:rPr>
-        <w:t>（一）创始团队与组织模式。公司由邓泰华与彭志辉（B站知名UP主"稚晖君"）共同创立，两人构成较为典型的互补结构：邓泰华任创始人、董事长兼CEO，在华为工作二十余年、由技术岗做到计算产品线总裁，负责统筹战略、资本运作与AI生态；彭志辉任联合创始人、总裁兼CTO，2020年加入华为从事昇腾AI芯片与AI算法研究，主攻机器人全栈研发。此外，姜青松、姚卯青分别负责ToB运营与智能驾驶级业务落地。据公司首次披露的合伙人名单，核心管理层扩容至9人，其中华为背景成员占5席。</w:t>
+        <w:t>（一）创始团队与组织模式。公司由邓泰华与彭志辉（B站知名UP主“稚晖君”）共同创立，两人构成较为典型的互补结构：邓泰华任创始人、董事长兼CEO，在华为工作二十余年、由技术岗做到计算产品线总裁，负责统筹战略、资本运作与AI生态；彭志辉任联合创始人、总裁兼CTO，2020年加入华为从事昇腾AI芯片与AI算法研究，主攻机器人全栈研发。此外，姜青松、姚卯青分别负责ToB运营与智能驾驶级业务落地。据公司首次披露的合伙人名单，核心管理层扩容至9人，其中华为背景成员占5席。</w:t>
       </w:r>
     </w:p>
     <w:p>
@@ -9373,7 +9373,7 @@
         <w:rPr>
           <w:rFonts w:hint="eastAsia"/>
         </w:rPr>
-        <w:t>（二）研发管理的"双套机制"。这是智元组织设计中较有特色的一项安排，用以回应"创新与落地两难"。公司内部并行运行两套机制：一套适用于规模仅数十人的"创新团队"，不设置任何OKR或KPI，也不背负商业化目标，专注从0到1的前沿探索；另一套适用于Genie、通用、灵犀等大部分团队，专注从1到N的落地，把前者的成果打磨成产品并推进规模化交付。此外，公司设有平台管理部，类似技术中台，负责软硬件基础能力研发并复用到不同产品线。这一机制解释了智元为何能在保持高自由度研发环境的同时，实现较快的产品迭代与量产验证节奏，也意味着其对供应商的要求会随所对接团队的不同而分化——面向创新团队时更看重快速打样与配合意愿，面向产品团队时则以一致性、良率和交付节奏为核心。</w:t>
+        <w:t>（二）研发管理的“双套机制”。这是智元组织设计中较有特色的一项安排，用以回应“创新与落地两难”。公司内部并行运行两套机制：一套适用于规模仅数十人的“创新团队”，不设置任何OKR或KPI，也不背负商业化目标，专注从0到1的前沿探索；另一套适用于Genie、通用、灵犀等大部分团队，专注从1到N的落地，把前者的成果打磨成产品并推进规模化交付。此外，公司设有平台管理部，类似技术中台，负责软硬件基础能力研发并复用到不同产品线。这一机制解释了智元为何能在保持高自由度研发环境的同时，实现较快的产品迭代与量产验证节奏，也意味着其对供应商的要求会随所对接团队的不同而分化——面向创新团队时更看重快速打样与配合意愿，面向产品团队时则以一致性、良率和交付节奏为核心。</w:t>
       </w:r>
     </w:p>
     <w:p>
@@ -10066,7 +10066,7 @@
         <w:rPr>
           <w:rFonts w:hint="eastAsia"/>
         </w:rPr>
-        <w:t>三条产品线的出货较为均衡——截至2025年12月8日的5,000台中，灵犀系列1,846台、远征系列1,742台、精灵系列1,412台——反映的是"多形态覆盖多场景"而非押注单一形态的策略。从零部件需求角度看，这意味着智元对关节规格的需求谱系较宽：全尺寸机型需要大扭矩髋、膝关节，半尺寸机型需要小型化的颈、腕关节，轮式机型则集中于双臂关节，与无锡巨蟹R48至R120的系列化谱系存在多点对接可能。</w:t>
+        <w:t>三条产品线的出货较为均衡——截至2025年12月8日的5,000台中，灵犀系列1,846台、远征系列1,742台、精灵系列1,412台——反映的是“多形态覆盖多场景”而非押注单一形态的策略。从零部件需求角度看，这意味着智元对关节规格的需求谱系较宽：全尺寸机型需要大扭矩髋、膝关节，半尺寸机型需要小型化的颈、腕关节，轮式机型则集中于双臂关节，与无锡巨蟹R48至R120的系列化谱系存在多点对接可能。</w:t>
       </w:r>
     </w:p>
     <w:p>
@@ -10077,7 +10077,7 @@
         <w:rPr>
           <w:rFonts w:hint="eastAsia"/>
         </w:rPr>
-        <w:t>（四）软件与模型体系。公司自研灵渠OS，为原生适配具身智能的开源操作系统，面向具身智能全链路做性能优化；2026年3月10日发布首个通用具身基座模型启元大模型（GenieOperator-1），技术框架融合多模态大模型与混合专家系统。2026年公司提出进入"部署态"阶段，推出AIMA全栈生态开发平台，并全面开放"1+3+X"架构。这一套"本体＋操作系统＋基座模型＋开发平台"的组合，意味着智元对关节等硬件部件的要求不只是性能指标，还包括总线协议兼容性、状态数据可读性以及与其控制框架的适配程度——对零部件供应商而言，这是一项在传统工业机器人配套中不常见的额外要求。</w:t>
+        <w:t>（四）软件与模型体系。公司自研灵渠OS，为原生适配具身智能的开源操作系统，面向具身智能全链路做性能优化；2026年3月10日发布首个通用具身基座模型启元大模型（GenieOperator-1），技术框架融合多模态大模型与混合专家系统。2026年公司提出进入“部署态”阶段，推出AIMA全栈生态开发平台，并全面开放“1+3+X”架构。这一套“本体＋操作系统＋基座模型＋开发平台”的组合，意味着智元对关节等硬件部件的要求不只是性能指标，还包括总线协议兼容性、状态数据可读性以及与其控制框架的适配程度——对零部件供应商而言，这是一项在传统工业机器人配套中不常见的额外要求。</w:t>
       </w:r>
     </w:p>
     <w:p>
@@ -10155,7 +10155,7 @@
           <w:sz w:val="11"/>
           <w:szCs w:val="11"/>
         </w:rPr>
-        <w:t>数据来源：智元机器人公开披露及媒体报道（2025年12月、2026年3月、2026年6月）。"6台"为公司披露的初期样机数量，用于反映爬坡起点，与后续累计量产口径不完全一致。</w:t>
+        <w:t>数据来源：智元机器人公开披露及媒体报道（2025年12月、2026年3月、2026年6月）。“6台”为公司披露的初期样机数量，用于反映爬坡起点，与后续累计量产口径不完全一致。</w:t>
       </w:r>
     </w:p>
     <w:p>
@@ -10166,7 +10166,7 @@
         <w:rPr>
           <w:rFonts w:hint="eastAsia"/>
         </w:rPr>
-        <w:t>（六）供应链体系。这是智元区别于多数同行、也与本次拜访最直接相关的一项特征。公司创始人邓泰华在合作伙伴大会上首次系统提出打造"A链"的战略构想，即以"高质量、创新性、全球化"为核心特征的供应商伙伴体系，被称为全球首个具身智能机器人标准化供应链体系，覆盖机器人上下游全环节；目前订单驱动型的柔性生产与交付能力可达年10万台以上，年度订单需求亦超过10万台。量产爬坡在很大程度上依托上海本地的"半小时供应链"，即核心供应商在半小时车程范围内形成配套圈，以缩短样件迭代与产能爬坡周期。</w:t>
+        <w:t>（六）供应链体系。这是智元区别于多数同行、也与本次拜访最直接相关的一项特征。公司创始人邓泰华在合作伙伴大会上首次系统提出打造“A链”的战略构想，即以“高质量、创新性、全球化”为核心特征的供应商伙伴体系，被称为全球首个具身智能机器人标准化供应链体系，覆盖机器人上下游全环节；目前订单驱动型的柔性生产与交付能力可达年10万台以上，年度订单需求亦超过10万台。量产爬坡在很大程度上依托上海本地的“半小时供应链”，即核心供应商在半小时车程范围内形成配套圈，以缩短样件迭代与产能爬坡周期。</w:t>
       </w:r>
     </w:p>
     <w:p>
@@ -10188,7 +10188,7 @@
         <w:rPr>
           <w:rFonts w:hint="eastAsia"/>
         </w:rPr>
-        <w:t>需要特别注意的是智元供应链绑定的方式。与传统采购关系不同，公司采用"投资＋入股＋采购"的三重绑定：接受投资的供应商同时成为其股东与客户，形成多层次绑定。据公开统计，公司成立不到三年已投资近30家公司、成立17家合资公司，例如2025年6月与地方国资及Hope Robotics共同成立浙江杭绍具身智能技术创新有限公司并持股30%；公司还成为高瓴的LP。这一模式对无锡巨蟹有两层含义：一方面，进入智元供应链有可能同时获得战略投资，对处于A轮阶段的公司是一条可考虑的融资与绑定路径；另一方面，绿的谐波已是其谐波减速器供应商、富临精工已供应关节模组，说明该环节的位置并非空白，进入需要有明确的差异化理由——微型化规格、双编码器方案、自研编码器与驱动器带来的成本或性能优势，或是特种场景（如防爆）的既有验证经验。</w:t>
+        <w:t>需要特别注意的是智元供应链绑定的方式。与传统采购关系不同，公司采用“投资＋入股＋采购”的三重绑定：接受投资的供应商同时成为其股东与客户，形成多层次绑定。据公开统计，公司成立不到三年已投资近30家公司、成立17家合资公司，例如2025年6月与地方国资及Hope Robotics共同成立浙江杭绍具身智能技术创新有限公司并持股30%；公司还成为高瓴的LP。这一模式对无锡巨蟹有两层含义：一方面，进入智元供应链有可能同时获得战略投资，对处于A轮阶段的公司是一条可考虑的融资与绑定路径；另一方面，绿的谐波已是其谐波减速器供应商、富临精工已供应关节模组，说明该环节的位置并非空白，进入需要有明确的差异化理由——微型化规格、双编码器方案、自研编码器与驱动器带来的成本或性能优势，或是特种场景（如防爆）的既有验证经验。</w:t>
       </w:r>
     </w:p>
     <w:p>
@@ -10210,7 +10210,7 @@
         <w:rPr>
           <w:rFonts w:hint="eastAsia"/>
         </w:rPr>
-        <w:t>（七）资本化。公司采取"境内控股上市公司＋境外IPO"的双轨路径，同时资本运作节奏在同类企业中最为密集。</w:t>
+        <w:t>（七）资本化。公司采取“境内控股上市公司＋境外IPO”的双轨路径，同时资本运作节奏在同类企业中最为密集。</w:t>
       </w:r>
     </w:p>
     <w:p>
@@ -10232,7 +10232,7 @@
         <w:rPr>
           <w:rFonts w:hint="eastAsia"/>
         </w:rPr>
-        <w:t>估值方面，公开报道显示的轨迹为：2024年底A轮阶段估值超70亿元，2025年5月完成B+轮后达150亿元，2025年11月的最新一轮约520亿元；2026年7月启动赴港上市时，投资人称目标估值为400亿至500亿港元（约合人民币363亿至455亿元），亦有市场传闻按约200亿美元估值推进。需要提示的是，上述数字来自不同时点的市场消息，港元与人民币口径混用，且"目标估值"低于此前报道的一级市场估值，彼此并不自洽，引用时应连同来源与时点一并标注，不宜直接比较。</w:t>
+        <w:t>估值方面，公开报道显示的轨迹为：2024年底A轮阶段估值超70亿元，2025年5月完成B+轮后达150亿元，2025年11月的最新一轮约520亿元；2026年7月启动赴港上市时，投资人称目标估值为400亿至500亿港元（约合人民币363亿至455亿元），亦有市场传闻按约200亿美元估值推进。需要提示的是，上述数字来自不同时点的市场消息，港元与人民币口径混用，且“目标估值”低于此前报道的一级市场估值，彼此并不自洽，引用时应连同来源与时点一并标注，不宜直接比较。</w:t>
       </w:r>
     </w:p>
     <w:p>
@@ -10243,7 +10243,7 @@
         <w:rPr>
           <w:rFonts w:hint="eastAsia"/>
         </w:rPr>
-        <w:t>境内平台方面，2025年7月8日公司先通过协议转让取得科创板上市公司上纬新材（688585.SH）29.99%股份；9月23日完成过户登记，以"协议转让＋部分要约收购"合计21亿元对价取得控股权，智元恒岳及一致行动人最终合计持股比例达63.62%，公司董事长、CEO邓泰华成为上市公司实际控制人，公司回应称该交易不构成重组上市。境外方面，2026年7月24日公司正式宣布启动赴港上市流程，由中金公司、中信证券和摩根士丹利共同负责承销。在合并前，国泰君安创新投资曾参投智元机器人的融资，与国泰海通体系存在既有联系。</w:t>
+        <w:t>境内平台方面，2025年7月8日公司先通过协议转让取得科创板上市公司上纬新材（688585.SH）29.99%股份；9月23日完成过户登记，以“协议转让＋部分要约收购”合计21亿元对价取得控股权，智元恒岳及一致行动人最终合计持股比例达63.62%，公司董事长、CEO邓泰华成为上市公司实际控制人，公司回应称该交易不构成重组上市。境外方面，2026年7月24日公司正式宣布启动赴港上市流程，由中金公司、中信证券和摩根士丹利共同负责承销。在合并前，国泰君安创新投资曾参投智元机器人的融资，与国泰海通体系存在既有联系。</w:t>
       </w:r>
     </w:p>
     <w:p>
@@ -10254,7 +10254,7 @@
         <w:rPr>
           <w:rFonts w:hint="eastAsia"/>
         </w:rPr>
-        <w:t>（八）生态投入与对上游的综合判断。公司启动"元苼生态计划"，未来五年投入20多亿元，扶持科研学术创新、教育人才培养、生态伙伴发展与开发者社区运营，并公开表达"饱和式投入、不闭门造机器人"的生态打法。综合来看，智元是当前国内最具备把关节模组需求放大到万台量级能力的整机企业之一，其技术路线在下肢采用准直驱方案、上半身保留谐波方案，与无锡巨蟹的产品谱系存在明确的对接空间；但进入门槛体现在三个方面——一是批量一致性、接口适配与交付节奏，而非单点性能指标；二是该环节已有绿的谐波、富临精工等在位供应商，需要明确的差异化理由；三是其"投资＋入股＋采购"的绑定模式意味着供应关系往往伴随股权安排，对拟独立推进资本化的企业需要提前评估影响。</w:t>
+        <w:t>（八）生态投入与对上游的综合判断。公司启动“元苼生态计划”，未来五年投入20多亿元，扶持科研学术创新、教育人才培养、生态伙伴发展与开发者社区运营，并公开表达“饱和式投入、不闭门造机器人”的生态打法。综合来看，智元是当前国内最具备把关节模组需求放大到万台量级能力的整机企业之一，其技术路线在下肢采用准直驱方案、上半身保留谐波方案，与无锡巨蟹的产品谱系存在明确的对接空间；但进入门槛体现在三个方面——一是批量一致性、接口适配与交付节奏，而非单点性能指标；二是该环节已有绿的谐波、富临精工等在位供应商，需要明确的差异化理由；三是其“投资＋入股＋采购”的绑定模式意味着供应关系往往伴随股权安排，对拟独立推进资本化的企业需要提前评估影响。</w:t>
       </w:r>
     </w:p>
     <w:p>
@@ -10305,7 +10305,7 @@
         <w:rPr>
           <w:rFonts w:hint="eastAsia"/>
         </w:rPr>
-        <w:t>优必选的案例说明，人形机器人在工业和数据采集场景已经能够形成亿元级的单笔订单，但从"订单"到"收入"仍有交付节奏和验收周期的差异，公司整体仍处于商业化过渡期。</w:t>
+        <w:t>优必选的案例说明，人形机器人在工业和数据采集场景已经能够形成亿元级的单笔订单，但从“订单”到“收入”仍有交付节奏和验收周期的差异，公司整体仍处于商业化过渡期。</w:t>
       </w:r>
     </w:p>
     <w:p>
@@ -11019,7 +11019,7 @@
                 <w:color w:val="000000"/>
                 <w:sz w:val="21"/>
               </w:rPr>
-              <w:t>整机之外同时销售灵巧手、半身模组等部件，采取"沿途下蛋"的商业化策略。</w:t>
+              <w:t>整机之外同时销售灵巧手、半身模组等部件，采取“沿途下蛋”的商业化策略。</w:t>
             </w:r>
           </w:p>
         </w:tc>
@@ -11851,7 +11851,7 @@
                 <w:color w:val="000000"/>
                 <w:sz w:val="21"/>
               </w:rPr>
-              <w:t>全尺寸工业人形机器人及教育/物流/康养机器人，"人形机器人第一股"。2025年营收20.01亿元（+53.3%）；全尺寸具身智能人形机器人收入8.2亿元、销量1,079台；年度订单合计接近14亿元。</w:t>
+              <w:t>全尺寸工业人形机器人及教育/物流/康养机器人，“人形机器人第一股”。2025年营收20.01亿元（+53.3%）；全尺寸具身智能人形机器人收入8.2亿元、销量1,079台；年度订单合计接近14亿元。</w:t>
             </w:r>
           </w:p>
         </w:tc>
@@ -11972,7 +11972,7 @@
                 <w:color w:val="000000"/>
                 <w:sz w:val="21"/>
               </w:rPr>
-              <w:t>协作机器人龙头，"协作机器人第一股"，为港股18C规则首家H股。截至2025年协作机器人累计出货突破10万台，全球市场份额13.2%居首。</w:t>
+              <w:t>协作机器人龙头，“协作机器人第一股”，为港股18C规则首家H股。截至2025年协作机器人累计出货突破10万台，全球市场份额13.2%居首。</w:t>
             </w:r>
           </w:p>
         </w:tc>
@@ -12953,7 +12953,7 @@
                 <w:color w:val="000000"/>
                 <w:sz w:val="21"/>
               </w:rPr>
-              <w:t>谐波减速器、关节模组、机械臂及自动化工作站，港股"谐波减速器第一股"。上市首日涨3.16%，市值超91亿港元；引入橡树资本、明山资本、嘉实、鼎晖、易方达等10家基石投资者。2025年营收2.61亿元、谐波减速器销量29.15万台、均价571元/台、亏损1.71亿元；发行前估值约15亿元。</w:t>
+              <w:t>谐波减速器、关节模组、机械臂及自动化工作站，港股“谐波减速器第一股”。上市首日涨3.16%，市值超91亿港元；引入橡树资本、明山资本、嘉实、鼎晖、易方达等10家基石投资者。2025年营收2.61亿元、谐波减速器销量29.15万台、均价571元/台、亏损1.71亿元；发行前估值约15亿元。</w:t>
             </w:r>
           </w:p>
         </w:tc>
@@ -16625,7 +16625,7 @@
                 <w:color w:val="000000"/>
                 <w:sz w:val="21"/>
               </w:rPr>
-              <w:t>超仿生类人机器人与仿生情感交互（以高仿真"脸"为核心）。</w:t>
+              <w:t>超仿生类人机器人与仿生情感交互（以高仿真“脸”为核心）。</w:t>
             </w:r>
           </w:p>
         </w:tc>
@@ -16763,7 +16763,7 @@
           <w:sz w:val="11"/>
           <w:szCs w:val="11"/>
         </w:rPr>
-        <w:t>数据来源：委托方提供的Wind整理成果；中国证监会及各地证监局辅导备案公示；港交所披露文件；公开融资报道及企业工商信息。"券商系股东或投资方"一栏系通过股东穿透与融资报道整理，仅反映券商与企业已有股权层面的接触，不代表已建立保荐或辅导关系，两者不可相互推定；标注"尚未公开披露"的企业均为仅完成股份制改造、尚未在证监局办理辅导备案且未向交易所递表，法定程序尚未启动。</w:t>
+        <w:t>数据来源：委托方提供的Wind整理成果；中国证监会及各地证监局辅导备案公示；港交所披露文件；公开融资报道及企业工商信息。“券商系股东或投资方”一栏系通过股东穿透与融资报道整理，仅反映券商与企业已有股权层面的接触，不代表已建立保荐或辅导关系，两者不可相互推定；标注“尚未公开披露”的企业均为仅完成股份制改造、尚未在证监局办理辅导备案且未向交易所递表，法定程序尚未启动。</w:t>
       </w:r>
     </w:p>
     <w:p>
@@ -16792,7 +16792,7 @@
         <w:rPr>
           <w:rFonts w:hint="eastAsia"/>
         </w:rPr>
-        <w:t>智元机器人是目前唯一通过取得A股上市公司控制权完成境内证券化布局的头部整机企业。2025年7月8日，公司先通过协议转让取得上纬新材（688585.SH）29.99%股份；9月23日完成过户登记，以"协议转让＋部分要约收购"合计21亿元对价取得控股权，智元恒岳及一致行动人最终合计持股比例达63.62%，公司董事长、CEO邓泰华成为上市公司实际控制人。智元方面回应称该交易不构成重组上市。叠加2026年7月启动的赴港上市流程，公司实际形成了"A股控股平台＋H股IPO"的双资本布局。</w:t>
+        <w:t>智元机器人是目前唯一通过取得A股上市公司控制权完成境内证券化布局的头部整机企业。2025年7月8日，公司先通过协议转让取得上纬新材（688585.SH）29.99%股份；9月23日完成过户登记，以“协议转让＋部分要约收购”合计21亿元对价取得控股权，智元恒岳及一致行动人最终合计持股比例达63.62%，公司董事长、CEO邓泰华成为上市公司实际控制人。智元方面回应称该交易不构成重组上市。叠加2026年7月启动的赴港上市流程，公司实际形成了“A股控股平台＋H股IPO”的双资本布局。</w:t>
       </w:r>
     </w:p>
     <w:p>
@@ -16850,7 +16850,7 @@
         <w:rPr>
           <w:rFonts w:hint="eastAsia"/>
         </w:rPr>
-        <w:t>综合来看，本轮人形机器人产业链的资本化呈现五个特征。第一，通道多元：A股科创板第五套标准与创业板第四套标准同时向未盈利的具身智能企业开放（乐聚智能为创业板第四套标准首单），港股18C特专科技通道承接高研发投入企业（卡诺普、珞石机器人、卧安机器人），并新增"H股回A"路径（越疆科技为粤港澳大湾区首单）。第二，审核提速：宇树科技从受理到证监会同意注册仅104天，越疆科技从受理到上会仅86天，新睿电子从受理到上市约12个月。第三，估值分层明显：整机头部企业估值在百亿至数百亿元量级（宇树发行后市值约609亿元、智元目标估值400亿—500亿港元、银河通用约260亿元、智平方超200亿元），而零部件企业估值显著低于整机（来福谐波发行前估值约15亿元、乐聚智能最近一轮投后43.27亿元）。第四，盈利尚未普及：乐聚智能招股信息预计最早2028年盈利，来福谐波三年连续亏损，云深处科技则是少数已实现盈利的标的。第五，退出并非单行道：节卡股份的终止提示，赛道热度并不能替代对独立性、供应链自主性和产能消化逻辑的实质审核。</w:t>
+        <w:t>综合来看，本轮人形机器人产业链的资本化呈现五个特征。第一，通道多元：A股科创板第五套标准与创业板第四套标准同时向未盈利的具身智能企业开放（乐聚智能为创业板第四套标准首单），港股18C特专科技通道承接高研发投入企业（卡诺普、珞石机器人、卧安机器人），并新增“H股回A”路径（越疆科技为粤港澳大湾区首单）。第二，审核提速：宇树科技从受理到证监会同意注册仅104天，越疆科技从受理到上会仅86天，新睿电子从受理到上市约12个月。第三，估值分层明显：整机头部企业估值在百亿至数百亿元量级（宇树发行后市值约609亿元、智元目标估值400亿—500亿港元、银河通用约260亿元、智平方超200亿元），而零部件企业估值显著低于整机（来福谐波发行前估值约15亿元、乐聚智能最近一轮投后43.27亿元）。第四，盈利尚未普及：乐聚智能招股信息预计最早2028年盈利，来福谐波三年连续亏损，云深处科技则是少数已实现盈利的标的。第五，退出并非单行道：节卡股份的终止提示，赛道热度并不能替代对独立性、供应链自主性和产能消化逻辑的实质审核。</w:t>
       </w:r>
     </w:p>
     <w:p>
@@ -18050,6 +18050,611 @@
           </w:p>
         </w:tc>
       </w:tr>
+      <w:tr>
+        <w:trPr>
+          <w:cantSplit/>
+          <w:jc w:val="center"/>
+        </w:trPr>
+        <w:tc>
+          <w:tcPr>
+            <w:tcW w:w="870" w:type="pct"/>
+            <w:tcBorders>
+              <w:top w:val="single" w:sz="4" w:space="0" w:color="010000"/>
+            </w:tcBorders>
+            <w:vAlign w:val="center"/>
+          </w:tcPr>
+          <w:p>
+            <w:pPr>
+              <w:jc w:val="left"/>
+            </w:pPr>
+            <w:r/>
+            <w:r>
+              <w:rPr>
+                <w:rFonts w:hint="eastAsia"/>
+                <w:color w:val="000000"/>
+                <w:sz w:val="21"/>
+              </w:rPr>
+              <w:t>卧安机器人</w:t>
+            </w:r>
+          </w:p>
+        </w:tc>
+        <w:tc>
+          <w:tcPr>
+            <w:tcW w:w="761" w:type="pct"/>
+            <w:tcBorders>
+              <w:top w:val="single" w:sz="4" w:space="0" w:color="010000"/>
+            </w:tcBorders>
+            <w:vAlign w:val="center"/>
+          </w:tcPr>
+          <w:p>
+            <w:pPr>
+              <w:jc w:val="left"/>
+            </w:pPr>
+            <w:r/>
+            <w:r>
+              <w:rPr>
+                <w:rFonts w:hint="eastAsia"/>
+                <w:color w:val="000000"/>
+                <w:sz w:val="21"/>
+              </w:rPr>
+              <w:t>—</w:t>
+            </w:r>
+          </w:p>
+        </w:tc>
+        <w:tc>
+          <w:tcPr>
+            <w:tcW w:w="1196" w:type="pct"/>
+            <w:tcBorders>
+              <w:top w:val="single" w:sz="4" w:space="0" w:color="010000"/>
+            </w:tcBorders>
+            <w:vAlign w:val="center"/>
+          </w:tcPr>
+          <w:p>
+            <w:pPr>
+              <w:jc w:val="left"/>
+            </w:pPr>
+            <w:r/>
+            <w:r>
+              <w:rPr>
+                <w:rFonts w:hint="eastAsia"/>
+                <w:color w:val="000000"/>
+                <w:sz w:val="21"/>
+              </w:rPr>
+              <w:t>港交所主板，2026年上市，集资规模约16.4亿港元</w:t>
+            </w:r>
+          </w:p>
+        </w:tc>
+        <w:tc>
+          <w:tcPr>
+            <w:tcW w:w="761" w:type="pct"/>
+            <w:tcBorders>
+              <w:top w:val="single" w:sz="4" w:space="0" w:color="010000"/>
+            </w:tcBorders>
+            <w:vAlign w:val="center"/>
+          </w:tcPr>
+          <w:p>
+            <w:pPr>
+              <w:jc w:val="left"/>
+            </w:pPr>
+            <w:r/>
+            <w:r>
+              <w:rPr>
+                <w:rFonts w:hint="eastAsia"/>
+                <w:color w:val="000000"/>
+                <w:sz w:val="21"/>
+              </w:rPr>
+              <w:t>联席保荐</w:t>
+            </w:r>
+          </w:p>
+        </w:tc>
+        <w:tc>
+          <w:tcPr>
+            <w:tcW w:w="1413" w:type="pct"/>
+            <w:tcBorders>
+              <w:top w:val="single" w:sz="4" w:space="0" w:color="010000"/>
+            </w:tcBorders>
+            <w:vAlign w:val="center"/>
+          </w:tcPr>
+          <w:p>
+            <w:pPr>
+              <w:jc w:val="left"/>
+            </w:pPr>
+            <w:r/>
+            <w:r>
+              <w:rPr>
+                <w:rFonts w:hint="eastAsia"/>
+                <w:color w:val="000000"/>
+                <w:sz w:val="21"/>
+              </w:rPr>
+              <w:t>国泰君安国际（与华泰国际）</w:t>
+            </w:r>
+          </w:p>
+        </w:tc>
+      </w:tr>
+      <w:tr>
+        <w:trPr>
+          <w:cantSplit/>
+          <w:jc w:val="center"/>
+        </w:trPr>
+        <w:tc>
+          <w:tcPr>
+            <w:tcW w:w="870" w:type="pct"/>
+            <w:tcBorders>
+              <w:top w:val="single" w:sz="4" w:space="0" w:color="010000"/>
+            </w:tcBorders>
+            <w:vAlign w:val="center"/>
+          </w:tcPr>
+          <w:p>
+            <w:pPr>
+              <w:jc w:val="left"/>
+            </w:pPr>
+            <w:r/>
+            <w:r>
+              <w:rPr>
+                <w:rFonts w:hint="eastAsia"/>
+                <w:color w:val="000000"/>
+                <w:sz w:val="21"/>
+              </w:rPr>
+              <w:t>国茂股份</w:t>
+            </w:r>
+          </w:p>
+        </w:tc>
+        <w:tc>
+          <w:tcPr>
+            <w:tcW w:w="761" w:type="pct"/>
+            <w:tcBorders>
+              <w:top w:val="single" w:sz="4" w:space="0" w:color="010000"/>
+            </w:tcBorders>
+            <w:vAlign w:val="center"/>
+          </w:tcPr>
+          <w:p>
+            <w:pPr>
+              <w:jc w:val="left"/>
+            </w:pPr>
+            <w:r/>
+            <w:r>
+              <w:rPr>
+                <w:rFonts w:hint="eastAsia"/>
+                <w:color w:val="000000"/>
+                <w:sz w:val="21"/>
+              </w:rPr>
+              <w:t>603915.SH</w:t>
+            </w:r>
+          </w:p>
+        </w:tc>
+        <w:tc>
+          <w:tcPr>
+            <w:tcW w:w="1196" w:type="pct"/>
+            <w:tcBorders>
+              <w:top w:val="single" w:sz="4" w:space="0" w:color="010000"/>
+            </w:tcBorders>
+            <w:vAlign w:val="center"/>
+          </w:tcPr>
+          <w:p>
+            <w:pPr>
+              <w:jc w:val="left"/>
+            </w:pPr>
+            <w:r/>
+            <w:r>
+              <w:rPr>
+                <w:rFonts w:hint="eastAsia"/>
+                <w:color w:val="000000"/>
+                <w:sz w:val="21"/>
+              </w:rPr>
+              <w:t>上交所主板，2019年6月14日</w:t>
+            </w:r>
+          </w:p>
+        </w:tc>
+        <w:tc>
+          <w:tcPr>
+            <w:tcW w:w="761" w:type="pct"/>
+            <w:tcBorders>
+              <w:top w:val="single" w:sz="4" w:space="0" w:color="010000"/>
+            </w:tcBorders>
+            <w:vAlign w:val="center"/>
+          </w:tcPr>
+          <w:p>
+            <w:pPr>
+              <w:jc w:val="left"/>
+            </w:pPr>
+            <w:r/>
+            <w:r>
+              <w:rPr>
+                <w:rFonts w:hint="eastAsia"/>
+                <w:color w:val="000000"/>
+                <w:sz w:val="21"/>
+              </w:rPr>
+              <w:t>保荐承销</w:t>
+            </w:r>
+          </w:p>
+        </w:tc>
+        <w:tc>
+          <w:tcPr>
+            <w:tcW w:w="1413" w:type="pct"/>
+            <w:tcBorders>
+              <w:top w:val="single" w:sz="4" w:space="0" w:color="010000"/>
+            </w:tcBorders>
+            <w:vAlign w:val="center"/>
+          </w:tcPr>
+          <w:p>
+            <w:pPr>
+              <w:jc w:val="left"/>
+            </w:pPr>
+            <w:r/>
+            <w:r>
+              <w:rPr>
+                <w:rFonts w:hint="eastAsia"/>
+                <w:color w:val="000000"/>
+                <w:sz w:val="21"/>
+              </w:rPr>
+              <w:t>国泰君安</w:t>
+            </w:r>
+          </w:p>
+        </w:tc>
+      </w:tr>
+      <w:tr>
+        <w:trPr>
+          <w:cantSplit/>
+          <w:jc w:val="center"/>
+        </w:trPr>
+        <w:tc>
+          <w:tcPr>
+            <w:tcW w:w="870" w:type="pct"/>
+            <w:tcBorders>
+              <w:top w:val="single" w:sz="4" w:space="0" w:color="010000"/>
+            </w:tcBorders>
+            <w:vAlign w:val="center"/>
+          </w:tcPr>
+          <w:p>
+            <w:pPr>
+              <w:jc w:val="left"/>
+            </w:pPr>
+            <w:r/>
+            <w:r>
+              <w:rPr>
+                <w:rFonts w:hint="eastAsia"/>
+                <w:color w:val="000000"/>
+                <w:sz w:val="21"/>
+              </w:rPr>
+              <w:t>伟创电气</w:t>
+            </w:r>
+          </w:p>
+        </w:tc>
+        <w:tc>
+          <w:tcPr>
+            <w:tcW w:w="761" w:type="pct"/>
+            <w:tcBorders>
+              <w:top w:val="single" w:sz="4" w:space="0" w:color="010000"/>
+            </w:tcBorders>
+            <w:vAlign w:val="center"/>
+          </w:tcPr>
+          <w:p>
+            <w:pPr>
+              <w:jc w:val="left"/>
+            </w:pPr>
+            <w:r/>
+            <w:r>
+              <w:rPr>
+                <w:rFonts w:hint="eastAsia"/>
+                <w:color w:val="000000"/>
+                <w:sz w:val="21"/>
+              </w:rPr>
+              <w:t>688698.SH</w:t>
+            </w:r>
+          </w:p>
+        </w:tc>
+        <w:tc>
+          <w:tcPr>
+            <w:tcW w:w="1196" w:type="pct"/>
+            <w:tcBorders>
+              <w:top w:val="single" w:sz="4" w:space="0" w:color="010000"/>
+            </w:tcBorders>
+            <w:vAlign w:val="center"/>
+          </w:tcPr>
+          <w:p>
+            <w:pPr>
+              <w:jc w:val="left"/>
+            </w:pPr>
+            <w:r/>
+            <w:r>
+              <w:rPr>
+                <w:rFonts w:hint="eastAsia"/>
+                <w:color w:val="000000"/>
+                <w:sz w:val="21"/>
+              </w:rPr>
+              <w:t>科创板，2020年12月29日</w:t>
+            </w:r>
+          </w:p>
+        </w:tc>
+        <w:tc>
+          <w:tcPr>
+            <w:tcW w:w="761" w:type="pct"/>
+            <w:tcBorders>
+              <w:top w:val="single" w:sz="4" w:space="0" w:color="010000"/>
+            </w:tcBorders>
+            <w:vAlign w:val="center"/>
+          </w:tcPr>
+          <w:p>
+            <w:pPr>
+              <w:jc w:val="left"/>
+            </w:pPr>
+            <w:r/>
+            <w:r>
+              <w:rPr>
+                <w:rFonts w:hint="eastAsia"/>
+                <w:color w:val="000000"/>
+                <w:sz w:val="21"/>
+              </w:rPr>
+              <w:t>保荐承销</w:t>
+            </w:r>
+          </w:p>
+        </w:tc>
+        <w:tc>
+          <w:tcPr>
+            <w:tcW w:w="1413" w:type="pct"/>
+            <w:tcBorders>
+              <w:top w:val="single" w:sz="4" w:space="0" w:color="010000"/>
+            </w:tcBorders>
+            <w:vAlign w:val="center"/>
+          </w:tcPr>
+          <w:p>
+            <w:pPr>
+              <w:jc w:val="left"/>
+            </w:pPr>
+            <w:r/>
+            <w:r>
+              <w:rPr>
+                <w:rFonts w:hint="eastAsia"/>
+                <w:color w:val="000000"/>
+                <w:sz w:val="21"/>
+              </w:rPr>
+              <w:t>国泰君安</w:t>
+            </w:r>
+          </w:p>
+        </w:tc>
+      </w:tr>
+      <w:tr>
+        <w:trPr>
+          <w:cantSplit/>
+          <w:jc w:val="center"/>
+        </w:trPr>
+        <w:tc>
+          <w:tcPr>
+            <w:tcW w:w="870" w:type="pct"/>
+            <w:tcBorders>
+              <w:top w:val="single" w:sz="4" w:space="0" w:color="010000"/>
+            </w:tcBorders>
+            <w:vAlign w:val="center"/>
+          </w:tcPr>
+          <w:p>
+            <w:pPr>
+              <w:jc w:val="left"/>
+            </w:pPr>
+            <w:r/>
+            <w:r>
+              <w:rPr>
+                <w:rFonts w:hint="eastAsia"/>
+                <w:color w:val="000000"/>
+                <w:sz w:val="21"/>
+              </w:rPr>
+              <w:t>丰立智能</w:t>
+            </w:r>
+          </w:p>
+        </w:tc>
+        <w:tc>
+          <w:tcPr>
+            <w:tcW w:w="761" w:type="pct"/>
+            <w:tcBorders>
+              <w:top w:val="single" w:sz="4" w:space="0" w:color="010000"/>
+            </w:tcBorders>
+            <w:vAlign w:val="center"/>
+          </w:tcPr>
+          <w:p>
+            <w:pPr>
+              <w:jc w:val="left"/>
+            </w:pPr>
+            <w:r/>
+            <w:r>
+              <w:rPr>
+                <w:rFonts w:hint="eastAsia"/>
+                <w:color w:val="000000"/>
+                <w:sz w:val="21"/>
+              </w:rPr>
+              <w:t>301368.SZ</w:t>
+            </w:r>
+          </w:p>
+        </w:tc>
+        <w:tc>
+          <w:tcPr>
+            <w:tcW w:w="1196" w:type="pct"/>
+            <w:tcBorders>
+              <w:top w:val="single" w:sz="4" w:space="0" w:color="010000"/>
+            </w:tcBorders>
+            <w:vAlign w:val="center"/>
+          </w:tcPr>
+          <w:p>
+            <w:pPr>
+              <w:jc w:val="left"/>
+            </w:pPr>
+            <w:r/>
+            <w:r>
+              <w:rPr>
+                <w:rFonts w:hint="eastAsia"/>
+                <w:color w:val="000000"/>
+                <w:sz w:val="21"/>
+              </w:rPr>
+              <w:t>创业板，2022年12月15日</w:t>
+            </w:r>
+          </w:p>
+        </w:tc>
+        <w:tc>
+          <w:tcPr>
+            <w:tcW w:w="761" w:type="pct"/>
+            <w:tcBorders>
+              <w:top w:val="single" w:sz="4" w:space="0" w:color="010000"/>
+            </w:tcBorders>
+            <w:vAlign w:val="center"/>
+          </w:tcPr>
+          <w:p>
+            <w:pPr>
+              <w:jc w:val="left"/>
+            </w:pPr>
+            <w:r/>
+            <w:r>
+              <w:rPr>
+                <w:rFonts w:hint="eastAsia"/>
+                <w:color w:val="000000"/>
+                <w:sz w:val="21"/>
+              </w:rPr>
+              <w:t>保荐承销</w:t>
+            </w:r>
+          </w:p>
+        </w:tc>
+        <w:tc>
+          <w:tcPr>
+            <w:tcW w:w="1413" w:type="pct"/>
+            <w:tcBorders>
+              <w:top w:val="single" w:sz="4" w:space="0" w:color="010000"/>
+            </w:tcBorders>
+            <w:vAlign w:val="center"/>
+          </w:tcPr>
+          <w:p>
+            <w:pPr>
+              <w:jc w:val="left"/>
+            </w:pPr>
+            <w:r/>
+            <w:r>
+              <w:rPr>
+                <w:rFonts w:hint="eastAsia"/>
+                <w:color w:val="000000"/>
+                <w:sz w:val="21"/>
+              </w:rPr>
+              <w:t>国泰君安（现国泰海通，其2025年度定增亦由国泰海通保荐）</w:t>
+            </w:r>
+          </w:p>
+        </w:tc>
+      </w:tr>
+      <w:tr>
+        <w:trPr>
+          <w:cantSplit/>
+          <w:jc w:val="center"/>
+        </w:trPr>
+        <w:tc>
+          <w:tcPr>
+            <w:tcW w:w="870" w:type="pct"/>
+            <w:tcBorders>
+              <w:top w:val="single" w:sz="4" w:space="0" w:color="010000"/>
+            </w:tcBorders>
+            <w:vAlign w:val="center"/>
+          </w:tcPr>
+          <w:p>
+            <w:pPr>
+              <w:jc w:val="left"/>
+            </w:pPr>
+            <w:r/>
+            <w:r>
+              <w:rPr>
+                <w:rFonts w:hint="eastAsia"/>
+                <w:color w:val="000000"/>
+                <w:sz w:val="21"/>
+              </w:rPr>
+              <w:t>永贵电器</w:t>
+            </w:r>
+          </w:p>
+        </w:tc>
+        <w:tc>
+          <w:tcPr>
+            <w:tcW w:w="761" w:type="pct"/>
+            <w:tcBorders>
+              <w:top w:val="single" w:sz="4" w:space="0" w:color="010000"/>
+            </w:tcBorders>
+            <w:vAlign w:val="center"/>
+          </w:tcPr>
+          <w:p>
+            <w:pPr>
+              <w:jc w:val="left"/>
+            </w:pPr>
+            <w:r/>
+            <w:r>
+              <w:rPr>
+                <w:rFonts w:hint="eastAsia"/>
+                <w:color w:val="000000"/>
+                <w:sz w:val="21"/>
+              </w:rPr>
+              <w:t>300351.SZ</w:t>
+            </w:r>
+          </w:p>
+        </w:tc>
+        <w:tc>
+          <w:tcPr>
+            <w:tcW w:w="1196" w:type="pct"/>
+            <w:tcBorders>
+              <w:top w:val="single" w:sz="4" w:space="0" w:color="010000"/>
+            </w:tcBorders>
+            <w:vAlign w:val="center"/>
+          </w:tcPr>
+          <w:p>
+            <w:pPr>
+              <w:jc w:val="left"/>
+            </w:pPr>
+            <w:r/>
+            <w:r>
+              <w:rPr>
+                <w:rFonts w:hint="eastAsia"/>
+                <w:color w:val="000000"/>
+                <w:sz w:val="21"/>
+              </w:rPr>
+              <w:t>创业板，2012年9月20日</w:t>
+            </w:r>
+          </w:p>
+        </w:tc>
+        <w:tc>
+          <w:tcPr>
+            <w:tcW w:w="761" w:type="pct"/>
+            <w:tcBorders>
+              <w:top w:val="single" w:sz="4" w:space="0" w:color="010000"/>
+            </w:tcBorders>
+            <w:vAlign w:val="center"/>
+          </w:tcPr>
+          <w:p>
+            <w:pPr>
+              <w:jc w:val="left"/>
+            </w:pPr>
+            <w:r/>
+            <w:r>
+              <w:rPr>
+                <w:rFonts w:hint="eastAsia"/>
+                <w:color w:val="000000"/>
+                <w:sz w:val="21"/>
+              </w:rPr>
+              <w:t>保荐承销</w:t>
+            </w:r>
+          </w:p>
+        </w:tc>
+        <w:tc>
+          <w:tcPr>
+            <w:tcW w:w="1413" w:type="pct"/>
+            <w:tcBorders>
+              <w:top w:val="single" w:sz="4" w:space="0" w:color="010000"/>
+            </w:tcBorders>
+            <w:vAlign w:val="center"/>
+          </w:tcPr>
+          <w:p>
+            <w:pPr>
+              <w:jc w:val="left"/>
+            </w:pPr>
+            <w:r/>
+            <w:r>
+              <w:rPr>
+                <w:rFonts w:hint="eastAsia"/>
+                <w:color w:val="000000"/>
+                <w:sz w:val="21"/>
+              </w:rPr>
+              <w:t>国泰君安</w:t>
+            </w:r>
+          </w:p>
+        </w:tc>
+      </w:tr>
     </w:tbl>
     <w:p>
       <w:pPr>
@@ -18062,7 +18667,7 @@
           <w:sz w:val="11"/>
           <w:szCs w:val="11"/>
         </w:rPr>
-        <w:t>数据来源：委托方提供的Wind整理成果；上交所、深交所、北交所、港交所公开披露文件。本报告复核后补充三瑞智能一家。</w:t>
+        <w:t>数据来源：委托方提供的Wind整理成果；上交所、深交所、北交所、港交所公开披露文件。本轮补充国茂股份、伟创电气、丰立智能、永贵电器四家合并前项目及已完成上市的卧安机器人，此前已补三瑞智能。其中永贵电器的保荐机构以委托方提供口径列示，未从公开渠道核到发行时的保荐主体名称，建议以招股说明书封面复核。</w:t>
       </w:r>
     </w:p>
     <w:p>
@@ -18521,7 +19126,7 @@
                 <w:color w:val="000000"/>
                 <w:sz w:val="21"/>
               </w:rPr>
-              <w:t>卧安机器人</w:t>
+              <w:t>斯坦德机器人</w:t>
             </w:r>
           </w:p>
         </w:tc>
@@ -18567,7 +19172,7 @@
                 <w:color w:val="000000"/>
                 <w:sz w:val="21"/>
               </w:rPr>
-              <w:t>已通过聆讯并完成上市备案，集资规模约16.4亿港元</w:t>
+              <w:t>2026年6月23日首次递表，2026年7月27日重新递表</w:t>
             </w:r>
           </w:p>
         </w:tc>
@@ -18613,7 +19218,7 @@
                 <w:color w:val="000000"/>
                 <w:sz w:val="21"/>
               </w:rPr>
-              <w:t>国泰君安国际（与华泰国际）</w:t>
+              <w:t>国泰海通（与中信证券）</w:t>
             </w:r>
           </w:p>
         </w:tc>
@@ -18642,7 +19247,7 @@
                 <w:color w:val="000000"/>
                 <w:sz w:val="21"/>
               </w:rPr>
-              <w:t>斯坦德机器人</w:t>
+              <w:t>金道科技</w:t>
             </w:r>
           </w:p>
         </w:tc>
@@ -18665,7 +19270,7 @@
                 <w:color w:val="000000"/>
                 <w:sz w:val="21"/>
               </w:rPr>
-              <w:t>港交所上市</w:t>
+              <w:t>可转换公司债券发行</w:t>
             </w:r>
           </w:p>
         </w:tc>
@@ -18688,7 +19293,7 @@
                 <w:color w:val="000000"/>
                 <w:sz w:val="21"/>
               </w:rPr>
-              <w:t>2026年6月23日递表</w:t>
+              <w:t>在审</w:t>
             </w:r>
           </w:p>
         </w:tc>
@@ -18711,7 +19316,7 @@
                 <w:color w:val="000000"/>
                 <w:sz w:val="21"/>
               </w:rPr>
-              <w:t>联席保荐</w:t>
+              <w:t>保荐人（主承销商）</w:t>
             </w:r>
           </w:p>
         </w:tc>
@@ -18734,7 +19339,7 @@
                 <w:color w:val="000000"/>
                 <w:sz w:val="21"/>
               </w:rPr>
-              <w:t>国泰海通（与中信证券）</w:t>
+              <w:t>国泰海通</w:t>
             </w:r>
           </w:p>
         </w:tc>
@@ -19005,7 +19610,7 @@
                 <w:color w:val="000000"/>
                 <w:sz w:val="21"/>
               </w:rPr>
-              <w:t>镭神技术</w:t>
+              <w:t>镭神技术（弱相关，上游设备）</w:t>
             </w:r>
           </w:p>
         </w:tc>
@@ -19114,7 +19719,7 @@
           <w:sz w:val="11"/>
           <w:szCs w:val="11"/>
         </w:rPr>
-        <w:t>数据来源：委托方提供的Wind整理成果；交易所公开披露；中国证监会及各地证监局辅导备案公示。本报告复核后补充晋拓股份、智谱、镭神技术三家。其中晋拓股份为铝合金精密压铸件企业，已服务UR、云迹、节卡等协作机器人厂商并布局人形机器人零部件；智谱为人工智能大模型企业，与具身智能"大脑"层相关；镭神技术主营光通信与半导体精密装备，与机器人产业链非直接相关，列出以反映国泰海通在精密制造领域的辅导布局。</w:t>
+        <w:t>数据来源：委托方提供的Wind整理成果；交易所公开披露；中国证监会及各地证监局辅导备案公示。本报告复核后补充晋拓股份、智谱、镭神技术三家。其中金道科技主营齿轮传动部件，与关节模组的传动环节相关；晋拓股份为铝合金精密压铸件企业，已服务UR、云迹、节卡等协作机器人厂商并布局人形机器人零部件；智谱为人工智能大模型企业，与具身智能“大脑”层相关；镭神技术主营光通信与半导体精密装备，属上游设备、与机器人产业链弱相关，列出以反映国泰海通在精密制造领域的辅导布局。</w:t>
       </w:r>
     </w:p>
     <w:p>
@@ -19166,6 +19771,17 @@
     </w:p>
     <w:p>
       <w:pPr>
+        <w:pStyle w:val="a0"/>
+      </w:pPr>
+      <w:r>
+        <w:rPr>
+          <w:rFonts w:hint="eastAsia"/>
+        </w:rPr>
+        <w:t>需先说明投资主体的沿革：2026年6月30日，海通创新证券投资有限公司吸收合并国泰君安证裕投资有限公司并更名为国泰海通证裕投资有限公司；海通开元投资有限公司与国泰君安创新投资有限公司的整合亦已启动。下表中的投资主体按交易发生时的名称列示，不作追溯调整。</w:t>
+      </w:r>
+    </w:p>
+    <w:p>
+      <w:pPr>
         <w:keepNext/>
         <w:jc w:val="center"/>
       </w:pPr>
@@ -19792,7 +20408,7 @@
                 <w:color w:val="000000"/>
                 <w:sz w:val="21"/>
               </w:rPr>
-              <w:t>IPO跟投</w:t>
+              <w:t>IPO跟投（待核实）</w:t>
             </w:r>
           </w:p>
         </w:tc>
@@ -19815,7 +20431,7 @@
                 <w:color w:val="000000"/>
                 <w:sz w:val="21"/>
               </w:rPr>
-              <w:t>证裕投资为国泰海通另类投资子公司；国泰君安创新投资此前亦通过旗下基金参与。</w:t>
+              <w:t>该项跟投未从交易所发行公告或公司公告中核到，暂列为待核实事项，正式使用前需以发行结果公告的战略配售名单复核。</w:t>
             </w:r>
           </w:p>
         </w:tc>
@@ -19867,7 +20483,7 @@
                 <w:color w:val="000000"/>
                 <w:sz w:val="21"/>
               </w:rPr>
-              <w:t>恒旭资本（海通开元为该基金LP）</w:t>
+              <w:t>恒旭资本（直接投资）；海通开元、国泰君安证裕通过恒旭基金LP份额形成间接敞口</w:t>
             </w:r>
           </w:p>
         </w:tc>
@@ -19913,7 +20529,7 @@
                 <w:color w:val="000000"/>
                 <w:sz w:val="21"/>
               </w:rPr>
-              <w:t>间接持有</w:t>
+              <w:t>间接敞口</w:t>
             </w:r>
           </w:p>
         </w:tc>
@@ -19936,7 +20552,7 @@
                 <w:color w:val="000000"/>
                 <w:sz w:val="21"/>
               </w:rPr>
-              <w:t>轮式双臂人形机器人，估值约260亿元。</w:t>
+              <w:t>穿透比例未披露。轮式双臂人形机器人及具身智能大模型，投后估值超200亿元。</w:t>
             </w:r>
           </w:p>
         </w:tc>
@@ -20058,6 +20674,248 @@
                 <w:sz w:val="21"/>
               </w:rPr>
               <w:t>智能移动共融机器人，产品含多模态协同作业机器人、复合机器人、类人作业移动双臂机器人。</w:t>
+            </w:r>
+          </w:p>
+        </w:tc>
+      </w:tr>
+      <w:tr>
+        <w:trPr>
+          <w:cantSplit/>
+          <w:jc w:val="center"/>
+        </w:trPr>
+        <w:tc>
+          <w:tcPr>
+            <w:tcW w:w="763" w:type="pct"/>
+            <w:tcBorders>
+              <w:top w:val="single" w:sz="4" w:space="0" w:color="010000"/>
+            </w:tcBorders>
+            <w:vAlign w:val="center"/>
+          </w:tcPr>
+          <w:p>
+            <w:pPr>
+              <w:jc w:val="left"/>
+            </w:pPr>
+            <w:r/>
+            <w:r>
+              <w:rPr>
+                <w:rFonts w:hint="eastAsia"/>
+                <w:color w:val="000000"/>
+                <w:sz w:val="21"/>
+              </w:rPr>
+              <w:t>灵猴机器人</w:t>
+            </w:r>
+          </w:p>
+        </w:tc>
+        <w:tc>
+          <w:tcPr>
+            <w:tcW w:w="1017" w:type="pct"/>
+            <w:tcBorders>
+              <w:top w:val="single" w:sz="4" w:space="0" w:color="010000"/>
+            </w:tcBorders>
+            <w:vAlign w:val="center"/>
+          </w:tcPr>
+          <w:p>
+            <w:pPr>
+              <w:jc w:val="left"/>
+            </w:pPr>
+            <w:r/>
+            <w:r>
+              <w:rPr>
+                <w:rFonts w:hint="eastAsia"/>
+                <w:color w:val="000000"/>
+                <w:sz w:val="21"/>
+              </w:rPr>
+              <w:t>国泰君安创新投资</w:t>
+            </w:r>
+          </w:p>
+        </w:tc>
+        <w:tc>
+          <w:tcPr>
+            <w:tcW w:w="508" w:type="pct"/>
+            <w:tcBorders>
+              <w:top w:val="single" w:sz="4" w:space="0" w:color="010000"/>
+            </w:tcBorders>
+            <w:vAlign w:val="center"/>
+          </w:tcPr>
+          <w:p>
+            <w:pPr>
+              <w:jc w:val="left"/>
+            </w:pPr>
+            <w:r/>
+            <w:r>
+              <w:rPr>
+                <w:rFonts w:hint="eastAsia"/>
+                <w:color w:val="000000"/>
+                <w:sz w:val="21"/>
+              </w:rPr>
+              <w:t>2026年</w:t>
+            </w:r>
+          </w:p>
+        </w:tc>
+        <w:tc>
+          <w:tcPr>
+            <w:tcW w:w="678" w:type="pct"/>
+            <w:tcBorders>
+              <w:top w:val="single" w:sz="4" w:space="0" w:color="010000"/>
+            </w:tcBorders>
+            <w:vAlign w:val="center"/>
+          </w:tcPr>
+          <w:p>
+            <w:pPr>
+              <w:jc w:val="left"/>
+            </w:pPr>
+            <w:r/>
+            <w:r>
+              <w:rPr>
+                <w:rFonts w:hint="eastAsia"/>
+                <w:color w:val="000000"/>
+                <w:sz w:val="21"/>
+              </w:rPr>
+              <w:t>B轮及B+轮</w:t>
+            </w:r>
+          </w:p>
+        </w:tc>
+        <w:tc>
+          <w:tcPr>
+            <w:tcW w:w="2034" w:type="pct"/>
+            <w:tcBorders>
+              <w:top w:val="single" w:sz="4" w:space="0" w:color="010000"/>
+            </w:tcBorders>
+            <w:vAlign w:val="center"/>
+          </w:tcPr>
+          <w:p>
+            <w:pPr>
+              <w:jc w:val="left"/>
+            </w:pPr>
+            <w:r/>
+            <w:r>
+              <w:rPr>
+                <w:rFonts w:hint="eastAsia"/>
+                <w:color w:val="000000"/>
+                <w:sz w:val="21"/>
+              </w:rPr>
+              <w:t>具身智能核心零部件。</w:t>
+            </w:r>
+          </w:p>
+        </w:tc>
+      </w:tr>
+      <w:tr>
+        <w:trPr>
+          <w:cantSplit/>
+          <w:jc w:val="center"/>
+        </w:trPr>
+        <w:tc>
+          <w:tcPr>
+            <w:tcW w:w="763" w:type="pct"/>
+            <w:tcBorders>
+              <w:top w:val="single" w:sz="4" w:space="0" w:color="010000"/>
+            </w:tcBorders>
+            <w:vAlign w:val="center"/>
+          </w:tcPr>
+          <w:p>
+            <w:pPr>
+              <w:jc w:val="left"/>
+            </w:pPr>
+            <w:r/>
+            <w:r>
+              <w:rPr>
+                <w:rFonts w:hint="eastAsia"/>
+                <w:color w:val="000000"/>
+                <w:sz w:val="21"/>
+              </w:rPr>
+              <w:t>赛那德</w:t>
+            </w:r>
+          </w:p>
+        </w:tc>
+        <w:tc>
+          <w:tcPr>
+            <w:tcW w:w="1017" w:type="pct"/>
+            <w:tcBorders>
+              <w:top w:val="single" w:sz="4" w:space="0" w:color="010000"/>
+            </w:tcBorders>
+            <w:vAlign w:val="center"/>
+          </w:tcPr>
+          <w:p>
+            <w:pPr>
+              <w:jc w:val="left"/>
+            </w:pPr>
+            <w:r/>
+            <w:r>
+              <w:rPr>
+                <w:rFonts w:hint="eastAsia"/>
+                <w:color w:val="000000"/>
+                <w:sz w:val="21"/>
+              </w:rPr>
+              <w:t>海通开元</w:t>
+            </w:r>
+          </w:p>
+        </w:tc>
+        <w:tc>
+          <w:tcPr>
+            <w:tcW w:w="508" w:type="pct"/>
+            <w:tcBorders>
+              <w:top w:val="single" w:sz="4" w:space="0" w:color="010000"/>
+            </w:tcBorders>
+            <w:vAlign w:val="center"/>
+          </w:tcPr>
+          <w:p>
+            <w:pPr>
+              <w:jc w:val="left"/>
+            </w:pPr>
+            <w:r/>
+            <w:r>
+              <w:rPr>
+                <w:rFonts w:hint="eastAsia"/>
+                <w:color w:val="000000"/>
+                <w:sz w:val="21"/>
+              </w:rPr>
+              <w:t>2026年6月</w:t>
+            </w:r>
+          </w:p>
+        </w:tc>
+        <w:tc>
+          <w:tcPr>
+            <w:tcW w:w="678" w:type="pct"/>
+            <w:tcBorders>
+              <w:top w:val="single" w:sz="4" w:space="0" w:color="010000"/>
+            </w:tcBorders>
+            <w:vAlign w:val="center"/>
+          </w:tcPr>
+          <w:p>
+            <w:pPr>
+              <w:jc w:val="left"/>
+            </w:pPr>
+            <w:r/>
+            <w:r>
+              <w:rPr>
+                <w:rFonts w:hint="eastAsia"/>
+                <w:color w:val="000000"/>
+                <w:sz w:val="21"/>
+              </w:rPr>
+              <w:t>C轮</w:t>
+            </w:r>
+          </w:p>
+        </w:tc>
+        <w:tc>
+          <w:tcPr>
+            <w:tcW w:w="2034" w:type="pct"/>
+            <w:tcBorders>
+              <w:top w:val="single" w:sz="4" w:space="0" w:color="010000"/>
+            </w:tcBorders>
+            <w:vAlign w:val="center"/>
+          </w:tcPr>
+          <w:p>
+            <w:pPr>
+              <w:jc w:val="left"/>
+            </w:pPr>
+            <w:r/>
+            <w:r>
+              <w:rPr>
+                <w:rFonts w:hint="eastAsia"/>
+                <w:color w:val="000000"/>
+                <w:sz w:val="21"/>
+              </w:rPr>
+              <w:t>物流具身智能机器人。</w:t>
             </w:r>
           </w:p>
         </w:tc>
@@ -20195,7 +21053,7 @@
           <w:sz w:val="11"/>
           <w:szCs w:val="11"/>
         </w:rPr>
-        <w:t>数据来源：委托方提供的Wind整理成果；公开融资报道。本报告复核后补充飒智智能一家，并将首形科技的跟投主体由"国泰海通"具体化为"国泰君安创新投"。证券公司私募股权子公司的投资组合并非全部对外披露，本表不构成完整清单。</w:t>
+        <w:t>数据来源：委托方提供的Wind整理成果；公开融资报道。本轮补充灵猴机器人、赛那德两家，并对宇树科技的IPO跟投改列为待核实、对银河通用的持有方式按直接投资与LP间接敞口作了区分。证券公司私募股权子公司的投资组合并非全部对外披露，本表不构成完整清单。</w:t>
       </w:r>
     </w:p>
     <w:p>
@@ -20947,7 +21805,7 @@
                 <w:color w:val="000000"/>
                 <w:sz w:val="21"/>
               </w:rPr>
-              <w:t>上海国投先导；海通创新证券投资出资2.5亿元</w:t>
+              <w:t>上海国投先导；国泰君安证裕出资2.5亿元、海通创新证券投资出资2.5亿元</w:t>
             </w:r>
           </w:p>
         </w:tc>
@@ -21229,7 +22087,7 @@
           <w:sz w:val="11"/>
           <w:szCs w:val="11"/>
         </w:rPr>
-        <w:t>数据来源：委托方提供的Wind整理成果；公开报道。需要说明的是，上述基金多为综合性股权投资基金，机器人仅为其投资方向之一，各只基金的规模不宜简单加总视为对机器人产业链的投入金额。</w:t>
+        <w:t>数据来源：委托方提供的Wind整理成果；公开报道。需要说明两点：一是上述基金多为综合性股权投资基金，机器人仅为其投资方向之一，各只基金的规模不宜简单加总视为对机器人产业链的投入金额；二是基金的管理人与出资主体按设立或备案时的名称列示，其中国泰君安证裕投资已于2026年6月30日被海通创新证券投资吸收合并并更名为国泰海通证裕投资。</w:t>
       </w:r>
     </w:p>
     <w:p>
@@ -21258,7 +22116,7 @@
         <w:rPr>
           <w:rFonts w:hint="eastAsia"/>
         </w:rPr>
-        <w:t>国泰海通系在本产业链已保荐上市8家、正在保荐或辅导7家（含新增的斯坦德机器人）、曾保荐但终止1家、股权投资参股7家，并通过7只产业基金形成覆盖。保荐项目覆盖上游核心零部件（绿的谐波、步科股份、新睿电子、三瑞智能、晋拓股份）与中游本体及感知（优必选、越疆科技、乐动机器人、珞石机器人、卡诺普、卧安机器人、斯坦德机器人），其中优必选与卡诺普为独家保荐，投资侧集中于整机与具身智能（智元、智平方、宇树、银河通用、首形科技、飒智智能）。</w:t>
+        <w:t>国泰海通系在本产业链已保荐上市13家、正在保荐或辅导7家、曾保荐但终止1家、股权投资参股9家，并通过7只产业基金形成覆盖。保荐项目覆盖上游核心零部件（绿的谐波、步科股份、新睿电子、三瑞智能、晋拓股份、国茂股份、伟创电气、丰立智能、永贵电器、金道科技）与中游本体及感知（优必选、越疆科技、乐动机器人、珞石机器人、卡诺普、卧安机器人、斯坦德机器人），其中优必选与卡诺普为独家保荐，投资侧集中于整机、核心零部件与具身智能（智元、智平方、首形科技、灵猴机器人、赛那德、飒智智能、银河通用等）。</w:t>
       </w:r>
     </w:p>
     <w:p/>
@@ -21326,7 +22184,7 @@
         <w:rPr>
           <w:rFonts w:hint="eastAsia"/>
         </w:rPr>
-        <w:t>经营与融资方面，公司已完成人形机器人专用模组1,320套的交付，为全球首款防爆人形机器人"天魁1号"提供了除手部以外的上肢，中标哈尔滨电机厂发电机组智能检查机器人项目，2025年4月获得"LeadeRobot 2025年度人形机器人核心供应商"称号；2025年10月宣布完成近亿元人民币A轮融资，由科沃斯战投领投，上海宁玮仁、上海湖银等产业资源方跟投，资金用于动力模组研发与产能扩建；在此之前，公司曾获南京市创新投资集团领投的融资。此外，公司于2024年11月发布双臂载荷50公斤的纯电驱人形机械臂。</w:t>
+        <w:t>经营与融资方面，公司已完成人形机器人专用模组1,320套的交付，为全球首款防爆人形机器人“天魁1号”提供了除手部以外的上肢，中标哈尔滨电机厂发电机组智能检查机器人项目，2025年4月获得“LeadeRobot 2025年度人形机器人核心供应商”称号；2025年10月宣布完成近亿元人民币A轮融资，由科沃斯战投领投，上海宁玮仁、上海湖银等产业资源方跟投，资金用于动力模组研发与产能扩建；在此之前，公司曾获南京市创新投资集团领投的融资。此外，公司于2024年11月发布双臂载荷50公斤的纯电驱人形机械臂。</w:t>
       </w:r>
     </w:p>
     <w:p>
@@ -21355,7 +22213,7 @@
         <w:rPr>
           <w:rFonts w:hint="eastAsia"/>
         </w:rPr>
-        <w:t>按照本报告第2.4节的分类，无锡巨蟹属于"减速器企业向上集成关节模组"这一类型，与绿的谐波、来福谐波、中大力德处于同一竞争象限。与这些企业相比，无锡巨蟹的特点是：核心部件自研覆盖面更宽（减速器、驱动器、编码器、力矩传感器四项自研，其中编码器与力矩传感器的自研在国内同类企业中相对少见）、产品直接以人形机器人关节模组系列化谱系呈现、并已延伸至上肢平台层面；但在收入体量、出货规模和客户结构上与可比公司差距明显——绿的谐波2025年营业收入5.71亿元、销量42.52万台，来福谐波营业收入2.61亿元、谐波减速器销量29.15万台，而无锡巨蟹目前公开的累计模组交付量为1,320套。</w:t>
+        <w:t>按照本报告第2.4节的分类，无锡巨蟹属于“减速器企业向上集成关节模组”这一类型，与绿的谐波、来福谐波、中大力德处于同一竞争象限。与这些企业相比，无锡巨蟹的特点是：核心部件自研覆盖面更宽（减速器、驱动器、编码器、力矩传感器四项自研，其中编码器与力矩传感器的自研在国内同类企业中相对少见）、产品直接以人形机器人关节模组系列化谱系呈现、并已延伸至上肢平台层面；但在收入体量、出货规模和客户结构上与可比公司差距明显——绿的谐波2025年营业收入5.71亿元、销量42.52万台，来福谐波营业收入2.61亿元、谐波减速器销量29.15万台，而无锡巨蟹目前公开的累计模组交付量为1,320套。</w:t>
       </w:r>
     </w:p>
     <w:p>
@@ -21395,7 +22253,7 @@
         <w:rPr>
           <w:rFonts w:hint="eastAsia"/>
         </w:rPr>
-        <w:t>结合本报告的行业判断，建议在本次拜访中重点核实以下事项。这些问题围绕"能否在2026—2027年的关节模组行业集中度提升过程中卡住位置"这一核心命题展开。</w:t>
+        <w:t>结合本报告的行业判断，建议在本次拜访中重点核实以下事项。这些问题围绕“能否在2026—2027年的关节模组行业集中度提升过程中卡住位置”这一核心命题展开。</w:t>
       </w:r>
     </w:p>
     <w:p>
@@ -21811,7 +22669,7 @@
                 <w:color w:val="000000"/>
                 <w:sz w:val="21"/>
               </w:rPr>
-              <w:t>谐波减速器环节已进入"量升价跌"阶段，来福谐波谐波减速器毛利率由29.9%降至24.6%且持续亏损。</w:t>
+              <w:t>谐波减速器环节已进入“量升价跌”阶段，来福谐波谐波减速器毛利率由29.9%降至24.6%且持续亏损。</w:t>
             </w:r>
           </w:p>
         </w:tc>
@@ -22013,7 +22871,7 @@
                 <w:color w:val="000000"/>
                 <w:sz w:val="21"/>
               </w:rPr>
-              <w:t>面对"谐波（上半身）＋准直驱QDD（下肢）＋行星（成本敏感）"的混合架构收敛趋势，公司在下肢大扭矩关节上是否有产品布局？如果没有，是否意味着可服务市场被限定在上半身？</w:t>
+              <w:t>面对“谐波（上半身）＋准直驱QDD（下肢）＋行星（成本敏感）”的混合架构收敛趋势，公司在下肢大扭矩关节上是否有产品布局？如果没有，是否意味着可服务市场被限定在上半身？</w:t>
             </w:r>
           </w:p>
         </w:tc>
@@ -22307,7 +23165,7 @@
         <w:rPr>
           <w:rFonts w:hint="eastAsia"/>
         </w:rPr>
-        <w:t>综合来看，无锡巨蟹处在人形机器人产业链中价值量最高、竞争也最激烈的环节，其"四项核心部件自研＋系列化一体化模组＋上肢平台"的产品结构在技术路径上是正确的，符合行业向一体化和系统承诺迁移的方向；自研编码器、自研力矩传感器和非金属谐波减速器构成了区别于多数同类企业的潜在差异点；无锡本地的整机集群和科沃斯的战略投资为其提供了区位与生态支撑。</w:t>
+        <w:t>综合来看，无锡巨蟹处在人形机器人产业链中价值量最高、竞争也最激烈的环节，其“四项核心部件自研＋系列化一体化模组＋上肢平台”的产品结构在技术路径上是正确的，符合行业向一体化和系统承诺迁移的方向；自研编码器、自研力矩传感器和非金属谐波减速器构成了区别于多数同类企业的潜在差异点；无锡本地的整机集群和科沃斯的战略投资为其提供了区位与生态支撑。</w:t>
       </w:r>
     </w:p>
     <w:p>
@@ -22357,7 +23215,7 @@
         <w:rPr>
           <w:rFonts w:hint="eastAsia"/>
         </w:rPr>
-        <w:t>关于口径需提示三点。第一，人形机器人出货量尚无统一统计标准，本报告并列使用三套口径并逐项标注来源：新战略咨询与人形机器人场景应用联盟口径为2025年中国出货约2万台，GGII口径为约1.8万台，赛迪口径为全球约1.7万台、中国企业约1.44万台；三者统计边界不同，不可直接比较。谐波减速器的份额数据统一采用GGII《全球谐波减速器市场"沉浮录"》口径。第二，未上市企业的经营数据与估值均来自公开报道，未经审计核验；估值为融资后估值或发行公告口径，不代表实际交易定价。第三，图表中的轧差与倒算数据（如2024年出货量、工业物流场景占比）已在对应图注中标明计算过程。</w:t>
+        <w:t>关于口径需提示三点。第一，人形机器人出货量尚无统一统计标准，本报告并列使用三套口径并逐项标注来源：新战略咨询与人形机器人场景应用联盟口径为2025年中国出货约2万台，GGII口径为约1.8万台，赛迪口径为全球约1.7万台、中国企业约1.44万台；三者统计边界不同，不可直接比较。谐波减速器的份额数据统一采用GGII《全球谐波减速器市场“沉浮录”》口径。第二，未上市企业的经营数据与估值均来自公开报道，未经审计核验；估值为融资后估值或发行公告口径，不代表实际交易定价。第三，图表中的轧差与倒算数据（如2024年出货量、工业物流场景占比）已在对应图注中标明计算过程。</w:t>
       </w:r>
     </w:p>
     <w:p>

--- a/output/交付物/中国人形机器人产业链研究.docx
+++ b/output/交付物/中国人形机器人产业链研究.docx
@@ -1196,7 +1196,7 @@
                 <w:sz w:val="24"/>
                 <w:szCs w:val="24"/>
               </w:rPr>
-              <w:t>13</w:t>
+              <w:t>14</w:t>
             </w:r>
             <w:r>
               <w:rPr>
@@ -1365,7 +1365,7 @@
                 <w:sz w:val="24"/>
                 <w:szCs w:val="24"/>
               </w:rPr>
-              <w:t>15</w:t>
+              <w:t>16</w:t>
             </w:r>
             <w:r>
               <w:rPr>
@@ -1454,7 +1454,7 @@
                 <w:sz w:val="24"/>
                 <w:szCs w:val="24"/>
               </w:rPr>
-              <w:t>16</w:t>
+              <w:t>17</w:t>
             </w:r>
             <w:r>
               <w:rPr>
@@ -1632,7 +1632,7 @@
                 <w:sz w:val="24"/>
                 <w:szCs w:val="24"/>
               </w:rPr>
-              <w:t>17</w:t>
+              <w:t>18</w:t>
             </w:r>
             <w:r>
               <w:rPr>
@@ -2238,7 +2238,7 @@
                 <w:sz w:val="24"/>
                 <w:szCs w:val="24"/>
               </w:rPr>
-              <w:t>21</w:t>
+              <w:t>22</w:t>
             </w:r>
             <w:r>
               <w:rPr>
@@ -2415,7 +2415,7 @@
                 <w:sz w:val="24"/>
                 <w:szCs w:val="24"/>
               </w:rPr>
-              <w:t>22</w:t>
+              <w:t>23</w:t>
             </w:r>
             <w:r>
               <w:rPr>
@@ -2593,7 +2593,7 @@
                 <w:sz w:val="24"/>
                 <w:szCs w:val="24"/>
               </w:rPr>
-              <w:t>27</w:t>
+              <w:t>28</w:t>
             </w:r>
             <w:r>
               <w:rPr>
@@ -2763,7 +2763,7 @@
                 <w:sz w:val="24"/>
                 <w:szCs w:val="24"/>
               </w:rPr>
-              <w:t>29</w:t>
+              <w:t>30</w:t>
             </w:r>
             <w:r>
               <w:rPr>
@@ -2801,7 +2801,7 @@
                 <w:sz w:val="24"/>
                 <w:szCs w:val="24"/>
               </w:rPr>
-              <w:t xml:space="preserve">6.1 已上市或已完成发行的企业</w:t>
+              <w:t xml:space="preserve">6.1 已上市或已进入发行阶段的企业</w:t>
             </w:r>
             <w:r>
               <w:rPr>
@@ -2940,7 +2940,7 @@
                 <w:sz w:val="24"/>
                 <w:szCs w:val="24"/>
               </w:rPr>
-              <w:t>33</w:t>
+              <w:t>34</w:t>
             </w:r>
             <w:r>
               <w:rPr>
@@ -3029,7 +3029,7 @@
                 <w:sz w:val="24"/>
                 <w:szCs w:val="24"/>
               </w:rPr>
-              <w:t>34</w:t>
+              <w:t>35</w:t>
             </w:r>
             <w:r>
               <w:rPr>
@@ -3118,7 +3118,7 @@
                 <w:sz w:val="24"/>
                 <w:szCs w:val="24"/>
               </w:rPr>
-              <w:t>36</w:t>
+              <w:t>37</w:t>
             </w:r>
             <w:r>
               <w:rPr>
@@ -3207,7 +3207,7 @@
                 <w:sz w:val="24"/>
                 <w:szCs w:val="24"/>
               </w:rPr>
-              <w:t>38</w:t>
+              <w:t>39</w:t>
             </w:r>
             <w:r>
               <w:rPr>
@@ -3296,7 +3296,7 @@
                 <w:sz w:val="24"/>
                 <w:szCs w:val="24"/>
               </w:rPr>
-              <w:t>38</w:t>
+              <w:t>39</w:t>
             </w:r>
             <w:r>
               <w:rPr>
@@ -3385,7 +3385,7 @@
                 <w:sz w:val="24"/>
                 <w:szCs w:val="24"/>
               </w:rPr>
-              <w:t>38</w:t>
+              <w:t>39</w:t>
             </w:r>
             <w:r>
               <w:rPr>
@@ -3466,7 +3466,7 @@
                 <w:sz w:val="24"/>
                 <w:szCs w:val="24"/>
               </w:rPr>
-              <w:t>39</w:t>
+              <w:t>40</w:t>
             </w:r>
             <w:r>
               <w:rPr>
@@ -3554,7 +3554,7 @@
                 <w:sz w:val="24"/>
                 <w:szCs w:val="24"/>
               </w:rPr>
-              <w:t>39</w:t>
+              <w:t>40</w:t>
             </w:r>
             <w:r>
               <w:rPr>
@@ -3643,7 +3643,7 @@
                 <w:sz w:val="24"/>
                 <w:szCs w:val="24"/>
               </w:rPr>
-              <w:t>40</w:t>
+              <w:t>41</w:t>
             </w:r>
             <w:r>
               <w:rPr>
@@ -3732,7 +3732,7 @@
                 <w:sz w:val="24"/>
                 <w:szCs w:val="24"/>
               </w:rPr>
-              <w:t>41</w:t>
+              <w:t>42</w:t>
             </w:r>
             <w:r>
               <w:rPr>
@@ -3821,7 +3821,7 @@
                 <w:sz w:val="24"/>
                 <w:szCs w:val="24"/>
               </w:rPr>
-              <w:t>41</w:t>
+              <w:t>42</w:t>
             </w:r>
             <w:r>
               <w:rPr>
@@ -3910,7 +3910,7 @@
                 <w:sz w:val="24"/>
                 <w:szCs w:val="24"/>
               </w:rPr>
-              <w:t>43</w:t>
+              <w:t>44</w:t>
             </w:r>
             <w:r>
               <w:rPr>
@@ -3991,7 +3991,7 @@
                 <w:sz w:val="24"/>
                 <w:szCs w:val="24"/>
               </w:rPr>
-              <w:t>43</w:t>
+              <w:t>44</w:t>
             </w:r>
             <w:r>
               <w:rPr>
@@ -4079,7 +4079,7 @@
                 <w:sz w:val="24"/>
                 <w:szCs w:val="24"/>
               </w:rPr>
-              <w:t>43</w:t>
+              <w:t>44</w:t>
             </w:r>
             <w:r>
               <w:rPr>
@@ -4168,7 +4168,7 @@
                 <w:sz w:val="24"/>
                 <w:szCs w:val="24"/>
               </w:rPr>
-              <w:t>44</w:t>
+              <w:t>45</w:t>
             </w:r>
             <w:r>
               <w:rPr>
@@ -4257,7 +4257,7 @@
                 <w:sz w:val="24"/>
                 <w:szCs w:val="24"/>
               </w:rPr>
-              <w:t>44</w:t>
+              <w:t>45</w:t>
             </w:r>
             <w:r>
               <w:rPr>
@@ -4346,7 +4346,7 @@
                 <w:sz w:val="24"/>
                 <w:szCs w:val="24"/>
               </w:rPr>
-              <w:t>46</w:t>
+              <w:t>47</w:t>
             </w:r>
             <w:r>
               <w:rPr>
@@ -4427,7 +4427,7 @@
                 <w:sz w:val="24"/>
                 <w:szCs w:val="24"/>
               </w:rPr>
-              <w:t>46</w:t>
+              <w:t>47</w:t>
             </w:r>
             <w:r>
               <w:rPr>
@@ -5130,7 +5130,7 @@
         <w:rPr>
           <w:rFonts w:hint="eastAsia"/>
         </w:rPr>
-        <w:t>人形机器人本体由执行系统、感知系统、计算系统、结构件与能源系统共同构成。其中执行系统是价值量最高、技术壁垒最集中的部分，也是无锡巨蟹智能驱动科技有限公司（以下简称“无锡巨蟹”）所处的环节。执行系统按运动形式分为旋转执行器（旋转关节）和线性执行器（直线关节）两类：旋转关节以“电机＋减速器＋编码器＋驱动器＋力矩传感器”为基本结构，广泛用于颈部、肩、肘、腕、腰和髋等部位；线性执行器以“力矩电机＋行星滚柱丝杠”为主，主要用于膝、踝等需要大推力和高刚度的部位。</w:t>
+        <w:t>人形机器人本体由执行系统、感知系统、计算系统、结构件与能源系统共同构成。其中执行系统是价值量最高、技术壁垒最集中的部分，也是无锡巨蟹智能驱动科技有限公司（以下简称“无锡巨蟹”）所处的环节。执行系统按运动形式分为旋转执行器（旋转关节）和线性执行器（直线关节）两类：旋转关节以“电机＋减速器＋编码器＋驱动器”为基本结构，高性能关节还可集成力矩传感器、制动器等部件，广泛用于颈部、肩、肘、腕、腰和髋等部位；线性执行器通常采用电机＋丝杠传动，其中行星滚柱丝杠是高负载人形机器人中的重要技术路线，主要用于膝、踝等需要大推力和高刚度的部位。</w:t>
       </w:r>
     </w:p>
     <w:p>
@@ -5141,7 +5141,7 @@
         <w:rPr>
           <w:rFonts w:hint="eastAsia"/>
         </w:rPr>
-        <w:t>以旋转关节为例，各组成部分的功能分工如下：无框力矩电机（或空心杯电机）提供原始扭矩和转速；谐波减速器将高转速低扭矩转换为低转速高扭矩输出，同时保证极小的回差和较高的传动精度；编码器分别安装在电机端和输出端（即“双编码器”配置），前者用于电流环和速度环换向控制，后者用于消除减速器柔性变形和回差带来的位置误差，实现输出端的高精度闭环；驱动器完成电流采样、功率放大、力矩控制和总线通信，是关节的“神经末梢”；力矩传感器直接测量关节输出端的真实力矩，使机器人能够感知接触力并实现柔顺控制、碰撞检测和人机安全交互，是关节由“位置控制”走向“力控”的关键部件；制动器和散热结构则用于保障断电安全和连续工作能力。</w:t>
+        <w:t>以旋转关节为例，各组成部分的功能分工如下：无框力矩电机（或空心杯电机）提供原始扭矩和转速；谐波减速器将高转速低扭矩转换为低转速高扭矩输出，同时保证极小的回差和较高的传动精度；编码器分别安装在电机端和输出端（即“双编码器”配置），电机端编码器主要用于转子位置检测、FOC换相和速度反馈，输出端编码器用于关节输出位置闭环及减速器误差补偿；驱动器完成电流采样、功率放大、力矩控制和总线通信，是关节的“神经末梢”；力矩传感器直接测量关节输出端的真实力矩，使机器人能够感知接触力并实现柔顺控制、碰撞检测和人机安全交互，是关节由“位置控制”走向“力控”的关键部件；制动器和散热结构则用于保障断电安全和连续工作能力。</w:t>
       </w:r>
     </w:p>
     <w:p>
@@ -5152,7 +5152,7 @@
         <w:rPr>
           <w:rFonts w:hint="eastAsia"/>
         </w:rPr>
-        <w:t>所谓“一体化动力关节模组”，是指把上述部件在机械、电气和控制三个层面深度集成为一个可直接装配的标准单元，对外只保留机械安装面、动力线和通信总线接口。就无锡巨蟹的产品而言，其集成范围涵盖谐波减速器、驱动器、双编码器、力矩传感器和制动器五类部件。相较于整机厂自行采购分立部件再装配，一体化模组能够显著缩短本体开发周期，减少装配公差累积，降低线束数量和整机重量，并把关节层面的标定、补偿和保护逻辑固化在模组内部。据行业白皮书判断，一体化设计是规模化量产的必选项，无法提供一体化方案的模组厂商在未来两年将快速边缘化。无锡巨蟹的产品体系正是沿着“自研谐波减速器＋自研微型低压驱动器＋自研编码器→系列化一体化关节模组→上肢平台/机械臂”这条路径展开的，其中力矩传感器与编码器同为关节的感知部件，共同决定关节的闭环控制能力。</w:t>
+        <w:t>所谓“一体化动力关节模组”，是指把上述部件在机械、电气和控制三个层面深度集成为一个可直接装配的标准单元，对外只保留机械安装面、动力线和通信总线接口。就无锡巨蟹的产品而言，其集成范围涵盖谐波减速器、驱动器、双编码器、力矩传感器和制动器五类部件。相较于整机厂自行采购分立部件再装配，一体化模组能够显著缩短本体开发周期，减少装配公差累积，降低线束数量和整机重量，并把关节层面的标定、补偿和保护逻辑固化在模组内部。一体化能力正在成为规模化量产中的重要竞争方向，缺乏系统集成能力的企业未来竞争压力可能进一步加大。无锡巨蟹的产品体系正是沿着“自研谐波减速器＋自研微型低压驱动器＋自研编码器→系列化一体化关节模组→上肢平台/机械臂”这条路径展开的，其中力矩传感器与编码器同为关节的感知部件，共同决定关节的闭环控制能力。</w:t>
       </w:r>
     </w:p>
     <w:p>
@@ -5823,7 +5823,7 @@
         <w:rPr>
           <w:rFonts w:hint="eastAsia"/>
         </w:rPr>
-        <w:t>从价值量分布看，执行与传动环节是整机中最集中的部分。据券商及第三方机构的公开测算，硬件成本约占整机成本的60%—70%，其中旋转执行器（无框力矩电机＋谐波减速器＋编码器）约占20%，线性执行器（行星滚柱丝杠＋力矩电机）约占20%，灵巧手约占15%，计算与感知约占15%，结构件与电池约占10%。按单一零部件口径，觅途咨询《2024人形机器人产业链白皮书》给出的价值占比为丝杠19.00%、无框力矩电机16.00%、减速器13.00%、力传感器11.00%、空心杯电机8.00%、轴承5.50%，可与上述功能模块口径相互印证。若按“关节模组”这一整体口径统计，据觅途咨询（M2）《2026年全球及中国人形机器人关节模组市场发展白皮书》，其在整机成本中的占比可达35%—60%；以特斯拉Optimus Gen2为例，整机硬件成本约29万元，28个一体化关节模组合计占比约54%，单套模组价格区间约4,000—6,500元。</w:t>
+        <w:t>从价值量分布看，执行与传动环节是整机中最集中的部分。据券商及第三方机构的公开测算，硬件成本约占整机成本的60%—70%，其中旋转执行器（无框力矩电机＋谐波减速器＋编码器）约占20%，线性执行器（行星滚柱丝杠＋力矩电机）约占20%，灵巧手约占15%，计算与感知约占15%，结构件与电池约占10%。按单一零部件口径，觅途咨询《2024人形机器人产业链白皮书》给出的价值占比为丝杠19.00%、无框力矩电机16.00%、减速器13.00%、力传感器11.00%、空心杯电机8.00%、轴承5.50%。不同机构和典型机型的BOM测算口径差异较大，但整体均显示执行器、传动和灵巧手是整机价值量较集中的环节。若按“关节模组”这一整体口径统计，据觅途咨询（M2）《2026年全球及中国人形机器人关节模组市场发展白皮书》，其在整机成本中的占比可达35%—60%；以特斯拉Optimus Gen2为例，整机硬件成本约29万元，28个一体化关节模组合计占比约54%，单套模组价格区间约4,000—6,500元。</w:t>
       </w:r>
     </w:p>
     <w:p>
@@ -5890,7 +5890,7 @@
           <w:sz w:val="11"/>
           <w:szCs w:val="11"/>
         </w:rPr>
-        <w:t>数据来源：券商研究报告及觅途咨询（M2）《2026年全球及中国人形机器人关节模组市场发展白皮书》等公开测算，本报告整理。各机构口径存在差异，本图用于观察价值量的相对集中度，不作为精确成本拆分依据。</w:t>
+        <w:t>数据来源：券商研究报告及觅途咨询（M2）《2026年全球及中国人形机器人关节模组市场发展白皮书》等公开测算，本报告整理。各机构口径存在差异，且不同机型的结构差异较大，本图用于观察价值量的相对集中度，不代表所有人形机器人适用同一比例，亦不作为精确成本拆分依据。</w:t>
       </w:r>
     </w:p>
     <w:p>
@@ -6097,7 +6097,7 @@
         <w:rPr>
           <w:rFonts w:hint="eastAsia"/>
         </w:rPr>
-        <w:t>对无锡巨蟹而言，谐波减速器环节的关键判断有三点：第一，人形机器人带来的增量需求真实存在但价格中枢在下移，仅靠标准品出货难以获得超额利润；第二，头部企业已在通过“减速器＋关节模组”的纵向整合抬高单客户价值量，说明单纯的部件供应商定位正在被稀释；第三，行业竞争维度已从扭矩和精度转向批量一致性、交付稳定性和良率，这对中小规模企业既是壁垒也是机会——如果能够在特定规格（如微型、超薄、非金属柔轮等差异化产品）建立稳定的批量供应能力，仍有可能形成局部优势。公开信息显示，无锡巨蟹以自研谐波减速器为核心，并具备非金属谐波减速器的制造能力，这类差异化产品在轻量化、低噪声和特殊环境应用上具有一定的技术特色。</w:t>
+        <w:t>对无锡巨蟹而言，谐波减速器环节的关键判断有三点：第一，人形机器人带来的增量需求真实存在但价格中枢在下移，仅靠标准品出货难以获得超额利润；第二，头部企业已在通过“减速器＋关节模组”的纵向整合抬高单客户价值量，说明单纯的部件供应商定位正在被稀释；第三，行业竞争维度已从扭矩和精度转向批量一致性、交付稳定性和良率，这对中小规模企业既是壁垒也是机会——如果能够在特定规格（如微型、超薄、非金属柔轮等差异化产品）建立稳定的批量供应能力，仍有可能形成局部优势。公开信息显示，无锡巨蟹以自研谐波减速器为核心，并已布局非金属谐波减速器，该路线在轻量化、低噪声和特定应用场景具有潜在价值，实际在机器人关节中的寿命、良率和成本优势仍需进一步验证。</w:t>
       </w:r>
     </w:p>
     <w:p>
@@ -6615,7 +6615,7 @@
                 <w:color w:val="000000"/>
                 <w:sz w:val="21"/>
               </w:rPr>
-              <w:t>分为光电式与磁电式，按输出分为增量式与绝对值式。人形机器人关节普遍采用双编码器方案（电机端＋输出端），单机用量大。据测算，特斯拉Optimus单台在旋转关节、线性关节和灵巧手上合计使用约54个编码器；编码器在单个关节模组成本中占比约10%—20%，在整机硬件成本中占比约7%—8%。</w:t>
+              <w:t>分为光电式与磁电式，按输出分为增量式与绝对值式。人形机器人关节普遍采用双编码器方案（电机端＋输出端），单机用量大。据测算，特斯拉Optimus单台在旋转关节、线性关节和灵巧手上合计使用约54个编码器；编码器单机用量较大，是关节感知与闭环控制的重要成本组成部分。</w:t>
             </w:r>
           </w:p>
         </w:tc>
@@ -6787,7 +6787,7 @@
         <w:rPr>
           <w:rFonts w:hint="eastAsia"/>
         </w:rPr>
-        <w:t>从经营模式看，电机和编码器环节的规模效应明显，头部企业通过标准化产品和产能扩张摊薄成本；驱动器环节则更依赖与整机控制架构的深度耦合，单独销售的溢价空间有限，更多作为关节模组的组成部分实现价值。这一特征解释了为什么以谐波减速器起家的企业普遍向“减速器＋驱动＋编码器＋电机”的一体化模组延伸——把几个单独议价能力有限的部件，通过集成转化为一个具备系统性能承诺的整体产品。力矩传感器在这一集成中的作用尤为特殊：它本身外售规模有限，但决定了关节能否提供力控能力，而力控正是人形机器人区别于传统工业机器人的核心要求之一，因此自研力矩传感器的模组厂商在产品定义上具有更大的自由度。</w:t>
+        <w:t>从经营模式看，电机和编码器环节的规模效应明显，头部企业通过标准化产品和产能扩张摊薄成本；驱动器环节则更依赖与整机控制架构的深度耦合，单独销售的溢价空间有限，更多作为关节模组的组成部分实现价值。这一特征解释了为什么以谐波减速器起家的企业普遍向“减速器＋驱动＋编码器＋电机”的一体化模组延伸——把几个单独议价能力有限的部件，通过集成转化为一个具备系统性能承诺的整体产品。力矩传感器在这一集成中的作用尤为特殊：它本身外售规模有限，但决定了关节能否提供力控能力；相比传统位置控制型工业机器人，人形机器人在非结构化环境中对全身力控、柔顺控制和接触感知提出了更高要求，因此自研力矩传感器的模组厂商在产品定义上具有更大的自由度。</w:t>
       </w:r>
     </w:p>
     <w:p>
@@ -6816,7 +6816,7 @@
         <w:rPr>
           <w:rFonts w:hint="eastAsia"/>
         </w:rPr>
-        <w:t>一体化动力关节模组是无锡巨蟹的核心产品，也是当前人形机器人产业链中价值量最高、竞争最激烈的环节。据行业白皮书统计，2025年全球关节模组需求约72万个，其中国产人形整机的需求占约70%；2026年全球头部整机企业合计规划产能突破10万台，实际交付预计4万—6万台，对应关节模组需求将同步放大。关节模组在整机BOM成本中占比达35%—60%，是名副其实的“大头”。</w:t>
+        <w:t>一体化动力关节模组是无锡巨蟹的核心产品，也是当前人形机器人产业链中价值量最高、竞争最激烈的环节。据行业白皮书统计，2025年全球关节模组需求约72万个，其中国产人形整机的需求占约70%；据行业机构预测，2026年全球头部整机企业合计规划产能突破10万台，实际交付有望达到4万—6万台，对应关节模组需求将同步放大。关节模组在整机BOM成本中占比达35%—60%，是名副其实的“大头”。</w:t>
       </w:r>
     </w:p>
     <w:p>
@@ -6838,7 +6838,7 @@
         <w:rPr>
           <w:rFonts w:hint="eastAsia"/>
         </w:rPr>
-        <w:t>竞争格局上，关节模组环节参与者众多、来源复杂，大致可分为四类：一是由减速器企业向上集成（绿的谐波、来福谐波、中大力德、无锡巨蟹等）；二是由汽车零部件企业跨界切入，依托规模制造和成本控制能力（拓普集团、三花智控、震裕科技等）；三是由电机/运控企业延伸（鸣志电器、步科股份、雷赛智能、兆威机电等）；四是整机厂自研自供（宇树、智元、优必选等头部整机企业均具备一定的关节自研能力）。据行业白皮书预测，到2030年全球市场将形成5—8家头部企业占据80%以上份额的格局，缺乏核心技术和量产交付能力的中小厂商将逐步被淘汰。</w:t>
+        <w:t>竞争格局上，关节模组环节参与者众多、来源复杂，大致可分为四类：一是由减速器企业向上集成（绿的谐波、来福谐波、中大力德、无锡巨蟹等）；二是由汽车零部件企业跨界切入，依托规模制造和成本控制能力（拓普集团、三花智控、震裕科技等）；三是由电机/运控企业延伸（鸣志电器、步科股份、雷赛智能、兆威机电等）；四是整机厂自研自供（宇树、智元、优必选等头部整机企业均具备一定的关节自研能力）。据行业机构预测，到2030年全球市场可能形成5—8家头部企业占据80%以上份额的格局，缺乏核心技术和量产交付能力的中小厂商竞争压力将进一步加大。</w:t>
       </w:r>
     </w:p>
     <w:p>
@@ -7737,7 +7737,7 @@
                 <w:color w:val="000000"/>
                 <w:sz w:val="21"/>
               </w:rPr>
-              <w:t>单机价值量约占整机15%。据行业测算，2025年全球人形机器人需求对应灵巧手市场规模约71亿元，2030年有望达到约419亿元。第一梯队包括灵心巧手、因时机器人、帕西尼感知等，第二梯队包括智元、兆威机电、宇树（Dex5达20自由度、94个触觉传感器）等。</w:t>
+              <w:t>单机价值量约占整机15%。据部分机构测算，在较高出货增长假设下，2025年人形机器人灵巧手市场规模可达到约71亿元，2030年有望达到约419亿元。第一梯队包括灵心巧手、因时机器人、帕西尼感知等，第二梯队包括智元、兆威机电、宇树（Dex5达20自由度、94个触觉传感器）等。</w:t>
             </w:r>
           </w:p>
         </w:tc>
@@ -8639,7 +8639,7 @@
         <w:rPr>
           <w:rFonts w:hint="eastAsia"/>
         </w:rPr>
-        <w:t>展望2026年，中商产业研究院预测中国人形机器人出货量将达3.8万台，摩根士丹利预测2026年中国人形机器人销量将翻倍增长至2.8万台。据新华网报道及工业和信息化主管部门相关数据，2026年上半年国内人形机器人出货已超过4万台，全年产量有望冲刺10万台关口，实际进展快于年初的多数预测。长期来看，中国电子学会预测到2030年中国人形机器人市场规模有望达到约8,700亿元；高盛预测全球人形机器人出货量将由2025年的约2万台增长至2035年的140万台。</w:t>
+        <w:t>展望2026年，中商产业研究院预测中国人形机器人出货量将达3.8万台，摩根士丹利预测2026年中国人形机器人销量将翻倍增长至2.8万台。据第三方行业统计与公开报道，2026年上半年国内人形机器人出货已超过4万台，全年产量有望冲刺10万台关口，实际进展快于年初的多数预测。长期来看，中国电子学会预测到2030年中国人形机器人市场规模有望达到约8,700亿元；高盛预测全球人形机器人出货量将由2025年的约2万台增长至2035年的140万台。</w:t>
       </w:r>
     </w:p>
     <w:p>
@@ -8706,7 +8706,7 @@
           <w:sz w:val="11"/>
           <w:szCs w:val="11"/>
         </w:rPr>
-        <w:t>数据来源：2024—2025年实际值取新战略咨询与人形机器人场景应用联盟《2025—2026年度人形机器人产业发展研究报告》（2026年3月30日）口径；2026年预测值分别取中商产业研究院与摩根士丹利。2024年数值系按该报告披露的2025年出货2万台、同比增长614.29%倒算，为估算值。作为对照，GGII口径为2024年2,400台、2025年约1.8万台。2026年上半年实际出货已超4万台（工业和信息化主管部门数据），高于图中年初预测。</w:t>
+        <w:t>数据来源：2024—2025年实际值取新战略咨询与人形机器人场景应用联盟《2025—2026年度人形机器人产业发展研究报告》（2026年3月30日）口径；2026年预测值分别取中商产业研究院与摩根士丹利。2024年数值系按该报告披露的2025年出货2万台、同比增长614.29%倒算，为估算值。作为对照，GGII口径为2024年2,400台、2025年约1.8万台。2026年上半年实际出货已超4万台（第三方行业统计与公开报道口径），高于图中年初预测。</w:t>
       </w:r>
     </w:p>
     <w:p>
@@ -8922,7 +8922,7 @@
         <w:rPr>
           <w:rFonts w:hint="eastAsia"/>
         </w:rPr>
-        <w:t>政策是本轮人形机器人产业加速的重要推动力。2026年政府工作报告提出建立未来产业投入增长和风险分担机制，培育发展未来能源、量子科技、具身智能、脑机接口、6G等未来产业；“十五五”规划纲要草案亦提出前瞻布局未来产业，推动具身智能等成为新的经济增长点。这是具身智能首次被写入政府工作报告并列入国家重点培育的未来产业。</w:t>
+        <w:t>政策是本轮人形机器人产业加速的重要推动力。2025年具身智能首次写入政府工作报告，2026年继续被列为重点培育的未来产业方向。2026年政府工作报告提出建立未来产业投入增长和风险分担机制，培育发展未来能源、量子科技、具身智能、脑机接口、6G等未来产业；“十五五”规划纲要草案亦提出前瞻布局未来产业，推动具身智能等成为新的经济增长点。</w:t>
       </w:r>
     </w:p>
     <w:p>
@@ -8973,7 +8973,7 @@
         <w:rPr>
           <w:rFonts w:hint="eastAsia"/>
         </w:rPr>
-        <w:t>从区域看，人形机器人产业已在长三角、珠三角和京津冀形成较为集中的产业集群。江苏是重要节点：据公开报道，江苏省2025年人形机器人出货超过2,000台，约占全国产量的六分之一，2026年上半年出货已超过1万台。</w:t>
+        <w:t>从区域看，人形机器人产业已在长三角、珠三角和京津冀形成较为集中的产业集群。江苏是重要节点：据公开报道，江苏省2025年人形机器人出货超过2,000台，是国内重要的人形机器人产业集聚区，2026年上半年出货已超过1万台。</w:t>
       </w:r>
     </w:p>
     <w:p>
@@ -9159,7 +9159,7 @@
         <w:rPr>
           <w:rFonts w:hint="eastAsia"/>
         </w:rPr>
-        <w:t>把三者合起来看关节模组环节，竞争的核心已经不是单点性能。行业观点普遍认为，以往比较的是扭矩大小和精度高低，现在比较的是量产一致性、交付稳定性和良率，可复制的制造能力成为新的护城河；同时，一体化是规模化量产的必选项，无法提供一体化方案的模组厂商未来两年将迅速边缘化。预计到2030年，全球关节模组市场将形成5—8家头部企业占据80%以上份额的格局。</w:t>
+        <w:t>把三者合起来看关节模组环节，竞争的核心已经不是单点性能。行业观点普遍认为，以往比较的是扭矩大小和精度高低，现在比较的是量产一致性、交付稳定性和良率，可复制的制造能力成为新的护城河；同时，一体化能力正在成为规模化量产中的重要竞争方向，缺乏系统集成能力的企业未来竞争压力可能进一步加大。据行业机构预测，到2030年全球关节模组市场可能形成5—8家头部企业占据80%以上份额的格局。</w:t>
       </w:r>
     </w:p>
     <w:p>
@@ -9221,7 +9221,7 @@
         <w:rPr>
           <w:rFonts w:hint="eastAsia"/>
         </w:rPr>
-        <w:t>第二，在差异化规格上建立局部优势。头部企业的产能和成本优势集中在主流规格，而人形机器人的关节谱系正在快速细分：颈部和腕部需要超薄、超轻、小扭矩的模组，腰部和髋部需要大扭矩和高刚度，特种场景（防爆、高温、强电磁）还有额外要求。无锡巨蟹的R48-Lite（Ø48×45.5毫米、0.26公斤、峰值扭矩11N·m）以及非金属谐波减速器能力，属于这一类差异化产品；其为全球首款防爆人形机器人“天魁1号”提供上肢、中标哈尔滨电机厂发电机组智能检查机器人项目，也体现了在特种工业场景的切入路径。</w:t>
+        <w:t>第二，在差异化规格上建立局部优势。头部企业的产能和成本优势集中在主流规格，而人形机器人的关节谱系正在快速细分：颈部和腕部需要超薄、超轻、小扭矩的模组，腰部和髋部需要大扭矩和高刚度，特种场景（防爆、高温、强电磁）还有额外要求。无锡巨蟹的R48-Lite（Ø48×45.5毫米、0.26公斤、峰值扭矩11N·m）以及已布局的非金属谐波减速器，属于这一类差异化方向；其为全球首款防爆人形机器人“天魁1号”提供上肢、中标哈尔滨电机厂发电机组智能检查机器人项目，也体现了在特种工业场景的切入路径。</w:t>
       </w:r>
     </w:p>
     <w:p>
@@ -9232,7 +9232,7 @@
         <w:rPr>
           <w:rFonts w:hint="eastAsia"/>
         </w:rPr>
-        <w:t>第三，为规模化交付做好制造与质量体系准备。2026年全球头部整机企业合计规划产能突破10万台、实际交付预计4万—6万台，2027年后行业集中度将进一步提升。这一阶段供应商的核心竞争力是产能爬坡速度、批次一致性和不良率控制，以及与之匹配的检测能力（回差、传动精度、疲劳寿命的批量抽检）。</w:t>
+        <w:t>第三，为规模化交付做好制造与质量体系准备。据行业机构预测，2026年全球头部整机企业合计规划产能突破10万台、实际交付有望达到4万—6万台，2027年后行业集中度可能进一步提升。这一阶段供应商的核心竞争力是产能爬坡速度、批次一致性和不良率控制，以及与之匹配的检测能力（回差、传动精度、疲劳寿命的批量抽检）。</w:t>
       </w:r>
     </w:p>
     <w:p/>
@@ -9289,7 +9289,7 @@
         <w:rPr>
           <w:rFonts w:hint="eastAsia"/>
         </w:rPr>
-        <w:t>宇树科技是当前全球出货量最大的人形机器人企业，也是A股人形机器人第一股。据公司科创板招股文件，2025年公司营业收入17.08亿元，同比增长335.36%，毛利率60.27%，扣非后归母净利润6.001亿元，同比增长674.29%；2025年人形机器人出货量超过5,500台（纯人形口径，不含轮式双臂机器人），以32.4%的份额位居全球第一。</w:t>
+        <w:t>宇树科技是当前全球出货量最大的人形机器人企业，也是并已完成注册进入发行阶段。据公司科创板招股文件，2025年公司营业收入17.08亿元，同比增长335.36%，毛利率60.27%，扣非后归母净利润6.001亿元，同比增长674.29%；2025年人形机器人出货量超过5,500台（纯人形口径，不含轮式双臂机器人），以32.4%的份额位居全球第一。</w:t>
       </w:r>
     </w:p>
     <w:p>
@@ -9300,7 +9300,7 @@
         <w:rPr>
           <w:rFonts w:hint="eastAsia"/>
         </w:rPr>
-        <w:t>产品条线方面，公司同时经营四足机器人和人形机器人两条产品线。四足机器人已形成XDog、Laikago、AlienGo、A1、Go1、B1、Go2、B2、A2等系列，是公司早期收入的主要来源，产品已进入52个国家的水电站、炼油厂和考古现场等场景。人形机器人方面，2023年首款全尺寸机型H1上市，当年销售5台；2024年中型机型G1上市后开始放量，全年销售410台；2025年在G1、R1等中小尺寸机型带动下出货突破5,500台，同年10月20日发布H2（身高180厘米、体重70公斤，配备仿人双目与仿生人脸）。商业化方面，新加坡滨海湾金沙酒店部署了50台G1人形机器人提供客房服务和多语种导览，是较为典型的规模化商用案例。</w:t>
+        <w:t>产品条线方面，公司同时经营四足机器人和人形机器人两条产品线。四足机器人已形成XDog、Laikago、AlienGo、A1、Go1、B1、Go2、B2、A2等系列，是公司早期收入的主要来源，产品已进入52个国家的水电站、炼油厂和考古现场等场景。人形机器人方面，2023年首款全尺寸机型H1上市，当年销售5台；2024年中型机型G1上市后开始放量，全年销售410台；2025年在G1、R1等中小尺寸机型带动下出货突破5,500台，同年10月20日发布H2（身高180厘米、体重70公斤，配备仿人双目与仿生人脸）。商业化方面，据公开媒体报道，新加坡滨海湾金沙曾部署50台G1用于客房服务和多语种导览等服务场景。</w:t>
       </w:r>
     </w:p>
     <w:p>
@@ -10177,7 +10177,7 @@
         <w:rPr>
           <w:rFonts w:hint="eastAsia"/>
         </w:rPr>
-        <w:t>从已公开的供应商结构看，A链核心合作伙伴包括宁波华翔、立讯精密、博众精工、领益智造、蓝思科技、卧龙电驱和均普智能；关键零部件方面，谐波减速器由绿的谐波供应，行星减速器来自中大力德，关节模组由富临精工提供，3D视觉传感器来自奥比中光，IMU由华依科技研发；代工环节由均普智能负责本体代工、蓝思科技承担灵犀X1代工、宁波华翔提供本体代工支持。2025年下半年至2026年新增的代表性核心厂商包括雷赛智能、江苏雷利、龙溪股份、威孚高科、鸣志电器、爱仕达、沪光股份等。</w:t>
+        <w:t>据公开报道及产业链信息，智元的供应链合作伙伴包括宁波华翔、立讯精密、博众精工、领益智造、蓝思科技、卧龙电驱和均普智能；关键零部件方面，谐波减速器由绿的谐波供应，行星减速器来自中大力德，关节模组由富临精工提供，3D视觉传感器来自奥比中光，IMU由华依科技研发；代工环节由均普智能负责本体代工、蓝思科技承担灵犀X1代工、宁波华翔提供本体代工支持。2025年下半年至2026年新增的代表性核心厂商包括雷赛智能、江苏雷利、龙溪股份、威孚高科、鸣志电器、爱仕达、沪光股份等。</w:t>
       </w:r>
     </w:p>
     <w:p>
@@ -11514,7 +11514,7 @@
         <w:rPr>
           <w:rFonts w:hint="eastAsia"/>
         </w:rPr>
-        <w:t>对国内产业链而言，Optimus的意义有两点：一是其技术方案（旋转执行器＋线性执行器的混合架构、14个行星滚柱丝杠、约54个编码器的单机用量）已成为行业事实上的参照设计，直接影响国内整机的关节配置；二是其供应链定点为国内零部件企业提供了重要的验证机会，绿的谐波是目前国内唯一进入Optimus供应链的谐波减速器企业。需要注意的是，特斯拉的产能规划历史上多次延期，上述目标应作为方向性参考而非确定性预测。</w:t>
+        <w:t>对国内产业链而言，Optimus的意义有两点：一是其技术方案（旋转执行器＋线性执行器的混合架构、14个行星滚柱丝杠、约54个编码器的单机用量）已成为行业事实上的参照设计，直接影响国内整机的关节配置；二是其供应链定点为国内零部件企业提供了重要的验证机会，市场存在绿的谐波进入Optimus供应链的相关报道。需要注意的是，特斯拉的产能规划历史上多次延期，上述目标应作为方向性参考而非确定性预测。</w:t>
       </w:r>
     </w:p>
     <w:p/>
@@ -11559,7 +11559,7 @@
         <w:rPr>
           <w:rFonts w:hint="eastAsia"/>
         </w:rPr>
-        <w:t>6.1 已上市或已完成发行的企业</w:t>
+        <w:t>6.1 已上市或已进入发行阶段的企业</w:t>
       </w:r>
       <w:bookmarkEnd w:id="1031"/>
     </w:p>
@@ -11574,7 +11574,7 @@
           <w:b/>
           <w:sz w:val="21"/>
         </w:rPr>
-        <w:t>表9  已上市或已完成发行的人形机器人产业链企业（本轮资本化事件涉及）</w:t>
+        <w:t>表9  已上市或已进入发行阶段的人形机器人产业链企业（本轮资本化事件涉及）</w:t>
       </w:r>
     </w:p>
     <w:tbl>
@@ -13028,7 +13028,7 @@
                 <w:color w:val="000000"/>
                 <w:sz w:val="21"/>
               </w:rPr>
-              <w:t>上交所科创板，2026年7月2日注册生效</w:t>
+              <w:t>上交所科创板，2026年7月2日注册生效，截至本报告核验日已完成注册并进入发行阶段，尚未挂牌</w:t>
             </w:r>
           </w:p>
         </w:tc>
@@ -13091,7 +13091,7 @@
           <w:sz w:val="11"/>
           <w:szCs w:val="11"/>
         </w:rPr>
-        <w:t>数据来源：委托方提供的Wind金融数据库整理成果；上交所、深交所、北交所、港交所公开披露文件；各公司年报及公告；公开新闻报道。本表覆盖2020年以来发生首发上市、境外上市或发行定价等资本化事件、且与人形机器人产业链直接相关的企业；产业链中更早上市、本轮无新增资本化事件的公司另见表10。存在多地上市的，已在代码与上市地栏中一并列示；港股项目的保荐人以港交所招股章程封面载明的Sponsor为准，独家保荐与联席保荐已分别注明。</w:t>
+        <w:t>数据来源：委托方提供的Wind金融数据库整理成果；上交所、深交所、北交所、港交所公开披露文件；各公司年报及公告；公开新闻报道。本表覆盖2020年以来发生首发上市、境外上市或发行定价等资本化事件、且与人形机器人产业链直接相关的企业。其中宇树科技截至本报告核验日（2026年8月10日）已完成注册并进入发行阶段，尚未正式挂牌；产业链中更早上市、本轮无新增资本化事件的公司另见表10。存在多地上市的，已在代码与上市地栏中一并列示；港股项目的保荐人以港交所招股章程封面载明的Sponsor为准，独家保荐与联席保荐已分别注明。</w:t>
       </w:r>
     </w:p>
     <w:p>
@@ -16850,7 +16850,7 @@
         <w:rPr>
           <w:rFonts w:hint="eastAsia"/>
         </w:rPr>
-        <w:t>综合来看，本轮人形机器人产业链的资本化呈现五个特征。第一，通道多元：A股科创板第五套标准与创业板第四套标准同时向未盈利的具身智能企业开放（乐聚智能为创业板第四套标准首单），港股18C特专科技通道承接高研发投入企业（卡诺普、珞石机器人、卧安机器人），并新增“H股回A”路径（越疆科技为粤港澳大湾区首单）。第二，审核提速：宇树科技从受理到证监会同意注册仅104天，越疆科技从受理到上会仅86天，新睿电子从受理到上市约12个月。第三，估值分层明显：整机头部企业估值在百亿至数百亿元量级（宇树发行后市值约609亿元、智元目标估值400亿—500亿港元、银河通用约260亿元、智平方超200亿元），而零部件企业估值显著低于整机（来福谐波发行前估值约15亿元、乐聚智能最近一轮投后43.27亿元）。第四，盈利尚未普及：乐聚智能招股信息预计最早2028年盈利，来福谐波三年连续亏损，云深处科技则是少数已实现盈利的标的。第五，退出并非单行道：节卡股份的终止提示，赛道热度并不能替代对独立性、供应链自主性和产能消化逻辑的实质审核。</w:t>
+        <w:t>综合来看，本轮人形机器人产业链的资本化呈现五个特征。第一，通道多元：A股科创板第五套标准与创业板第四套标准同时向未盈利的具身智能企业开放（乐聚智能为创业板第四套标准首单），港股18C特专科技通道承接高研发投入企业（卡诺普、珞石机器人、卧安机器人），并新增“H股回A”路径（越疆科技为粤港澳大湾区首单）。第二，审核提速：宇树科技从受理到证监会同意注册仅104天，越疆科技从受理到上会仅86天，新睿电子从受理到上市约12个月。第三，估值分层明显：整机头部企业估值在百亿至数百亿元量级（宇树按发行价对应市值约609亿元、智元目标估值400亿—500亿港元、银河通用约260亿元、智平方超200亿元），而零部件企业估值显著低于整机（来福谐波发行前估值约15亿元、乐聚智能最近一轮投后43.27亿元）。第四，盈利尚未普及：乐聚智能招股信息预计最早2028年盈利，来福谐波三年连续亏损，云深处科技则是少数已实现盈利的标的。第五，退出并非单行道：节卡股份的终止提示，赛道热度并不能替代对独立性、供应链自主性和产能消化逻辑的实质审核。</w:t>
       </w:r>
     </w:p>
     <w:p>
@@ -18690,6 +18690,17 @@
     </w:p>
     <w:p>
       <w:pPr>
+        <w:pStyle w:val="a0"/>
+      </w:pPr>
+      <w:r>
+        <w:rPr>
+          <w:rFonts w:hint="eastAsia"/>
+        </w:rPr>
+        <w:t>该组项目需区分两类：越疆科技（A股）、卡诺普机器人、斯坦德机器人属于首发上市项目，智谱、镭神技术属于上市辅导，二者构成IPO储备；金道科技的可转换公司债券发行与晋拓股份的向特定对象发行股票（定增）属于上市公司再融资项目，不计入IPO储备。下表已在“事项”一栏分别注明。</w:t>
+      </w:r>
+    </w:p>
+    <w:p>
+      <w:pPr>
         <w:keepNext/>
         <w:jc w:val="center"/>
       </w:pPr>
@@ -18699,7 +18710,7 @@
           <w:b/>
           <w:sz w:val="21"/>
         </w:rPr>
-        <w:t>表14  国泰海通系正在保荐、在审或辅导的相关公司</w:t>
+        <w:t>表14  国泰海通系正在保荐、在审或辅导的相关公司（含IPO与再融资两类）</w:t>
       </w:r>
     </w:p>
     <w:tbl>
@@ -18907,7 +18918,7 @@
                 <w:color w:val="000000"/>
                 <w:sz w:val="21"/>
               </w:rPr>
-              <w:t>创业板IPO（H股回A）</w:t>
+              <w:t>创业板IPO（H股回A，首发上市）</w:t>
             </w:r>
           </w:p>
         </w:tc>
@@ -19028,7 +19039,7 @@
                 <w:color w:val="000000"/>
                 <w:sz w:val="21"/>
               </w:rPr>
-              <w:t>港交所18C上市</w:t>
+              <w:t>港交所18C上市（首发上市）</w:t>
             </w:r>
           </w:p>
         </w:tc>
@@ -19149,7 +19160,7 @@
                 <w:color w:val="000000"/>
                 <w:sz w:val="21"/>
               </w:rPr>
-              <w:t>港交所上市</w:t>
+              <w:t>港交所上市（首发上市）</w:t>
             </w:r>
           </w:p>
         </w:tc>
@@ -19270,7 +19281,7 @@
                 <w:color w:val="000000"/>
                 <w:sz w:val="21"/>
               </w:rPr>
-              <w:t>可转换公司债券发行</w:t>
+              <w:t>可转换公司债券发行（再融资）</w:t>
             </w:r>
           </w:p>
         </w:tc>
@@ -19391,7 +19402,7 @@
                 <w:color w:val="000000"/>
                 <w:sz w:val="21"/>
               </w:rPr>
-              <w:t>向特定对象发行股票（定增）</w:t>
+              <w:t>向特定对象发行股票（定增，再融资）</w:t>
             </w:r>
           </w:p>
         </w:tc>
@@ -19512,7 +19523,7 @@
                 <w:color w:val="000000"/>
                 <w:sz w:val="21"/>
               </w:rPr>
-              <w:t>A股IPO辅导</w:t>
+              <w:t>A股IPO辅导（IPO储备）</w:t>
             </w:r>
           </w:p>
         </w:tc>
@@ -19633,7 +19644,7 @@
                 <w:color w:val="000000"/>
                 <w:sz w:val="21"/>
               </w:rPr>
-              <w:t>A股IPO辅导</w:t>
+              <w:t>A股IPO辅导（IPO储备）</w:t>
             </w:r>
           </w:p>
         </w:tc>
@@ -22116,7 +22127,7 @@
         <w:rPr>
           <w:rFonts w:hint="eastAsia"/>
         </w:rPr>
-        <w:t>国泰海通系在本产业链已保荐上市13家、正在保荐或辅导7家、曾保荐但终止1家、股权投资参股9家，并通过7只产业基金形成覆盖。保荐项目覆盖上游核心零部件（绿的谐波、步科股份、新睿电子、三瑞智能、晋拓股份、国茂股份、伟创电气、丰立智能、永贵电器、金道科技）与中游本体及感知（优必选、越疆科技、乐动机器人、珞石机器人、卡诺普、卧安机器人、斯坦德机器人），其中优必选与卡诺普为独家保荐，投资侧集中于整机、核心零部件与具身智能（智元、智平方、首形科技、灵猴机器人、赛那德、飒智智能、银河通用等）。</w:t>
+        <w:t>国泰海通系在本产业链已保荐上市13家，在审或辅导中的项目7个（其中首发上市与上市辅导5个、上市公司再融资2个），曾保荐但终止1家，股权投资参股9家，并通过7只产业基金形成覆盖。保荐项目覆盖上游核心零部件（绿的谐波、步科股份、新睿电子、三瑞智能、晋拓股份、国茂股份、伟创电气、丰立智能、永贵电器、金道科技）与中游本体及感知（优必选、越疆科技、乐动机器人、珞石机器人、卡诺普、卧安机器人、斯坦德机器人），其中优必选与卡诺普为独家保荐，投资侧集中于整机、核心零部件与具身智能（智元、智平方、首形科技、灵猴机器人、赛那德、飒智智能、银河通用等）。</w:t>
       </w:r>
     </w:p>
     <w:p/>
@@ -22162,7 +22173,7 @@
         <w:rPr>
           <w:rFonts w:hint="eastAsia"/>
         </w:rPr>
-        <w:t>无锡巨蟹智能驱动科技有限公司成立于2019年4月26日，位于无锡，系江苏省重点智能制造企业，拥有约8,000平方米研制基地，创始人赵伟为东南大学仪器科学与工程学院2016级博士。公司以谐波减速器为核心，自主研发微型低压驱动器、编码器与力矩传感器，并将谐波减速器、驱动器、双编码器、力矩传感器和制动器五类部件高度集成为可直接装配的即插即用关节模组，产品线还包括通用型上肢硬件平台和人形机械臂。公司自成立之初即投入数年时间研发关节中壁垒最高的谐波减速器，已掌握原材料、热处理、加工工艺、设计仿真等关键技术，并形成了从减速机到驱动再到编码器的集成化、信息化和小型化研发体系。</w:t>
+        <w:t>无锡巨蟹智能驱动科技有限公司成立于2019年4月26日，位于无锡，系江苏省重点智能制造企业，拥有约12,000平方米研制基地，创始人赵伟为东南大学仪器科学与工程学院2016级博士。公司以谐波减速器为核心，自主研发微型低压驱动器、编码器与力矩传感器，并将谐波减速器、驱动器、双编码器、力矩传感器和制动器五类部件高度集成为可直接装配的即插即用关节模组，产品线还包括通用型上肢硬件平台和人形机械臂。公司自成立之初即投入数年时间研发关节中壁垒最高的谐波减速器，已掌握原材料、热处理、加工工艺、设计仿真等关键技术，并形成了从减速机到驱动再到编码器的集成化、信息化和小型化研发体系。</w:t>
       </w:r>
     </w:p>
     <w:p>
@@ -22173,7 +22184,7 @@
         <w:rPr>
           <w:rFonts w:hint="eastAsia"/>
         </w:rPr>
-        <w:t>关节模组产品体系包含R48、R58、R68、R83、R102、R120六大系列，并按性能分为基础版、高性能版与腰部专用版；全系采用高扭矩电机与自研谐波减速机，标配双编码器设计，并结合高分辨率力矩传感器，实现对位置、速度与力矩的精确控制。公司于2024年6月发布的第三代关节即以融入力传感器为主要改进方向。各系列适用部位如下：R48、R58系列适用于头部和腕关节，R83系列适用于肩、肘、膝关节及腰部，R120系列适用于髋关节和腰部。以R48-Lite集成式谐波减速关节模组为例，体积Ø48×45.5毫米、重量0.26公斤、额定扭矩5N·m、峰值扭矩11±0.5N·m、减速比101:1、额定转速3,000转/分，较前代产品长度缩短8毫米，主要面向机器人颈部、手腕等对空间和精度要求较高的部位。公司公开宣称已打破国外品牌在机器人谐波减速器领域的长期垄断，并具备非金属谐波减速器的制造能力。</w:t>
+        <w:t>关节模组产品体系包含R48、R58、R68、R83、R102、R120六大系列，并按性能分为基础版、高性能版与腰部专用版；全系采用高扭矩电机与自研谐波减速机，标配双编码器设计，并结合高分辨率力矩传感器，实现对位置、速度与力矩的精确控制。公司于2024年6月发布的第三代关节即以融入力传感器为主要改进方向。各系列适用部位如下：R48、R58系列适用于头部和腕关节，R83系列适用于肩、肘、膝关节及腰部，R120系列适用于髋关节和腰部。以R48-Lite集成式谐波减速关节模组为例，体积Ø48×45.5毫米、重量0.26公斤、额定扭矩5N·m、峰值扭矩11±0.5N·m、减速比101:1、额定转速3,000转/分，较前代产品长度缩短8毫米，主要面向机器人颈部、手腕等对空间和精度要求较高的部位。公司公开表示已打破国外品牌在机器人谐波减速器领域的长期垄断，并已布局非金属谐波减速器。</w:t>
       </w:r>
     </w:p>
     <w:p>
@@ -22744,7 +22755,7 @@
                 <w:color w:val="000000"/>
                 <w:sz w:val="21"/>
               </w:rPr>
-              <w:t>编码器是核心零部件中国产化程度最低的环节（国内前五仅一家内资）；力矩传感器决定关节能否实现力控，而力控是人形机器人区别于传统工业机器人的核心要求。二者的自研若确有竞争力，是区别于同类模组厂商的关键差异点。</w:t>
+              <w:t>编码器是核心零部件中国产化程度最低的环节（国内前五仅一家内资）；力矩传感器决定关节能否实现力控；相比传统位置控制型工业机器人，人形机器人在非结构化环境中对全身力控、柔顺控制和接触感知提出了更高要求。二者的自研若确有竞争力，是区别于同类模组厂商的关键差异点。</w:t>
             </w:r>
           </w:p>
         </w:tc>
@@ -23165,7 +23176,7 @@
         <w:rPr>
           <w:rFonts w:hint="eastAsia"/>
         </w:rPr>
-        <w:t>综合来看，无锡巨蟹处在人形机器人产业链中价值量最高、竞争也最激烈的环节，其“四项核心部件自研＋系列化一体化模组＋上肢平台”的产品结构在技术路径上是正确的，符合行业向一体化和系统承诺迁移的方向；自研编码器、自研力矩传感器和非金属谐波减速器构成了区别于多数同类企业的潜在差异点；无锡本地的整机集群和科沃斯的战略投资为其提供了区位与生态支撑。</w:t>
+        <w:t>综合来看，无锡巨蟹处在人形机器人产业链中价值量最高、竞争也最激烈的环节，其“四项核心部件自研＋系列化一体化模组＋上肢平台”的产品结构在技术路径上是正确的，符合行业向一体化和系统承诺迁移的方向；自研编码器、自研力矩传感器和非金属谐波减速器构成了区别于多数同类企业的潜在差异点。需要说明的是，全栈自研本身并不等同于竞争优势，其价值最终取决于能否转化为更低成本、更轻重量、更高扭矩密度、更高可靠性或更快的客户开发效率；无锡本地的整机集群和科沃斯的战略投资为其提供了区位与生态支撑。</w:t>
       </w:r>
     </w:p>
     <w:p>

--- a/output/交付物/中国人形机器人产业链研究.docx
+++ b/output/交付物/中国人形机器人产业链研究.docx
@@ -11542,7 +11542,7 @@
         <w:rPr>
           <w:rFonts w:hint="eastAsia"/>
         </w:rPr>
-        <w:t>本章资本化进度核验至2026年8月10日，并以委托方提供的Wind金融数据库整理成果为基础，经公开披露文件逐条复核后补充完善。未上市企业的估值均来自公开报道的融资后估值或发行公告，不代表实际交易定价。据公开统计，截至2026年7月，国内已有超过20家人形机器人核心企业进入IPO辅导、申报、聆讯或发行阶段；据国泰海通研究，2026年前四个月中国人形机器人产业股权融资累计达889亿元，已远超2025年全年水平。</w:t>
+        <w:t>本章资本化进度核验至2026年8月10日，并以Wind数据库数据源为基础，经公开披露文件逐条复核后补充完善。未上市企业的估值均来自公开报道的融资后估值或发行公告，不代表实际交易定价。据公开统计，截至2026年7月，国内已有超过20家人形机器人核心企业进入IPO辅导、申报、聆讯或发行阶段；据国泰海通研究，2026年前四个月中国人形机器人产业股权融资累计达889亿元，已远超2025年全年水平。</w:t>
       </w:r>
     </w:p>
     <w:p>
@@ -13091,7 +13091,7 @@
           <w:sz w:val="11"/>
           <w:szCs w:val="11"/>
         </w:rPr>
-        <w:t>数据来源：委托方提供的Wind金融数据库整理成果；上交所、深交所、北交所、港交所公开披露文件；各公司年报及公告；公开新闻报道。本表覆盖2020年以来发生首发上市、境外上市或发行定价等资本化事件、且与人形机器人产业链直接相关的企业。其中宇树科技截至本报告核验日（2026年8月10日）已完成注册并进入发行阶段，尚未正式挂牌；产业链中更早上市、本轮无新增资本化事件的公司另见表10。存在多地上市的，已在代码与上市地栏中一并列示；港股项目的保荐人以港交所招股章程封面载明的Sponsor为准，独家保荐与联席保荐已分别注明。</w:t>
+        <w:t>数据来源：Wind数据库；上交所、深交所、北交所、港交所公开披露文件；各公司年报及公告；公开新闻报道。本表覆盖2020年以来发生首发上市、境外上市或发行定价等资本化事件、且与人形机器人产业链直接相关的企业。其中宇树科技截至本报告核验日（2026年8月10日）已完成注册并进入发行阶段，尚未正式挂牌；产业链中更早上市、本轮无新增资本化事件的公司另见表10。存在多地上市的，已在代码与上市地栏中一并列示；港股项目的保荐人以港交所招股章程封面载明的Sponsor为准，独家保荐与联席保荐已分别注明。</w:t>
       </w:r>
     </w:p>
     <w:p>
@@ -15205,7 +15205,7 @@
           <w:sz w:val="11"/>
           <w:szCs w:val="11"/>
         </w:rPr>
-        <w:t>数据来源：委托方提供的Wind整理成果；深交所、上交所、港交所公开披露；公开新闻报道。本报告复核后补充智元机器人承销团完整名单（原表仅列中信证券）及乐聚智能出货口径说明。</w:t>
+        <w:t>数据来源：Wind数据库；深交所、上交所、港交所公开披露；公开新闻报道。本报告复核后补充智元机器人承销团完整名单（原表仅列中信证券）及乐聚智能出货口径说明。</w:t>
       </w:r>
     </w:p>
     <w:p>
@@ -16763,7 +16763,7 @@
           <w:sz w:val="11"/>
           <w:szCs w:val="11"/>
         </w:rPr>
-        <w:t>数据来源：委托方提供的Wind整理成果；中国证监会及各地证监局辅导备案公示；港交所披露文件；公开融资报道及企业工商信息。“券商系股东或投资方”一栏系通过股东穿透与融资报道整理，仅反映券商与企业已有股权层面的接触，不代表已建立保荐或辅导关系，两者不可相互推定；标注“尚未公开披露”的企业均为仅完成股份制改造、尚未在证监局办理辅导备案且未向交易所递表，法定程序尚未启动。</w:t>
+        <w:t>数据来源：Wind数据库；中国证监会及各地证监局辅导备案公示；港交所披露文件；公开融资报道及企业工商信息。“券商系股东或投资方”一栏系通过股东穿透与融资报道整理，仅反映券商与企业已有股权层面的接触，不代表已建立保荐或辅导关系，两者不可相互推定；标注“尚未公开披露”的企业均为仅完成股份制改造、尚未在证监局办理辅导备案且未向交易所递表，法定程序尚未启动。</w:t>
       </w:r>
     </w:p>
     <w:p>
@@ -16889,7 +16889,7 @@
         <w:rPr>
           <w:rFonts w:hint="eastAsia"/>
         </w:rPr>
-        <w:t>本章在委托方提供的Wind整理成果基础上，经交易所公开披露文件、监管机构辅导备案公示和公开报道逐条复核，并补充了原稿未覆盖的公司。梳理范围覆盖国泰海通证券及其前身国泰君安证券、海通证券，以及集团内国泰君安国际、海通国际、国泰君安创新投资、国泰君安证裕投资、海通开元、海通创新证券投资等主体。</w:t>
+        <w:t>本章基于Wind数据库数据源，经交易所公开披露文件、监管机构辅导备案公示和公开报道逐条复核，并补充了原稿未覆盖的公司。梳理范围覆盖国泰海通证券及其前身国泰君安证券、海通证券，以及集团内国泰君安国际、海通国际、国泰君安创新投资、国泰君安证裕投资、海通开元、海通创新证券投资等主体。</w:t>
       </w:r>
     </w:p>
     <w:p>
@@ -18097,7 +18097,7 @@
                 <w:color w:val="000000"/>
                 <w:sz w:val="21"/>
               </w:rPr>
-              <w:t>—</w:t>
+              <w:t>6600.HK</w:t>
             </w:r>
           </w:p>
         </w:tc>
@@ -18667,7 +18667,7 @@
           <w:sz w:val="11"/>
           <w:szCs w:val="11"/>
         </w:rPr>
-        <w:t>数据来源：委托方提供的Wind整理成果；上交所、深交所、北交所、港交所公开披露文件。本轮补充国茂股份、伟创电气、丰立智能、永贵电器四家合并前项目及已完成上市的卧安机器人，此前已补三瑞智能。其中永贵电器的保荐机构以委托方提供口径列示，未从公开渠道核到发行时的保荐主体名称，建议以招股说明书封面复核。</w:t>
+        <w:t>数据来源：Wind数据库；上交所、深交所、北交所、港交所公开披露文件。本轮补充国茂股份、伟创电气、丰立智能、永贵电器四家合并前项目及已完成上市的卧安机器人，此前已补三瑞智能。其中永贵电器的保荐机构以Wind数据库口径列示，未从公开渠道核到发行时的保荐主体名称，建议以招股说明书封面复核。</w:t>
       </w:r>
     </w:p>
     <w:p>
@@ -19730,7 +19730,7 @@
           <w:sz w:val="11"/>
           <w:szCs w:val="11"/>
         </w:rPr>
-        <w:t>数据来源：委托方提供的Wind整理成果；交易所公开披露；中国证监会及各地证监局辅导备案公示。本报告复核后补充晋拓股份、智谱、镭神技术三家。其中金道科技主营齿轮传动部件，与关节模组的传动环节相关；晋拓股份为铝合金精密压铸件企业，已服务UR、云迹、节卡等协作机器人厂商并布局人形机器人零部件；智谱为人工智能大模型企业，与具身智能“大脑”层相关；镭神技术主营光通信与半导体精密装备，属上游设备、与机器人产业链弱相关，列出以反映国泰海通在精密制造领域的辅导布局。</w:t>
+        <w:t>数据来源：Wind数据库；交易所公开披露；中国证监会及各地证监局辅导备案公示。本报告复核后补充晋拓股份、智谱、镭神技术三家。其中金道科技主营齿轮传动部件，与关节模组的传动环节相关；晋拓股份为铝合金精密压铸件企业，已服务UR、云迹、节卡等协作机器人厂商并布局人形机器人零部件；智谱为人工智能大模型企业，与具身智能“大脑”层相关；镭神技术主营光通信与半导体精密装备，属上游设备、与机器人产业链弱相关，列出以反映国泰海通在精密制造领域的辅导布局。</w:t>
       </w:r>
     </w:p>
     <w:p>
@@ -21064,7 +21064,7 @@
           <w:sz w:val="11"/>
           <w:szCs w:val="11"/>
         </w:rPr>
-        <w:t>数据来源：委托方提供的Wind整理成果；公开融资报道。本轮补充灵猴机器人、赛那德两家，并对宇树科技的IPO跟投改列为待核实、对银河通用的持有方式按直接投资与LP间接敞口作了区分。证券公司私募股权子公司的投资组合并非全部对外披露，本表不构成完整清单。</w:t>
+        <w:t>数据来源：Wind数据库；公开融资报道。本轮补充灵猴机器人、赛那德两家，并对宇树科技的IPO跟投改列为待核实、对银河通用的持有方式按直接投资与LP间接敞口作了区分。证券公司私募股权子公司的投资组合并非全部对外披露，本表不构成完整清单。</w:t>
       </w:r>
     </w:p>
     <w:p>
@@ -22098,7 +22098,7 @@
           <w:sz w:val="11"/>
           <w:szCs w:val="11"/>
         </w:rPr>
-        <w:t>数据来源：委托方提供的Wind整理成果；公开报道。需要说明两点：一是上述基金多为综合性股权投资基金，机器人仅为其投资方向之一，各只基金的规模不宜简单加总视为对机器人产业链的投入金额；二是基金的管理人与出资主体按设立或备案时的名称列示，其中国泰君安证裕投资已于2026年6月30日被海通创新证券投资吸收合并并更名为国泰海通证裕投资。</w:t>
+        <w:t>数据来源：Wind数据库；公开报道。需要说明两点：一是上述基金多为综合性股权投资基金，机器人仅为其投资方向之一，各只基金的规模不宜简单加总视为对机器人产业链的投入金额；二是基金的管理人与出资主体按设立或备案时的名称列示，其中国泰君安证裕投资已于2026年6月30日被海通创新证券投资吸收合并并更名为国泰海通证裕投资。</w:t>
       </w:r>
     </w:p>
     <w:p>
@@ -23215,7 +23215,7 @@
         <w:rPr>
           <w:rFonts w:hint="eastAsia"/>
         </w:rPr>
-        <w:t>本报告的数据来源分五类：一是交易所与监管机构的公开披露文件，包括上交所、深交所、北交所、港交所的招股说明书、发行保荐书、受理与问询公告，以及中国证监会和各地证监局的辅导备案公示；二是上市公司的定期报告与公告；三是第三方专业机构的行业统计，主要为新战略咨询与人形机器人场景应用联盟、高工机器人（GGII）、北京赛迪出版传媒与中国电子报、觅途咨询、MIR DATABANK，以及中商产业研究院、摩根士丹利、高盛的预测；四是政府部门与官方媒体发布的政策与产业信息；五是企业官网、展会资料与行业媒体报道。第六、七章的资本化进度与券商关联内容，以委托方提供的、基于Wind金融数据库整理的成果为基础框架，经上述公开文件逐条复核后补充完善。</w:t>
+        <w:t>本报告的数据来源分五类：一是交易所与监管机构的公开披露文件，包括上交所、深交所、北交所、港交所的招股说明书、发行保荐书、受理与问询公告，以及中国证监会和各地证监局的辅导备案公示；二是上市公司的定期报告与公告；三是第三方专业机构的行业统计，主要为新战略咨询与人形机器人场景应用联盟、高工机器人（GGII）、北京赛迪出版传媒与中国电子报、觅途咨询、MIR DATABANK，以及中商产业研究院、摩根士丹利、高盛的预测；四是政府部门与官方媒体发布的政策与产业信息；五是企业官网、展会资料与行业媒体报道。第六、七章的资本化进度与券商关联内容，以Wind数据库数据源为基础框架，经上述公开文件逐条复核后补充完善。</w:t>
       </w:r>
     </w:p>
     <w:p>
